--- a/downloads/teacher/ai-6-week-12.docx
+++ b/downloads/teacher/ai-6-week-12.docx
@@ -1938,6 +1938,396 @@
         <w:t>For the Grounded Learning Service, retain an annotated trace and the changed-case result. Name the contract or evidence that makes the deciding step valid, so another team can review it.</w:t>
       </w:r>
     </w:p>
+    <w:p>
+      <w:pPr>
+        <w:pStyle w:val="Heading1"/>
+      </w:pPr>
+      <w:r>
+        <w:t>07. Prepare, teach and assess</w:t>
+      </w:r>
+    </w:p>
+    <w:p>
+      <w:r>
+        <w:t>Teaching target: Explain the mechanism and terminology of logs traces and privacy</w:t>
+      </w:r>
+    </w:p>
+    <w:p>
+      <w:r>
+        <w:t>Prepare the labelled worked-case picture, the matching workbook, fictional input cards and a place for individual responses. Check a local Python 3 environment before class; have a paper-trace version ready.</w:t>
+      </w:r>
+    </w:p>
+    <w:tbl>
+      <w:tblPr>
+        <w:tblStyle w:val="LightShading-Accent1"/>
+        <w:tblW w:type="auto" w:w="0"/>
+        <w:tblLook w:firstColumn="1" w:firstRow="1" w:lastColumn="0" w:lastRow="0" w:noHBand="0" w:noVBand="1" w:val="04A0"/>
+      </w:tblPr>
+      <w:tblGrid>
+        <w:gridCol w:w="3408"/>
+        <w:gridCol w:w="3408"/>
+        <w:gridCol w:w="3408"/>
+      </w:tblGrid>
+      <w:tr>
+        <w:trPr>
+          <w:tblHeader/>
+        </w:trPr>
+        <w:tc>
+          <w:tcPr>
+            <w:tcW w:type="dxa" w:w="3408"/>
+          </w:tcPr>
+          <w:p>
+            <w:r>
+              <w:t>Session</w:t>
+            </w:r>
+          </w:p>
+        </w:tc>
+        <w:tc>
+          <w:tcPr>
+            <w:tcW w:type="dxa" w:w="3408"/>
+          </w:tcPr>
+          <w:p>
+            <w:r>
+              <w:t>Plan</w:t>
+            </w:r>
+          </w:p>
+        </w:tc>
+        <w:tc>
+          <w:tcPr>
+            <w:tcW w:type="dxa" w:w="3408"/>
+          </w:tcPr>
+          <w:p>
+            <w:r>
+              <w:t>Resources</w:t>
+            </w:r>
+          </w:p>
+        </w:tc>
+      </w:tr>
+      <w:tr>
+        <w:tc>
+          <w:tcPr>
+            <w:tcW w:type="dxa" w:w="3408"/>
+          </w:tcPr>
+          <w:p>
+            <w:r>
+              <w:t>Session 1 · Understand · 45 min</w:t>
+            </w:r>
+          </w:p>
+        </w:tc>
+        <w:tc>
+          <w:tcPr>
+            <w:tcW w:type="dxa" w:w="3408"/>
+          </w:tcPr>
+          <w:p>
+            <w:r>
+              <w:t>0–7: recall and prerequisite; 7–15: inspect the concrete case and predict; 15–30: teacher models the worked trace; 30–40: learners explain a step using the text and visual; 40–45: check the core idea.</w:t>
+            </w:r>
+          </w:p>
+        </w:tc>
+        <w:tc>
+          <w:tcPr>
+            <w:tcW w:type="dxa" w:w="3408"/>
+          </w:tcPr>
+          <w:p>
+            <w:r>
+              <w:t>Sections 1–6; record the brief recall in the workbook.</w:t>
+            </w:r>
+          </w:p>
+        </w:tc>
+      </w:tr>
+      <w:tr>
+        <w:tc>
+          <w:tcPr>
+            <w:tcW w:type="dxa" w:w="3408"/>
+          </w:tcPr>
+          <w:p>
+            <w:r>
+              <w:t>Session 2 · Practise · 45 min</w:t>
+            </w:r>
+          </w:p>
+        </w:tc>
+        <w:tc>
+          <w:tcPr>
+            <w:tcW w:type="dxa" w:w="3408"/>
+          </w:tcPr>
+          <w:p>
+            <w:r>
+              <w:t>0–5: retrieve the procedure; 5–15: W2 completion practice; 15–23: explain and check with a partner; 23–30: each learner answers the misconception check; 30–40: targeted reteaching or a harder variation; 40–45: prepare the investigation.</w:t>
+            </w:r>
+          </w:p>
+        </w:tc>
+        <w:tc>
+          <w:tcPr>
+            <w:tcW w:type="dxa" w:w="3408"/>
+          </w:tcPr>
+          <w:p>
+            <w:r>
+              <w:t>Sections 7–10; use the matching workbook W2 and misconception check.</w:t>
+            </w:r>
+          </w:p>
+        </w:tc>
+      </w:tr>
+      <w:tr>
+        <w:tc>
+          <w:tcPr>
+            <w:tcW w:type="dxa" w:w="3408"/>
+          </w:tcPr>
+          <w:p>
+            <w:r>
+              <w:t>Session 3 · Investigate and transfer · 45 min</w:t>
+            </w:r>
+          </w:p>
+        </w:tc>
+        <w:tc>
+          <w:tcPr>
+            <w:tcW w:type="dxa" w:w="3408"/>
+          </w:tcPr>
+          <w:p>
+            <w:r>
+              <w:t>0–5: retrieve the decision rule; 5–20: investigate or trace; 20–30: start the independent case; 30–38: connect the project; 38–43: act on feedback; 43–45: plan the return check.</w:t>
+            </w:r>
+          </w:p>
+        </w:tc>
+        <w:tc>
+          <w:tcPr>
+            <w:tcW w:type="dxa" w:w="3408"/>
+          </w:tcPr>
+          <w:p>
+            <w:r>
+              <w:t>Sections 9 and 11–14. Give extra time to finish the full task set; use Section 15 when the week includes a coding lab.</w:t>
+            </w:r>
+          </w:p>
+        </w:tc>
+      </w:tr>
+    </w:tbl>
+    <w:p>
+      <w:r>
+        <w:t>Before class, solve the supported practice: A failure record includes trace R7, status=denied and the complete student passcode. Show the intermediate steps and give the conclusion with its scope.</w:t>
+      </w:r>
+    </w:p>
+    <w:p>
+      <w:r>
+        <w:t>Reasoned practice answer: Teacher explanation: Trace/status are useful; passcode violates the logging policy. Redact sensitive content and retain a non-sensitive error category.</w:t>
+      </w:r>
+    </w:p>
+    <w:p>
+      <w:r>
+        <w:t>Check every learner before discussion: Use the worked case for Logs traces and privacy. Proposed explanation: “The worked result establishes every future case”. Decide whether this explanation is supported. Point to the step or supplied fact that decides; explain your repair if needed.</w:t>
+      </w:r>
+    </w:p>
+    <w:p>
+      <w:r>
+        <w:t>Misconception repair: A trace ID can still be linkable; minimisation and role-controlled access remain necessary.</w:t>
+      </w:r>
+    </w:p>
+    <w:p>
+      <w:r>
+        <w:t>Support: read the exact case aloud, enlarge the labelled picture, supply input cards and model only the first deciding step. Accept a spoken explanation or drawing; retain the reasoning goal.</w:t>
+      </w:r>
+    </w:p>
+    <w:p>
+      <w:r>
+        <w:t>Extension: A developer logs the full learner question. Require a prediction and a reason before comparing. Expected result: That additional field violates this logging policy. Reason: Debugging convenience does not authorise storing more personal information.</w:t>
+      </w:r>
+    </w:p>
+    <w:p>
+      <w:r>
+        <w:t>Independent assessment: withhold the reserved answer until the learner has attempted the new case. Record support separately from correctness.</w:t>
+      </w:r>
+    </w:p>
+    <w:tbl>
+      <w:tblPr>
+        <w:tblStyle w:val="LightShading-Accent1"/>
+        <w:tblW w:type="auto" w:w="0"/>
+        <w:tblLook w:firstColumn="1" w:firstRow="1" w:lastColumn="0" w:lastRow="0" w:noHBand="0" w:noVBand="1" w:val="04A0"/>
+      </w:tblPr>
+      <w:tblGrid>
+        <w:gridCol w:w="2556"/>
+        <w:gridCol w:w="2556"/>
+        <w:gridCol w:w="2556"/>
+        <w:gridCol w:w="2556"/>
+      </w:tblGrid>
+      <w:tr>
+        <w:trPr>
+          <w:tblHeader/>
+        </w:trPr>
+        <w:tc>
+          <w:tcPr>
+            <w:tcW w:type="dxa" w:w="2556"/>
+          </w:tcPr>
+          <w:p>
+            <w:r>
+              <w:t>Criterion</w:t>
+            </w:r>
+          </w:p>
+        </w:tc>
+        <w:tc>
+          <w:tcPr>
+            <w:tcW w:type="dxa" w:w="2556"/>
+          </w:tcPr>
+          <w:p>
+            <w:r>
+              <w:t>Not yet</w:t>
+            </w:r>
+          </w:p>
+        </w:tc>
+        <w:tc>
+          <w:tcPr>
+            <w:tcW w:type="dxa" w:w="2556"/>
+          </w:tcPr>
+          <w:p>
+            <w:r>
+              <w:t>With support</w:t>
+            </w:r>
+          </w:p>
+        </w:tc>
+        <w:tc>
+          <w:tcPr>
+            <w:tcW w:type="dxa" w:w="2556"/>
+          </w:tcPr>
+          <w:p>
+            <w:r>
+              <w:t>Independent</w:t>
+            </w:r>
+          </w:p>
+        </w:tc>
+      </w:tr>
+      <w:tr>
+        <w:tc>
+          <w:tcPr>
+            <w:tcW w:type="dxa" w:w="2556"/>
+          </w:tcPr>
+          <w:p>
+            <w:r>
+              <w:t>Explanation</w:t>
+            </w:r>
+          </w:p>
+        </w:tc>
+        <w:tc>
+          <w:tcPr>
+            <w:tcW w:type="dxa" w:w="2556"/>
+          </w:tcPr>
+          <w:p>
+            <w:r>
+              <w:t>Names an answer without a deciding fact</w:t>
+            </w:r>
+          </w:p>
+        </w:tc>
+        <w:tc>
+          <w:tcPr>
+            <w:tcW w:type="dxa" w:w="2556"/>
+          </w:tcPr>
+          <w:p>
+            <w:r>
+              <w:t>Uses a hint to link fact and decision</w:t>
+            </w:r>
+          </w:p>
+        </w:tc>
+        <w:tc>
+          <w:tcPr>
+            <w:tcW w:type="dxa" w:w="2556"/>
+          </w:tcPr>
+          <w:p>
+            <w:r>
+              <w:t>Explains the deciding fact in own words</w:t>
+            </w:r>
+          </w:p>
+        </w:tc>
+      </w:tr>
+      <w:tr>
+        <w:tc>
+          <w:tcPr>
+            <w:tcW w:type="dxa" w:w="2556"/>
+          </w:tcPr>
+          <w:p>
+            <w:r>
+              <w:t>Trace or test</w:t>
+            </w:r>
+          </w:p>
+        </w:tc>
+        <w:tc>
+          <w:tcPr>
+            <w:tcW w:type="dxa" w:w="2556"/>
+          </w:tcPr>
+          <w:p>
+            <w:r>
+              <w:t>Cannot connect input and result</w:t>
+            </w:r>
+          </w:p>
+        </w:tc>
+        <w:tc>
+          <w:tcPr>
+            <w:tcW w:type="dxa" w:w="2556"/>
+          </w:tcPr>
+          <w:p>
+            <w:r>
+              <w:t>Completes steps with prompts</w:t>
+            </w:r>
+          </w:p>
+        </w:tc>
+        <w:tc>
+          <w:tcPr>
+            <w:tcW w:type="dxa" w:w="2556"/>
+          </w:tcPr>
+          <w:p>
+            <w:r>
+              <w:t>Traces or tests a changed case accurately</w:t>
+            </w:r>
+          </w:p>
+        </w:tc>
+      </w:tr>
+      <w:tr>
+        <w:tc>
+          <w:tcPr>
+            <w:tcW w:type="dxa" w:w="2556"/>
+          </w:tcPr>
+          <w:p>
+            <w:r>
+              <w:t>Limits and revision</w:t>
+            </w:r>
+          </w:p>
+        </w:tc>
+        <w:tc>
+          <w:tcPr>
+            <w:tcW w:type="dxa" w:w="2556"/>
+          </w:tcPr>
+          <w:p>
+            <w:r>
+              <w:t>Claims more than evidence supports</w:t>
+            </w:r>
+          </w:p>
+        </w:tc>
+        <w:tc>
+          <w:tcPr>
+            <w:tcW w:type="dxa" w:w="2556"/>
+          </w:tcPr>
+          <w:p>
+            <w:r>
+              <w:t>Names a limit after a prompt</w:t>
+            </w:r>
+          </w:p>
+        </w:tc>
+        <w:tc>
+          <w:tcPr>
+            <w:tcW w:type="dxa" w:w="2556"/>
+          </w:tcPr>
+          <w:p>
+            <w:r>
+              <w:t>States a defensible limit and useful next test</w:t>
+            </w:r>
+          </w:p>
+        </w:tc>
+      </w:tr>
+    </w:tbl>
+    <w:p>
+      <w:r>
+        <w:t>Project checkpoint: Make a transparent first version. Keep a trace of how one input becomes an output; explain the rule or learned component.</w:t>
+      </w:r>
+    </w:p>
+    <w:p>
+      <w:r>
+        <w:t>Use the weekly teacher answer for topic-specific reasoning. A saved progress tick is an activity record; judge mastery from the learner’s explanation and evidence.</w:t>
+      </w:r>
+    </w:p>
     <w:sectPr>
       <w:pgSz w:w="12240" w:h="15840"/>
       <w:pgMar w:top="936" w:right="1008" w:bottom="936" w:left="1008" w:header="720" w:footer="720" w:gutter="0"/>

--- a/downloads/teacher/ai-6-week-12.docx
+++ b/downloads/teacher/ai-6-week-12.docx
@@ -2328,6 +2328,39 @@
         <w:t>Use the weekly teacher answer for topic-specific reasoning. A saved progress tick is an activity record; judge mastery from the learner’s explanation and evidence.</w:t>
       </w:r>
     </w:p>
+    <w:p>
+      <w:pPr>
+        <w:pStyle w:val="Heading1"/>
+      </w:pPr>
+      <w:r>
+        <w:t>08. Use feedback, labs and repair paths</w:t>
+      </w:r>
+    </w:p>
+    <w:p>
+      <w:r>
+        <w:t>Use the two formative questions as supported practice, not as independent mastery scores. Discuss the deciding evidence rather than accepting a guessed selection.</w:t>
+      </w:r>
+    </w:p>
+    <w:p>
+      <w:r>
+        <w:t>The feedback comes from the reviewed public worked case. Do not reveal the separately reserved independent teacher answer until the learner has attempted that case.</w:t>
+      </w:r>
+    </w:p>
+    <w:p>
+      <w:r>
+        <w:t>Ask students to predict before running code. Preserve errors and actual outputs; collect a changed test and an explanation. The branch-boundary and indexing lessons deliberately include failure cases.</w:t>
+      </w:r>
+    </w:p>
+    <w:p>
+      <w:r>
+        <w:t>Use the earlier worked-explanation links to address a specific missing building block, then return to the current question. Adapt this suggestion after observing the learner; it is not an automatic diagnosis.</w:t>
+      </w:r>
+    </w:p>
+    <w:p>
+      <w:r>
+        <w:t>Collect the completed-work portfolio as evidence. Record support separately from correctness, and assess explanation, trace/test and limitations. Progress ticks and quiz selections alone do not establish mastery.</w:t>
+      </w:r>
+    </w:p>
     <w:sectPr>
       <w:pgSz w:w="12240" w:h="15840"/>
       <w:pgMar w:top="936" w:right="1008" w:bottom="936" w:left="1008" w:header="720" w:footer="720" w:gutter="0"/>

--- a/downloads/teacher/ai-6-week-12.docx
+++ b/downloads/teacher/ai-6-week-12.docx
@@ -29,16 +29,39 @@
       </w:r>
     </w:p>
     <w:p>
-      <w:pPr>
-        <w:pStyle w:val="Heading3"/>
-      </w:pPr>
-      <w:r>
-        <w:t>Teach the learning cycle</w:t>
+      <w:r>
+        <w:t>Prepare Logs traces and privacy: check the target, prerequisites, resources and adaptable teaching schedule.</w:t>
       </w:r>
     </w:p>
     <w:p>
-      <w:r>
-        <w:t>Primary target: Explain the mechanism and terminology of logs traces and privacy</w:t>
+      <w:pPr>
+        <w:pStyle w:val="Heading3"/>
+      </w:pPr>
+      <w:r>
+        <w:t>Teach the learning cycle</w:t>
+      </w:r>
+    </w:p>
+    <w:p>
+      <w:pPr>
+        <w:spacing w:line="336" w:lineRule="auto" w:after="180"/>
+      </w:pPr>
+      <w:r>
+        <w:rPr>
+          <w:b w:val="0"/>
+        </w:rPr>
+        <w:t xml:space="preserve">Primary target: Explain the </w:t>
+      </w:r>
+      <w:r>
+        <w:rPr>
+          <w:b/>
+        </w:rPr>
+        <w:t>mechanism</w:t>
+      </w:r>
+      <w:r>
+        <w:rPr>
+          <w:b w:val="0"/>
+        </w:rPr>
+        <w:t xml:space="preserve"> and terminology of logs traces and privacy</w:t>
       </w:r>
     </w:p>
     <w:tbl>
@@ -185,16 +208,37 @@
       </w:tr>
     </w:tbl>
     <w:p>
-      <w:r>
-        <w:t>This is a starting allocation of 135 minutes, not a validated duration. Preserve all named topics. Schedule extra time for connected examples, the full investigation, independent cases and project building. Repeated copies of a case share one recorded attempt; they are not new evidence.</w:t>
+      <w:pPr>
+        <w:spacing w:line="336" w:lineRule="auto" w:after="180"/>
+      </w:pPr>
+      <w:r>
+        <w:rPr>
+          <w:b w:val="0"/>
+        </w:rPr>
+        <w:t>This is a starting allocation of 135 minutes, not a validated duration. Preserve all named topics. Schedule extra time for connected examples, the full investigation, independent cases and project building.</w:t>
       </w:r>
     </w:p>
     <w:p>
       <w:pPr>
-        <w:pStyle w:val="Heading3"/>
-      </w:pPr>
-      <w:r>
-        <w:t>Retrieval answer guidance</w:t>
+        <w:spacing w:line="336" w:lineRule="auto" w:after="180"/>
+      </w:pPr>
+      <w:r>
+        <w:rPr>
+          <w:b w:val="0"/>
+        </w:rPr>
+        <w:t xml:space="preserve">Repeated copies of a case share one recorded attempt; they are not new </w:t>
+      </w:r>
+      <w:r>
+        <w:rPr>
+          <w:b/>
+        </w:rPr>
+        <w:t>evidence</w:t>
+      </w:r>
+      <w:r>
+        <w:rPr>
+          <w:b w:val="0"/>
+        </w:rPr>
+        <w:t>.</w:t>
       </w:r>
     </w:p>
     <w:p>
@@ -202,178 +246,660 @@
         <w:pStyle w:val="Heading3"/>
       </w:pPr>
       <w:r>
-        <w:t>Failure budgets and service objectives</w:t>
+        <w:t>Retrieval answer guidance</w:t>
       </w:r>
     </w:p>
     <w:p>
-      <w:r>
-        <w:t>Without opening the old lesson, explain one key idea from Failure budgets and service objectives. Give an example and a mistake that the idea helps you avoid.</w:t>
+      <w:pPr>
+        <w:pStyle w:val="Heading3"/>
+      </w:pPr>
+      <w:r>
+        <w:t>Failure budgets and service objectives</w:t>
       </w:r>
     </w:p>
     <w:p>
-      <w:r>
-        <w:t>Look for: Explain the mechanism and terminology of failure budgets and service objectives</w:t>
+      <w:pPr>
+        <w:spacing w:line="336" w:lineRule="auto" w:after="180"/>
+      </w:pPr>
+      <w:r>
+        <w:rPr>
+          <w:b w:val="0"/>
+        </w:rPr>
+        <w:t>Without opening the old lesson, explain one key idea from Failure budgets and service objectives. Give an example and a mistake that the idea helps you avoid.</w:t>
       </w:r>
     </w:p>
     <w:p>
-      <w:r>
-        <w:t>Reference example, not the only acceptable wording: Teacher explanation: Service objectives define measured reliability over a stated interval. A failure budget is meaningful only after success and eligible requests are defined. For a fictional objective at least 98% of 200 eligible requests must pass all contract checks. Allowed failures are 2%*200=4. Count every eligible failure once; report excluded requests separately.</w:t>
+      <w:pPr>
+        <w:spacing w:line="336" w:lineRule="auto" w:after="180"/>
+      </w:pPr>
+      <w:r>
+        <w:rPr>
+          <w:b w:val="0"/>
+        </w:rPr>
+        <w:t xml:space="preserve">Look for: Explain the </w:t>
+      </w:r>
+      <w:r>
+        <w:rPr>
+          <w:b/>
+        </w:rPr>
+        <w:t>mechanism</w:t>
+      </w:r>
+      <w:r>
+        <w:rPr>
+          <w:b w:val="0"/>
+        </w:rPr>
+        <w:t xml:space="preserve"> and terminology of failure budgets and service objectives</w:t>
       </w:r>
     </w:p>
     <w:p>
       <w:pPr>
-        <w:pStyle w:val="Heading3"/>
-      </w:pPr>
-      <w:r>
-        <w:t>Integration tests and fixtures</w:t>
+        <w:spacing w:line="336" w:lineRule="auto" w:after="180"/>
+      </w:pPr>
+      <w:r>
+        <w:rPr>
+          <w:b w:val="0"/>
+        </w:rPr>
+        <w:t>Reference example, not the only acceptable wording: Teacher explanation: Service objectives define measured reliability over a stated interval.</w:t>
       </w:r>
     </w:p>
     <w:p>
-      <w:r>
-        <w:t>Without opening the old lesson, explain one key idea from Integration tests and fixtures. Give an example and a mistake that the idea helps you avoid.</w:t>
+      <w:pPr>
+        <w:spacing w:line="336" w:lineRule="auto" w:after="180"/>
+      </w:pPr>
+      <w:r>
+        <w:rPr>
+          <w:b w:val="0"/>
+        </w:rPr>
+        <w:t>A failure budget is meaningful only after success and eligible requests are defined. For a fictional objective at least 98% of 200 eligible requests must pass all contract checks. Allowed failures are 2%*200=4.</w:t>
       </w:r>
     </w:p>
     <w:p>
-      <w:r>
-        <w:t>Look for: Explain the mechanism and terminology of integration tests and fixtures</w:t>
+      <w:pPr>
+        <w:spacing w:line="336" w:lineRule="auto" w:after="180"/>
+      </w:pPr>
+      <w:r>
+        <w:rPr>
+          <w:b w:val="0"/>
+        </w:rPr>
+        <w:t>Count every eligible failure once; report excluded requests separately.</w:t>
       </w:r>
     </w:p>
     <w:p>
-      <w:r>
-        <w:t>Reference example, not the only acceptable wording: Teacher explanation: Integration tests exercise connected components and failure propagation. Fixtures supply controlled input records and mocked service outcomes. Trace request validation, session permission, lookup and output validation together. Include absent sources and failing dependencies; verify that denied requests never invoke restricted lookup.</w:t>
+      <w:pPr>
+        <w:pStyle w:val="Heading3"/>
+      </w:pPr>
+      <w:r>
+        <w:t>Integration tests and fixtures</w:t>
       </w:r>
     </w:p>
     <w:p>
       <w:pPr>
-        <w:pStyle w:val="Heading3"/>
-      </w:pPr>
-      <w:r>
-        <w:t>Least privilege and tool scopes</w:t>
+        <w:spacing w:line="336" w:lineRule="auto" w:after="180"/>
+      </w:pPr>
+      <w:r>
+        <w:rPr>
+          <w:b w:val="0"/>
+        </w:rPr>
+        <w:t>Without opening the old lesson, explain one key idea from Integration tests and fixtures. Give an example and a mistake that the idea helps you avoid.</w:t>
       </w:r>
     </w:p>
     <w:p>
-      <w:r>
-        <w:t>Without opening the old lesson, explain one key idea from Least privilege and tool scopes. Give an example and a mistake that the idea helps you avoid.</w:t>
+      <w:pPr>
+        <w:spacing w:line="336" w:lineRule="auto" w:after="180"/>
+      </w:pPr>
+      <w:r>
+        <w:rPr>
+          <w:b w:val="0"/>
+        </w:rPr>
+        <w:t xml:space="preserve">Look for: Explain the </w:t>
+      </w:r>
+      <w:r>
+        <w:rPr>
+          <w:b/>
+        </w:rPr>
+        <w:t>mechanism</w:t>
+      </w:r>
+      <w:r>
+        <w:rPr>
+          <w:b w:val="0"/>
+        </w:rPr>
+        <w:t xml:space="preserve"> and terminology of integration tests and fixtures</w:t>
       </w:r>
     </w:p>
     <w:p>
-      <w:r>
-        <w:t>Look for: Explain the mechanism and terminology of least privilege and tool scopes</w:t>
+      <w:pPr>
+        <w:spacing w:line="336" w:lineRule="auto" w:after="180"/>
+      </w:pPr>
+      <w:r>
+        <w:rPr>
+          <w:b w:val="0"/>
+        </w:rPr>
+        <w:t xml:space="preserve">Reference example, not the only acceptable wording: Teacher explanation: Integration tests exercise connected components and failure propagation. Fixtures supply controlled </w:t>
+      </w:r>
+      <w:r>
+        <w:rPr>
+          <w:b/>
+        </w:rPr>
+        <w:t>input</w:t>
+      </w:r>
+      <w:r>
+        <w:rPr>
+          <w:b w:val="0"/>
+        </w:rPr>
+        <w:t xml:space="preserve"> records and mocked service outcomes.</w:t>
       </w:r>
     </w:p>
     <w:p>
-      <w:r>
-        <w:t>Reference example, not the only acceptable wording: Teacher explanation: Least privilege grants only capabilities required by the task. Tool access should include resource and operation scope, not merely a broad tool name. A reporting assistant may lookup public rooms but may not write records, send messages or read teacher notes. Check actor, operation and resource before executing a proposed call.</w:t>
+      <w:pPr>
+        <w:spacing w:line="336" w:lineRule="auto" w:after="180"/>
+      </w:pPr>
+      <w:r>
+        <w:rPr>
+          <w:b w:val="0"/>
+        </w:rPr>
+        <w:t xml:space="preserve">Trace request validation, session permission, lookup and </w:t>
+      </w:r>
+      <w:r>
+        <w:rPr>
+          <w:b/>
+        </w:rPr>
+        <w:t>output</w:t>
+      </w:r>
+      <w:r>
+        <w:rPr>
+          <w:b w:val="0"/>
+        </w:rPr>
+        <w:t xml:space="preserve"> validation together. Include absent sources and failing dependencies; verify that denied requests never invoke restricted lookup.</w:t>
       </w:r>
     </w:p>
     <w:p>
-      <w:r>
-        <w:t>Two 45-minute sessions. Logs support diagnosis, but excessive recording can expose private content. Trace IDs link stages without storing complete sensitive inputs. Use the supplied constructed scenarios to make the mechanism inspectable. Collect W4 before sharing solutions. Students should name intermediate evidence and limitations; classroom pacing and learning effectiveness remain unvalidated.</w:t>
+      <w:pPr>
+        <w:pStyle w:val="Heading3"/>
+      </w:pPr>
+      <w:r>
+        <w:t>Least privilege and tool scopes</w:t>
       </w:r>
     </w:p>
     <w:p>
       <w:pPr>
-        <w:pStyle w:val="Heading3"/>
-      </w:pPr>
-      <w:r>
-        <w:t>Outcomes</w:t>
+        <w:spacing w:line="336" w:lineRule="auto" w:after="180"/>
+      </w:pPr>
+      <w:r>
+        <w:rPr>
+          <w:b w:val="0"/>
+        </w:rPr>
+        <w:t>Without opening the old lesson, explain one key idea from Least privilege and tool scopes. Give an example and a mistake that the idea helps you avoid.</w:t>
       </w:r>
     </w:p>
     <w:p>
-      <w:r>
-        <w:t>Explain the mechanism and terminology of logs traces and privacy</w:t>
+      <w:pPr>
+        <w:spacing w:line="336" w:lineRule="auto" w:after="180"/>
+      </w:pPr>
+      <w:r>
+        <w:rPr>
+          <w:b w:val="0"/>
+        </w:rPr>
+        <w:t xml:space="preserve">Look for: Explain the </w:t>
+      </w:r>
+      <w:r>
+        <w:rPr>
+          <w:b/>
+        </w:rPr>
+        <w:t>mechanism</w:t>
+      </w:r>
+      <w:r>
+        <w:rPr>
+          <w:b w:val="0"/>
+        </w:rPr>
+        <w:t xml:space="preserve"> and terminology of least privilege and tool scopes</w:t>
       </w:r>
     </w:p>
     <w:p>
-      <w:r>
-        <w:t>Apply the stated procedure to a new case with a traceable result</w:t>
+      <w:pPr>
+        <w:spacing w:line="336" w:lineRule="auto" w:after="180"/>
+      </w:pPr>
+      <w:r>
+        <w:rPr>
+          <w:b w:val="0"/>
+        </w:rPr>
+        <w:t>Reference example, not the only acceptable wording: Teacher explanation: Least privilege grants only capabilities required by the task. Tool access should include resource and operation scope, not merely a broad tool name.</w:t>
       </w:r>
     </w:p>
     <w:p>
-      <w:r>
-        <w:t>Identify an assumption or limitation and design a revealing follow-up</w:t>
+      <w:pPr>
+        <w:spacing w:line="336" w:lineRule="auto" w:after="180"/>
+      </w:pPr>
+      <w:r>
+        <w:rPr>
+          <w:b w:val="0"/>
+        </w:rPr>
+        <w:t>A reporting assistant may lookup public rooms but may not write records, send messages or read teacher notes. Check actor, operation and resource before executing a proposed call.</w:t>
       </w:r>
     </w:p>
     <w:p>
       <w:pPr>
-        <w:pStyle w:val="Heading3"/>
-      </w:pPr>
-      <w:r>
-        <w:t>Preparation</w:t>
+        <w:spacing w:line="336" w:lineRule="auto" w:after="180"/>
+      </w:pPr>
+      <w:r>
+        <w:rPr>
+          <w:b w:val="0"/>
+        </w:rPr>
+        <w:t xml:space="preserve">Two 45-minute sessions. Logs support diagnosis, but excessive recording can expose private content. </w:t>
+      </w:r>
+      <w:r>
+        <w:rPr>
+          <w:b/>
+        </w:rPr>
+        <w:t>Trace ID</w:t>
+      </w:r>
+      <w:r>
+        <w:rPr>
+          <w:b w:val="0"/>
+        </w:rPr>
+        <w:t xml:space="preserve">s link stages without storing complete sensitive </w:t>
+      </w:r>
+      <w:r>
+        <w:rPr>
+          <w:b/>
+        </w:rPr>
+        <w:t>input</w:t>
+      </w:r>
+      <w:r>
+        <w:rPr>
+          <w:b w:val="0"/>
+        </w:rPr>
+        <w:t>s.</w:t>
       </w:r>
     </w:p>
     <w:p>
-      <w:r>
-        <w:t>Lesson and workbook; paper and pencil</w:t>
+      <w:pPr>
+        <w:spacing w:line="336" w:lineRule="auto" w:after="180"/>
+      </w:pPr>
+      <w:r>
+        <w:rPr>
+          <w:b w:val="0"/>
+        </w:rPr>
+        <w:t xml:space="preserve">Use the supplied constructed scenarios to make the </w:t>
+      </w:r>
+      <w:r>
+        <w:rPr>
+          <w:b/>
+        </w:rPr>
+        <w:t>mechanism</w:t>
+      </w:r>
+      <w:r>
+        <w:rPr>
+          <w:b w:val="0"/>
+        </w:rPr>
+        <w:t xml:space="preserve"> inspectable. Collect W4 before sharing solutions.</w:t>
       </w:r>
     </w:p>
     <w:p>
-      <w:r>
-        <w:t>Calculator and optional local Python 3 for arithmetic; no live API or private data</w:t>
+      <w:pPr>
+        <w:spacing w:line="336" w:lineRule="auto" w:after="180"/>
+      </w:pPr>
+      <w:r>
+        <w:rPr>
+          <w:b w:val="0"/>
+        </w:rPr>
+        <w:t xml:space="preserve">Students should name intermediate </w:t>
+      </w:r>
+      <w:r>
+        <w:rPr>
+          <w:b/>
+        </w:rPr>
+        <w:t>evidence</w:t>
+      </w:r>
+      <w:r>
+        <w:rPr>
+          <w:b w:val="0"/>
+        </w:rPr>
+        <w:t xml:space="preserve"> and limitations; classroom pacing and learning effectiveness remain unvalidated.</w:t>
       </w:r>
     </w:p>
     <w:p>
-      <w:r>
-        <w:t>Prepare the fresh retry separately and withhold its solution until after collection</w:t>
+      <w:pPr>
+        <w:pStyle w:val="Heading3"/>
+      </w:pPr>
+      <w:r>
+        <w:t>Outcomes</w:t>
       </w:r>
     </w:p>
     <w:p>
       <w:pPr>
-        <w:pStyle w:val="Heading3"/>
-      </w:pPr>
-      <w:r>
-        <w:t>Prerequisite answer</w:t>
+        <w:spacing w:line="336" w:lineRule="auto" w:after="180"/>
+      </w:pPr>
+      <w:r>
+        <w:rPr>
+          <w:b w:val="0"/>
+        </w:rPr>
+        <w:t xml:space="preserve">Explain the </w:t>
+      </w:r>
+      <w:r>
+        <w:rPr>
+          <w:b/>
+        </w:rPr>
+        <w:t>mechanism</w:t>
+      </w:r>
+      <w:r>
+        <w:rPr>
+          <w:b w:val="0"/>
+        </w:rPr>
+        <w:t xml:space="preserve"> and terminology of logs traces and privacy</w:t>
       </w:r>
     </w:p>
     <w:p>
-      <w:r>
-        <w:t>A result depends on the inputs, procedure and conditions that produced it. Preserve data roles and distinguish observed outcomes from predictions or unmeasured conditions. If the prior concept cannot be explained, use a short retrieval activity before this chapter.</w:t>
+      <w:pPr>
+        <w:spacing w:line="336" w:lineRule="auto" w:after="180"/>
+      </w:pPr>
+      <w:r>
+        <w:rPr>
+          <w:b w:val="0"/>
+        </w:rPr>
+        <w:t>Apply the stated procedure to a new case with a traceable result</w:t>
       </w:r>
     </w:p>
     <w:p>
       <w:pPr>
-        <w:pStyle w:val="Heading3"/>
-      </w:pPr>
-      <w:r>
-        <w:t>End goal for the pictorial case</w:t>
+        <w:spacing w:line="336" w:lineRule="auto" w:after="180"/>
+      </w:pPr>
+      <w:r>
+        <w:rPr>
+          <w:b w:val="0"/>
+        </w:rPr>
+        <w:t>Identify an assumption or limitation and design a revealing follow-up</w:t>
       </w:r>
     </w:p>
     <w:p>
-      <w:r>
-        <w:t>Explain logs traces and privacy using the deciding step in this fictional service.</w:t>
+      <w:pPr>
+        <w:pStyle w:val="Heading3"/>
+      </w:pPr>
+      <w:r>
+        <w:t>Preparation</w:t>
       </w:r>
     </w:p>
     <w:p>
-      <w:r>
-        <w:t>This added worked case illustrates the week’s main idea. Retain all original and connected topics; schedule its practice within the teaching cycle.</w:t>
+      <w:pPr>
+        <w:spacing w:line="336" w:lineRule="auto" w:after="180"/>
+      </w:pPr>
+      <w:r>
+        <w:rPr>
+          <w:b w:val="0"/>
+        </w:rPr>
+        <w:t>Lesson and workbook; paper and pencil</w:t>
       </w:r>
     </w:p>
     <w:p>
       <w:pPr>
-        <w:pStyle w:val="Heading1"/>
-      </w:pPr>
-      <w:r>
-        <w:t>02. Explain and model the mechanism</w:t>
+        <w:spacing w:line="336" w:lineRule="auto" w:after="180"/>
+      </w:pPr>
+      <w:r>
+        <w:rPr>
+          <w:b w:val="0"/>
+        </w:rPr>
+        <w:t>Calculator and optional local Python 3 for arithmetic; no live API or private data</w:t>
       </w:r>
     </w:p>
     <w:p>
-      <w:r>
-        <w:t>Logs support diagnosis, but excessive recording can expose private content. Trace IDs link stages without storing complete sensitive inputs.</w:t>
+      <w:pPr>
+        <w:spacing w:line="336" w:lineRule="auto" w:after="180"/>
+      </w:pPr>
+      <w:r>
+        <w:rPr>
+          <w:b w:val="0"/>
+        </w:rPr>
+        <w:t>Prepare the fresh retry separately and withhold its solution until after collection</w:t>
       </w:r>
     </w:p>
     <w:p>
-      <w:r>
-        <w:t>Begin by writing the question the procedure is intended to answer. Identify the information already supplied, the information it will produce and the information still missing. These are constructed classroom examples; they do not require live accounts, private records or an external service. Do not treat a plausible explanation as a measured outcome.</w:t>
+      <w:pPr>
+        <w:pStyle w:val="Heading3"/>
+      </w:pPr>
+      <w:r>
+        <w:t>Prerequisite answer</w:t>
       </w:r>
     </w:p>
     <w:p>
-      <w:r>
-        <w:t>For this policy log trace ID, stage, status, duration and error category; do not log passcodes, student text or teacher answers. Restrict access and declare retention.</w:t>
+      <w:pPr>
+        <w:spacing w:line="336" w:lineRule="auto" w:after="180"/>
+      </w:pPr>
+      <w:r>
+        <w:rPr>
+          <w:b w:val="0"/>
+        </w:rPr>
+        <w:t xml:space="preserve">A result depends on the </w:t>
+      </w:r>
+      <w:r>
+        <w:rPr>
+          <w:b/>
+        </w:rPr>
+        <w:t>input</w:t>
+      </w:r>
+      <w:r>
+        <w:rPr>
+          <w:b w:val="0"/>
+        </w:rPr>
+        <w:t xml:space="preserve">s, procedure and conditions that produced it. Preserve data roles and distinguish observed outcomes from </w:t>
+      </w:r>
+      <w:r>
+        <w:rPr>
+          <w:b/>
+        </w:rPr>
+        <w:t>prediction</w:t>
+      </w:r>
+      <w:r>
+        <w:rPr>
+          <w:b w:val="0"/>
+        </w:rPr>
+        <w:t>s or unmeasured conditions.</w:t>
       </w:r>
     </w:p>
     <w:p>
-      <w:r>
-        <w:t>Before applying the procedure, write its units, denominator or decision boundary where relevant. A partner should be able to repeat each step using the same inputs. If a required input is absent or violates the stated contract, record that condition explicitly instead of quietly replacing it with a convenient value.</w:t>
+      <w:pPr>
+        <w:spacing w:line="336" w:lineRule="auto" w:after="180"/>
+      </w:pPr>
+      <w:r>
+        <w:rPr>
+          <w:b w:val="0"/>
+        </w:rPr>
+        <w:t>If the prior concept cannot be explained, use a short retrieval activity before this chapter.</w:t>
+      </w:r>
+    </w:p>
+    <w:p>
+      <w:pPr>
+        <w:pStyle w:val="Heading3"/>
+      </w:pPr>
+      <w:r>
+        <w:t>End goal for the pictorial case</w:t>
+      </w:r>
+    </w:p>
+    <w:p>
+      <w:pPr>
+        <w:spacing w:line="336" w:lineRule="auto" w:after="180"/>
+      </w:pPr>
+      <w:r>
+        <w:rPr>
+          <w:b w:val="0"/>
+        </w:rPr>
+        <w:t>Explain logs traces and privacy using the deciding step in this fictional service.</w:t>
+      </w:r>
+    </w:p>
+    <w:p>
+      <w:pPr>
+        <w:spacing w:line="336" w:lineRule="auto" w:after="180"/>
+      </w:pPr>
+      <w:r>
+        <w:rPr>
+          <w:b w:val="0"/>
+        </w:rPr>
+        <w:t>This added worked case illustrates the week’s main idea. Retain all original and connected topics; schedule its practice within the teaching cycle.</w:t>
+      </w:r>
+    </w:p>
+    <w:p>
+      <w:pPr>
+        <w:pStyle w:val="Heading1"/>
+      </w:pPr>
+      <w:r>
+        <w:t>02. Explain and model the mechanism</w:t>
+      </w:r>
+    </w:p>
+    <w:p>
+      <w:r>
+        <w:t>Model Logs traces and privacy using the supplied case, labelled mechanism and reasoning. Make the scope of each conclusion explicit.</w:t>
+      </w:r>
+    </w:p>
+    <w:p>
+      <w:pPr>
+        <w:spacing w:line="336" w:lineRule="auto" w:after="180"/>
+      </w:pPr>
+      <w:r>
+        <w:rPr>
+          <w:b w:val="0"/>
+        </w:rPr>
+        <w:t xml:space="preserve">Logs support diagnosis, but excessive recording can expose private content. </w:t>
+      </w:r>
+      <w:r>
+        <w:rPr>
+          <w:b/>
+        </w:rPr>
+        <w:t>Trace ID</w:t>
+      </w:r>
+      <w:r>
+        <w:rPr>
+          <w:b w:val="0"/>
+        </w:rPr>
+        <w:t xml:space="preserve">s link stages without storing complete sensitive </w:t>
+      </w:r>
+      <w:r>
+        <w:rPr>
+          <w:b/>
+        </w:rPr>
+        <w:t>input</w:t>
+      </w:r>
+      <w:r>
+        <w:rPr>
+          <w:b w:val="0"/>
+        </w:rPr>
+        <w:t>s.</w:t>
+      </w:r>
+    </w:p>
+    <w:p>
+      <w:pPr>
+        <w:pStyle w:val="Heading3"/>
+      </w:pPr>
+      <w:r>
+        <w:t>Explain Logs traces and privacy · 1</w:t>
+      </w:r>
+    </w:p>
+    <w:p>
+      <w:pPr>
+        <w:spacing w:line="336" w:lineRule="auto" w:after="180"/>
+      </w:pPr>
+      <w:r>
+        <w:rPr>
+          <w:b w:val="0"/>
+        </w:rPr>
+        <w:t>Begin by writing the question the procedure is intended to answer. Identify the information already supplied, the information it will produce and the information still missing.</w:t>
+      </w:r>
+    </w:p>
+    <w:p>
+      <w:pPr>
+        <w:spacing w:line="336" w:lineRule="auto" w:after="180"/>
+      </w:pPr>
+      <w:r>
+        <w:rPr>
+          <w:b w:val="0"/>
+        </w:rPr>
+        <w:t>These are constructed classroom examples; they do not require live accounts, private records or an external service. Do not treat a plausible explanation as a measured outcome.</w:t>
+      </w:r>
+    </w:p>
+    <w:p>
+      <w:pPr>
+        <w:spacing w:line="336" w:lineRule="auto" w:after="180"/>
+      </w:pPr>
+      <w:r>
+        <w:rPr>
+          <w:b w:val="0"/>
+        </w:rPr>
+        <w:t xml:space="preserve">For this policy log </w:t>
+      </w:r>
+      <w:r>
+        <w:rPr>
+          <w:b/>
+        </w:rPr>
+        <w:t>trace ID</w:t>
+      </w:r>
+      <w:r>
+        <w:rPr>
+          <w:b w:val="0"/>
+        </w:rPr>
+        <w:t xml:space="preserve">, stage, status, duration and </w:t>
+      </w:r>
+      <w:r>
+        <w:rPr>
+          <w:b/>
+        </w:rPr>
+        <w:t>error category</w:t>
+      </w:r>
+      <w:r>
+        <w:rPr>
+          <w:b w:val="0"/>
+        </w:rPr>
+        <w:t>; do not log passcodes, student text or teacher answers. Restrict access and declare retention.</w:t>
+      </w:r>
+    </w:p>
+    <w:p>
+      <w:pPr>
+        <w:pStyle w:val="Heading3"/>
+      </w:pPr>
+      <w:r>
+        <w:t>Explain Logs traces and privacy · 2</w:t>
+      </w:r>
+    </w:p>
+    <w:p>
+      <w:pPr>
+        <w:spacing w:line="336" w:lineRule="auto" w:after="180"/>
+      </w:pPr>
+      <w:r>
+        <w:rPr>
+          <w:b w:val="0"/>
+        </w:rPr>
+        <w:t xml:space="preserve">Before applying the procedure, write its units, denominator or decision boundary where relevant. A partner should be able to repeat each step using the same </w:t>
+      </w:r>
+      <w:r>
+        <w:rPr>
+          <w:b/>
+        </w:rPr>
+        <w:t>input</w:t>
+      </w:r>
+      <w:r>
+        <w:rPr>
+          <w:b w:val="0"/>
+        </w:rPr>
+        <w:t>s.</w:t>
+      </w:r>
+    </w:p>
+    <w:p>
+      <w:pPr>
+        <w:spacing w:line="336" w:lineRule="auto" w:after="180"/>
+      </w:pPr>
+      <w:r>
+        <w:rPr>
+          <w:b w:val="0"/>
+        </w:rPr>
+        <w:t xml:space="preserve">If a required </w:t>
+      </w:r>
+      <w:r>
+        <w:rPr>
+          <w:b/>
+        </w:rPr>
+        <w:t>input</w:t>
+      </w:r>
+      <w:r>
+        <w:rPr>
+          <w:b w:val="0"/>
+        </w:rPr>
+        <w:t xml:space="preserve"> is absent or violates the stated contract, record that condition explicitly instead of quietly replacing it with a convenient value.</w:t>
       </w:r>
     </w:p>
     <w:tbl>
@@ -571,36 +1097,246 @@
       </w:r>
     </w:p>
     <w:p>
-      <w:r>
-        <w:t>Guided: Trace/status are useful; passcode violates the logging policy. Redact sensitive content and retain a non-sensitive error category. Qualification: A trace ID can still be linkable; minimisation and role-controlled access remain necessary. Exit: accept a concrete variation with its predicted outcome and a stated condition that would challenge the mechanism; reject a claim resting on unmeasured evidence.</w:t>
+      <w:pPr>
+        <w:pStyle w:val="Heading3"/>
+      </w:pPr>
+      <w:r>
+        <w:t>Explain Logs traces and privacy · 3</w:t>
       </w:r>
     </w:p>
     <w:p>
       <w:pPr>
-        <w:pStyle w:val="Heading3"/>
-      </w:pPr>
-      <w:r>
-        <w:t>Model the reasoning aloud</w:t>
+        <w:spacing w:line="336" w:lineRule="auto" w:after="180"/>
+      </w:pPr>
+      <w:r>
+        <w:rPr>
+          <w:b w:val="0"/>
+        </w:rPr>
+        <w:t xml:space="preserve">Guided: Trace/status are useful; passcode violates the logging policy. Redact sensitive content and retain a non-sensitive </w:t>
+      </w:r>
+      <w:r>
+        <w:rPr>
+          <w:b/>
+        </w:rPr>
+        <w:t>error category</w:t>
+      </w:r>
+      <w:r>
+        <w:rPr>
+          <w:b w:val="0"/>
+        </w:rPr>
+        <w:t>.</w:t>
       </w:r>
     </w:p>
     <w:p>
-      <w:r>
-        <w:t>Use the complete worked example below before asking learners to complete W2. Reveal a small part, invite a prediction, then explain the deciding step. These teacher notes contain solutions; do not reveal the independent case answer during modelling.</w:t>
+      <w:pPr>
+        <w:spacing w:line="336" w:lineRule="auto" w:after="180"/>
+      </w:pPr>
+      <w:r>
+        <w:rPr>
+          <w:b w:val="0"/>
+        </w:rPr>
+        <w:t xml:space="preserve">Qualification: A </w:t>
+      </w:r>
+      <w:r>
+        <w:rPr>
+          <w:b/>
+        </w:rPr>
+        <w:t>trace ID</w:t>
+      </w:r>
+      <w:r>
+        <w:rPr>
+          <w:b w:val="0"/>
+        </w:rPr>
+        <w:t xml:space="preserve"> can still be linkable; </w:t>
+      </w:r>
+      <w:r>
+        <w:rPr>
+          <w:b/>
+        </w:rPr>
+        <w:t>minimisation</w:t>
+      </w:r>
+      <w:r>
+        <w:rPr>
+          <w:b w:val="0"/>
+        </w:rPr>
+        <w:t xml:space="preserve"> and role-controlled access remain necessary.</w:t>
       </w:r>
     </w:p>
     <w:p>
-      <w:r>
-        <w:t>A failure record includes trace R7, status=denied and the complete student passcode.</w:t>
+      <w:pPr>
+        <w:spacing w:line="336" w:lineRule="auto" w:after="180"/>
+      </w:pPr>
+      <w:r>
+        <w:rPr>
+          <w:b w:val="0"/>
+        </w:rPr>
+        <w:t xml:space="preserve">Exit: accept a concrete variation with its predicted outcome and a stated condition that would challenge the </w:t>
+      </w:r>
+      <w:r>
+        <w:rPr>
+          <w:b/>
+        </w:rPr>
+        <w:t>mechanism</w:t>
+      </w:r>
+      <w:r>
+        <w:rPr>
+          <w:b w:val="0"/>
+        </w:rPr>
+        <w:t xml:space="preserve">; reject a claim resting on unmeasured </w:t>
+      </w:r>
+      <w:r>
+        <w:rPr>
+          <w:b/>
+        </w:rPr>
+        <w:t>evidence</w:t>
+      </w:r>
+      <w:r>
+        <w:rPr>
+          <w:b w:val="0"/>
+        </w:rPr>
+        <w:t>.</w:t>
       </w:r>
     </w:p>
     <w:p>
-      <w:r>
-        <w:t>Trace/status are useful; passcode violates the logging policy. Redact sensitive content and retain a non-sensitive error category.</w:t>
+      <w:pPr>
+        <w:pStyle w:val="Heading3"/>
+      </w:pPr>
+      <w:r>
+        <w:t>Model the reasoning aloud</w:t>
       </w:r>
     </w:p>
     <w:p>
-      <w:r>
-        <w:t>Compare the intermediate evidence with the final statement. Explain why each number or decision follows from the stated inputs. The conclusion belongs to this scenario and procedure; changing the inputs, evaluation population or authority can change what it establishes. Retain the raw record so a later revision can be compared honestly.</w:t>
+      <w:pPr>
+        <w:spacing w:line="336" w:lineRule="auto" w:after="180"/>
+      </w:pPr>
+      <w:r>
+        <w:rPr>
+          <w:b w:val="0"/>
+        </w:rPr>
+        <w:t xml:space="preserve">Use the complete worked example below before asking learners to complete W2. Reveal a small part, invite a </w:t>
+      </w:r>
+      <w:r>
+        <w:rPr>
+          <w:b/>
+        </w:rPr>
+        <w:t>prediction</w:t>
+      </w:r>
+      <w:r>
+        <w:rPr>
+          <w:b w:val="0"/>
+        </w:rPr>
+        <w:t>, then explain the deciding step.</w:t>
+      </w:r>
+    </w:p>
+    <w:p>
+      <w:pPr>
+        <w:spacing w:line="336" w:lineRule="auto" w:after="180"/>
+      </w:pPr>
+      <w:r>
+        <w:rPr>
+          <w:b w:val="0"/>
+        </w:rPr>
+        <w:t>These teacher notes contain solutions; do not reveal the independent case answer during modelling.</w:t>
+      </w:r>
+    </w:p>
+    <w:p>
+      <w:pPr>
+        <w:spacing w:line="336" w:lineRule="auto" w:after="180"/>
+      </w:pPr>
+      <w:r>
+        <w:rPr>
+          <w:b w:val="0"/>
+        </w:rPr>
+        <w:t>A failure record includes trace R7, status=denied and the complete student passcode.</w:t>
+      </w:r>
+    </w:p>
+    <w:p>
+      <w:pPr>
+        <w:spacing w:line="336" w:lineRule="auto" w:after="180"/>
+      </w:pPr>
+      <w:r>
+        <w:rPr>
+          <w:b w:val="0"/>
+        </w:rPr>
+        <w:t xml:space="preserve">Trace/status are useful; passcode violates the logging policy. Redact sensitive content and retain a non-sensitive </w:t>
+      </w:r>
+      <w:r>
+        <w:rPr>
+          <w:b/>
+        </w:rPr>
+        <w:t>error category</w:t>
+      </w:r>
+      <w:r>
+        <w:rPr>
+          <w:b w:val="0"/>
+        </w:rPr>
+        <w:t>.</w:t>
+      </w:r>
+    </w:p>
+    <w:p>
+      <w:pPr>
+        <w:pStyle w:val="Heading3"/>
+      </w:pPr>
+      <w:r>
+        <w:t>Model the reasoning aloud · 4</w:t>
+      </w:r>
+    </w:p>
+    <w:p>
+      <w:pPr>
+        <w:spacing w:line="336" w:lineRule="auto" w:after="180"/>
+      </w:pPr>
+      <w:r>
+        <w:rPr>
+          <w:b w:val="0"/>
+        </w:rPr>
+        <w:t xml:space="preserve">Compare the intermediate </w:t>
+      </w:r>
+      <w:r>
+        <w:rPr>
+          <w:b/>
+        </w:rPr>
+        <w:t>evidence</w:t>
+      </w:r>
+      <w:r>
+        <w:rPr>
+          <w:b w:val="0"/>
+        </w:rPr>
+        <w:t xml:space="preserve"> with the final statement. Explain why each number or decision follows from the stated </w:t>
+      </w:r>
+      <w:r>
+        <w:rPr>
+          <w:b/>
+        </w:rPr>
+        <w:t>input</w:t>
+      </w:r>
+      <w:r>
+        <w:rPr>
+          <w:b w:val="0"/>
+        </w:rPr>
+        <w:t>s.</w:t>
+      </w:r>
+    </w:p>
+    <w:p>
+      <w:pPr>
+        <w:spacing w:line="336" w:lineRule="auto" w:after="180"/>
+      </w:pPr>
+      <w:r>
+        <w:rPr>
+          <w:b w:val="0"/>
+        </w:rPr>
+        <w:t xml:space="preserve">The conclusion belongs to this scenario and procedure; changing the </w:t>
+      </w:r>
+      <w:r>
+        <w:rPr>
+          <w:b/>
+        </w:rPr>
+        <w:t>input</w:t>
+      </w:r>
+      <w:r>
+        <w:rPr>
+          <w:b w:val="0"/>
+        </w:rPr>
+        <w:t>s, evaluation population or authority can change what it establishes. Retain the raw record so a later revision can be compared honestly.</w:t>
       </w:r>
     </w:p>
     <w:tbl>
@@ -706,7 +1442,13 @@
       </w:tr>
     </w:tbl>
     <w:p>
-      <w:r>
+      <w:pPr>
+        <w:spacing w:line="336" w:lineRule="auto" w:after="180"/>
+      </w:pPr>
+      <w:r>
+        <w:rPr>
+          <w:b w:val="0"/>
+        </w:rPr>
         <w:t>Use the diagram and verbal explanation together. Ask learners to match a sentence to a specific visual step; do not assign learners fixed visual or auditory learning styles.</w:t>
       </w:r>
     </w:p>
@@ -719,8 +1461,26 @@
       </w:r>
     </w:p>
     <w:p>
-      <w:r>
-        <w:t>Trace without storing private text. A learner request is retrieved and checked under trace identifier R17.</w:t>
+      <w:pPr>
+        <w:spacing w:line="336" w:lineRule="auto" w:after="180"/>
+      </w:pPr>
+      <w:r>
+        <w:rPr>
+          <w:b w:val="0"/>
+        </w:rPr>
+        <w:t xml:space="preserve">Trace without storing private text. A learner request is retrieved and checked under </w:t>
+      </w:r>
+      <w:r>
+        <w:rPr>
+          <w:b/>
+        </w:rPr>
+        <w:t>trace id</w:t>
+      </w:r>
+      <w:r>
+        <w:rPr>
+          <w:b w:val="0"/>
+        </w:rPr>
+        <w:t>entifier R17.</w:t>
       </w:r>
     </w:p>
     <w:p>
@@ -732,8 +1492,35 @@
       </w:r>
     </w:p>
     <w:p>
-      <w:r>
-        <w:t>R17 is the request trace ID; C8 is the retrieved source ID. Allowed fields also include validation pass and duration 240 ms. Raw question text is excluded.</w:t>
+      <w:pPr>
+        <w:pStyle w:val="Heading3"/>
+      </w:pPr>
+      <w:r>
+        <w:t>Supplied facts</w:t>
+      </w:r>
+    </w:p>
+    <w:p>
+      <w:pPr>
+        <w:spacing w:line="336" w:lineRule="auto" w:after="180"/>
+        <w:shd w:fill="F1F6FC"/>
+      </w:pPr>
+      <w:r>
+        <w:rPr>
+          <w:b w:val="0"/>
+        </w:rPr>
+        <w:t xml:space="preserve">R17 is the request </w:t>
+      </w:r>
+      <w:r>
+        <w:rPr>
+          <w:b/>
+        </w:rPr>
+        <w:t>trace ID</w:t>
+      </w:r>
+      <w:r>
+        <w:rPr>
+          <w:b w:val="0"/>
+        </w:rPr>
+        <w:t>; C8 is the retrieved source ID. Allowed fields also include validation pass and duration 240 ms. Raw question text is excluded.</w:t>
       </w:r>
     </w:p>
     <w:p>
@@ -896,21 +1683,31 @@
       </w:r>
     </w:p>
     <w:p>
-      <w:r>
-        <w:t>Logs record events; traces connect related events. Useful debugging fields should remain within the declared privacy policy.</w:t>
+      <w:pPr>
+        <w:pStyle w:val="Heading3"/>
+      </w:pPr>
+      <w:r>
+        <w:t>Why the result follows</w:t>
       </w:r>
     </w:p>
     <w:p>
       <w:pPr>
-        <w:pStyle w:val="Heading3"/>
-      </w:pPr>
-      <w:r>
-        <w:t>What this example does not establish</w:t>
+        <w:spacing w:line="336" w:lineRule="auto" w:after="180"/>
+        <w:shd w:fill="F1F6FC"/>
+      </w:pPr>
+      <w:r>
+        <w:rPr>
+          <w:b w:val="0"/>
+        </w:rPr>
+        <w:t>Logs record events; traces connect related events. Useful debugging fields should remain within the declared privacy policy.</w:t>
       </w:r>
     </w:p>
     <w:p>
-      <w:r>
-        <w:t>Trace identifiers can be linkable too; specify their access, retention and deletion rules.</w:t>
+      <w:pPr>
+        <w:pStyle w:val="Heading3"/>
+      </w:pPr>
+      <w:r>
+        <w:t>What this example does not establish</w:t>
       </w:r>
     </w:p>
     <w:p>
@@ -918,43 +1715,174 @@
         <w:pStyle w:val="Heading3"/>
       </w:pPr>
       <w:r>
-        <w:t>Change one thing in the pictured case</w:t>
+        <w:t>Keep the stated limit</w:t>
       </w:r>
     </w:p>
     <w:p>
-      <w:r>
-        <w:t>Change: A developer logs the full learner question.</w:t>
+      <w:pPr>
+        <w:spacing w:line="336" w:lineRule="auto" w:after="180"/>
+        <w:shd w:fill="FFF5E6"/>
+      </w:pPr>
+      <w:r>
+        <w:rPr>
+          <w:b/>
+        </w:rPr>
+        <w:t>Trace id</w:t>
+      </w:r>
+      <w:r>
+        <w:rPr>
+          <w:b w:val="0"/>
+        </w:rPr>
+        <w:t>entifiers can be linkable too; specify their access, retention and deletion rules.</w:t>
       </w:r>
     </w:p>
     <w:p>
-      <w:r>
-        <w:t>Prediction: That additional field violates this logging policy.</w:t>
+      <w:pPr>
+        <w:pStyle w:val="Heading3"/>
+      </w:pPr>
+      <w:r>
+        <w:t>Change one thing in the pictured case</w:t>
       </w:r>
     </w:p>
     <w:p>
-      <w:r>
-        <w:t>Reason: Debugging convenience does not authorise storing more personal information.</w:t>
+      <w:pPr>
+        <w:pStyle w:val="Heading3"/>
+      </w:pPr>
+      <w:r>
+        <w:t>Change one thing</w:t>
       </w:r>
     </w:p>
     <w:p>
       <w:pPr>
-        <w:pStyle w:val="Heading3"/>
-      </w:pPr>
-      <w:r>
-        <w:t>Ask while showing the picture</w:t>
+        <w:spacing w:line="336" w:lineRule="auto" w:after="180"/>
+        <w:shd w:fill="F5F1FB"/>
+      </w:pPr>
+      <w:r>
+        <w:rPr>
+          <w:b w:val="0"/>
+        </w:rPr>
+        <w:t>Change: A developer logs the full learner question.</w:t>
       </w:r>
     </w:p>
     <w:p>
-      <w:r>
-        <w:t>Cover the result. Ask learners to name the inputs and predict the next step. Uncover one step, connect the icon to the actual procedure, and explain its evidence. Then change the supplied condition and compare. The picture is a representation; it does not document execution of a real AI model.</w:t>
+      <w:pPr>
+        <w:pStyle w:val="Heading3"/>
+      </w:pPr>
+      <w:r>
+        <w:t>Predicted result</w:t>
       </w:r>
     </w:p>
     <w:p>
       <w:pPr>
+        <w:spacing w:line="336" w:lineRule="auto" w:after="180"/>
+        <w:shd w:fill="F1F6FC"/>
+      </w:pPr>
+      <w:r>
+        <w:rPr>
+          <w:b/>
+        </w:rPr>
+        <w:t>Prediction</w:t>
+      </w:r>
+      <w:r>
+        <w:rPr>
+          <w:b w:val="0"/>
+        </w:rPr>
+        <w:t>: That additional field violates this logging policy.</w:t>
+      </w:r>
+    </w:p>
+    <w:p>
+      <w:pPr>
+        <w:pStyle w:val="Heading3"/>
+      </w:pPr>
+      <w:r>
+        <w:t>Why the result follows</w:t>
+      </w:r>
+    </w:p>
+    <w:p>
+      <w:pPr>
+        <w:spacing w:line="336" w:lineRule="auto" w:after="180"/>
+        <w:shd w:fill="F1F6FC"/>
+      </w:pPr>
+      <w:r>
+        <w:rPr>
+          <w:b w:val="0"/>
+        </w:rPr>
+        <w:t>Reason: Debugging convenience does not authorise storing more personal information.</w:t>
+      </w:r>
+    </w:p>
+    <w:p>
+      <w:pPr>
+        <w:pStyle w:val="Heading3"/>
+      </w:pPr>
+      <w:r>
+        <w:t>Ask while showing the picture</w:t>
+      </w:r>
+    </w:p>
+    <w:p>
+      <w:pPr>
+        <w:pStyle w:val="Heading3"/>
+      </w:pPr>
+      <w:r>
+        <w:t>Ask while showing the picture · 5</w:t>
+      </w:r>
+    </w:p>
+    <w:p>
+      <w:pPr>
+        <w:spacing w:line="336" w:lineRule="auto" w:after="180"/>
+      </w:pPr>
+      <w:r>
+        <w:rPr>
+          <w:b w:val="0"/>
+        </w:rPr>
+        <w:t xml:space="preserve">Cover the result. Ask learners to name the </w:t>
+      </w:r>
+      <w:r>
+        <w:rPr>
+          <w:b/>
+        </w:rPr>
+        <w:t>input</w:t>
+      </w:r>
+      <w:r>
+        <w:rPr>
+          <w:b w:val="0"/>
+        </w:rPr>
+        <w:t xml:space="preserve">s and predict the next step. Uncover one step, connect the icon to the actual procedure, and explain its </w:t>
+      </w:r>
+      <w:r>
+        <w:rPr>
+          <w:b/>
+        </w:rPr>
+        <w:t>evidence</w:t>
+      </w:r>
+      <w:r>
+        <w:rPr>
+          <w:b w:val="0"/>
+        </w:rPr>
+        <w:t>. Then change the supplied condition and compare.</w:t>
+      </w:r>
+    </w:p>
+    <w:p>
+      <w:pPr>
+        <w:spacing w:line="336" w:lineRule="auto" w:after="180"/>
+      </w:pPr>
+      <w:r>
+        <w:rPr>
+          <w:b w:val="0"/>
+        </w:rPr>
+        <w:t>The picture is a representation; it does not document execution of a real AI model.</w:t>
+      </w:r>
+    </w:p>
+    <w:p>
+      <w:pPr>
         <w:pStyle w:val="Heading1"/>
       </w:pPr>
       <w:r>
         <w:t>03. Demonstrate and guide practice</w:t>
+      </w:r>
+    </w:p>
+    <w:p>
+      <w:r>
+        <w:t>Demonstrate Logs traces and privacy, reduce support deliberately and check individual reasoning before discussing answers.</w:t>
       </w:r>
     </w:p>
     <w:tbl>
@@ -1170,36 +2098,100 @@
       </w:tr>
     </w:tbl>
     <w:p>
-      <w:r>
-        <w:t>Use the worked example in Sections 3 and 6. Collect a prediction before revealing its result; ask the learner to point to each intermediate fact.</w:t>
+      <w:pPr>
+        <w:spacing w:line="336" w:lineRule="auto" w:after="180"/>
+      </w:pPr>
+      <w:r>
+        <w:rPr>
+          <w:b w:val="0"/>
+        </w:rPr>
+        <w:t xml:space="preserve">Use the worked example in Sections 3 and 6. Collect a </w:t>
+      </w:r>
+      <w:r>
+        <w:rPr>
+          <w:b/>
+        </w:rPr>
+        <w:t>prediction</w:t>
+      </w:r>
+      <w:r>
+        <w:rPr>
+          <w:b w:val="0"/>
+        </w:rPr>
+        <w:t xml:space="preserve"> before revealing its result; ask the learner to point to each intermediate fact.</w:t>
       </w:r>
     </w:p>
     <w:p>
-      <w:r>
-        <w:t>Provide an input/procedure/result/limit frame and a calculator when needed. Ask students to identify the first step before completing the whole trace. Extension: compare two concrete variants of this mechanism while holding unrelated conditions fixed; report both successful and unsuccessful outcomes.</w:t>
+      <w:pPr>
+        <w:spacing w:line="336" w:lineRule="auto" w:after="180"/>
+      </w:pPr>
+      <w:r>
+        <w:rPr>
+          <w:b w:val="0"/>
+        </w:rPr>
+        <w:t xml:space="preserve">Provide an </w:t>
+      </w:r>
+      <w:r>
+        <w:rPr>
+          <w:b/>
+        </w:rPr>
+        <w:t>input</w:t>
+      </w:r>
+      <w:r>
+        <w:rPr>
+          <w:b w:val="0"/>
+        </w:rPr>
+        <w:t>/procedure/result/limit frame and a calculator when needed. Ask students to identify the first step before completing the whole trace.</w:t>
       </w:r>
     </w:p>
     <w:p>
       <w:pPr>
-        <w:pStyle w:val="Heading3"/>
-      </w:pPr>
-      <w:r>
-        <w:t>Reduce help deliberately</w:t>
+        <w:spacing w:line="336" w:lineRule="auto" w:after="180"/>
+      </w:pPr>
+      <w:r>
+        <w:rPr>
+          <w:b w:val="0"/>
+        </w:rPr>
+        <w:t xml:space="preserve">Extension: compare two concrete variants of this </w:t>
+      </w:r>
+      <w:r>
+        <w:rPr>
+          <w:b/>
+        </w:rPr>
+        <w:t>mechanism</w:t>
+      </w:r>
+      <w:r>
+        <w:rPr>
+          <w:b w:val="0"/>
+        </w:rPr>
+        <w:t xml:space="preserve"> while holding unrelated conditions fixed; report both successful and unsuccessful outcomes.</w:t>
       </w:r>
     </w:p>
     <w:p>
-      <w:r>
-        <w:t>Completion task: A failure record includes trace R7, status=denied and the complete student passcode. Show the intermediate steps and give the conclusion with its scope.</w:t>
+      <w:pPr>
+        <w:pStyle w:val="Heading3"/>
+      </w:pPr>
+      <w:r>
+        <w:t>Reduce help deliberately</w:t>
       </w:r>
     </w:p>
     <w:p>
-      <w:r>
-        <w:t>Teacher check: Teacher explanation: Trace/status are useful; passcode violates the logging policy. Redact sensitive content and retain a non-sensitive error category.</w:t>
+      <w:pPr>
+        <w:pStyle w:val="Heading3"/>
+      </w:pPr>
+      <w:r>
+        <w:t>Completion practice</w:t>
       </w:r>
     </w:p>
     <w:p>
-      <w:r>
-        <w:t>Start by identifying the given inputs together. Leave the intermediate steps blank. If needed, model one step, then withdraw that help on the next step. Move to a full trace only when the partial trace is understood. For partners, alternate explainer and checker; collect a response from every learner before discussion.</w:t>
+      <w:pPr>
+        <w:spacing w:line="336" w:lineRule="auto" w:after="180"/>
+        <w:shd w:fill="F5F1FB"/>
+      </w:pPr>
+      <w:r>
+        <w:rPr>
+          <w:b w:val="0"/>
+        </w:rPr>
+        <w:t>Completion task: A failure record includes trace R7, status=denied and the complete student passcode. Show the intermediate steps and give the conclusion with its scope.</w:t>
       </w:r>
     </w:p>
     <w:p>
@@ -1207,22 +2199,65 @@
         <w:pStyle w:val="Heading3"/>
       </w:pPr>
       <w:r>
-        <w:t>Individual reasoning check</w:t>
+        <w:t>Reasoning to listen for</w:t>
       </w:r>
     </w:p>
     <w:p>
-      <w:r>
-        <w:t>Use the worked case for Logs traces and privacy. Proposed explanation: “The worked result establishes every future case”. Decide whether this explanation is supported. Point to the step or supplied fact that decides; explain your repair if needed.</w:t>
+      <w:pPr>
+        <w:spacing w:line="336" w:lineRule="auto" w:after="180"/>
+        <w:shd w:fill="F1F6FC"/>
+      </w:pPr>
+      <w:r>
+        <w:rPr>
+          <w:b w:val="0"/>
+        </w:rPr>
+        <w:t xml:space="preserve">Teacher check: Teacher explanation: Trace/status are useful; passcode violates the logging policy. Redact sensitive content and retain a non-sensitive </w:t>
+      </w:r>
+      <w:r>
+        <w:rPr>
+          <w:b/>
+        </w:rPr>
+        <w:t>error category</w:t>
+      </w:r>
+      <w:r>
+        <w:rPr>
+          <w:b w:val="0"/>
+        </w:rPr>
+        <w:t>.</w:t>
       </w:r>
     </w:p>
     <w:p>
-      <w:r>
-        <w:t>Expected correction: A trace ID can still be linkable; minimisation and role-controlled access remain necessary.</w:t>
+      <w:pPr>
+        <w:spacing w:line="336" w:lineRule="auto" w:after="180"/>
+      </w:pPr>
+      <w:r>
+        <w:rPr>
+          <w:b w:val="0"/>
+        </w:rPr>
+        <w:t xml:space="preserve">Start by identifying the given </w:t>
+      </w:r>
+      <w:r>
+        <w:rPr>
+          <w:b/>
+        </w:rPr>
+        <w:t>input</w:t>
+      </w:r>
+      <w:r>
+        <w:rPr>
+          <w:b w:val="0"/>
+        </w:rPr>
+        <w:t>s together. Leave the intermediate steps blank. If needed, model one step, then withdraw that help on the next step. Move to a full trace only when the partial trace is understood.</w:t>
       </w:r>
     </w:p>
     <w:p>
-      <w:r>
-        <w:t>Collect explanations, not only yes/no votes. If a misunderstanding is common, re-model the relevant step for the class. If it affects a few learners, give a short targeted group explanation while others solve a more demanding variation.</w:t>
+      <w:pPr>
+        <w:spacing w:line="336" w:lineRule="auto" w:after="180"/>
+      </w:pPr>
+      <w:r>
+        <w:rPr>
+          <w:b w:val="0"/>
+        </w:rPr>
+        <w:t>For partners, alternate explainer and checker; collect a response from every learner before discussion.</w:t>
       </w:r>
     </w:p>
     <w:p>
@@ -1230,63 +2265,343 @@
         <w:pStyle w:val="Heading3"/>
       </w:pPr>
       <w:r>
-        <w:t>Pictorial practice question</w:t>
+        <w:t>Individual reasoning check</w:t>
       </w:r>
     </w:p>
     <w:p>
-      <w:r>
-        <w:t>Identify the purpose of R17, C8 and 240 ms in the trace. Which field is deliberately omitted, and why would logging the whole question violate this design?</w:t>
+      <w:pPr>
+        <w:spacing w:line="336" w:lineRule="auto" w:after="180"/>
+      </w:pPr>
+      <w:r>
+        <w:rPr>
+          <w:b w:val="0"/>
+        </w:rPr>
+        <w:t>Use the worked case for Logs traces and privacy. Proposed explanation: “The worked result establishes every future case”. Decide whether this explanation is supported.</w:t>
       </w:r>
     </w:p>
     <w:p>
       <w:pPr>
-        <w:pStyle w:val="Heading3"/>
-      </w:pPr>
-      <w:r>
-        <w:t>Reasoned teacher answer</w:t>
+        <w:spacing w:line="336" w:lineRule="auto" w:after="180"/>
+      </w:pPr>
+      <w:r>
+        <w:rPr>
+          <w:b w:val="0"/>
+        </w:rPr>
+        <w:t>Point to the step or supplied fact that decides; explain your repair if needed.</w:t>
       </w:r>
     </w:p>
     <w:p>
-      <w:r>
-        <w:t>R17 links the request, retrieval and validation events. 240 ms describes this request, not the service average. Keep allowed metadata; omit private question text and names. Changed case: That additional field violates this logging policy. Debugging convenience does not authorise storing more personal information. R17 links events for one request, C8 identifies the retrieved source, and 240 ms is this request’s duration.</w:t>
+      <w:pPr>
+        <w:pStyle w:val="Heading3"/>
+      </w:pPr>
+      <w:r>
+        <w:t>Expected repair</w:t>
       </w:r>
     </w:p>
     <w:p>
-      <w:r>
-        <w:t>Changed-case reasoning: That additional field violates this logging policy. Debugging convenience does not authorise storing more personal information.</w:t>
+      <w:pPr>
+        <w:spacing w:line="336" w:lineRule="auto" w:after="180"/>
+        <w:shd w:fill="F1F6FC"/>
+      </w:pPr>
+      <w:r>
+        <w:rPr>
+          <w:b w:val="0"/>
+        </w:rPr>
+        <w:t xml:space="preserve">Expected correction: A </w:t>
+      </w:r>
+      <w:r>
+        <w:rPr>
+          <w:b/>
+        </w:rPr>
+        <w:t>trace ID</w:t>
+      </w:r>
+      <w:r>
+        <w:rPr>
+          <w:b w:val="0"/>
+        </w:rPr>
+        <w:t xml:space="preserve"> can still be linkable; </w:t>
+      </w:r>
+      <w:r>
+        <w:rPr>
+          <w:b/>
+        </w:rPr>
+        <w:t>minimisation</w:t>
+      </w:r>
+      <w:r>
+        <w:rPr>
+          <w:b w:val="0"/>
+        </w:rPr>
+        <w:t xml:space="preserve"> and role-controlled access remain necessary.</w:t>
       </w:r>
     </w:p>
     <w:p>
-      <w:r>
-        <w:t>Collect each learner’s explanation before discussion. Use the first missing connection between input, deciding step and result to choose support. This question is worked-case practice, not fresh mastery evidence.</w:t>
+      <w:pPr>
+        <w:spacing w:line="336" w:lineRule="auto" w:after="180"/>
+      </w:pPr>
+      <w:r>
+        <w:rPr>
+          <w:b w:val="0"/>
+        </w:rPr>
+        <w:t>Collect explanations, not only yes/no votes. If a misunderstanding is common, re-model the relevant step for the class.</w:t>
       </w:r>
     </w:p>
     <w:p>
       <w:pPr>
-        <w:pStyle w:val="Heading1"/>
-      </w:pPr>
-      <w:r>
-        <w:t>04. Run the investigation and diagnose misconceptions</w:t>
+        <w:spacing w:line="336" w:lineRule="auto" w:after="180"/>
+      </w:pPr>
+      <w:r>
+        <w:rPr>
+          <w:b w:val="0"/>
+        </w:rPr>
+        <w:t>If it affects a few learners, give a short targeted group explanation while others solve a more demanding variation.</w:t>
       </w:r>
     </w:p>
     <w:p>
-      <w:r>
-        <w:t>The worked result establishes every future case: A trace ID can still be linkable; minimisation and role-controlled access remain necessary.</w:t>
+      <w:pPr>
+        <w:pStyle w:val="Heading3"/>
+      </w:pPr>
+      <w:r>
+        <w:t>Pictorial practice question</w:t>
       </w:r>
     </w:p>
     <w:p>
-      <w:r>
-        <w:t>A missing input may be replaced without recording the change: A replacement changes the evidence or contract. Record the change and its justification; do not silently turn unknown into a measured value.</w:t>
+      <w:pPr>
+        <w:spacing w:line="336" w:lineRule="auto" w:after="180"/>
+        <w:shd w:fill="F5F1FB"/>
+      </w:pPr>
+      <w:r>
+        <w:rPr>
+          <w:b w:val="0"/>
+        </w:rPr>
+        <w:t>Identify the purpose of R17, C8 and 240 ms in the trace. Which field is deliberately omitted, and why would logging the whole question violate this design?</w:t>
       </w:r>
     </w:p>
     <w:p>
-      <w:r>
-        <w:t>Repeating an assessed case is new independent evidence: A replay checks consistency. An example used for feedback or revision cannot later be described as untouched final evaluation.</w:t>
+      <w:pPr>
+        <w:pStyle w:val="Heading3"/>
+      </w:pPr>
+      <w:r>
+        <w:t>Reasoned teacher answer</w:t>
       </w:r>
     </w:p>
     <w:p>
-      <w:r>
-        <w:t>Use Section 9 for the evidence ledger. Add a boundary or missing-input case and record the expected response before checking. More successful repeats of one case do not establish wider coverage.</w:t>
+      <w:pPr>
+        <w:spacing w:line="336" w:lineRule="auto" w:after="180"/>
+      </w:pPr>
+      <w:r>
+        <w:rPr>
+          <w:b w:val="0"/>
+        </w:rPr>
+        <w:t>R17 links the request, retrieval and validation events. 240 ms describes this request, not the service average. Keep allowed metadata; omit private question text and names.</w:t>
+      </w:r>
+    </w:p>
+    <w:p>
+      <w:pPr>
+        <w:spacing w:line="336" w:lineRule="auto" w:after="180"/>
+      </w:pPr>
+      <w:r>
+        <w:rPr>
+          <w:b w:val="0"/>
+        </w:rPr>
+        <w:t>Changed case: That additional field violates this logging policy. Debugging convenience does not authorise storing more personal information.</w:t>
+      </w:r>
+    </w:p>
+    <w:p>
+      <w:pPr>
+        <w:spacing w:line="336" w:lineRule="auto" w:after="180"/>
+      </w:pPr>
+      <w:r>
+        <w:rPr>
+          <w:b w:val="0"/>
+        </w:rPr>
+        <w:t>R17 links events for one request, C8 identifies the retrieved source, and 240 ms is this request’s duration.</w:t>
+      </w:r>
+    </w:p>
+    <w:p>
+      <w:pPr>
+        <w:spacing w:line="336" w:lineRule="auto" w:after="180"/>
+      </w:pPr>
+      <w:r>
+        <w:rPr>
+          <w:b w:val="0"/>
+        </w:rPr>
+        <w:t>Changed-case reasoning: That additional field violates this logging policy. Debugging convenience does not authorise storing more personal information.</w:t>
+      </w:r>
+    </w:p>
+    <w:p>
+      <w:pPr>
+        <w:spacing w:line="336" w:lineRule="auto" w:after="180"/>
+      </w:pPr>
+      <w:r>
+        <w:rPr>
+          <w:b w:val="0"/>
+        </w:rPr>
+        <w:t xml:space="preserve">Collect each learner’s explanation before discussion. Use the first missing connection between </w:t>
+      </w:r>
+      <w:r>
+        <w:rPr>
+          <w:b/>
+        </w:rPr>
+        <w:t>input</w:t>
+      </w:r>
+      <w:r>
+        <w:rPr>
+          <w:b w:val="0"/>
+        </w:rPr>
+        <w:t xml:space="preserve">, deciding step and result to choose support. This question is worked-case practice, not fresh mastery </w:t>
+      </w:r>
+      <w:r>
+        <w:rPr>
+          <w:b/>
+        </w:rPr>
+        <w:t>evidence</w:t>
+      </w:r>
+      <w:r>
+        <w:rPr>
+          <w:b w:val="0"/>
+        </w:rPr>
+        <w:t>.</w:t>
+      </w:r>
+    </w:p>
+    <w:p>
+      <w:pPr>
+        <w:pStyle w:val="Heading1"/>
+      </w:pPr>
+      <w:r>
+        <w:t>04. Run the investigation and diagnose misconceptions</w:t>
+      </w:r>
+    </w:p>
+    <w:p>
+      <w:r>
+        <w:t>Run the Logs traces and privacy investigation and use the first unsupported step to choose a teaching response.</w:t>
+      </w:r>
+    </w:p>
+    <w:p>
+      <w:pPr>
+        <w:spacing w:line="336" w:lineRule="auto" w:after="180"/>
+      </w:pPr>
+      <w:r>
+        <w:rPr>
+          <w:b w:val="0"/>
+        </w:rPr>
+        <w:t xml:space="preserve">The worked result establishes every future case: A </w:t>
+      </w:r>
+      <w:r>
+        <w:rPr>
+          <w:b/>
+        </w:rPr>
+        <w:t>trace ID</w:t>
+      </w:r>
+      <w:r>
+        <w:rPr>
+          <w:b w:val="0"/>
+        </w:rPr>
+        <w:t xml:space="preserve"> can still be linkable; </w:t>
+      </w:r>
+      <w:r>
+        <w:rPr>
+          <w:b/>
+        </w:rPr>
+        <w:t>minimisation</w:t>
+      </w:r>
+      <w:r>
+        <w:rPr>
+          <w:b w:val="0"/>
+        </w:rPr>
+        <w:t xml:space="preserve"> and role-controlled access remain necessary.</w:t>
+      </w:r>
+    </w:p>
+    <w:p>
+      <w:pPr>
+        <w:spacing w:line="336" w:lineRule="auto" w:after="180"/>
+      </w:pPr>
+      <w:r>
+        <w:rPr>
+          <w:b w:val="0"/>
+        </w:rPr>
+        <w:t xml:space="preserve">A missing </w:t>
+      </w:r>
+      <w:r>
+        <w:rPr>
+          <w:b/>
+        </w:rPr>
+        <w:t>input</w:t>
+      </w:r>
+      <w:r>
+        <w:rPr>
+          <w:b w:val="0"/>
+        </w:rPr>
+        <w:t xml:space="preserve"> may be replaced without recording the change: A replacement changes the </w:t>
+      </w:r>
+      <w:r>
+        <w:rPr>
+          <w:b/>
+        </w:rPr>
+        <w:t>evidence</w:t>
+      </w:r>
+      <w:r>
+        <w:rPr>
+          <w:b w:val="0"/>
+        </w:rPr>
+        <w:t xml:space="preserve"> or contract. Record the change and its justification; do not silently turn unknown into a measured value.</w:t>
+      </w:r>
+    </w:p>
+    <w:p>
+      <w:pPr>
+        <w:spacing w:line="336" w:lineRule="auto" w:after="180"/>
+      </w:pPr>
+      <w:r>
+        <w:rPr>
+          <w:b w:val="0"/>
+        </w:rPr>
+        <w:t xml:space="preserve">Repeating an assessed case is new independent </w:t>
+      </w:r>
+      <w:r>
+        <w:rPr>
+          <w:b/>
+        </w:rPr>
+        <w:t>evidence</w:t>
+      </w:r>
+      <w:r>
+        <w:rPr>
+          <w:b w:val="0"/>
+        </w:rPr>
+        <w:t>: A replay checks consistency. An example used for feedback or revision cannot later be described as untouched final evaluation.</w:t>
+      </w:r>
+    </w:p>
+    <w:p>
+      <w:pPr>
+        <w:spacing w:line="336" w:lineRule="auto" w:after="180"/>
+      </w:pPr>
+      <w:r>
+        <w:rPr>
+          <w:b w:val="0"/>
+        </w:rPr>
+        <w:t xml:space="preserve">Use Section 9 for the </w:t>
+      </w:r>
+      <w:r>
+        <w:rPr>
+          <w:b/>
+        </w:rPr>
+        <w:t>evidence</w:t>
+      </w:r>
+      <w:r>
+        <w:rPr>
+          <w:b w:val="0"/>
+        </w:rPr>
+        <w:t xml:space="preserve"> ledger. Add a boundary or missing-</w:t>
+      </w:r>
+      <w:r>
+        <w:rPr>
+          <w:b/>
+        </w:rPr>
+        <w:t>input</w:t>
+      </w:r>
+      <w:r>
+        <w:rPr>
+          <w:b w:val="0"/>
+        </w:rPr>
+        <w:t xml:space="preserve"> case and record the expected response before checking. More successful repeats of one case do not establish wider coverage.</w:t>
       </w:r>
     </w:p>
     <w:p>
@@ -1444,29 +2759,38 @@
       </w:tr>
     </w:tbl>
     <w:p>
-      <w:r>
-        <w:t>Offer an oral explanation, drawing, enlarged visual or fewer examples when that removes a reading/writing barrier. Keep the same reasoning goal. Stretch secure learners by changing a boundary or assumption and asking them to defend the effect, not simply by assigning more of the same questions.</w:t>
+      <w:pPr>
+        <w:spacing w:line="336" w:lineRule="auto" w:after="180"/>
+      </w:pPr>
+      <w:r>
+        <w:rPr>
+          <w:b w:val="0"/>
+        </w:rPr>
+        <w:t>Offer an oral explanation, drawing, enlarged visual or fewer examples when that removes a reading/writing barrier. Keep the same reasoning goal.</w:t>
       </w:r>
     </w:p>
     <w:p>
       <w:pPr>
-        <w:pStyle w:val="Heading1"/>
-      </w:pPr>
-      <w:r>
-        <w:t>05. Assess and explain the answers</w:t>
+        <w:spacing w:line="336" w:lineRule="auto" w:after="180"/>
+      </w:pPr>
+      <w:r>
+        <w:rPr>
+          <w:b w:val="0"/>
+        </w:rPr>
+        <w:t>Stretch secure learners by changing a boundary or assumption and asking them to defend the effect, not simply by assigning more of the same questions.</w:t>
       </w:r>
     </w:p>
     <w:p>
       <w:pPr>
-        <w:pStyle w:val="Heading3"/>
-      </w:pPr>
-      <w:r>
-        <w:t>Guided and exit questions</w:t>
+        <w:pStyle w:val="Heading1"/>
+      </w:pPr>
+      <w:r>
+        <w:t>05. Assess and explain the answers</w:t>
       </w:r>
     </w:p>
     <w:p>
       <w:r>
-        <w:t>Guided: Trace/status are useful; passcode violates the logging policy. Redact sensitive content and retain a non-sensitive error category. Qualification: A trace ID can still be linkable; minimisation and role-controlled access remain necessary. Exit: accept a concrete variation with its predicted outcome and a stated condition that would challenge the mechanism; reject a claim resting on unmeasured evidence.</w:t>
+        <w:t>Use the Logs traces and privacy questions, teacher keys and criteria after the relevant attempts. Previously discussed cases are practice; protect the separately selected independent task.</w:t>
       </w:r>
     </w:p>
     <w:p>
@@ -1474,89 +2798,304 @@
         <w:pStyle w:val="Heading3"/>
       </w:pPr>
       <w:r>
-        <w:t>W1 Explain the mechanism</w:t>
+        <w:t>Guided and exit questions</w:t>
       </w:r>
     </w:p>
     <w:p>
-      <w:r>
-        <w:t>Explain the weekly mechanism in your own words. Use the worked scenario to name its input, decision rule and output.</w:t>
+      <w:pPr>
+        <w:spacing w:line="336" w:lineRule="auto" w:after="180"/>
+      </w:pPr>
+      <w:r>
+        <w:rPr>
+          <w:b w:val="0"/>
+        </w:rPr>
+        <w:t xml:space="preserve">Guided: Trace/status are useful; passcode violates the logging policy. Redact sensitive content and retain a non-sensitive </w:t>
+      </w:r>
+      <w:r>
+        <w:rPr>
+          <w:b/>
+        </w:rPr>
+        <w:t>error category</w:t>
+      </w:r>
+      <w:r>
+        <w:rPr>
+          <w:b w:val="0"/>
+        </w:rPr>
+        <w:t>.</w:t>
       </w:r>
     </w:p>
     <w:p>
-      <w:r>
-        <w:t>Teacher explanation: Logs support diagnosis, but excessive recording can expose private content. Trace IDs link stages without storing complete sensitive inputs. For this policy log trace ID, stage, status, duration and error category; do not log passcodes, student text or teacher answers. Restrict access and declare retention.</w:t>
+      <w:pPr>
+        <w:spacing w:line="336" w:lineRule="auto" w:after="180"/>
+      </w:pPr>
+      <w:r>
+        <w:rPr>
+          <w:b w:val="0"/>
+        </w:rPr>
+        <w:t xml:space="preserve">Qualification: A </w:t>
+      </w:r>
+      <w:r>
+        <w:rPr>
+          <w:b/>
+        </w:rPr>
+        <w:t>trace ID</w:t>
+      </w:r>
+      <w:r>
+        <w:rPr>
+          <w:b w:val="0"/>
+        </w:rPr>
+        <w:t xml:space="preserve"> can still be linkable; </w:t>
+      </w:r>
+      <w:r>
+        <w:rPr>
+          <w:b/>
+        </w:rPr>
+        <w:t>minimisation</w:t>
+      </w:r>
+      <w:r>
+        <w:rPr>
+          <w:b w:val="0"/>
+        </w:rPr>
+        <w:t xml:space="preserve"> and role-controlled access remain necessary.</w:t>
       </w:r>
     </w:p>
     <w:p>
       <w:pPr>
-        <w:pStyle w:val="Heading3"/>
-      </w:pPr>
-      <w:r>
-        <w:t>W2 Trace the worked case</w:t>
+        <w:spacing w:line="336" w:lineRule="auto" w:after="180"/>
+      </w:pPr>
+      <w:r>
+        <w:rPr>
+          <w:b w:val="0"/>
+        </w:rPr>
+        <w:t xml:space="preserve">Exit: accept a concrete variation with its predicted outcome and a stated condition that would challenge the </w:t>
+      </w:r>
+      <w:r>
+        <w:rPr>
+          <w:b/>
+        </w:rPr>
+        <w:t>mechanism</w:t>
+      </w:r>
+      <w:r>
+        <w:rPr>
+          <w:b w:val="0"/>
+        </w:rPr>
+        <w:t xml:space="preserve">; reject a claim resting on unmeasured </w:t>
+      </w:r>
+      <w:r>
+        <w:rPr>
+          <w:b/>
+        </w:rPr>
+        <w:t>evidence</w:t>
+      </w:r>
+      <w:r>
+        <w:rPr>
+          <w:b w:val="0"/>
+        </w:rPr>
+        <w:t>.</w:t>
       </w:r>
     </w:p>
     <w:p>
-      <w:r>
-        <w:t>A failure record includes trace R7, status=denied and the complete student passcode. Show the intermediate steps and give the conclusion with its scope.</w:t>
+      <w:pPr>
+        <w:pStyle w:val="Heading3"/>
+      </w:pPr>
+      <w:r>
+        <w:t>W1 Explain the mechanism</w:t>
       </w:r>
     </w:p>
     <w:p>
-      <w:r>
-        <w:t>Teacher explanation: Trace/status are useful; passcode violates the logging policy. Redact sensitive content and retain a non-sensitive error category.</w:t>
+      <w:pPr>
+        <w:pStyle w:val="Heading3"/>
+      </w:pPr>
+      <w:r>
+        <w:t>Workbook question · W1</w:t>
       </w:r>
     </w:p>
     <w:p>
       <w:pPr>
-        <w:pStyle w:val="Heading3"/>
-      </w:pPr>
-      <w:r>
-        <w:t>W3 Audit the limit</w:t>
+        <w:spacing w:line="336" w:lineRule="auto" w:after="180"/>
+        <w:shd w:fill="F5F1FB"/>
+      </w:pPr>
+      <w:r>
+        <w:rPr>
+          <w:b w:val="0"/>
+        </w:rPr>
+        <w:t xml:space="preserve">Explain the weekly </w:t>
+      </w:r>
+      <w:r>
+        <w:rPr>
+          <w:b/>
+        </w:rPr>
+        <w:t>mechanism</w:t>
+      </w:r>
+      <w:r>
+        <w:rPr>
+          <w:b w:val="0"/>
+        </w:rPr>
+        <w:t xml:space="preserve"> in your own words. Use the worked scenario to name its </w:t>
+      </w:r>
+      <w:r>
+        <w:rPr>
+          <w:b/>
+        </w:rPr>
+        <w:t>input</w:t>
+      </w:r>
+      <w:r>
+        <w:rPr>
+          <w:b w:val="0"/>
+        </w:rPr>
+        <w:t xml:space="preserve">, decision rule and </w:t>
+      </w:r>
+      <w:r>
+        <w:rPr>
+          <w:b/>
+        </w:rPr>
+        <w:t>output</w:t>
+      </w:r>
+      <w:r>
+        <w:rPr>
+          <w:b w:val="0"/>
+        </w:rPr>
+        <w:t>.</w:t>
       </w:r>
     </w:p>
     <w:p>
-      <w:r>
-        <w:t>A report omits this qualification: A trace ID can still be linkable; minimisation and role-controlled access remain necessary. Explain how omitting it could change a reader's interpretation, and write an accurate replacement.</w:t>
+      <w:pPr>
+        <w:pStyle w:val="Heading3"/>
+      </w:pPr>
+      <w:r>
+        <w:t>Teacher reasoning · W1</w:t>
       </w:r>
     </w:p>
     <w:p>
-      <w:r>
-        <w:t>Teacher explanation: A trace ID can still be linkable; minimisation and role-controlled access remain necessary. State the observed result separately from the unverified or out-of-scope claim; preserve the original evidence rather than inventing a missing fact.</w:t>
+      <w:pPr>
+        <w:spacing w:line="336" w:lineRule="auto" w:after="180"/>
+        <w:shd w:fill="F1F6FC"/>
+      </w:pPr>
+      <w:r>
+        <w:rPr>
+          <w:b w:val="0"/>
+        </w:rPr>
+        <w:t xml:space="preserve">Teacher explanation: Logs support diagnosis, but excessive recording can expose private content. </w:t>
+      </w:r>
+      <w:r>
+        <w:rPr>
+          <w:b/>
+        </w:rPr>
+        <w:t>Trace ID</w:t>
+      </w:r>
+      <w:r>
+        <w:rPr>
+          <w:b w:val="0"/>
+        </w:rPr>
+        <w:t xml:space="preserve">s link stages without storing complete sensitive </w:t>
+      </w:r>
+      <w:r>
+        <w:rPr>
+          <w:b/>
+        </w:rPr>
+        <w:t>input</w:t>
+      </w:r>
+      <w:r>
+        <w:rPr>
+          <w:b w:val="0"/>
+        </w:rPr>
+        <w:t>s.</w:t>
       </w:r>
     </w:p>
     <w:p>
       <w:pPr>
-        <w:pStyle w:val="Heading3"/>
-      </w:pPr>
-      <w:r>
-        <w:t>W4 Apply a new case independently</w:t>
+        <w:spacing w:line="336" w:lineRule="auto" w:after="180"/>
+        <w:shd w:fill="F1F6FC"/>
+      </w:pPr>
+      <w:r>
+        <w:rPr>
+          <w:b w:val="0"/>
+        </w:rPr>
+        <w:t xml:space="preserve">For this policy log </w:t>
+      </w:r>
+      <w:r>
+        <w:rPr>
+          <w:b/>
+        </w:rPr>
+        <w:t>trace ID</w:t>
+      </w:r>
+      <w:r>
+        <w:rPr>
+          <w:b w:val="0"/>
+        </w:rPr>
+        <w:t xml:space="preserve">, stage, status, duration and </w:t>
+      </w:r>
+      <w:r>
+        <w:rPr>
+          <w:b/>
+        </w:rPr>
+        <w:t>error category</w:t>
+      </w:r>
+      <w:r>
+        <w:rPr>
+          <w:b w:val="0"/>
+        </w:rPr>
+        <w:t>; do not log passcodes, student text or teacher answers. Restrict access and declare retention.</w:t>
       </w:r>
     </w:p>
     <w:p>
-      <w:r>
-        <w:t>Logs contain user essay, teacher guide, stage=lookup, duration=12ms and trace T8. Select allowed fields.</w:t>
+      <w:pPr>
+        <w:pStyle w:val="Heading3"/>
+      </w:pPr>
+      <w:r>
+        <w:t>W2 Trace the worked case</w:t>
       </w:r>
     </w:p>
     <w:p>
-      <w:r>
-        <w:t>Teacher explanation: Keep stage, duration and trace; exclude essay and teacher content. Authorisation to process data does not imply permission to retain it in logs.</w:t>
+      <w:pPr>
+        <w:pStyle w:val="Heading3"/>
+      </w:pPr>
+      <w:r>
+        <w:t>Workbook question · W2</w:t>
       </w:r>
     </w:p>
     <w:p>
       <w:pPr>
-        <w:pStyle w:val="Heading3"/>
-      </w:pPr>
-      <w:r>
-        <w:t>W5 Design a revealing follow-up</w:t>
+        <w:spacing w:line="336" w:lineRule="auto" w:after="180"/>
+        <w:shd w:fill="F5F1FB"/>
+      </w:pPr>
+      <w:r>
+        <w:rPr>
+          <w:b w:val="0"/>
+        </w:rPr>
+        <w:t>A failure record includes trace R7, status=denied and the complete student passcode. Show the intermediate steps and give the conclusion with its scope.</w:t>
       </w:r>
     </w:p>
     <w:p>
-      <w:r>
-        <w:t>For the worked scenario, propose one additional case that could reveal a failure, describe its expected outcome before running it, and explain what would need to remain fixed for a fair comparison. Do not reuse W4 as a new final test after receiving feedback.</w:t>
+      <w:pPr>
+        <w:pStyle w:val="Heading3"/>
+      </w:pPr>
+      <w:r>
+        <w:t>Teacher reasoning · W2</w:t>
       </w:r>
     </w:p>
     <w:p>
-      <w:r>
-        <w:t>Teacher explanation: Accept a concrete variant of the worked input or a missing/conflicting/boundary condition, with an expectation derived from the declared procedure. Require preserved settings, original outputs and data roles. A trace ID can still be linkable; minimisation and role-controlled access remain necessary. The new case should test this particular mechanism rather than merely restate the original result.</w:t>
+      <w:pPr>
+        <w:spacing w:line="336" w:lineRule="auto" w:after="180"/>
+        <w:shd w:fill="F1F6FC"/>
+      </w:pPr>
+      <w:r>
+        <w:rPr>
+          <w:b w:val="0"/>
+        </w:rPr>
+        <w:t xml:space="preserve">Teacher explanation: Trace/status are useful; passcode violates the logging policy. Redact sensitive content and retain a non-sensitive </w:t>
+      </w:r>
+      <w:r>
+        <w:rPr>
+          <w:b/>
+        </w:rPr>
+        <w:t>error category</w:t>
+      </w:r>
+      <w:r>
+        <w:rPr>
+          <w:b w:val="0"/>
+        </w:rPr>
+        <w:t>.</w:t>
       </w:r>
     </w:p>
     <w:p>
@@ -1564,38 +3103,467 @@
         <w:pStyle w:val="Heading3"/>
       </w:pPr>
       <w:r>
-        <w:t>Independent assessment and fresh retry</w:t>
+        <w:t>W3 Audit the limit</w:t>
       </w:r>
     </w:p>
     <w:p>
-      <w:r>
-        <w:t>W4: Keep stage, duration and trace; exclude essay and teacher content. Authorisation to process data does not imply permission to retain it in logs. Require intermediate reasoning and the stated scope. Fresh retry: Log contains token, trace ID and timeout category. Expected reasoning: Keep trace/category, redact token. Retention and access rules still apply. If students need support, record it and reassess with another new case rather than awarding independence to a copied answer.</w:t>
+      <w:pPr>
+        <w:pStyle w:val="Heading3"/>
+      </w:pPr>
+      <w:r>
+        <w:t>Workbook question · W3</w:t>
       </w:r>
     </w:p>
     <w:p>
       <w:pPr>
-        <w:pStyle w:val="Heading3"/>
-      </w:pPr>
-      <w:r>
-        <w:t>Assess independent transfer</w:t>
+        <w:spacing w:line="336" w:lineRule="auto" w:after="180"/>
+        <w:shd w:fill="F5F1FB"/>
+      </w:pPr>
+      <w:r>
+        <w:rPr>
+          <w:b w:val="0"/>
+        </w:rPr>
+        <w:t xml:space="preserve">A report omits this qualification: A </w:t>
+      </w:r>
+      <w:r>
+        <w:rPr>
+          <w:b/>
+        </w:rPr>
+        <w:t>trace ID</w:t>
+      </w:r>
+      <w:r>
+        <w:rPr>
+          <w:b w:val="0"/>
+        </w:rPr>
+        <w:t xml:space="preserve"> can still be linkable; </w:t>
+      </w:r>
+      <w:r>
+        <w:rPr>
+          <w:b/>
+        </w:rPr>
+        <w:t>minimisation</w:t>
+      </w:r>
+      <w:r>
+        <w:rPr>
+          <w:b w:val="0"/>
+        </w:rPr>
+        <w:t xml:space="preserve"> and role-controlled access remain necessary. Explain how omitting it could change a reader's interpretation, and write an accurate replacement.</w:t>
       </w:r>
     </w:p>
     <w:p>
-      <w:r>
-        <w:t>Selected case: Logs contain user essay, teacher guide, stage=lookup, duration=12ms and trace T8. Select allowed fields.</w:t>
+      <w:pPr>
+        <w:pStyle w:val="Heading3"/>
+      </w:pPr>
+      <w:r>
+        <w:t>Teacher reasoning · W3</w:t>
       </w:r>
     </w:p>
     <w:p>
       <w:pPr>
-        <w:pStyle w:val="Heading3"/>
-      </w:pPr>
-      <w:r>
-        <w:t>Selected case answer</w:t>
+        <w:spacing w:line="336" w:lineRule="auto" w:after="180"/>
+        <w:shd w:fill="F1F6FC"/>
+      </w:pPr>
+      <w:r>
+        <w:rPr>
+          <w:b w:val="0"/>
+        </w:rPr>
+        <w:t xml:space="preserve">Teacher explanation: A </w:t>
+      </w:r>
+      <w:r>
+        <w:rPr>
+          <w:b/>
+        </w:rPr>
+        <w:t>trace ID</w:t>
+      </w:r>
+      <w:r>
+        <w:rPr>
+          <w:b w:val="0"/>
+        </w:rPr>
+        <w:t xml:space="preserve"> can still be linkable; </w:t>
+      </w:r>
+      <w:r>
+        <w:rPr>
+          <w:b/>
+        </w:rPr>
+        <w:t>minimisation</w:t>
+      </w:r>
+      <w:r>
+        <w:rPr>
+          <w:b w:val="0"/>
+        </w:rPr>
+        <w:t xml:space="preserve"> and role-controlled access remain necessary.</w:t>
       </w:r>
     </w:p>
     <w:p>
-      <w:r>
-        <w:t>Teacher explanation: Keep stage, duration and trace; exclude essay and teacher content. Authorisation to process data does not imply permission to retain it in logs.</w:t>
+      <w:pPr>
+        <w:spacing w:line="336" w:lineRule="auto" w:after="180"/>
+        <w:shd w:fill="F1F6FC"/>
+      </w:pPr>
+      <w:r>
+        <w:rPr>
+          <w:b w:val="0"/>
+        </w:rPr>
+        <w:t xml:space="preserve">State the observed result separately from the unverified or out-of-scope claim; preserve the original </w:t>
+      </w:r>
+      <w:r>
+        <w:rPr>
+          <w:b/>
+        </w:rPr>
+        <w:t>evidence</w:t>
+      </w:r>
+      <w:r>
+        <w:rPr>
+          <w:b w:val="0"/>
+        </w:rPr>
+        <w:t xml:space="preserve"> rather than inventing a missing fact.</w:t>
+      </w:r>
+    </w:p>
+    <w:p>
+      <w:pPr>
+        <w:pStyle w:val="Heading3"/>
+      </w:pPr>
+      <w:r>
+        <w:t>W4 Apply a new case independently</w:t>
+      </w:r>
+    </w:p>
+    <w:p>
+      <w:pPr>
+        <w:pStyle w:val="Heading3"/>
+      </w:pPr>
+      <w:r>
+        <w:t>Workbook question · W4</w:t>
+      </w:r>
+    </w:p>
+    <w:p>
+      <w:pPr>
+        <w:spacing w:line="336" w:lineRule="auto" w:after="180"/>
+        <w:shd w:fill="F5F1FB"/>
+      </w:pPr>
+      <w:r>
+        <w:rPr>
+          <w:b w:val="0"/>
+        </w:rPr>
+        <w:t>Logs contain user essay, teacher guide, stage=lookup, duration=12ms and trace T8. Select allowed fields.</w:t>
+      </w:r>
+    </w:p>
+    <w:p>
+      <w:pPr>
+        <w:pStyle w:val="Heading3"/>
+      </w:pPr>
+      <w:r>
+        <w:t>Teacher reasoning · W4</w:t>
+      </w:r>
+    </w:p>
+    <w:p>
+      <w:pPr>
+        <w:spacing w:line="336" w:lineRule="auto" w:after="180"/>
+        <w:shd w:fill="F1F6FC"/>
+      </w:pPr>
+      <w:r>
+        <w:rPr>
+          <w:b w:val="0"/>
+        </w:rPr>
+        <w:t xml:space="preserve">Teacher explanation: Keep stage, duration and trace; exclude essay and teacher content. Authorisation to </w:t>
+      </w:r>
+      <w:r>
+        <w:rPr>
+          <w:b/>
+        </w:rPr>
+        <w:t>process</w:t>
+      </w:r>
+      <w:r>
+        <w:rPr>
+          <w:b w:val="0"/>
+        </w:rPr>
+        <w:t xml:space="preserve"> data does not imply permission to retain it in logs.</w:t>
+      </w:r>
+    </w:p>
+    <w:p>
+      <w:pPr>
+        <w:pStyle w:val="Heading3"/>
+      </w:pPr>
+      <w:r>
+        <w:t>W5 Design a revealing follow-up</w:t>
+      </w:r>
+    </w:p>
+    <w:p>
+      <w:pPr>
+        <w:pStyle w:val="Heading3"/>
+      </w:pPr>
+      <w:r>
+        <w:t>Workbook question · W5</w:t>
+      </w:r>
+    </w:p>
+    <w:p>
+      <w:pPr>
+        <w:spacing w:line="336" w:lineRule="auto" w:after="180"/>
+        <w:shd w:fill="F5F1FB"/>
+      </w:pPr>
+      <w:r>
+        <w:rPr>
+          <w:b w:val="0"/>
+        </w:rPr>
+        <w:t>For the worked scenario, propose one additional case that could reveal a failure, describe its expected outcome before running it, and explain what would need to remain fixed for a fair comparison.</w:t>
+      </w:r>
+    </w:p>
+    <w:p>
+      <w:pPr>
+        <w:spacing w:line="336" w:lineRule="auto" w:after="180"/>
+        <w:shd w:fill="F5F1FB"/>
+      </w:pPr>
+      <w:r>
+        <w:rPr>
+          <w:b w:val="0"/>
+        </w:rPr>
+        <w:t>Do not reuse W4 as a new final test after receiving feedback.</w:t>
+      </w:r>
+    </w:p>
+    <w:p>
+      <w:pPr>
+        <w:pStyle w:val="Heading3"/>
+      </w:pPr>
+      <w:r>
+        <w:t>Teacher reasoning · W5</w:t>
+      </w:r>
+    </w:p>
+    <w:p>
+      <w:pPr>
+        <w:spacing w:line="336" w:lineRule="auto" w:after="180"/>
+        <w:shd w:fill="F1F6FC"/>
+      </w:pPr>
+      <w:r>
+        <w:rPr>
+          <w:b w:val="0"/>
+        </w:rPr>
+        <w:t xml:space="preserve">Teacher explanation: Accept a concrete variant of the worked </w:t>
+      </w:r>
+      <w:r>
+        <w:rPr>
+          <w:b/>
+        </w:rPr>
+        <w:t>input</w:t>
+      </w:r>
+      <w:r>
+        <w:rPr>
+          <w:b w:val="0"/>
+        </w:rPr>
+        <w:t xml:space="preserve"> or a missing/conflicting/boundary condition, with an expectation derived from the declared procedure.</w:t>
+      </w:r>
+    </w:p>
+    <w:p>
+      <w:pPr>
+        <w:spacing w:line="336" w:lineRule="auto" w:after="180"/>
+        <w:shd w:fill="F1F6FC"/>
+      </w:pPr>
+      <w:r>
+        <w:rPr>
+          <w:b w:val="0"/>
+        </w:rPr>
+        <w:t xml:space="preserve">Require preserved settings, original </w:t>
+      </w:r>
+      <w:r>
+        <w:rPr>
+          <w:b/>
+        </w:rPr>
+        <w:t>output</w:t>
+      </w:r>
+      <w:r>
+        <w:rPr>
+          <w:b w:val="0"/>
+        </w:rPr>
+        <w:t xml:space="preserve">s and data roles. A </w:t>
+      </w:r>
+      <w:r>
+        <w:rPr>
+          <w:b/>
+        </w:rPr>
+        <w:t>trace ID</w:t>
+      </w:r>
+      <w:r>
+        <w:rPr>
+          <w:b w:val="0"/>
+        </w:rPr>
+        <w:t xml:space="preserve"> can still be linkable; </w:t>
+      </w:r>
+      <w:r>
+        <w:rPr>
+          <w:b/>
+        </w:rPr>
+        <w:t>minimisation</w:t>
+      </w:r>
+      <w:r>
+        <w:rPr>
+          <w:b w:val="0"/>
+        </w:rPr>
+        <w:t xml:space="preserve"> and role-controlled access remain necessary.</w:t>
+      </w:r>
+    </w:p>
+    <w:p>
+      <w:pPr>
+        <w:spacing w:line="336" w:lineRule="auto" w:after="180"/>
+        <w:shd w:fill="F1F6FC"/>
+      </w:pPr>
+      <w:r>
+        <w:rPr>
+          <w:b w:val="0"/>
+        </w:rPr>
+        <w:t xml:space="preserve">The new case should test this particular </w:t>
+      </w:r>
+      <w:r>
+        <w:rPr>
+          <w:b/>
+        </w:rPr>
+        <w:t>mechanism</w:t>
+      </w:r>
+      <w:r>
+        <w:rPr>
+          <w:b w:val="0"/>
+        </w:rPr>
+        <w:t xml:space="preserve"> rather than merely restate the original result.</w:t>
+      </w:r>
+    </w:p>
+    <w:p>
+      <w:pPr>
+        <w:pStyle w:val="Heading3"/>
+      </w:pPr>
+      <w:r>
+        <w:t>Independent assessment and fresh retry</w:t>
+      </w:r>
+    </w:p>
+    <w:p>
+      <w:pPr>
+        <w:pStyle w:val="Heading3"/>
+      </w:pPr>
+      <w:r>
+        <w:t>Teacher key · Independent assessment and fresh retry</w:t>
+      </w:r>
+    </w:p>
+    <w:p>
+      <w:pPr>
+        <w:spacing w:line="336" w:lineRule="auto" w:after="180"/>
+        <w:shd w:fill="F1F6FC"/>
+      </w:pPr>
+      <w:r>
+        <w:rPr>
+          <w:b w:val="0"/>
+        </w:rPr>
+        <w:t xml:space="preserve">W4: Keep stage, duration and trace; exclude essay and teacher content. Authorisation to </w:t>
+      </w:r>
+      <w:r>
+        <w:rPr>
+          <w:b/>
+        </w:rPr>
+        <w:t>process</w:t>
+      </w:r>
+      <w:r>
+        <w:rPr>
+          <w:b w:val="0"/>
+        </w:rPr>
+        <w:t xml:space="preserve"> data does not imply permission to retain it in logs. Require intermediate reasoning and the stated scope.</w:t>
+      </w:r>
+    </w:p>
+    <w:p>
+      <w:pPr>
+        <w:spacing w:line="336" w:lineRule="auto" w:after="180"/>
+        <w:shd w:fill="F1F6FC"/>
+      </w:pPr>
+      <w:r>
+        <w:rPr>
+          <w:b w:val="0"/>
+        </w:rPr>
+        <w:t xml:space="preserve">Fresh retry: Log contains token, </w:t>
+      </w:r>
+      <w:r>
+        <w:rPr>
+          <w:b/>
+        </w:rPr>
+        <w:t>trace ID</w:t>
+      </w:r>
+      <w:r>
+        <w:rPr>
+          <w:b w:val="0"/>
+        </w:rPr>
+        <w:t xml:space="preserve"> and timeout category. Expected reasoning: Keep trace/category, redact token. Retention and access rules still apply.</w:t>
+      </w:r>
+    </w:p>
+    <w:p>
+      <w:pPr>
+        <w:spacing w:line="336" w:lineRule="auto" w:after="180"/>
+        <w:shd w:fill="F1F6FC"/>
+      </w:pPr>
+      <w:r>
+        <w:rPr>
+          <w:b w:val="0"/>
+        </w:rPr>
+        <w:t>If students need support, record it and reassess with another new case rather than awarding independence to a copied answer.</w:t>
+      </w:r>
+    </w:p>
+    <w:p>
+      <w:pPr>
+        <w:pStyle w:val="Heading3"/>
+      </w:pPr>
+      <w:r>
+        <w:t>Assess independent transfer</w:t>
+      </w:r>
+    </w:p>
+    <w:p>
+      <w:pPr>
+        <w:pStyle w:val="Heading3"/>
+      </w:pPr>
+      <w:r>
+        <w:t>Independent question · withhold the key</w:t>
+      </w:r>
+    </w:p>
+    <w:p>
+      <w:pPr>
+        <w:spacing w:line="336" w:lineRule="auto" w:after="180"/>
+        <w:shd w:fill="F5F1FB"/>
+      </w:pPr>
+      <w:r>
+        <w:rPr>
+          <w:b w:val="0"/>
+        </w:rPr>
+        <w:t>Selected case: Logs contain user essay, teacher guide, stage=lookup, duration=12ms and trace T8. Select allowed fields.</w:t>
+      </w:r>
+    </w:p>
+    <w:p>
+      <w:pPr>
+        <w:pStyle w:val="Heading3"/>
+      </w:pPr>
+      <w:r>
+        <w:t>Selected case answer</w:t>
+      </w:r>
+    </w:p>
+    <w:p>
+      <w:pPr>
+        <w:pStyle w:val="Heading3"/>
+      </w:pPr>
+      <w:r>
+        <w:t>Teacher key · Selected case answer</w:t>
+      </w:r>
+    </w:p>
+    <w:p>
+      <w:pPr>
+        <w:spacing w:line="336" w:lineRule="auto" w:after="180"/>
+        <w:shd w:fill="F1F6FC"/>
+      </w:pPr>
+      <w:r>
+        <w:rPr>
+          <w:b w:val="0"/>
+        </w:rPr>
+        <w:t xml:space="preserve">Teacher explanation: Keep stage, duration and trace; exclude essay and teacher content. Authorisation to </w:t>
+      </w:r>
+      <w:r>
+        <w:rPr>
+          <w:b/>
+        </w:rPr>
+        <w:t>process</w:t>
+      </w:r>
+      <w:r>
+        <w:rPr>
+          <w:b w:val="0"/>
+        </w:rPr>
+        <w:t xml:space="preserve"> data does not imply permission to retain it in logs.</w:t>
       </w:r>
     </w:p>
     <w:tbl>
@@ -1701,67 +3669,281 @@
       </w:tr>
     </w:tbl>
     <w:p>
-      <w:r>
-        <w:t>Record each dimension as not yet, with support, or independent. Accept a valid alternative procedure with a defensible trace. Do not penalise an honestly recorded model failure if the learner correctly explains its evidence and limits.</w:t>
+      <w:pPr>
+        <w:pStyle w:val="Heading3"/>
+      </w:pPr>
+      <w:r>
+        <w:t>Teacher key · Selected case answer</w:t>
       </w:r>
     </w:p>
     <w:p>
       <w:pPr>
-        <w:pStyle w:val="Heading3"/>
-      </w:pPr>
-      <w:r>
-        <w:t>Feedback that the learner uses</w:t>
+        <w:spacing w:line="336" w:lineRule="auto" w:after="180"/>
+        <w:shd w:fill="F1F6FC"/>
+      </w:pPr>
+      <w:r>
+        <w:rPr>
+          <w:b w:val="0"/>
+        </w:rPr>
+        <w:t>Record each dimension as not yet, with support, or independent. Accept a valid alternative procedure with a defensible trace.</w:t>
       </w:r>
     </w:p>
     <w:p>
-      <w:r>
-        <w:t>Name the earliest unsupported step and give one action to repair it. Have the learner make that repair now and explain why. Then assess the relevant skill on a fresh, fully specified case. Confirm it was not previously practised with feedback; solve and check the new case before assigning it. A follow-up design prompt is a starting brief, not automatically an equivalent test.</w:t>
+      <w:pPr>
+        <w:spacing w:line="336" w:lineRule="auto" w:after="180"/>
+        <w:shd w:fill="F1F6FC"/>
+      </w:pPr>
+      <w:r>
+        <w:rPr>
+          <w:b w:val="0"/>
+        </w:rPr>
+        <w:t xml:space="preserve">Do not penalise an honestly recorded model failure if the learner correctly explains its </w:t>
+      </w:r>
+      <w:r>
+        <w:rPr>
+          <w:b/>
+        </w:rPr>
+        <w:t>evidence</w:t>
+      </w:r>
+      <w:r>
+        <w:rPr>
+          <w:b w:val="0"/>
+        </w:rPr>
+        <w:t xml:space="preserve"> and limits.</w:t>
       </w:r>
     </w:p>
     <w:p>
       <w:pPr>
-        <w:pStyle w:val="Heading1"/>
-      </w:pPr>
-      <w:r>
-        <w:t>06. Connect the project, support and next lesson</w:t>
+        <w:pStyle w:val="Heading3"/>
+      </w:pPr>
+      <w:r>
+        <w:t>Feedback that the learner uses</w:t>
       </w:r>
     </w:p>
     <w:p>
-      <w:r>
-        <w:t>Add a labelled logs traces and privacy evidence sheet to Grounded Learning Service. Show how you can explain the mechanism and terminology of logs traces and privacy. Use the supplied fictional case and keep its inputs, intermediate steps, calculation or prediction, and limitation. Connect this record to last week’s record; a matching answer without a trace is insufficient.</w:t>
+      <w:pPr>
+        <w:spacing w:line="336" w:lineRule="auto" w:after="180"/>
+      </w:pPr>
+      <w:r>
+        <w:rPr>
+          <w:b w:val="0"/>
+        </w:rPr>
+        <w:t>Name the earliest unsupported step and give one action to repair it. Have the learner make that repair now and explain why. Then assess the relevant skill on a fresh, fully specified case.</w:t>
       </w:r>
     </w:p>
     <w:p>
-      <w:r>
-        <w:t>Provide an input/procedure/result/limit frame and a calculator when needed. Ask students to identify the first step before completing the whole trace. Extension: compare two concrete variants of this mechanism while holding unrelated conditions fixed; report both successful and unsuccessful outcomes.</w:t>
+      <w:pPr>
+        <w:spacing w:line="336" w:lineRule="auto" w:after="180"/>
+      </w:pPr>
+      <w:r>
+        <w:rPr>
+          <w:b w:val="0"/>
+        </w:rPr>
+        <w:t>Confirm it was not previously practised with feedback; solve and check the new case before assigning it. A follow-up design prompt is a starting brief, not automatically an equivalent test.</w:t>
       </w:r>
     </w:p>
     <w:p>
-      <w:r>
-        <w:t>Next connection: State machines for bounded agents. Preserve the current case record and retrieve its evidence boundary before moving on.</w:t>
+      <w:pPr>
+        <w:pStyle w:val="Heading1"/>
+      </w:pPr>
+      <w:r>
+        <w:t>06. Connect the project, support and next lesson</w:t>
       </w:r>
     </w:p>
     <w:p>
       <w:r>
-        <w:t>Retain the project ledger and assess a changed case after support. Check the relevant prerequisite before carrying this component forward.</w:t>
+        <w:t>Connect Logs traces and privacy to Grounded Learning Service, adapt support and plan a later changed-case check.</w:t>
       </w:r>
     </w:p>
     <w:p>
       <w:pPr>
-        <w:pStyle w:val="Heading3"/>
-      </w:pPr>
-      <w:r>
-        <w:t>Plan the delayed return</w:t>
+        <w:spacing w:line="336" w:lineRule="auto" w:after="180"/>
+      </w:pPr>
+      <w:r>
+        <w:rPr>
+          <w:b w:val="0"/>
+        </w:rPr>
+        <w:t xml:space="preserve">Add a labelled logs traces and privacy </w:t>
+      </w:r>
+      <w:r>
+        <w:rPr>
+          <w:b/>
+        </w:rPr>
+        <w:t>evidence</w:t>
+      </w:r>
+      <w:r>
+        <w:rPr>
+          <w:b w:val="0"/>
+        </w:rPr>
+        <w:t xml:space="preserve"> sheet to Grounded Learning Service. Show how you can explain the </w:t>
+      </w:r>
+      <w:r>
+        <w:rPr>
+          <w:b/>
+        </w:rPr>
+        <w:t>mechanism</w:t>
+      </w:r>
+      <w:r>
+        <w:rPr>
+          <w:b w:val="0"/>
+        </w:rPr>
+        <w:t xml:space="preserve"> and terminology of logs traces and privacy.</w:t>
       </w:r>
     </w:p>
     <w:p>
-      <w:r>
-        <w:t>Suggested return points in this level: ai-6/13, ai-6/15, ai-6/18. Use actual classroom dates, adjusting for holidays and gaps. One, three and six teaching weeks are scheduling choices, not a claimed optimal spacing.</w:t>
+      <w:pPr>
+        <w:spacing w:line="336" w:lineRule="auto" w:after="180"/>
+      </w:pPr>
+      <w:r>
+        <w:rPr>
+          <w:b w:val="0"/>
+        </w:rPr>
+        <w:t xml:space="preserve">Use the supplied fictional case and keep its </w:t>
+      </w:r>
+      <w:r>
+        <w:rPr>
+          <w:b/>
+        </w:rPr>
+        <w:t>input</w:t>
+      </w:r>
+      <w:r>
+        <w:rPr>
+          <w:b w:val="0"/>
+        </w:rPr>
+        <w:t xml:space="preserve">s, intermediate steps, calculation or </w:t>
+      </w:r>
+      <w:r>
+        <w:rPr>
+          <w:b/>
+        </w:rPr>
+        <w:t>prediction</w:t>
+      </w:r>
+      <w:r>
+        <w:rPr>
+          <w:b w:val="0"/>
+        </w:rPr>
+        <w:t>, and limitation. Connect this record to last week’s record; a matching answer without a trace is insufficient.</w:t>
       </w:r>
     </w:p>
     <w:p>
-      <w:r>
-        <w:t>At a delayed check, ask for the idea from memory and a changed application. Compare with the earlier independent response and record support used. For a new level, revisit the previous capstone before checking the new prerequisites.</w:t>
+      <w:pPr>
+        <w:spacing w:line="336" w:lineRule="auto" w:after="180"/>
+      </w:pPr>
+      <w:r>
+        <w:rPr>
+          <w:b w:val="0"/>
+        </w:rPr>
+        <w:t xml:space="preserve">Provide an </w:t>
+      </w:r>
+      <w:r>
+        <w:rPr>
+          <w:b/>
+        </w:rPr>
+        <w:t>input</w:t>
+      </w:r>
+      <w:r>
+        <w:rPr>
+          <w:b w:val="0"/>
+        </w:rPr>
+        <w:t>/procedure/result/limit frame and a calculator when needed. Ask students to identify the first step before completing the whole trace.</w:t>
+      </w:r>
+    </w:p>
+    <w:p>
+      <w:pPr>
+        <w:spacing w:line="336" w:lineRule="auto" w:after="180"/>
+      </w:pPr>
+      <w:r>
+        <w:rPr>
+          <w:b w:val="0"/>
+        </w:rPr>
+        <w:t xml:space="preserve">Extension: compare two concrete variants of this </w:t>
+      </w:r>
+      <w:r>
+        <w:rPr>
+          <w:b/>
+        </w:rPr>
+        <w:t>mechanism</w:t>
+      </w:r>
+      <w:r>
+        <w:rPr>
+          <w:b w:val="0"/>
+        </w:rPr>
+        <w:t xml:space="preserve"> while holding unrelated conditions fixed; report both successful and unsuccessful outcomes.</w:t>
+      </w:r>
+    </w:p>
+    <w:p>
+      <w:pPr>
+        <w:spacing w:line="336" w:lineRule="auto" w:after="180"/>
+      </w:pPr>
+      <w:r>
+        <w:rPr>
+          <w:b w:val="0"/>
+        </w:rPr>
+        <w:t xml:space="preserve">Next connection: State machines for bounded agents. Preserve the current case record and retrieve its </w:t>
+      </w:r>
+      <w:r>
+        <w:rPr>
+          <w:b/>
+        </w:rPr>
+        <w:t>evidence</w:t>
+      </w:r>
+      <w:r>
+        <w:rPr>
+          <w:b w:val="0"/>
+        </w:rPr>
+        <w:t xml:space="preserve"> boundary before moving on.</w:t>
+      </w:r>
+    </w:p>
+    <w:p>
+      <w:pPr>
+        <w:spacing w:line="336" w:lineRule="auto" w:after="180"/>
+      </w:pPr>
+      <w:r>
+        <w:rPr>
+          <w:b w:val="0"/>
+        </w:rPr>
+        <w:t>Retain the project ledger and assess a changed case after support. Check the relevant prerequisite before carrying this component forward.</w:t>
+      </w:r>
+    </w:p>
+    <w:p>
+      <w:pPr>
+        <w:pStyle w:val="Heading3"/>
+      </w:pPr>
+      <w:r>
+        <w:t>Plan the delayed return</w:t>
+      </w:r>
+    </w:p>
+    <w:p>
+      <w:pPr>
+        <w:spacing w:line="336" w:lineRule="auto" w:after="180"/>
+      </w:pPr>
+      <w:r>
+        <w:rPr>
+          <w:b w:val="0"/>
+        </w:rPr>
+        <w:t>Suggested return points in this level: ai-6/13, ai-6/15, ai-6/18. Use actual classroom dates, adjusting for holidays and gaps. One, three and six teaching weeks are scheduling choices, not a claimed optimal spacing.</w:t>
+      </w:r>
+    </w:p>
+    <w:p>
+      <w:pPr>
+        <w:spacing w:line="336" w:lineRule="auto" w:after="180"/>
+      </w:pPr>
+      <w:r>
+        <w:rPr>
+          <w:b w:val="0"/>
+        </w:rPr>
+        <w:t>At a delayed check, ask for the idea from memory and a changed application. Compare with the earlier independent response and record support used.</w:t>
+      </w:r>
+    </w:p>
+    <w:p>
+      <w:pPr>
+        <w:spacing w:line="336" w:lineRule="auto" w:after="180"/>
+      </w:pPr>
+      <w:r>
+        <w:rPr>
+          <w:b w:val="0"/>
+        </w:rPr>
+        <w:t>For a new level, revisit the previous capstone before checking the new prerequisites.</w:t>
       </w:r>
     </w:p>
     <w:tbl>
@@ -1921,8 +4103,26 @@
       </w:tr>
     </w:tbl>
     <w:p>
-      <w:r>
-        <w:t>Use the evidence to choose reteaching or the next step. A completed page, confidence rating or attractive project does not by itself demonstrate understanding.</w:t>
+      <w:pPr>
+        <w:spacing w:line="336" w:lineRule="auto" w:after="180"/>
+      </w:pPr>
+      <w:r>
+        <w:rPr>
+          <w:b w:val="0"/>
+        </w:rPr>
+        <w:t xml:space="preserve">Use the </w:t>
+      </w:r>
+      <w:r>
+        <w:rPr>
+          <w:b/>
+        </w:rPr>
+        <w:t>evidence</w:t>
+      </w:r>
+      <w:r>
+        <w:rPr>
+          <w:b w:val="0"/>
+        </w:rPr>
+        <w:t xml:space="preserve"> to choose reteaching or the next step. A completed page, confidence rating or attractive project does not by itself demonstrate understanding.</w:t>
       </w:r>
     </w:p>
     <w:p>
@@ -1934,8 +4134,26 @@
       </w:r>
     </w:p>
     <w:p>
-      <w:r>
-        <w:t>For the Grounded Learning Service, retain an annotated trace and the changed-case result. Name the contract or evidence that makes the deciding step valid, so another team can review it.</w:t>
+      <w:pPr>
+        <w:spacing w:line="336" w:lineRule="auto" w:after="180"/>
+      </w:pPr>
+      <w:r>
+        <w:rPr>
+          <w:b w:val="0"/>
+        </w:rPr>
+        <w:t xml:space="preserve">For the Grounded Learning Service, retain an annotated trace and the changed-case result. Name the contract or </w:t>
+      </w:r>
+      <w:r>
+        <w:rPr>
+          <w:b/>
+        </w:rPr>
+        <w:t>evidence</w:t>
+      </w:r>
+      <w:r>
+        <w:rPr>
+          <w:b w:val="0"/>
+        </w:rPr>
+        <w:t xml:space="preserve"> that makes the deciding step valid, so another team can review it.</w:t>
       </w:r>
     </w:p>
     <w:p>
@@ -1948,12 +4166,62 @@
     </w:p>
     <w:p>
       <w:r>
-        <w:t>Teaching target: Explain the mechanism and terminology of logs traces and privacy</w:t>
+        <w:t>Use this preparation summary alongside the detailed Logs traces and privacy lesson; it is a checklist rather than a replacement for the full sequence.</w:t>
       </w:r>
     </w:p>
     <w:p>
-      <w:r>
-        <w:t>Prepare the labelled worked-case picture, the matching workbook, fictional input cards and a place for individual responses. Check a local Python 3 environment before class; have a paper-trace version ready.</w:t>
+      <w:pPr>
+        <w:pStyle w:val="Heading3"/>
+      </w:pPr>
+      <w:r>
+        <w:t>Teaching target</w:t>
+      </w:r>
+    </w:p>
+    <w:p>
+      <w:pPr>
+        <w:spacing w:line="336" w:lineRule="auto" w:after="180"/>
+        <w:shd w:fill="EDF7F3"/>
+      </w:pPr>
+      <w:r>
+        <w:rPr>
+          <w:b w:val="0"/>
+        </w:rPr>
+        <w:t xml:space="preserve">Teaching target: Explain the </w:t>
+      </w:r>
+      <w:r>
+        <w:rPr>
+          <w:b/>
+        </w:rPr>
+        <w:t>mechanism</w:t>
+      </w:r>
+      <w:r>
+        <w:rPr>
+          <w:b w:val="0"/>
+        </w:rPr>
+        <w:t xml:space="preserve"> and terminology of logs traces and privacy</w:t>
+      </w:r>
+    </w:p>
+    <w:p>
+      <w:pPr>
+        <w:spacing w:line="336" w:lineRule="auto" w:after="180"/>
+      </w:pPr>
+      <w:r>
+        <w:rPr>
+          <w:b w:val="0"/>
+        </w:rPr>
+        <w:t xml:space="preserve">Prepare the labelled worked-case picture, the matching workbook, fictional </w:t>
+      </w:r>
+      <w:r>
+        <w:rPr>
+          <w:b/>
+        </w:rPr>
+        <w:t>input</w:t>
+      </w:r>
+      <w:r>
+        <w:rPr>
+          <w:b w:val="0"/>
+        </w:rPr>
+        <w:t xml:space="preserve"> cards and a place for individual responses. Check a local Python 3 environment before class; have a paper-trace version ready.</w:t>
       </w:r>
     </w:p>
     <w:tbl>
@@ -2100,37 +4368,207 @@
       </w:tr>
     </w:tbl>
     <w:p>
-      <w:r>
+      <w:pPr>
+        <w:spacing w:line="336" w:lineRule="auto" w:after="180"/>
+      </w:pPr>
+      <w:r>
+        <w:rPr>
+          <w:b w:val="0"/>
+        </w:rPr>
         <w:t>Before class, solve the supported practice: A failure record includes trace R7, status=denied and the complete student passcode. Show the intermediate steps and give the conclusion with its scope.</w:t>
       </w:r>
     </w:p>
     <w:p>
-      <w:r>
-        <w:t>Reasoned practice answer: Teacher explanation: Trace/status are useful; passcode violates the logging policy. Redact sensitive content and retain a non-sensitive error category.</w:t>
+      <w:pPr>
+        <w:pStyle w:val="Heading3"/>
+      </w:pPr>
+      <w:r>
+        <w:t>Supported practice answer</w:t>
       </w:r>
     </w:p>
     <w:p>
-      <w:r>
-        <w:t>Check every learner before discussion: Use the worked case for Logs traces and privacy. Proposed explanation: “The worked result establishes every future case”. Decide whether this explanation is supported. Point to the step or supplied fact that decides; explain your repair if needed.</w:t>
+      <w:pPr>
+        <w:spacing w:line="336" w:lineRule="auto" w:after="180"/>
+        <w:shd w:fill="F1F6FC"/>
+      </w:pPr>
+      <w:r>
+        <w:rPr>
+          <w:b w:val="0"/>
+        </w:rPr>
+        <w:t xml:space="preserve">Reasoned practice answer: Teacher explanation: Trace/status are useful; passcode violates the logging policy. Redact sensitive content and retain a non-sensitive </w:t>
+      </w:r>
+      <w:r>
+        <w:rPr>
+          <w:b/>
+        </w:rPr>
+        <w:t>error category</w:t>
+      </w:r>
+      <w:r>
+        <w:rPr>
+          <w:b w:val="0"/>
+        </w:rPr>
+        <w:t>.</w:t>
       </w:r>
     </w:p>
     <w:p>
-      <w:r>
-        <w:t>Misconception repair: A trace ID can still be linkable; minimisation and role-controlled access remain necessary.</w:t>
+      <w:pPr>
+        <w:spacing w:line="336" w:lineRule="auto" w:after="180"/>
+      </w:pPr>
+      <w:r>
+        <w:rPr>
+          <w:b w:val="0"/>
+        </w:rPr>
+        <w:t>Check every learner before discussion: Use the worked case for Logs traces and privacy. Proposed explanation: “The worked result establishes every future case”. Decide whether this explanation is supported.</w:t>
       </w:r>
     </w:p>
     <w:p>
-      <w:r>
-        <w:t>Support: read the exact case aloud, enlarge the labelled picture, supply input cards and model only the first deciding step. Accept a spoken explanation or drawing; retain the reasoning goal.</w:t>
+      <w:pPr>
+        <w:spacing w:line="336" w:lineRule="auto" w:after="180"/>
+      </w:pPr>
+      <w:r>
+        <w:rPr>
+          <w:b w:val="0"/>
+        </w:rPr>
+        <w:t>Point to the step or supplied fact that decides; explain your repair if needed.</w:t>
       </w:r>
     </w:p>
     <w:p>
-      <w:r>
-        <w:t>Extension: A developer logs the full learner question. Require a prediction and a reason before comparing. Expected result: That additional field violates this logging policy. Reason: Debugging convenience does not authorise storing more personal information.</w:t>
+      <w:pPr>
+        <w:pStyle w:val="Heading3"/>
+      </w:pPr>
+      <w:r>
+        <w:t>Repair the misconception</w:t>
       </w:r>
     </w:p>
     <w:p>
-      <w:r>
+      <w:pPr>
+        <w:spacing w:line="336" w:lineRule="auto" w:after="180"/>
+        <w:shd w:fill="FFF5E6"/>
+      </w:pPr>
+      <w:r>
+        <w:rPr>
+          <w:b w:val="0"/>
+        </w:rPr>
+        <w:t xml:space="preserve">Misconception repair: A </w:t>
+      </w:r>
+      <w:r>
+        <w:rPr>
+          <w:b/>
+        </w:rPr>
+        <w:t>trace ID</w:t>
+      </w:r>
+      <w:r>
+        <w:rPr>
+          <w:b w:val="0"/>
+        </w:rPr>
+        <w:t xml:space="preserve"> can still be linkable; </w:t>
+      </w:r>
+      <w:r>
+        <w:rPr>
+          <w:b/>
+        </w:rPr>
+        <w:t>minimisation</w:t>
+      </w:r>
+      <w:r>
+        <w:rPr>
+          <w:b w:val="0"/>
+        </w:rPr>
+        <w:t xml:space="preserve"> and role-controlled access remain necessary.</w:t>
+      </w:r>
+    </w:p>
+    <w:p>
+      <w:pPr>
+        <w:pStyle w:val="Heading3"/>
+      </w:pPr>
+      <w:r>
+        <w:t>Support without giving away the answer</w:t>
+      </w:r>
+    </w:p>
+    <w:p>
+      <w:pPr>
+        <w:spacing w:line="336" w:lineRule="auto" w:after="180"/>
+        <w:shd w:fill="F1F6F8"/>
+      </w:pPr>
+      <w:r>
+        <w:rPr>
+          <w:b w:val="0"/>
+        </w:rPr>
+        <w:t xml:space="preserve">Support: read the exact case aloud, enlarge the labelled picture, supply </w:t>
+      </w:r>
+      <w:r>
+        <w:rPr>
+          <w:b/>
+        </w:rPr>
+        <w:t>input</w:t>
+      </w:r>
+      <w:r>
+        <w:rPr>
+          <w:b w:val="0"/>
+        </w:rPr>
+        <w:t xml:space="preserve"> cards and model only the first deciding step. Accept a spoken explanation or drawing; retain the reasoning goal.</w:t>
+      </w:r>
+    </w:p>
+    <w:p>
+      <w:pPr>
+        <w:pStyle w:val="Heading3"/>
+      </w:pPr>
+      <w:r>
+        <w:t>Extend the reasoning</w:t>
+      </w:r>
+    </w:p>
+    <w:p>
+      <w:pPr>
+        <w:spacing w:line="336" w:lineRule="auto" w:after="180"/>
+        <w:shd w:fill="F5F1FB"/>
+      </w:pPr>
+      <w:r>
+        <w:rPr>
+          <w:b w:val="0"/>
+        </w:rPr>
+        <w:t xml:space="preserve">Extension: A developer logs the full learner question. Require a </w:t>
+      </w:r>
+      <w:r>
+        <w:rPr>
+          <w:b/>
+        </w:rPr>
+        <w:t>prediction</w:t>
+      </w:r>
+      <w:r>
+        <w:rPr>
+          <w:b w:val="0"/>
+        </w:rPr>
+        <w:t xml:space="preserve"> and a reason before comparing. Expected result: That additional field violates this logging policy.</w:t>
+      </w:r>
+    </w:p>
+    <w:p>
+      <w:pPr>
+        <w:spacing w:line="336" w:lineRule="auto" w:after="180"/>
+        <w:shd w:fill="F5F1FB"/>
+      </w:pPr>
+      <w:r>
+        <w:rPr>
+          <w:b w:val="0"/>
+        </w:rPr>
+        <w:t>Reason: Debugging convenience does not authorise storing more personal information.</w:t>
+      </w:r>
+    </w:p>
+    <w:p>
+      <w:pPr>
+        <w:pStyle w:val="Heading3"/>
+      </w:pPr>
+      <w:r>
+        <w:t>Protect the independent attempt</w:t>
+      </w:r>
+    </w:p>
+    <w:p>
+      <w:pPr>
+        <w:spacing w:line="336" w:lineRule="auto" w:after="180"/>
+        <w:shd w:fill="FFF5E6"/>
+      </w:pPr>
+      <w:r>
+        <w:rPr>
+          <w:b w:val="0"/>
+        </w:rPr>
         <w:t>Independent assessment: withhold the reserved answer until the learner has attempted the new case. Record support separately from correctness.</w:t>
       </w:r>
     </w:p>
@@ -2319,46 +4757,1029 @@
       </w:tr>
     </w:tbl>
     <w:p>
-      <w:r>
-        <w:t>Project checkpoint: Make a transparent first version. Keep a trace of how one input becomes an output; explain the rule or learned component.</w:t>
+      <w:pPr>
+        <w:pStyle w:val="Heading3"/>
+      </w:pPr>
+      <w:r>
+        <w:t>Project checkpoint</w:t>
       </w:r>
     </w:p>
     <w:p>
-      <w:r>
-        <w:t>Use the weekly teacher answer for topic-specific reasoning. A saved progress tick is an activity record; judge mastery from the learner’s explanation and evidence.</w:t>
+      <w:pPr>
+        <w:spacing w:line="336" w:lineRule="auto" w:after="180"/>
+        <w:shd w:fill="EDF7F3"/>
+      </w:pPr>
+      <w:r>
+        <w:rPr>
+          <w:b w:val="0"/>
+        </w:rPr>
+        <w:t xml:space="preserve">Project checkpoint: Make a transparent first version. Keep a trace of how one </w:t>
+      </w:r>
+      <w:r>
+        <w:rPr>
+          <w:b/>
+        </w:rPr>
+        <w:t>input</w:t>
+      </w:r>
+      <w:r>
+        <w:rPr>
+          <w:b w:val="0"/>
+        </w:rPr>
+        <w:t xml:space="preserve"> becomes an </w:t>
+      </w:r>
+      <w:r>
+        <w:rPr>
+          <w:b/>
+        </w:rPr>
+        <w:t>output</w:t>
+      </w:r>
+      <w:r>
+        <w:rPr>
+          <w:b w:val="0"/>
+        </w:rPr>
+        <w:t>; explain the rule or learned component.</w:t>
       </w:r>
     </w:p>
     <w:p>
       <w:pPr>
-        <w:pStyle w:val="Heading1"/>
-      </w:pPr>
-      <w:r>
-        <w:t>08. Use feedback, labs and repair paths</w:t>
+        <w:spacing w:line="336" w:lineRule="auto" w:after="180"/>
+      </w:pPr>
+      <w:r>
+        <w:rPr>
+          <w:b w:val="0"/>
+        </w:rPr>
+        <w:t xml:space="preserve">Use the weekly teacher answer for topic-specific reasoning. A saved progress tick is an activity record; judge mastery from the learner’s explanation and </w:t>
+      </w:r>
+      <w:r>
+        <w:rPr>
+          <w:b/>
+        </w:rPr>
+        <w:t>evidence</w:t>
+      </w:r>
+      <w:r>
+        <w:rPr>
+          <w:b w:val="0"/>
+        </w:rPr>
+        <w:t>.</w:t>
       </w:r>
     </w:p>
     <w:p>
-      <w:r>
-        <w:t>Use the two formative questions as supported practice, not as independent mastery scores. Discuss the deciding evidence rather than accepting a guessed selection.</w:t>
+      <w:pPr>
+        <w:pStyle w:val="Heading1"/>
+      </w:pPr>
+      <w:r>
+        <w:t>08. Use feedback, labs and repair paths</w:t>
       </w:r>
     </w:p>
     <w:p>
       <w:r>
-        <w:t>The feedback comes from the reviewed public worked case. Do not reveal the separately reserved independent teacher answer until the learner has attempted that case.</w:t>
+        <w:t>Use feedback, earlier review and portfolios purposefully. Apply the coding routine only when this lesson has an executable lab.</w:t>
       </w:r>
     </w:p>
     <w:p>
-      <w:r>
-        <w:t>Ask students to predict before running code. Preserve errors and actual outputs; collect a changed test and an explanation. The branch-boundary and indexing lessons deliberately include failure cases.</w:t>
+      <w:pPr>
+        <w:spacing w:line="336" w:lineRule="auto" w:after="180"/>
+      </w:pPr>
+      <w:r>
+        <w:rPr>
+          <w:b w:val="0"/>
+        </w:rPr>
+        <w:t xml:space="preserve">Use the two formative questions as supported practice, not as independent mastery scores. Discuss the deciding </w:t>
+      </w:r>
+      <w:r>
+        <w:rPr>
+          <w:b/>
+        </w:rPr>
+        <w:t>evidence</w:t>
+      </w:r>
+      <w:r>
+        <w:rPr>
+          <w:b w:val="0"/>
+        </w:rPr>
+        <w:t xml:space="preserve"> rather than accepting a guessed selection.</w:t>
       </w:r>
     </w:p>
     <w:p>
-      <w:r>
-        <w:t>Use the earlier worked-explanation links to address a specific missing building block, then return to the current question. Adapt this suggestion after observing the learner; it is not an automatic diagnosis.</w:t>
+      <w:pPr>
+        <w:spacing w:line="336" w:lineRule="auto" w:after="180"/>
+      </w:pPr>
+      <w:r>
+        <w:rPr>
+          <w:b w:val="0"/>
+        </w:rPr>
+        <w:t>The feedback comes from the reviewed public worked case. Do not reveal the separately reserved independent teacher answer until the learner has attempted that case.</w:t>
       </w:r>
     </w:p>
     <w:p>
-      <w:r>
-        <w:t>Collect the completed-work portfolio as evidence. Record support separately from correctness, and assess explanation, trace/test and limitations. Progress ticks and quiz selections alone do not establish mastery.</w:t>
+      <w:pPr>
+        <w:pStyle w:val="Heading3"/>
+      </w:pPr>
+      <w:r>
+        <w:t>For later coding lessons</w:t>
+      </w:r>
+    </w:p>
+    <w:p>
+      <w:r>
+        <w:t>This week has no code block. Use this routine when a later lesson includes an executable lab.</w:t>
+      </w:r>
+    </w:p>
+    <w:p>
+      <w:pPr>
+        <w:spacing w:line="336" w:lineRule="auto" w:after="180"/>
+        <w:shd w:fill="F1F6F8"/>
+      </w:pPr>
+      <w:r>
+        <w:rPr>
+          <w:b w:val="0"/>
+        </w:rPr>
+        <w:t xml:space="preserve">Ask students to predict before running code. Preserve errors and actual </w:t>
+      </w:r>
+      <w:r>
+        <w:rPr>
+          <w:b/>
+        </w:rPr>
+        <w:t>output</w:t>
+      </w:r>
+      <w:r>
+        <w:rPr>
+          <w:b w:val="0"/>
+        </w:rPr>
+        <w:t>s; collect a changed test and an explanation. The branch-boundary and indexing lessons deliberately include failure cases.</w:t>
+      </w:r>
+    </w:p>
+    <w:p>
+      <w:pPr>
+        <w:spacing w:line="336" w:lineRule="auto" w:after="180"/>
+      </w:pPr>
+      <w:r>
+        <w:rPr>
+          <w:b w:val="0"/>
+        </w:rPr>
+        <w:t>Use the earlier worked-explanation links to address a specific missing building block, then return to the current question. Adapt this suggestion after observing the learner; it is not an automatic diagnosis.</w:t>
+      </w:r>
+    </w:p>
+    <w:p>
+      <w:pPr>
+        <w:spacing w:line="336" w:lineRule="auto" w:after="180"/>
+      </w:pPr>
+      <w:r>
+        <w:rPr>
+          <w:b w:val="0"/>
+        </w:rPr>
+        <w:t xml:space="preserve">Collect the completed-work portfolio as </w:t>
+      </w:r>
+      <w:r>
+        <w:rPr>
+          <w:b/>
+        </w:rPr>
+        <w:t>evidence</w:t>
+      </w:r>
+      <w:r>
+        <w:rPr>
+          <w:b w:val="0"/>
+        </w:rPr>
+        <w:t>. Record support separately from correctness, and assess explanation, trace/test and limitations. Progress ticks and quiz selections alone do not establish mastery.</w:t>
+      </w:r>
+    </w:p>
+    <w:p>
+      <w:pPr>
+        <w:pStyle w:val="Heading1"/>
+      </w:pPr>
+      <w:r>
+        <w:t>09. Visual concept journey</w:t>
+      </w:r>
+    </w:p>
+    <w:p>
+      <w:r>
+        <w:t>Show one Logs traces and privacy graphic at a time, request a prediction and discuss its trace before the independent assessment.</w:t>
+      </w:r>
+    </w:p>
+    <w:p>
+      <w:pPr>
+        <w:spacing w:line="336" w:lineRule="auto" w:after="180"/>
+      </w:pPr>
+      <w:r>
+        <w:rPr>
+          <w:b w:val="0"/>
+        </w:rPr>
+        <w:t xml:space="preserve">Use one picture at a time. Hide a worked result before asking for a </w:t>
+      </w:r>
+      <w:r>
+        <w:rPr>
+          <w:b/>
+        </w:rPr>
+        <w:t>prediction</w:t>
+      </w:r>
+      <w:r>
+        <w:rPr>
+          <w:b w:val="0"/>
+        </w:rPr>
+        <w:t>, then reveal it for feedback. These are supported teaching cases; retain the separate independent assessment for a fresh first attempt.</w:t>
+      </w:r>
+    </w:p>
+    <w:p>
+      <w:pPr>
+        <w:pStyle w:val="Heading3"/>
+      </w:pPr>
+      <w:r>
+        <w:t>01. Logs traces and privacy: the case</w:t>
+      </w:r>
+    </w:p>
+    <w:p>
+      <w:r>
+        <w:drawing>
+          <wp:inline xmlns:a="http://schemas.openxmlformats.org/drawingml/2006/main" xmlns:pic="http://schemas.openxmlformats.org/drawingml/2006/picture">
+            <wp:extent cx="5486400" cy="2834640"/>
+            <wp:docPr id="2" name="Picture 2" descr="Trace without storing private text. A learner request is retrieved and checked under trace identifier R17. Supplied facts: R17 is the request trace ID; C8 is the retrieved source ID. Allowed fields also include validation pass and duration 240 ms. Raw question text is excluded."/>
+            <wp:cNvGraphicFramePr>
+              <a:graphicFrameLocks noChangeAspect="1"/>
+            </wp:cNvGraphicFramePr>
+            <a:graphic>
+              <a:graphicData uri="http://schemas.openxmlformats.org/drawingml/2006/picture">
+                <pic:pic>
+                  <pic:nvPicPr>
+                    <pic:cNvPr id="0" name="academy-story-ai-6-12-01.png"/>
+                    <pic:cNvPicPr/>
+                  </pic:nvPicPr>
+                  <pic:blipFill>
+                    <a:blip r:embed="rId10"/>
+                    <a:stretch>
+                      <a:fillRect/>
+                    </a:stretch>
+                  </pic:blipFill>
+                  <pic:spPr>
+                    <a:xfrm>
+                      <a:off x="0" y="0"/>
+                      <a:ext cx="5486400" cy="2834640"/>
+                    </a:xfrm>
+                    <a:prstGeom prst="rect"/>
+                  </pic:spPr>
+                </pic:pic>
+              </a:graphicData>
+            </a:graphic>
+          </wp:inline>
+        </w:drawing>
+      </w:r>
+    </w:p>
+    <w:p>
+      <w:pPr>
+        <w:spacing w:line="336" w:lineRule="auto" w:after="180"/>
+      </w:pPr>
+      <w:r>
+        <w:rPr>
+          <w:b w:val="0"/>
+        </w:rPr>
+        <w:t xml:space="preserve">Trace without storing private text. A learner request is retrieved and checked under </w:t>
+      </w:r>
+      <w:r>
+        <w:rPr>
+          <w:b/>
+        </w:rPr>
+        <w:t>trace id</w:t>
+      </w:r>
+      <w:r>
+        <w:rPr>
+          <w:b w:val="0"/>
+        </w:rPr>
+        <w:t xml:space="preserve">entifier R17. Supplied facts: R17 is the request </w:t>
+      </w:r>
+      <w:r>
+        <w:rPr>
+          <w:b/>
+        </w:rPr>
+        <w:t>trace ID</w:t>
+      </w:r>
+      <w:r>
+        <w:rPr>
+          <w:b w:val="0"/>
+        </w:rPr>
+        <w:t>; C8 is the retrieved source ID.</w:t>
+      </w:r>
+    </w:p>
+    <w:p>
+      <w:pPr>
+        <w:spacing w:line="336" w:lineRule="auto" w:after="180"/>
+      </w:pPr>
+      <w:r>
+        <w:rPr>
+          <w:b w:val="0"/>
+        </w:rPr>
+        <w:t>Allowed fields also include validation pass and duration 240 ms. Raw question text is excluded.</w:t>
+      </w:r>
+    </w:p>
+    <w:p>
+      <w:pPr>
+        <w:spacing w:line="336" w:lineRule="auto" w:after="180"/>
+        <w:shd w:fill="F5F1FB"/>
+      </w:pPr>
+      <w:r>
+        <w:rPr>
+          <w:b w:val="0"/>
+        </w:rPr>
+        <w:t>Point to the given fact that matters most. Explain why it matters.</w:t>
+      </w:r>
+    </w:p>
+    <w:p>
+      <w:pPr>
+        <w:pStyle w:val="Heading3"/>
+      </w:pPr>
+      <w:r>
+        <w:t>Discuss while showing the picture</w:t>
+      </w:r>
+    </w:p>
+    <w:p>
+      <w:pPr>
+        <w:spacing w:line="336" w:lineRule="auto" w:after="180"/>
+        <w:shd w:fill="F1F6F8"/>
+      </w:pPr>
+      <w:r>
+        <w:rPr>
+          <w:b w:val="0"/>
+        </w:rPr>
+        <w:t>Teacher prompt: Point to the given fact that matters most. Explain why it matters. Ask learners to describe one label or arrow in ordinary words. Use the adjacent transcript if the image is difficult to see.</w:t>
+      </w:r>
+    </w:p>
+    <w:p>
+      <w:pPr>
+        <w:pStyle w:val="Heading3"/>
+      </w:pPr>
+      <w:r>
+        <w:t>02. Follow the deciding steps</w:t>
+      </w:r>
+    </w:p>
+    <w:p>
+      <w:r>
+        <w:drawing>
+          <wp:inline xmlns:a="http://schemas.openxmlformats.org/drawingml/2006/main" xmlns:pic="http://schemas.openxmlformats.org/drawingml/2006/picture">
+            <wp:extent cx="5486400" cy="3182112"/>
+            <wp:docPr id="3" name="Picture 3" descr="Connect events: R17 links the request, retrieval and validation events. → Inspect duration: 240 ms describes this request, not the service average. → Minimise fields: Keep allowed metadata; omit private question text and names."/>
+            <wp:cNvGraphicFramePr>
+              <a:graphicFrameLocks noChangeAspect="1"/>
+            </wp:cNvGraphicFramePr>
+            <a:graphic>
+              <a:graphicData uri="http://schemas.openxmlformats.org/drawingml/2006/picture">
+                <pic:pic>
+                  <pic:nvPicPr>
+                    <pic:cNvPr id="0" name="academy-story-ai-6-12-02.png"/>
+                    <pic:cNvPicPr/>
+                  </pic:nvPicPr>
+                  <pic:blipFill>
+                    <a:blip r:embed="rId11"/>
+                    <a:stretch>
+                      <a:fillRect/>
+                    </a:stretch>
+                  </pic:blipFill>
+                  <pic:spPr>
+                    <a:xfrm>
+                      <a:off x="0" y="0"/>
+                      <a:ext cx="5486400" cy="3182112"/>
+                    </a:xfrm>
+                    <a:prstGeom prst="rect"/>
+                  </pic:spPr>
+                </pic:pic>
+              </a:graphicData>
+            </a:graphic>
+          </wp:inline>
+        </w:drawing>
+      </w:r>
+    </w:p>
+    <w:p>
+      <w:pPr>
+        <w:spacing w:line="336" w:lineRule="auto" w:after="180"/>
+      </w:pPr>
+      <w:r>
+        <w:rPr>
+          <w:b w:val="0"/>
+        </w:rPr>
+        <w:t>Connect events: R17 links the request, retrieval and validation events. → Inspect duration: 240 ms describes this request, not the service average. → Minimise fields: Keep allowed metadata; omit private question text and names.</w:t>
+      </w:r>
+    </w:p>
+    <w:p>
+      <w:pPr>
+        <w:spacing w:line="336" w:lineRule="auto" w:after="180"/>
+        <w:shd w:fill="F5F1FB"/>
+      </w:pPr>
+      <w:r>
+        <w:rPr>
+          <w:b w:val="0"/>
+        </w:rPr>
+        <w:t xml:space="preserve">Point to each numbered stage and explain which recorded </w:t>
+      </w:r>
+      <w:r>
+        <w:rPr>
+          <w:b/>
+        </w:rPr>
+        <w:t>input</w:t>
+      </w:r>
+      <w:r>
+        <w:rPr>
+          <w:b w:val="0"/>
+        </w:rPr>
+        <w:t xml:space="preserve"> it uses.</w:t>
+      </w:r>
+    </w:p>
+    <w:p>
+      <w:pPr>
+        <w:pStyle w:val="Heading3"/>
+      </w:pPr>
+      <w:r>
+        <w:t>Discuss while showing the picture</w:t>
+      </w:r>
+    </w:p>
+    <w:p>
+      <w:pPr>
+        <w:spacing w:line="336" w:lineRule="auto" w:after="180"/>
+        <w:shd w:fill="F1F6F8"/>
+      </w:pPr>
+      <w:r>
+        <w:rPr>
+          <w:b w:val="0"/>
+        </w:rPr>
+        <w:t xml:space="preserve">Teacher prompt: Point to each numbered stage and explain which recorded </w:t>
+      </w:r>
+      <w:r>
+        <w:rPr>
+          <w:b/>
+        </w:rPr>
+        <w:t>input</w:t>
+      </w:r>
+      <w:r>
+        <w:rPr>
+          <w:b w:val="0"/>
+        </w:rPr>
+        <w:t xml:space="preserve"> it uses. Ask learners to describe one label or arrow in ordinary words. Use the adjacent transcript if the image is difficult to see.</w:t>
+      </w:r>
+    </w:p>
+    <w:p>
+      <w:pPr>
+        <w:pStyle w:val="Heading3"/>
+      </w:pPr>
+      <w:r>
+        <w:t>03. Logs traces and privacy — evidence trace</w:t>
+      </w:r>
+    </w:p>
+    <w:p>
+      <w:r>
+        <w:drawing>
+          <wp:inline xmlns:a="http://schemas.openxmlformats.org/drawingml/2006/main" xmlns:pic="http://schemas.openxmlformats.org/drawingml/2006/picture">
+            <wp:extent cx="5486400" cy="2843784"/>
+            <wp:docPr id="4" name="Picture 4" descr="Logs traces and privacy — evidence trace. A failure record includes trace R7, status=denied and the complete student passcode. | For this policy log trace ID, stage, status, duration and error category; do not log passcodes, student text or teacher answers. Restrict access and declare retention. | Trace/status are useful; passcode violates the logging policy. Redact sensitive content and retain a non-sensitive error category."/>
+            <wp:cNvGraphicFramePr>
+              <a:graphicFrameLocks noChangeAspect="1"/>
+            </wp:cNvGraphicFramePr>
+            <a:graphic>
+              <a:graphicData uri="http://schemas.openxmlformats.org/drawingml/2006/picture">
+                <pic:pic>
+                  <pic:nvPicPr>
+                    <pic:cNvPr id="0" name="academy-story-ai-6-12-03.png"/>
+                    <pic:cNvPicPr/>
+                  </pic:nvPicPr>
+                  <pic:blipFill>
+                    <a:blip r:embed="rId12"/>
+                    <a:stretch>
+                      <a:fillRect/>
+                    </a:stretch>
+                  </pic:blipFill>
+                  <pic:spPr>
+                    <a:xfrm>
+                      <a:off x="0" y="0"/>
+                      <a:ext cx="5486400" cy="2843784"/>
+                    </a:xfrm>
+                    <a:prstGeom prst="rect"/>
+                  </pic:spPr>
+                </pic:pic>
+              </a:graphicData>
+            </a:graphic>
+          </wp:inline>
+        </w:drawing>
+      </w:r>
+    </w:p>
+    <w:p>
+      <w:pPr>
+        <w:spacing w:line="336" w:lineRule="auto" w:after="180"/>
+      </w:pPr>
+      <w:r>
+        <w:rPr>
+          <w:b w:val="0"/>
+        </w:rPr>
+        <w:t xml:space="preserve">Logs traces and privacy — </w:t>
+      </w:r>
+      <w:r>
+        <w:rPr>
+          <w:b/>
+        </w:rPr>
+        <w:t>evidence</w:t>
+      </w:r>
+      <w:r>
+        <w:rPr>
+          <w:b w:val="0"/>
+        </w:rPr>
+        <w:t xml:space="preserve"> trace.</w:t>
+      </w:r>
+    </w:p>
+    <w:p>
+      <w:pPr>
+        <w:spacing w:line="336" w:lineRule="auto" w:after="180"/>
+      </w:pPr>
+      <w:r>
+        <w:rPr>
+          <w:b w:val="0"/>
+        </w:rPr>
+        <w:t xml:space="preserve">A failure record includes trace R7, status=denied and the complete student passcode. | For this policy log </w:t>
+      </w:r>
+      <w:r>
+        <w:rPr>
+          <w:b/>
+        </w:rPr>
+        <w:t>trace ID</w:t>
+      </w:r>
+      <w:r>
+        <w:rPr>
+          <w:b w:val="0"/>
+        </w:rPr>
+        <w:t xml:space="preserve">, stage, status, duration and </w:t>
+      </w:r>
+      <w:r>
+        <w:rPr>
+          <w:b/>
+        </w:rPr>
+        <w:t>error category</w:t>
+      </w:r>
+      <w:r>
+        <w:rPr>
+          <w:b w:val="0"/>
+        </w:rPr>
+        <w:t>; do not log passcodes, student text or teacher answers.</w:t>
+      </w:r>
+    </w:p>
+    <w:p>
+      <w:pPr>
+        <w:spacing w:line="336" w:lineRule="auto" w:after="180"/>
+      </w:pPr>
+      <w:r>
+        <w:rPr>
+          <w:b w:val="0"/>
+        </w:rPr>
+        <w:t xml:space="preserve">Restrict access and declare retention. | Trace/status are useful; passcode violates the logging policy. Redact sensitive content and retain a non-sensitive </w:t>
+      </w:r>
+      <w:r>
+        <w:rPr>
+          <w:b/>
+        </w:rPr>
+        <w:t>error category</w:t>
+      </w:r>
+      <w:r>
+        <w:rPr>
+          <w:b w:val="0"/>
+        </w:rPr>
+        <w:t>.</w:t>
+      </w:r>
+    </w:p>
+    <w:p>
+      <w:pPr>
+        <w:spacing w:line="336" w:lineRule="auto" w:after="180"/>
+        <w:shd w:fill="F5F1FB"/>
+      </w:pPr>
+      <w:r>
+        <w:rPr>
+          <w:b w:val="0"/>
+        </w:rPr>
+        <w:t>Read the labels and values. Explain the relationship the model shows.</w:t>
+      </w:r>
+    </w:p>
+    <w:p>
+      <w:pPr>
+        <w:pStyle w:val="Heading3"/>
+      </w:pPr>
+      <w:r>
+        <w:t>Discuss while showing the picture</w:t>
+      </w:r>
+    </w:p>
+    <w:p>
+      <w:pPr>
+        <w:spacing w:line="336" w:lineRule="auto" w:after="180"/>
+        <w:shd w:fill="F1F6F8"/>
+      </w:pPr>
+      <w:r>
+        <w:rPr>
+          <w:b w:val="0"/>
+        </w:rPr>
+        <w:t>Teacher prompt: Read the labels and values. Explain the relationship the model shows. Ask learners to describe one label or arrow in ordinary words. Use the adjacent transcript if the image is difficult to see.</w:t>
+      </w:r>
+    </w:p>
+    <w:p>
+      <w:pPr>
+        <w:pStyle w:val="Heading3"/>
+      </w:pPr>
+      <w:r>
+        <w:t>04. Change one thing. Trace what follows.</w:t>
+      </w:r>
+    </w:p>
+    <w:p>
+      <w:r>
+        <w:drawing>
+          <wp:inline xmlns:a="http://schemas.openxmlformats.org/drawingml/2006/main" xmlns:pic="http://schemas.openxmlformats.org/drawingml/2006/picture">
+            <wp:extent cx="5486400" cy="3026664"/>
+            <wp:docPr id="5" name="Picture 5" descr="Original case: Keep allowed metadata; omit private question text and names. Changed condition: A developer logs the full learner question. Expected result: That additional field violates this logging policy. Reason: Debugging convenience does not authorise storing more personal information."/>
+            <wp:cNvGraphicFramePr>
+              <a:graphicFrameLocks noChangeAspect="1"/>
+            </wp:cNvGraphicFramePr>
+            <a:graphic>
+              <a:graphicData uri="http://schemas.openxmlformats.org/drawingml/2006/picture">
+                <pic:pic>
+                  <pic:nvPicPr>
+                    <pic:cNvPr id="0" name="academy-story-ai-6-12-04.png"/>
+                    <pic:cNvPicPr/>
+                  </pic:nvPicPr>
+                  <pic:blipFill>
+                    <a:blip r:embed="rId13"/>
+                    <a:stretch>
+                      <a:fillRect/>
+                    </a:stretch>
+                  </pic:blipFill>
+                  <pic:spPr>
+                    <a:xfrm>
+                      <a:off x="0" y="0"/>
+                      <a:ext cx="5486400" cy="3026664"/>
+                    </a:xfrm>
+                    <a:prstGeom prst="rect"/>
+                  </pic:spPr>
+                </pic:pic>
+              </a:graphicData>
+            </a:graphic>
+          </wp:inline>
+        </w:drawing>
+      </w:r>
+    </w:p>
+    <w:p>
+      <w:pPr>
+        <w:spacing w:line="336" w:lineRule="auto" w:after="180"/>
+      </w:pPr>
+      <w:r>
+        <w:rPr>
+          <w:b w:val="0"/>
+        </w:rPr>
+        <w:t>Original case: Keep allowed metadata; omit private question text and names. Changed condition: A developer logs the full learner question. Expected result: That additional field violates this logging policy.</w:t>
+      </w:r>
+    </w:p>
+    <w:p>
+      <w:pPr>
+        <w:spacing w:line="336" w:lineRule="auto" w:after="180"/>
+      </w:pPr>
+      <w:r>
+        <w:rPr>
+          <w:b w:val="0"/>
+        </w:rPr>
+        <w:t>Reason: Debugging convenience does not authorise storing more personal information.</w:t>
+      </w:r>
+    </w:p>
+    <w:p>
+      <w:pPr>
+        <w:spacing w:line="336" w:lineRule="auto" w:after="180"/>
+        <w:shd w:fill="F5F1FB"/>
+      </w:pPr>
+      <w:r>
+        <w:rPr>
+          <w:b w:val="0"/>
+        </w:rPr>
+        <w:t>Predict before checking the worked changed-case result. Name what changed and what the supplied facts allow you to conclude.</w:t>
+      </w:r>
+    </w:p>
+    <w:p>
+      <w:pPr>
+        <w:pStyle w:val="Heading3"/>
+      </w:pPr>
+      <w:r>
+        <w:t>Discuss while showing the picture</w:t>
+      </w:r>
+    </w:p>
+    <w:p>
+      <w:pPr>
+        <w:spacing w:line="336" w:lineRule="auto" w:after="180"/>
+        <w:shd w:fill="F1F6F8"/>
+      </w:pPr>
+      <w:r>
+        <w:rPr>
+          <w:b w:val="0"/>
+        </w:rPr>
+        <w:t>Teacher prompt: Predict before checking the worked changed-case result. Name what changed and what the supplied facts allow you to conclude. Ask learners to describe one label or arrow in ordinary words.</w:t>
+      </w:r>
+    </w:p>
+    <w:p>
+      <w:pPr>
+        <w:spacing w:line="336" w:lineRule="auto" w:after="180"/>
+        <w:shd w:fill="F1F6F8"/>
+      </w:pPr>
+      <w:r>
+        <w:rPr>
+          <w:b w:val="0"/>
+        </w:rPr>
+        <w:t>Use the adjacent transcript if the image is difficult to see. Changed-case reasoning: Debugging convenience does not authorise storing more personal information.</w:t>
+      </w:r>
+    </w:p>
+    <w:p>
+      <w:pPr>
+        <w:pStyle w:val="Heading3"/>
+      </w:pPr>
+      <w:r>
+        <w:t>05. Connect the explanation to its limit</w:t>
+      </w:r>
+    </w:p>
+    <w:p>
+      <w:r>
+        <w:drawing>
+          <wp:inline xmlns:a="http://schemas.openxmlformats.org/drawingml/2006/main" xmlns:pic="http://schemas.openxmlformats.org/drawingml/2006/picture">
+            <wp:extent cx="5486400" cy="2834640"/>
+            <wp:docPr id="6" name="Picture 6" descr="Logs record events; traces connect related events. Useful debugging fields should remain within the declared privacy policy. Limit: Trace identifiers can be linkable too; specify their access, retention and deletion rules."/>
+            <wp:cNvGraphicFramePr>
+              <a:graphicFrameLocks noChangeAspect="1"/>
+            </wp:cNvGraphicFramePr>
+            <a:graphic>
+              <a:graphicData uri="http://schemas.openxmlformats.org/drawingml/2006/picture">
+                <pic:pic>
+                  <pic:nvPicPr>
+                    <pic:cNvPr id="0" name="academy-story-ai-6-12-05.png"/>
+                    <pic:cNvPicPr/>
+                  </pic:nvPicPr>
+                  <pic:blipFill>
+                    <a:blip r:embed="rId14"/>
+                    <a:stretch>
+                      <a:fillRect/>
+                    </a:stretch>
+                  </pic:blipFill>
+                  <pic:spPr>
+                    <a:xfrm>
+                      <a:off x="0" y="0"/>
+                      <a:ext cx="5486400" cy="2834640"/>
+                    </a:xfrm>
+                    <a:prstGeom prst="rect"/>
+                  </pic:spPr>
+                </pic:pic>
+              </a:graphicData>
+            </a:graphic>
+          </wp:inline>
+        </w:drawing>
+      </w:r>
+    </w:p>
+    <w:p>
+      <w:pPr>
+        <w:spacing w:line="336" w:lineRule="auto" w:after="180"/>
+      </w:pPr>
+      <w:r>
+        <w:rPr>
+          <w:b w:val="0"/>
+        </w:rPr>
+        <w:t xml:space="preserve">Logs record events; traces connect related events. Useful debugging fields should remain within the declared privacy policy. Limit: </w:t>
+      </w:r>
+      <w:r>
+        <w:rPr>
+          <w:b/>
+        </w:rPr>
+        <w:t>Trace id</w:t>
+      </w:r>
+      <w:r>
+        <w:rPr>
+          <w:b w:val="0"/>
+        </w:rPr>
+        <w:t>entifiers can be linkable too; specify their access, retention and deletion rules.</w:t>
+      </w:r>
+    </w:p>
+    <w:p>
+      <w:pPr>
+        <w:spacing w:line="336" w:lineRule="auto" w:after="180"/>
+        <w:shd w:fill="F5F1FB"/>
+      </w:pPr>
+      <w:r>
+        <w:rPr>
+          <w:b w:val="0"/>
+        </w:rPr>
+        <w:t>Explain the case, then point to a limit on the claim.</w:t>
+      </w:r>
+    </w:p>
+    <w:p>
+      <w:pPr>
+        <w:pStyle w:val="Heading3"/>
+      </w:pPr>
+      <w:r>
+        <w:t>Discuss while showing the picture</w:t>
+      </w:r>
+    </w:p>
+    <w:p>
+      <w:pPr>
+        <w:spacing w:line="336" w:lineRule="auto" w:after="180"/>
+        <w:shd w:fill="F1F6F8"/>
+      </w:pPr>
+      <w:r>
+        <w:rPr>
+          <w:b w:val="0"/>
+        </w:rPr>
+        <w:t>Teacher prompt: Explain the case, then point to a limit on the claim. Ask learners to describe one label or arrow in ordinary words. Use the adjacent transcript if the image is difficult to see.</w:t>
+      </w:r>
+    </w:p>
+    <w:p>
+      <w:pPr>
+        <w:spacing w:line="336" w:lineRule="auto" w:after="180"/>
+        <w:shd w:fill="F1F6F8"/>
+      </w:pPr>
+      <w:r>
+        <w:rPr>
+          <w:b w:val="0"/>
+        </w:rPr>
+        <w:t xml:space="preserve">Keep the stated scope: </w:t>
+      </w:r>
+      <w:r>
+        <w:rPr>
+          <w:b/>
+        </w:rPr>
+        <w:t>Trace id</w:t>
+      </w:r>
+      <w:r>
+        <w:rPr>
+          <w:b w:val="0"/>
+        </w:rPr>
+        <w:t>entifiers can be linkable too; specify their access, retention and deletion rules.</w:t>
+      </w:r>
+    </w:p>
+    <w:p>
+      <w:pPr>
+        <w:pStyle w:val="Heading3"/>
+      </w:pPr>
+      <w:r>
+        <w:t>06. Make the idea visible in your project</w:t>
+      </w:r>
+    </w:p>
+    <w:p>
+      <w:r>
+        <w:drawing>
+          <wp:inline xmlns:a="http://schemas.openxmlformats.org/drawingml/2006/main" xmlns:pic="http://schemas.openxmlformats.org/drawingml/2006/picture">
+            <wp:extent cx="5486400" cy="3529584"/>
+            <wp:docPr id="7" name="Picture 7" descr="For the Grounded Learning Service, retain an annotated trace and the changed-case result. Name the contract or evidence that makes the deciding step valid, so another team can review it. Draw your input, deciding step, result and limit. Supported question: Identify the purpose of R17, C8 and 240 ms in the trace. Which field is deliberately omitted, and why would logging the whole question violate this design?"/>
+            <wp:cNvGraphicFramePr>
+              <a:graphicFrameLocks noChangeAspect="1"/>
+            </wp:cNvGraphicFramePr>
+            <a:graphic>
+              <a:graphicData uri="http://schemas.openxmlformats.org/drawingml/2006/picture">
+                <pic:pic>
+                  <pic:nvPicPr>
+                    <pic:cNvPr id="0" name="academy-story-ai-6-12-06.png"/>
+                    <pic:cNvPicPr/>
+                  </pic:nvPicPr>
+                  <pic:blipFill>
+                    <a:blip r:embed="rId15"/>
+                    <a:stretch>
+                      <a:fillRect/>
+                    </a:stretch>
+                  </pic:blipFill>
+                  <pic:spPr>
+                    <a:xfrm>
+                      <a:off x="0" y="0"/>
+                      <a:ext cx="5486400" cy="3529584"/>
+                    </a:xfrm>
+                    <a:prstGeom prst="rect"/>
+                  </pic:spPr>
+                </pic:pic>
+              </a:graphicData>
+            </a:graphic>
+          </wp:inline>
+        </w:drawing>
+      </w:r>
+    </w:p>
+    <w:p>
+      <w:pPr>
+        <w:spacing w:line="336" w:lineRule="auto" w:after="180"/>
+      </w:pPr>
+      <w:r>
+        <w:rPr>
+          <w:b w:val="0"/>
+        </w:rPr>
+        <w:t xml:space="preserve">For the Grounded Learning Service, retain an annotated trace and the changed-case result. Name the contract or </w:t>
+      </w:r>
+      <w:r>
+        <w:rPr>
+          <w:b/>
+        </w:rPr>
+        <w:t>evidence</w:t>
+      </w:r>
+      <w:r>
+        <w:rPr>
+          <w:b w:val="0"/>
+        </w:rPr>
+        <w:t xml:space="preserve"> that makes the deciding step valid, so another team can review it.</w:t>
+      </w:r>
+    </w:p>
+    <w:p>
+      <w:pPr>
+        <w:spacing w:line="336" w:lineRule="auto" w:after="180"/>
+      </w:pPr>
+      <w:r>
+        <w:rPr>
+          <w:b w:val="0"/>
+        </w:rPr>
+        <w:t xml:space="preserve">Draw your </w:t>
+      </w:r>
+      <w:r>
+        <w:rPr>
+          <w:b/>
+        </w:rPr>
+        <w:t>input</w:t>
+      </w:r>
+      <w:r>
+        <w:rPr>
+          <w:b w:val="0"/>
+        </w:rPr>
+        <w:t>, deciding step, result and limit. Supported question: Identify the purpose of R17, C8 and 240 ms in the trace. Which field is deliberately omitted, and why would logging the whole question violate this design?</w:t>
+      </w:r>
+    </w:p>
+    <w:p>
+      <w:pPr>
+        <w:spacing w:line="336" w:lineRule="auto" w:after="180"/>
+        <w:shd w:fill="F5F1FB"/>
+      </w:pPr>
+      <w:r>
+        <w:rPr>
+          <w:b w:val="0"/>
+        </w:rPr>
+        <w:t xml:space="preserve">Draw your project trace and justify the deciding step using </w:t>
+      </w:r>
+      <w:r>
+        <w:rPr>
+          <w:b/>
+        </w:rPr>
+        <w:t>evidence</w:t>
+      </w:r>
+      <w:r>
+        <w:rPr>
+          <w:b w:val="0"/>
+        </w:rPr>
+        <w:t>.</w:t>
+      </w:r>
+    </w:p>
+    <w:p>
+      <w:pPr>
+        <w:pStyle w:val="Heading3"/>
+      </w:pPr>
+      <w:r>
+        <w:t>Discuss while showing the picture</w:t>
+      </w:r>
+    </w:p>
+    <w:p>
+      <w:pPr>
+        <w:spacing w:line="336" w:lineRule="auto" w:after="180"/>
+        <w:shd w:fill="F1F6F8"/>
+      </w:pPr>
+      <w:r>
+        <w:rPr>
+          <w:b w:val="0"/>
+        </w:rPr>
+        <w:t xml:space="preserve">Teacher prompt: Draw your project trace and justify the deciding step using </w:t>
+      </w:r>
+      <w:r>
+        <w:rPr>
+          <w:b/>
+        </w:rPr>
+        <w:t>evidence</w:t>
+      </w:r>
+      <w:r>
+        <w:rPr>
+          <w:b w:val="0"/>
+        </w:rPr>
+        <w:t>. Ask learners to describe one label or arrow in ordinary words. Use the adjacent transcript if the image is difficult to see.</w:t>
+      </w:r>
+    </w:p>
+    <w:p>
+      <w:pPr>
+        <w:spacing w:line="336" w:lineRule="auto" w:after="180"/>
+        <w:shd w:fill="F1F6F8"/>
+      </w:pPr>
+      <w:r>
+        <w:rPr>
+          <w:b w:val="0"/>
+        </w:rPr>
+        <w:t>Supported practice key: R17 links the request, retrieval and validation events. 240 ms describes this request, not the service average. Keep allowed metadata; omit private question text and names.</w:t>
+      </w:r>
+    </w:p>
+    <w:p>
+      <w:pPr>
+        <w:spacing w:line="336" w:lineRule="auto" w:after="180"/>
+        <w:shd w:fill="F1F6F8"/>
+      </w:pPr>
+      <w:r>
+        <w:rPr>
+          <w:b w:val="0"/>
+        </w:rPr>
+        <w:t>Changed case: That additional field violates this logging policy. Debugging convenience does not authorise storing more personal information.</w:t>
+      </w:r>
+    </w:p>
+    <w:p>
+      <w:pPr>
+        <w:spacing w:line="336" w:lineRule="auto" w:after="180"/>
+        <w:shd w:fill="F1F6F8"/>
+      </w:pPr>
+      <w:r>
+        <w:rPr>
+          <w:b w:val="0"/>
+        </w:rPr>
+        <w:t>R17 links events for one request, C8 identifies the retrieved source, and 240 ms is this request’s duration.</w:t>
       </w:r>
     </w:p>
     <w:sectPr>

--- a/downloads/teacher/ai-6-week-12.docx
+++ b/downloads/teacher/ai-6-week-12.docx
@@ -137,7 +137,7 @@
           </w:tcPr>
           <w:p>
             <w:r>
-              <w:t>Sections 1–6; record the brief recall in the workbook.</w:t>
+              <w:t>Use Your mission, Notice the evidence, See how it works, Words that unlock the idea and Follow a worked example; record recall in the workbook.</w:t>
             </w:r>
           </w:p>
         </w:tc>
@@ -169,7 +169,7 @@
           </w:tcPr>
           <w:p>
             <w:r>
-              <w:t>Sections 7–10; use the matching workbook W2 and misconception check.</w:t>
+              <w:t>Use Find and repair a mistake, Practise together and Build your understanding; use the matching workbook W2 and Individual reasoning check.</w:t>
             </w:r>
           </w:p>
         </w:tc>
@@ -201,7 +201,7 @@
           </w:tcPr>
           <w:p>
             <w:r>
-              <w:t>Sections 9 and 11–14. Give extra time to finish the full task set; use Section 15 when the week includes a coding lab.</w:t>
+              <w:t>Use Run the investigation, Connect your project and Try a new case independently. Allow extra time for the full task set. When code is supplied, use the examples in See how it works or Follow a worked example and the browser lab in Supported practice, repair and portfolio.</w:t>
             </w:r>
           </w:p>
         </w:tc>
@@ -2105,7 +2105,7 @@
         <w:rPr>
           <w:b w:val="0"/>
         </w:rPr>
-        <w:t xml:space="preserve">Use the worked example in Sections 3 and 6. Collect a </w:t>
+        <w:t xml:space="preserve">Use See how it works and Follow a worked example. Collect a </w:t>
       </w:r>
       <w:r>
         <w:rPr>
@@ -2577,7 +2577,7 @@
         <w:rPr>
           <w:b w:val="0"/>
         </w:rPr>
-        <w:t xml:space="preserve">Use Section 9 for the </w:t>
+        <w:t xml:space="preserve">Use Run the investigation for the </w:t>
       </w:r>
       <w:r>
         <w:rPr>
@@ -3243,7 +3243,7 @@
         <w:rPr>
           <w:b w:val="0"/>
         </w:rPr>
-        <w:t>Logs contain user essay, teacher guide, stage=lookup, duration=12ms and trace T8. Select allowed fields.</w:t>
+        <w:t>Logs contain user essay, teacher guide, stage=lookup, duration=12 ms and trace T8. Select allowed fields.</w:t>
       </w:r>
     </w:p>
     <w:p>
@@ -3523,7 +3523,7 @@
         <w:rPr>
           <w:b w:val="0"/>
         </w:rPr>
-        <w:t>Selected case: Logs contain user essay, teacher guide, stage=lookup, duration=12ms and trace T8. Select allowed fields.</w:t>
+        <w:t>Selected case: Logs contain user essay, teacher guide, stage=lookup, duration=12 ms and trace T8. Select allowed fields.</w:t>
       </w:r>
     </w:p>
     <w:p>
@@ -4297,7 +4297,7 @@
           </w:tcPr>
           <w:p>
             <w:r>
-              <w:t>Sections 1–6; record the brief recall in the workbook.</w:t>
+              <w:t>Use Your mission, Notice the evidence, See how it works, Words that unlock the idea and Follow a worked example; record recall in the workbook.</w:t>
             </w:r>
           </w:p>
         </w:tc>
@@ -4329,7 +4329,7 @@
           </w:tcPr>
           <w:p>
             <w:r>
-              <w:t>Sections 7–10; use the matching workbook W2 and misconception check.</w:t>
+              <w:t>Use Find and repair a mistake, Practise together and Build your understanding; use the matching workbook W2 and Individual reasoning check.</w:t>
             </w:r>
           </w:p>
         </w:tc>
@@ -4361,7 +4361,7 @@
           </w:tcPr>
           <w:p>
             <w:r>
-              <w:t>Sections 9 and 11–14. Give extra time to finish the full task set; use Section 15 when the week includes a coding lab.</w:t>
+              <w:t>Use Run the investigation, Connect your project and Try a new case independently. Allow extra time for the full task set. When code is supplied, use the examples in See how it works or Follow a worked example and the browser lab in Supported practice, repair and portfolio.</w:t>
             </w:r>
           </w:p>
         </w:tc>

--- a/downloads/teacher/ai-6-week-12.docx
+++ b/downloads/teacher/ai-6-week-12.docx
@@ -25,20 +25,38 @@
         <w:pStyle w:val="Heading1"/>
       </w:pPr>
       <w:r>
-        <w:t>01. Prepare the purpose, prerequisites and materials</w:t>
+        <w:t>Ask what each field is for and which private values must stay off the emitted path.</w:t>
       </w:r>
     </w:p>
     <w:p>
       <w:r>
-        <w:t>Prepare Logs traces and privacy: check the target, prerequisites, resources and adaptable teaching schedule.</w:t>
+        <w:t>Teach privacy-correct preservation, controlled metadata and the difference between declared and implemented controls.</w:t>
       </w:r>
     </w:p>
     <w:p>
-      <w:pPr>
-        <w:pStyle w:val="Heading3"/>
-      </w:pPr>
-      <w:r>
-        <w:t>Teach the learning cycle</w:t>
+      <w:r>
+        <w:t>Model a minimal record → inspect emitted placeholders → distinguish spans from averages → assess fresh mixed fields → specify access and retention controls.</w:t>
+      </w:r>
+    </w:p>
+    <w:p>
+      <w:pPr>
+        <w:pStyle w:val="Heading1"/>
+      </w:pPr>
+      <w:r>
+        <w:t>01. Prepare the connected service investigation</w:t>
+      </w:r>
+    </w:p>
+    <w:p>
+      <w:r>
+        <w:t>Keep modelling, shared practice and independent evidence distinct.</w:t>
+      </w:r>
+    </w:p>
+    <w:p>
+      <w:pPr>
+        <w:pStyle w:val="Heading2"/>
+      </w:pPr>
+      <w:r>
+        <w:t>Target and main teaching plan</w:t>
       </w:r>
     </w:p>
     <w:p>
@@ -243,18 +261,21 @@
     </w:p>
     <w:p>
       <w:pPr>
-        <w:pStyle w:val="Heading3"/>
-      </w:pPr>
-      <w:r>
-        <w:t>Retrieval answer guidance</w:t>
+        <w:pStyle w:val="Heading2"/>
+      </w:pPr>
+      <w:r>
+        <w:t>Preparation and prerequisite</w:t>
       </w:r>
     </w:p>
     <w:p>
       <w:pPr>
-        <w:pStyle w:val="Heading3"/>
-      </w:pPr>
-      <w:r>
-        <w:t>Failure budgets and service objectives</w:t>
+        <w:spacing w:line="336" w:lineRule="auto" w:after="180"/>
+      </w:pPr>
+      <w:r>
+        <w:rPr>
+          <w:b w:val="0"/>
+        </w:rPr>
+        <w:t>Lesson and workbook; paper and pencil</w:t>
       </w:r>
     </w:p>
     <w:p>
@@ -265,7 +286,7 @@
         <w:rPr>
           <w:b w:val="0"/>
         </w:rPr>
-        <w:t>Without opening the old lesson, explain one key idea from Failure budgets and service objectives. Give an example and a mistake that the idea helps you avoid.</w:t>
+        <w:t>Calculator and optional local Python 3 for arithmetic; no live API or private data</w:t>
       </w:r>
     </w:p>
     <w:p>
@@ -276,19 +297,7 @@
         <w:rPr>
           <w:b w:val="0"/>
         </w:rPr>
-        <w:t xml:space="preserve">Look for: Explain the </w:t>
-      </w:r>
-      <w:r>
-        <w:rPr>
-          <w:b/>
-        </w:rPr>
-        <w:t>mechanism</w:t>
-      </w:r>
-      <w:r>
-        <w:rPr>
-          <w:b w:val="0"/>
-        </w:rPr>
-        <w:t xml:space="preserve"> and terminology of failure budgets and service objectives</w:t>
+        <w:t>Prepare the fresh retry separately and withhold its solution until after collection</w:t>
       </w:r>
     </w:p>
     <w:p>
@@ -299,7 +308,31 @@
         <w:rPr>
           <w:b w:val="0"/>
         </w:rPr>
-        <w:t>Reference example, not the only acceptable wording: Teacher explanation: Service objectives define measured reliability over a stated interval.</w:t>
+        <w:t xml:space="preserve">A result depends on the </w:t>
+      </w:r>
+      <w:r>
+        <w:rPr>
+          <w:b/>
+        </w:rPr>
+        <w:t>input</w:t>
+      </w:r>
+      <w:r>
+        <w:rPr>
+          <w:b w:val="0"/>
+        </w:rPr>
+        <w:t xml:space="preserve">s, procedure and conditions that produced it. Preserve data roles and distinguish observed outcomes from </w:t>
+      </w:r>
+      <w:r>
+        <w:rPr>
+          <w:b/>
+        </w:rPr>
+        <w:t>prediction</w:t>
+      </w:r>
+      <w:r>
+        <w:rPr>
+          <w:b w:val="0"/>
+        </w:rPr>
+        <w:t>s or unmeasured conditions.</w:t>
       </w:r>
     </w:p>
     <w:p>
@@ -310,26 +343,26 @@
         <w:rPr>
           <w:b w:val="0"/>
         </w:rPr>
-        <w:t>A failure budget is meaningful only after success and eligible requests are defined. For a fictional objective at least 98% of 200 eligible requests must pass all contract checks. Allowed failures are 2%*200=4.</w:t>
+        <w:t>If the prior concept cannot be explained, use a short retrieval activity before this chapter.</w:t>
       </w:r>
     </w:p>
     <w:p>
       <w:pPr>
-        <w:spacing w:line="336" w:lineRule="auto" w:after="180"/>
-      </w:pPr>
-      <w:r>
-        <w:rPr>
-          <w:b w:val="0"/>
-        </w:rPr>
-        <w:t>Count every eligible failure once; report excluded requests separately.</w:t>
+        <w:pStyle w:val="Heading2"/>
+      </w:pPr>
+      <w:r>
+        <w:t>Opening retrieval</w:t>
       </w:r>
     </w:p>
     <w:p>
       <w:pPr>
-        <w:pStyle w:val="Heading3"/>
-      </w:pPr>
-      <w:r>
-        <w:t>Integration tests and fixtures</w:t>
+        <w:spacing w:line="336" w:lineRule="auto" w:after="180"/>
+      </w:pPr>
+      <w:r>
+        <w:rPr>
+          <w:b w:val="0"/>
+        </w:rPr>
+        <w:t>Without opening the old lesson, explain one key idea from Failure budgets and service objectives. Give an example and a mistake that the idea helps you avoid.</w:t>
       </w:r>
     </w:p>
     <w:p>
@@ -340,7 +373,19 @@
         <w:rPr>
           <w:b w:val="0"/>
         </w:rPr>
-        <w:t>Without opening the old lesson, explain one key idea from Integration tests and fixtures. Give an example and a mistake that the idea helps you avoid.</w:t>
+        <w:t xml:space="preserve">Look for: Explain the </w:t>
+      </w:r>
+      <w:r>
+        <w:rPr>
+          <w:b/>
+        </w:rPr>
+        <w:t>mechanism</w:t>
+      </w:r>
+      <w:r>
+        <w:rPr>
+          <w:b w:val="0"/>
+        </w:rPr>
+        <w:t xml:space="preserve"> and terminology of failure budgets and service objectives</w:t>
       </w:r>
     </w:p>
     <w:p>
@@ -351,19 +396,7 @@
         <w:rPr>
           <w:b w:val="0"/>
         </w:rPr>
-        <w:t xml:space="preserve">Look for: Explain the </w:t>
-      </w:r>
-      <w:r>
-        <w:rPr>
-          <w:b/>
-        </w:rPr>
-        <w:t>mechanism</w:t>
-      </w:r>
-      <w:r>
-        <w:rPr>
-          <w:b w:val="0"/>
-        </w:rPr>
-        <w:t xml:space="preserve"> and terminology of integration tests and fixtures</w:t>
+        <w:t>Reference example, not the only acceptable wording: Teacher explanation: Service objectives define measured reliability over a stated interval.</w:t>
       </w:r>
     </w:p>
     <w:p>
@@ -374,19 +407,7 @@
         <w:rPr>
           <w:b w:val="0"/>
         </w:rPr>
-        <w:t xml:space="preserve">Reference example, not the only acceptable wording: Teacher explanation: Integration tests exercise connected components and failure propagation. Fixtures supply controlled </w:t>
-      </w:r>
-      <w:r>
-        <w:rPr>
-          <w:b/>
-        </w:rPr>
-        <w:t>input</w:t>
-      </w:r>
-      <w:r>
-        <w:rPr>
-          <w:b w:val="0"/>
-        </w:rPr>
-        <w:t xml:space="preserve"> records and mocked service outcomes.</w:t>
+        <w:t>A failure budget is meaningful only after success and eligible requests are defined. For a fictional objective at least 98% of 200 eligible requests must pass all contract checks. Allowed failures are 2%*200=4.</w:t>
       </w:r>
     </w:p>
     <w:p>
@@ -397,27 +418,18 @@
         <w:rPr>
           <w:b w:val="0"/>
         </w:rPr>
-        <w:t xml:space="preserve">Trace request validation, session permission, lookup and </w:t>
-      </w:r>
-      <w:r>
-        <w:rPr>
-          <w:b/>
-        </w:rPr>
-        <w:t>output</w:t>
-      </w:r>
-      <w:r>
-        <w:rPr>
-          <w:b w:val="0"/>
-        </w:rPr>
-        <w:t xml:space="preserve"> validation together. Include absent sources and failing dependencies; verify that denied requests never invoke restricted lookup.</w:t>
+        <w:t>Count every eligible failure once; report excluded requests separately.</w:t>
       </w:r>
     </w:p>
     <w:p>
       <w:pPr>
-        <w:pStyle w:val="Heading3"/>
-      </w:pPr>
-      <w:r>
-        <w:t>Least privilege and tool scopes</w:t>
+        <w:spacing w:line="336" w:lineRule="auto" w:after="180"/>
+      </w:pPr>
+      <w:r>
+        <w:rPr>
+          <w:b w:val="0"/>
+        </w:rPr>
+        <w:t>Without opening the old lesson, explain one key idea from Integration tests and fixtures. Give an example and a mistake that the idea helps you avoid.</w:t>
       </w:r>
     </w:p>
     <w:p>
@@ -428,7 +440,19 @@
         <w:rPr>
           <w:b w:val="0"/>
         </w:rPr>
-        <w:t>Without opening the old lesson, explain one key idea from Least privilege and tool scopes. Give an example and a mistake that the idea helps you avoid.</w:t>
+        <w:t xml:space="preserve">Look for: Explain the </w:t>
+      </w:r>
+      <w:r>
+        <w:rPr>
+          <w:b/>
+        </w:rPr>
+        <w:t>mechanism</w:t>
+      </w:r>
+      <w:r>
+        <w:rPr>
+          <w:b w:val="0"/>
+        </w:rPr>
+        <w:t xml:space="preserve"> and terminology of integration tests and fixtures</w:t>
       </w:r>
     </w:p>
     <w:p>
@@ -439,19 +463,19 @@
         <w:rPr>
           <w:b w:val="0"/>
         </w:rPr>
-        <w:t xml:space="preserve">Look for: Explain the </w:t>
+        <w:t xml:space="preserve">Reference example, not the only acceptable wording: Teacher explanation: Integration tests exercise connected components and failure propagation. Fixtures supply controlled </w:t>
       </w:r>
       <w:r>
         <w:rPr>
           <w:b/>
         </w:rPr>
-        <w:t>mechanism</w:t>
+        <w:t>input</w:t>
       </w:r>
       <w:r>
         <w:rPr>
           <w:b w:val="0"/>
         </w:rPr>
-        <w:t xml:space="preserve"> and terminology of least privilege and tool scopes</w:t>
+        <w:t xml:space="preserve"> records and mocked service outcomes.</w:t>
       </w:r>
     </w:p>
     <w:p>
@@ -462,7 +486,19 @@
         <w:rPr>
           <w:b w:val="0"/>
         </w:rPr>
-        <w:t>Reference example, not the only acceptable wording: Teacher explanation: Least privilege grants only capabilities required by the task. Tool access should include resource and operation scope, not merely a broad tool name.</w:t>
+        <w:t xml:space="preserve">Trace request validation, session permission, lookup and </w:t>
+      </w:r>
+      <w:r>
+        <w:rPr>
+          <w:b/>
+        </w:rPr>
+        <w:t>output</w:t>
+      </w:r>
+      <w:r>
+        <w:rPr>
+          <w:b w:val="0"/>
+        </w:rPr>
+        <w:t xml:space="preserve"> validation together. Include absent sources and failing dependencies; verify that denied requests never invoke restricted lookup.</w:t>
       </w:r>
     </w:p>
     <w:p>
@@ -473,7 +509,7 @@
         <w:rPr>
           <w:b w:val="0"/>
         </w:rPr>
-        <w:t>A reporting assistant may lookup public rooms but may not write records, send messages or read teacher notes. Check actor, operation and resource before executing a proposed call.</w:t>
+        <w:t>Without opening the old lesson, explain one key idea from Least privilege and tool scopes. Give an example and a mistake that the idea helps you avoid.</w:t>
       </w:r>
     </w:p>
     <w:p>
@@ -484,31 +520,19 @@
         <w:rPr>
           <w:b w:val="0"/>
         </w:rPr>
-        <w:t xml:space="preserve">Two 45-minute sessions. Logs support diagnosis, but excessive recording can expose private content. </w:t>
+        <w:t xml:space="preserve">Look for: Explain the </w:t>
       </w:r>
       <w:r>
         <w:rPr>
           <w:b/>
         </w:rPr>
-        <w:t>Trace ID</w:t>
+        <w:t>mechanism</w:t>
       </w:r>
       <w:r>
         <w:rPr>
           <w:b w:val="0"/>
         </w:rPr>
-        <w:t xml:space="preserve">s link stages without storing complete sensitive </w:t>
-      </w:r>
-      <w:r>
-        <w:rPr>
-          <w:b/>
-        </w:rPr>
-        <w:t>input</w:t>
-      </w:r>
-      <w:r>
-        <w:rPr>
-          <w:b w:val="0"/>
-        </w:rPr>
-        <w:t>s.</w:t>
+        <w:t xml:space="preserve"> and terminology of least privilege and tool scopes</w:t>
       </w:r>
     </w:p>
     <w:p>
@@ -519,19 +543,7 @@
         <w:rPr>
           <w:b w:val="0"/>
         </w:rPr>
-        <w:t xml:space="preserve">Use the supplied constructed scenarios to make the </w:t>
-      </w:r>
-      <w:r>
-        <w:rPr>
-          <w:b/>
-        </w:rPr>
-        <w:t>mechanism</w:t>
-      </w:r>
-      <w:r>
-        <w:rPr>
-          <w:b w:val="0"/>
-        </w:rPr>
-        <w:t xml:space="preserve"> inspectable. Collect W4 before sharing solutions.</w:t>
+        <w:t>Reference example, not the only acceptable wording: Teacher explanation: Least privilege grants only capabilities required by the task. Tool access should include resource and operation scope, not merely a broad tool name.</w:t>
       </w:r>
     </w:p>
     <w:p>
@@ -542,27 +554,15 @@
         <w:rPr>
           <w:b w:val="0"/>
         </w:rPr>
-        <w:t xml:space="preserve">Students should name intermediate </w:t>
-      </w:r>
-      <w:r>
-        <w:rPr>
-          <w:b/>
-        </w:rPr>
-        <w:t>evidence</w:t>
-      </w:r>
-      <w:r>
-        <w:rPr>
-          <w:b w:val="0"/>
-        </w:rPr>
-        <w:t xml:space="preserve"> and limitations; classroom pacing and learning effectiveness remain unvalidated.</w:t>
+        <w:t>A reporting assistant may lookup public rooms but may not write records, send messages or read teacher notes. Check actor, operation and resource before executing a proposed call.</w:t>
       </w:r>
     </w:p>
     <w:p>
       <w:pPr>
-        <w:pStyle w:val="Heading3"/>
-      </w:pPr>
-      <w:r>
-        <w:t>Outcomes</w:t>
+        <w:pStyle w:val="Heading2"/>
+      </w:pPr>
+      <w:r>
+        <w:t>Pictured end goal</w:t>
       </w:r>
     </w:p>
     <w:p>
@@ -573,41 +573,23 @@
         <w:rPr>
           <w:b w:val="0"/>
         </w:rPr>
-        <w:t xml:space="preserve">Explain the </w:t>
-      </w:r>
-      <w:r>
-        <w:rPr>
-          <w:b/>
-        </w:rPr>
-        <w:t>mechanism</w:t>
-      </w:r>
-      <w:r>
-        <w:rPr>
-          <w:b w:val="0"/>
-        </w:rPr>
-        <w:t xml:space="preserve"> and terminology of logs traces and privacy</w:t>
+        <w:t>Explain logs traces and privacy using the deciding step in this fictional service.</w:t>
       </w:r>
     </w:p>
     <w:p>
       <w:pPr>
-        <w:spacing w:line="336" w:lineRule="auto" w:after="180"/>
-      </w:pPr>
-      <w:r>
-        <w:rPr>
-          <w:b w:val="0"/>
-        </w:rPr>
-        <w:t>Apply the stated procedure to a new case with a traceable result</w:t>
+        <w:pStyle w:val="Heading2"/>
+      </w:pPr>
+      <w:r>
+        <w:t>Earlier wording, alternatives and picture transcripts · reference / check after trying</w:t>
       </w:r>
     </w:p>
     <w:p>
       <w:pPr>
-        <w:spacing w:line="336" w:lineRule="auto" w:after="180"/>
-      </w:pPr>
-      <w:r>
-        <w:rPr>
-          <w:b w:val="0"/>
-        </w:rPr>
-        <w:t>Identify an assumption or limitation and design a revealing follow-up</w:t>
+        <w:pStyle w:val="Heading3"/>
+      </w:pPr>
+      <w:r>
+        <w:t>Teach the learning cycle</w:t>
       </w:r>
     </w:p>
     <w:p>
@@ -615,83 +597,98 @@
         <w:pStyle w:val="Heading3"/>
       </w:pPr>
       <w:r>
-        <w:t>Preparation</w:t>
+        <w:t>Retrieval answer guidance</w:t>
       </w:r>
     </w:p>
     <w:p>
       <w:pPr>
-        <w:spacing w:line="336" w:lineRule="auto" w:after="180"/>
-      </w:pPr>
-      <w:r>
-        <w:rPr>
-          <w:b w:val="0"/>
-        </w:rPr>
-        <w:t>Lesson and workbook; paper and pencil</w:t>
+        <w:pStyle w:val="Heading3"/>
+      </w:pPr>
+      <w:r>
+        <w:t>Failure budgets and service objectives</w:t>
       </w:r>
     </w:p>
     <w:p>
       <w:pPr>
-        <w:spacing w:line="336" w:lineRule="auto" w:after="180"/>
-      </w:pPr>
-      <w:r>
-        <w:rPr>
-          <w:b w:val="0"/>
-        </w:rPr>
-        <w:t>Calculator and optional local Python 3 for arithmetic; no live API or private data</w:t>
+        <w:pStyle w:val="Heading3"/>
+      </w:pPr>
+      <w:r>
+        <w:t>Integration tests and fixtures</w:t>
       </w:r>
     </w:p>
     <w:p>
       <w:pPr>
-        <w:spacing w:line="336" w:lineRule="auto" w:after="180"/>
-      </w:pPr>
-      <w:r>
-        <w:rPr>
-          <w:b w:val="0"/>
-        </w:rPr>
-        <w:t>Prepare the fresh retry separately and withhold its solution until after collection</w:t>
+        <w:pStyle w:val="Heading3"/>
+      </w:pPr>
+      <w:r>
+        <w:t>Least privilege and tool scopes</w:t>
       </w:r>
     </w:p>
     <w:p>
       <w:pPr>
-        <w:pStyle w:val="Heading3"/>
-      </w:pPr>
-      <w:r>
-        <w:t>Prerequisite answer</w:t>
+        <w:spacing w:line="336" w:lineRule="auto" w:after="180"/>
+      </w:pPr>
+      <w:r>
+        <w:rPr>
+          <w:b w:val="0"/>
+        </w:rPr>
+        <w:t xml:space="preserve">Use the three-session teaching cycle above, with extra time as needed. Logs support diagnosis, but excessive recording can expose private content. </w:t>
+      </w:r>
+      <w:r>
+        <w:rPr>
+          <w:b/>
+        </w:rPr>
+        <w:t>Trace ID</w:t>
+      </w:r>
+      <w:r>
+        <w:rPr>
+          <w:b w:val="0"/>
+        </w:rPr>
+        <w:t xml:space="preserve">s link stages without storing complete sensitive </w:t>
+      </w:r>
+      <w:r>
+        <w:rPr>
+          <w:b/>
+        </w:rPr>
+        <w:t>input</w:t>
+      </w:r>
+      <w:r>
+        <w:rPr>
+          <w:b w:val="0"/>
+        </w:rPr>
+        <w:t xml:space="preserve">s. Use the supplied constructed scenarios to make the </w:t>
+      </w:r>
+      <w:r>
+        <w:rPr>
+          <w:b/>
+        </w:rPr>
+        <w:t>mechanism</w:t>
+      </w:r>
+      <w:r>
+        <w:rPr>
+          <w:b w:val="0"/>
+        </w:rPr>
+        <w:t xml:space="preserve"> inspectable. Collect W4 before sharing solutions. Students should name intermediate </w:t>
+      </w:r>
+      <w:r>
+        <w:rPr>
+          <w:b/>
+        </w:rPr>
+        <w:t>evidence</w:t>
+      </w:r>
+      <w:r>
+        <w:rPr>
+          <w:b w:val="0"/>
+        </w:rPr>
+        <w:t xml:space="preserve"> and limitations; classroom pacing and learning effectiveness remain unvalidated.</w:t>
       </w:r>
     </w:p>
     <w:p>
       <w:pPr>
-        <w:spacing w:line="336" w:lineRule="auto" w:after="180"/>
-      </w:pPr>
-      <w:r>
-        <w:rPr>
-          <w:b w:val="0"/>
-        </w:rPr>
-        <w:t xml:space="preserve">A result depends on the </w:t>
-      </w:r>
-      <w:r>
-        <w:rPr>
-          <w:b/>
-        </w:rPr>
-        <w:t>input</w:t>
-      </w:r>
-      <w:r>
-        <w:rPr>
-          <w:b w:val="0"/>
-        </w:rPr>
-        <w:t xml:space="preserve">s, procedure and conditions that produced it. Preserve data roles and distinguish observed outcomes from </w:t>
-      </w:r>
-      <w:r>
-        <w:rPr>
-          <w:b/>
-        </w:rPr>
-        <w:t>prediction</w:t>
-      </w:r>
-      <w:r>
-        <w:rPr>
-          <w:b w:val="0"/>
-        </w:rPr>
-        <w:t>s or unmeasured conditions.</w:t>
+        <w:pStyle w:val="Heading3"/>
+      </w:pPr>
+      <w:r>
+        <w:t>Outcomes</w:t>
       </w:r>
     </w:p>
     <w:p>
@@ -702,15 +699,30 @@
         <w:rPr>
           <w:b w:val="0"/>
         </w:rPr>
-        <w:t>If the prior concept cannot be explained, use a short retrieval activity before this chapter.</w:t>
+        <w:t xml:space="preserve">Explain the </w:t>
+      </w:r>
+      <w:r>
+        <w:rPr>
+          <w:b/>
+        </w:rPr>
+        <w:t>mechanism</w:t>
+      </w:r>
+      <w:r>
+        <w:rPr>
+          <w:b w:val="0"/>
+        </w:rPr>
+        <w:t xml:space="preserve"> and terminology of logs traces and privacy</w:t>
       </w:r>
     </w:p>
     <w:p>
       <w:pPr>
-        <w:pStyle w:val="Heading3"/>
-      </w:pPr>
-      <w:r>
-        <w:t>End goal for the pictorial case</w:t>
+        <w:spacing w:line="336" w:lineRule="auto" w:after="180"/>
+      </w:pPr>
+      <w:r>
+        <w:rPr>
+          <w:b w:val="0"/>
+        </w:rPr>
+        <w:t>Apply the stated procedure to a new case with a traceable result</w:t>
       </w:r>
     </w:p>
     <w:p>
@@ -721,31 +733,31 @@
         <w:rPr>
           <w:b w:val="0"/>
         </w:rPr>
-        <w:t>Explain logs traces and privacy using the deciding step in this fictional service.</w:t>
+        <w:t>Identify an assumption or limitation and design a revealing follow-up</w:t>
       </w:r>
     </w:p>
     <w:p>
       <w:pPr>
-        <w:spacing w:line="336" w:lineRule="auto" w:after="180"/>
-      </w:pPr>
-      <w:r>
-        <w:rPr>
-          <w:b w:val="0"/>
-        </w:rPr>
-        <w:t>This added worked case illustrates the week’s main idea. Retain all original and connected topics; schedule its practice within the teaching cycle.</w:t>
+        <w:pStyle w:val="Heading3"/>
+      </w:pPr>
+      <w:r>
+        <w:t>Preparation</w:t>
       </w:r>
     </w:p>
     <w:p>
       <w:pPr>
-        <w:pStyle w:val="Heading1"/>
-      </w:pPr>
-      <w:r>
-        <w:t>02. Explain and model the mechanism</w:t>
+        <w:pStyle w:val="Heading3"/>
+      </w:pPr>
+      <w:r>
+        <w:t>Prerequisite answer</w:t>
       </w:r>
     </w:p>
     <w:p>
-      <w:r>
-        <w:t>Model Logs traces and privacy using the supplied case, labelled mechanism and reasoning. Make the scope of each conclusion explicit.</w:t>
+      <w:pPr>
+        <w:pStyle w:val="Heading3"/>
+      </w:pPr>
+      <w:r>
+        <w:t>End goal for the pictorial case</w:t>
       </w:r>
     </w:p>
     <w:p>
@@ -756,61 +768,28 @@
         <w:rPr>
           <w:b w:val="0"/>
         </w:rPr>
-        <w:t xml:space="preserve">Logs support diagnosis, but excessive recording can expose private content. </w:t>
-      </w:r>
-      <w:r>
-        <w:rPr>
-          <w:b/>
-        </w:rPr>
-        <w:t>Trace ID</w:t>
-      </w:r>
-      <w:r>
-        <w:rPr>
-          <w:b w:val="0"/>
-        </w:rPr>
-        <w:t xml:space="preserve">s link stages without storing complete sensitive </w:t>
-      </w:r>
-      <w:r>
-        <w:rPr>
-          <w:b/>
-        </w:rPr>
-        <w:t>input</w:t>
-      </w:r>
-      <w:r>
-        <w:rPr>
-          <w:b w:val="0"/>
-        </w:rPr>
-        <w:t>s.</w:t>
+        <w:t>This added worked case illustrates the week’s main idea. Retain all original and connected topics; schedule its practice within the teaching cycle.</w:t>
       </w:r>
     </w:p>
     <w:p>
       <w:pPr>
-        <w:pStyle w:val="Heading3"/>
-      </w:pPr>
-      <w:r>
-        <w:t>Explain Logs traces and privacy · 1</w:t>
+        <w:pStyle w:val="Heading1"/>
+      </w:pPr>
+      <w:r>
+        <w:t>02. Teach diagnostic usefulness, minimisation and unimplemented controls together</w:t>
       </w:r>
     </w:p>
     <w:p>
-      <w:pPr>
-        <w:spacing w:line="336" w:lineRule="auto" w:after="180"/>
-      </w:pPr>
-      <w:r>
-        <w:rPr>
-          <w:b w:val="0"/>
-        </w:rPr>
-        <w:t>Begin by writing the question the procedure is intended to answer. Identify the information already supplied, the information it will produce and the information still missing.</w:t>
+      <w:r>
+        <w:t>Make the privacy-correct preservation rule explicit throughout the lesson.</w:t>
       </w:r>
     </w:p>
     <w:p>
       <w:pPr>
-        <w:spacing w:line="336" w:lineRule="auto" w:after="180"/>
-      </w:pPr>
-      <w:r>
-        <w:rPr>
-          <w:b w:val="0"/>
-        </w:rPr>
-        <w:t>These are constructed classroom examples; they do not require live accounts, private records or an external service. Do not treat a plausible explanation as a measured outcome.</w:t>
+        <w:pStyle w:val="Heading2"/>
+      </w:pPr>
+      <w:r>
+        <w:t>Definitions and complete allowed-field policy</w:t>
       </w:r>
     </w:p>
     <w:p>
@@ -821,39 +800,1565 @@
         <w:rPr>
           <w:b w:val="0"/>
         </w:rPr>
-        <w:t xml:space="preserve">For this policy log </w:t>
+        <w:t xml:space="preserve">Logs support diagnosis, but excessive recording can expose private content. </w:t>
       </w:r>
       <w:r>
         <w:rPr>
           <w:b/>
         </w:rPr>
-        <w:t>trace ID</w:t>
+        <w:t>Trace ID</w:t>
       </w:r>
       <w:r>
         <w:rPr>
           <w:b w:val="0"/>
         </w:rPr>
-        <w:t xml:space="preserve">, stage, status, duration and </w:t>
+        <w:t xml:space="preserve">s link stages without storing complete sensitive </w:t>
       </w:r>
       <w:r>
         <w:rPr>
           <w:b/>
         </w:rPr>
-        <w:t>error category</w:t>
+        <w:t>input</w:t>
       </w:r>
       <w:r>
         <w:rPr>
           <w:b w:val="0"/>
         </w:rPr>
-        <w:t>; do not log passcodes, student text or teacher answers. Restrict access and declare retention.</w:t>
+        <w:t>s.</w:t>
       </w:r>
     </w:p>
     <w:p>
       <w:pPr>
+        <w:spacing w:line="336" w:lineRule="auto" w:after="180"/>
+      </w:pPr>
+      <w:r>
+        <w:rPr>
+          <w:b w:val="0"/>
+        </w:rPr>
+        <w:t xml:space="preserve">For this policy log </w:t>
+      </w:r>
+      <w:r>
+        <w:rPr>
+          <w:b/>
+        </w:rPr>
+        <w:t>trace ID</w:t>
+      </w:r>
+      <w:r>
+        <w:rPr>
+          <w:b w:val="0"/>
+        </w:rPr>
+        <w:t xml:space="preserve">, stage, status, duration and </w:t>
+      </w:r>
+      <w:r>
+        <w:rPr>
+          <w:b/>
+        </w:rPr>
+        <w:t>error category</w:t>
+      </w:r>
+      <w:r>
+        <w:rPr>
+          <w:b w:val="0"/>
+        </w:rPr>
+        <w:t>; do not log passcodes, student text or teacher answers. Restrict access and declare retention.</w:t>
+      </w:r>
+    </w:p>
+    <w:tbl>
+      <w:tblPr>
+        <w:tblStyle w:val="LightShading-Accent1"/>
+        <w:tblW w:type="auto" w:w="0"/>
+        <w:tblLook w:firstColumn="1" w:firstRow="1" w:lastColumn="0" w:lastRow="0" w:noHBand="0" w:noVBand="1" w:val="04A0"/>
+      </w:tblPr>
+      <w:tblGrid>
+        <w:gridCol w:w="5112"/>
+        <w:gridCol w:w="5112"/>
+      </w:tblGrid>
+      <w:tr>
+        <w:trPr>
+          <w:tblHeader/>
+        </w:trPr>
+        <w:tc>
+          <w:tcPr>
+            <w:tcW w:type="dxa" w:w="5112"/>
+          </w:tcPr>
+          <w:p>
+            <w:r>
+              <w:t>Main classroom logging policy</w:t>
+            </w:r>
+          </w:p>
+        </w:tc>
+        <w:tc>
+          <w:tcPr>
+            <w:tcW w:type="dxa" w:w="5112"/>
+          </w:tcPr>
+          <w:p>
+            <w:r>
+              <w:t>Purpose or constraint</w:t>
+            </w:r>
+          </w:p>
+        </w:tc>
+      </w:tr>
+      <w:tr>
+        <w:tc>
+          <w:tcPr>
+            <w:tcW w:type="dxa" w:w="5112"/>
+          </w:tcPr>
+          <w:p>
+            <w:r>
+              <w:t>trace_id</w:t>
+            </w:r>
+          </w:p>
+        </w:tc>
+        <w:tc>
+          <w:tcPr>
+            <w:tcW w:type="dxa" w:w="5112"/>
+          </w:tcPr>
+          <w:p>
+            <w:r>
+              <w:t>Connect events for one request; application-issued identifier, still potentially linkable</w:t>
+            </w:r>
+          </w:p>
+        </w:tc>
+      </w:tr>
+      <w:tr>
+        <w:tc>
+          <w:tcPr>
+            <w:tcW w:type="dxa" w:w="5112"/>
+          </w:tcPr>
+          <w:p>
+            <w:r>
+              <w:t>stage</w:t>
+            </w:r>
+          </w:p>
+        </w:tc>
+        <w:tc>
+          <w:tcPr>
+            <w:tcW w:type="dxa" w:w="5112"/>
+          </w:tcPr>
+          <w:p>
+            <w:r>
+              <w:t>Controlled category: request, authorize, lookup or validate</w:t>
+            </w:r>
+          </w:p>
+        </w:tc>
+      </w:tr>
+      <w:tr>
+        <w:tc>
+          <w:tcPr>
+            <w:tcW w:type="dxa" w:w="5112"/>
+          </w:tcPr>
+          <w:p>
+            <w:r>
+              <w:t>status</w:t>
+            </w:r>
+          </w:p>
+        </w:tc>
+        <w:tc>
+          <w:tcPr>
+            <w:tcW w:type="dxa" w:w="5112"/>
+          </w:tcPr>
+          <w:p>
+            <w:r>
+              <w:t>Controlled category: ok, denied or review</w:t>
+            </w:r>
+          </w:p>
+        </w:tc>
+      </w:tr>
+      <w:tr>
+        <w:tc>
+          <w:tcPr>
+            <w:tcW w:type="dxa" w:w="5112"/>
+          </w:tcPr>
+          <w:p>
+            <w:r>
+              <w:t>duration_ms</w:t>
+            </w:r>
+          </w:p>
+        </w:tc>
+        <w:tc>
+          <w:tcPr>
+            <w:tcW w:type="dxa" w:w="5112"/>
+          </w:tcPr>
+          <w:p>
+            <w:r>
+              <w:t>Supplied nonnegative integer duration; declare the span being described</w:t>
+            </w:r>
+          </w:p>
+        </w:tc>
+      </w:tr>
+      <w:tr>
+        <w:tc>
+          <w:tcPr>
+            <w:tcW w:type="dxa" w:w="5112"/>
+          </w:tcPr>
+          <w:p>
+            <w:r>
+              <w:t>error_category</w:t>
+            </w:r>
+          </w:p>
+        </w:tc>
+        <w:tc>
+          <w:tcPr>
+            <w:tcW w:type="dxa" w:w="5112"/>
+          </w:tcPr>
+          <w:p>
+            <w:r>
+              <w:t>Controlled non-sensitive category, not an arbitrary copied exception message</w:t>
+            </w:r>
+          </w:p>
+        </w:tc>
+      </w:tr>
+      <w:tr>
+        <w:tc>
+          <w:tcPr>
+            <w:tcW w:type="dxa" w:w="5112"/>
+          </w:tcPr>
+          <w:p>
+            <w:r>
+              <w:t>Excluded fields</w:t>
+            </w:r>
+          </w:p>
+        </w:tc>
+        <w:tc>
+          <w:tcPr>
+            <w:tcW w:type="dxa" w:w="5112"/>
+          </w:tcPr>
+          <w:p>
+            <w:r>
+              <w:t>Passcodes, raw student question/essay, teacher-answer text and names</w:t>
+            </w:r>
+          </w:p>
+        </w:tc>
+      </w:tr>
+      <w:tr>
+        <w:tc>
+          <w:tcPr>
+            <w:tcW w:type="dxa" w:w="5112"/>
+          </w:tcPr>
+          <w:p>
+            <w:r>
+              <w:t>Pictured retrieval extension</w:t>
+            </w:r>
+          </w:p>
+        </w:tc>
+        <w:tc>
+          <w:tcPr>
+            <w:tcW w:type="dxa" w:w="5112"/>
+          </w:tcPr>
+          <w:p>
+            <w:r>
+              <w:t>Its explicitly approved source_id metadata, such as C8, belongs only on lookup events</w:t>
+            </w:r>
+          </w:p>
+        </w:tc>
+      </w:tr>
+      <w:tr>
+        <w:tc>
+          <w:tcPr>
+            <w:tcW w:type="dxa" w:w="5112"/>
+          </w:tcPr>
+          <w:p>
+            <w:r>
+              <w:t>Access and retention</w:t>
+            </w:r>
+          </w:p>
+        </w:tc>
+        <w:tc>
+          <w:tcPr>
+            <w:tcW w:type="dxa" w:w="5112"/>
+          </w:tcPr>
+          <w:p>
+            <w:r>
+              <w:t>Declared classroom reviewer and deletion after the exercise; implementation not supplied</w:t>
+            </w:r>
+          </w:p>
+        </w:tc>
+      </w:tr>
+      <w:tr>
+        <w:tc>
+          <w:tcPr>
+            <w:tcW w:type="dxa" w:w="5112"/>
+          </w:tcPr>
+          <w:p>
+            <w:r>
+              <w:t>Scope</w:t>
+            </w:r>
+          </w:p>
+        </w:tc>
+        <w:tc>
+          <w:tcPr>
+            <w:tcW w:type="dxa" w:w="5112"/>
+          </w:tcPr>
+          <w:p>
+            <w:r>
+              <w:t>Fictional placeholders and mock records only; no actual private data or log store</w:t>
+            </w:r>
+          </w:p>
+        </w:tc>
+      </w:tr>
+    </w:tbl>
+    <w:p>
+      <w:pPr>
+        <w:pStyle w:val="Heading2"/>
+      </w:pPr>
+      <w:r>
+        <w:t>Main field decisions and corrected preservation reasoning</w:t>
+      </w:r>
+    </w:p>
+    <w:tbl>
+      <w:tblPr>
+        <w:tblStyle w:val="LightShading-Accent1"/>
+        <w:tblW w:type="auto" w:w="0"/>
+        <w:tblLook w:firstColumn="1" w:firstRow="1" w:lastColumn="0" w:lastRow="0" w:noHBand="0" w:noVBand="1" w:val="04A0"/>
+      </w:tblPr>
+      <w:tblGrid>
+        <w:gridCol w:w="3408"/>
+        <w:gridCol w:w="3408"/>
+        <w:gridCol w:w="3408"/>
+      </w:tblGrid>
+      <w:tr>
+        <w:trPr>
+          <w:tblHeader/>
+        </w:trPr>
+        <w:tc>
+          <w:tcPr>
+            <w:tcW w:type="dxa" w:w="3408"/>
+          </w:tcPr>
+          <w:p>
+            <w:r>
+              <w:t>Main R7 fixture field</w:t>
+            </w:r>
+          </w:p>
+        </w:tc>
+        <w:tc>
+          <w:tcPr>
+            <w:tcW w:type="dxa" w:w="3408"/>
+          </w:tcPr>
+          <w:p>
+            <w:r>
+              <w:t>Decision under the declared policy</w:t>
+            </w:r>
+          </w:p>
+        </w:tc>
+        <w:tc>
+          <w:tcPr>
+            <w:tcW w:type="dxa" w:w="3408"/>
+          </w:tcPr>
+          <w:p>
+            <w:r>
+              <w:t>Reason</w:t>
+            </w:r>
+          </w:p>
+        </w:tc>
+      </w:tr>
+      <w:tr>
+        <w:tc>
+          <w:tcPr>
+            <w:tcW w:type="dxa" w:w="3408"/>
+          </w:tcPr>
+          <w:p>
+            <w:r>
+              <w:t>trace_id R7</w:t>
+            </w:r>
+          </w:p>
+        </w:tc>
+        <w:tc>
+          <w:tcPr>
+            <w:tcW w:type="dxa" w:w="3408"/>
+          </w:tcPr>
+          <w:p>
+            <w:r>
+              <w:t>Keep controlled identifier</w:t>
+            </w:r>
+          </w:p>
+        </w:tc>
+        <w:tc>
+          <w:tcPr>
+            <w:tcW w:type="dxa" w:w="3408"/>
+          </w:tcPr>
+          <w:p>
+            <w:r>
+              <w:t>Links stages without the full request</w:t>
+            </w:r>
+          </w:p>
+        </w:tc>
+      </w:tr>
+      <w:tr>
+        <w:tc>
+          <w:tcPr>
+            <w:tcW w:type="dxa" w:w="3408"/>
+          </w:tcPr>
+          <w:p>
+            <w:r>
+              <w:t>stage authorize; status denied</w:t>
+            </w:r>
+          </w:p>
+        </w:tc>
+        <w:tc>
+          <w:tcPr>
+            <w:tcW w:type="dxa" w:w="3408"/>
+          </w:tcPr>
+          <w:p>
+            <w:r>
+              <w:t>Keep controlled categories</w:t>
+            </w:r>
+          </w:p>
+        </w:tc>
+        <w:tc>
+          <w:tcPr>
+            <w:tcW w:type="dxa" w:w="3408"/>
+          </w:tcPr>
+          <w:p>
+            <w:r>
+              <w:t>Explains the stopping point</w:t>
+            </w:r>
+          </w:p>
+        </w:tc>
+      </w:tr>
+      <w:tr>
+        <w:tc>
+          <w:tcPr>
+            <w:tcW w:type="dxa" w:w="3408"/>
+          </w:tcPr>
+          <w:p>
+            <w:r>
+              <w:t>duration 3 ms, error permission_denied</w:t>
+            </w:r>
+          </w:p>
+        </w:tc>
+        <w:tc>
+          <w:tcPr>
+            <w:tcW w:type="dxa" w:w="3408"/>
+          </w:tcPr>
+          <w:p>
+            <w:r>
+              <w:t>Keep supplied mock metadata</w:t>
+            </w:r>
+          </w:p>
+        </w:tc>
+        <w:tc>
+          <w:tcPr>
+            <w:tcW w:type="dxa" w:w="3408"/>
+          </w:tcPr>
+          <w:p>
+            <w:r>
+              <w:t>Duration/category have declared types and purpose</w:t>
+            </w:r>
+          </w:p>
+        </w:tc>
+      </w:tr>
+      <w:tr>
+        <w:tc>
+          <w:tcPr>
+            <w:tcW w:type="dxa" w:w="3408"/>
+          </w:tcPr>
+          <w:p>
+            <w:r>
+              <w:t>Complete passcode value</w:t>
+            </w:r>
+          </w:p>
+        </w:tc>
+        <w:tc>
+          <w:tcPr>
+            <w:tcW w:type="dxa" w:w="3408"/>
+          </w:tcPr>
+          <w:p>
+            <w:r>
+              <w:t>Exclude field and value</w:t>
+            </w:r>
+          </w:p>
+        </w:tc>
+        <w:tc>
+          <w:tcPr>
+            <w:tcW w:type="dxa" w:w="3408"/>
+          </w:tcPr>
+          <w:p>
+            <w:r>
+              <w:t>Not needed for this diagnostic record</w:t>
+            </w:r>
+          </w:p>
+        </w:tc>
+      </w:tr>
+      <w:tr>
+        <w:tc>
+          <w:tcPr>
+            <w:tcW w:type="dxa" w:w="3408"/>
+          </w:tcPr>
+          <w:p>
+            <w:r>
+              <w:t>Student text or teacher answer</w:t>
+            </w:r>
+          </w:p>
+        </w:tc>
+        <w:tc>
+          <w:tcPr>
+            <w:tcW w:type="dxa" w:w="3408"/>
+          </w:tcPr>
+          <w:p>
+            <w:r>
+              <w:t>Exclude field and value</w:t>
+            </w:r>
+          </w:p>
+        </w:tc>
+        <w:tc>
+          <w:tcPr>
+            <w:tcW w:type="dxa" w:w="3408"/>
+          </w:tcPr>
+          <w:p>
+            <w:r>
+              <w:t>Outside the stated logging policy</w:t>
+            </w:r>
+          </w:p>
+        </w:tc>
+      </w:tr>
+      <w:tr>
+        <w:tc>
+          <w:tcPr>
+            <w:tcW w:type="dxa" w:w="3408"/>
+          </w:tcPr>
+          <w:p>
+            <w:r>
+              <w:t>Later comparison artifact</w:t>
+            </w:r>
+          </w:p>
+        </w:tc>
+        <w:tc>
+          <w:tcPr>
+            <w:tcW w:type="dxa" w:w="3408"/>
+          </w:tcPr>
+          <w:p>
+            <w:r>
+              <w:t>Keep sanitized diagnostic record</w:t>
+            </w:r>
+          </w:p>
+        </w:tc>
+        <w:tc>
+          <w:tcPr>
+            <w:tcW w:type="dxa" w:w="3408"/>
+          </w:tcPr>
+          <w:p>
+            <w:r>
+              <w:t>Honest history does not require retaining private raw content</w:t>
+            </w:r>
+          </w:p>
+        </w:tc>
+      </w:tr>
+    </w:tbl>
+    <w:p>
+      <w:pPr>
+        <w:spacing w:line="336" w:lineRule="auto" w:after="180"/>
+      </w:pPr>
+      <w:r>
+        <w:rPr>
+          <w:b w:val="0"/>
+        </w:rPr>
+        <w:t>Reject the raw passcode field; retain allowed non-sensitive diagnostic categories. Do not demonstrate removal by printing the raw mock first. Require value validation as well as field allowlisting, and note that R17/C8 can be linked through other records. The 240 ms value is supplied for one request span, not a measured service average; nested spans are not automatically additive.</w:t>
+      </w:r>
+    </w:p>
+    <w:p>
+      <w:pPr>
+        <w:spacing w:line="336" w:lineRule="auto" w:after="180"/>
+      </w:pPr>
+      <w:r>
+        <w:rPr>
+          <w:b w:val="0"/>
+        </w:rPr>
+        <w:t>Source IDs are permitted only by the pictured retrieval policy, not an unannounced global expansion. The code declares access/retention but does not enforce them. Preserve sanitized failures without retaining real student questions or teacher answers.</w:t>
+      </w:r>
+    </w:p>
+    <w:p>
+      <w:pPr>
         <w:pStyle w:val="Heading3"/>
       </w:pPr>
       <w:r>
-        <w:t>Explain Logs traces and privacy · 2</w:t>
+        <w:t>Logs traces and privacy — evidence trace</w:t>
+      </w:r>
+    </w:p>
+    <w:tbl>
+      <w:tblPr>
+        <w:tblStyle w:val="LightShading-Accent1"/>
+        <w:tblW w:type="auto" w:w="0"/>
+        <w:tblLook w:firstColumn="1" w:firstRow="1" w:lastColumn="0" w:lastRow="0" w:noHBand="0" w:noVBand="1" w:val="04A0"/>
+      </w:tblPr>
+      <w:tblGrid>
+        <w:gridCol w:w="3408"/>
+        <w:gridCol w:w="3408"/>
+        <w:gridCol w:w="3408"/>
+      </w:tblGrid>
+      <w:tr>
+        <w:trPr>
+          <w:tblHeader/>
+        </w:trPr>
+        <w:tc>
+          <w:tcPr>
+            <w:tcW w:type="dxa" w:w="3408"/>
+          </w:tcPr>
+          <w:p>
+            <w:r>
+              <w:t>Input and scope</w:t>
+            </w:r>
+          </w:p>
+        </w:tc>
+        <w:tc>
+          <w:tcPr>
+            <w:tcW w:type="dxa" w:w="3408"/>
+          </w:tcPr>
+          <w:p>
+            <w:r>
+              <w:t>Check or calculation</w:t>
+            </w:r>
+          </w:p>
+        </w:tc>
+        <w:tc>
+          <w:tcPr>
+            <w:tcW w:type="dxa" w:w="3408"/>
+          </w:tcPr>
+          <w:p>
+            <w:r>
+              <w:t>Conclusion and limit</w:t>
+            </w:r>
+          </w:p>
+        </w:tc>
+      </w:tr>
+      <w:tr>
+        <w:tc>
+          <w:tcPr>
+            <w:tcW w:type="dxa" w:w="3408"/>
+          </w:tcPr>
+          <w:p>
+            <w:r>
+              <w:t>A failure record includes trace R7, status=denied and the complete student passcode.</w:t>
+            </w:r>
+          </w:p>
+        </w:tc>
+        <w:tc>
+          <w:tcPr>
+            <w:tcW w:type="dxa" w:w="3408"/>
+          </w:tcPr>
+          <w:p>
+            <w:r>
+              <w:t>For this policy log trace ID, stage, status, duration and error category; do not log passcodes, student text or teacher answers. Restrict access and declare retention.</w:t>
+            </w:r>
+          </w:p>
+        </w:tc>
+        <w:tc>
+          <w:tcPr>
+            <w:tcW w:type="dxa" w:w="3408"/>
+          </w:tcPr>
+          <w:p>
+            <w:r>
+              <w:t>Trace/status are useful; passcode violates the logging policy. Redact sensitive content and retain a non-sensitive error category.</w:t>
+            </w:r>
+          </w:p>
+        </w:tc>
+      </w:tr>
+    </w:tbl>
+    <w:p>
+      <w:r>
+        <w:t>The figure connects this chapter's worked input, declared procedure and result. Read the complete worked reasoning for qualifiers and intermediate steps; the abbreviated labels do not replace that reasoning.</w:t>
+      </w:r>
+    </w:p>
+    <w:p>
+      <w:pPr>
+        <w:spacing w:line="336" w:lineRule="auto" w:after="180"/>
+      </w:pPr>
+      <w:r>
+        <w:rPr>
+          <w:b w:val="0"/>
+        </w:rPr>
+        <w:t xml:space="preserve">Guided: Trace/status are useful; passcode violates the logging policy. Redact sensitive content and retain a non-sensitive </w:t>
+      </w:r>
+      <w:r>
+        <w:rPr>
+          <w:b/>
+        </w:rPr>
+        <w:t>error category</w:t>
+      </w:r>
+      <w:r>
+        <w:rPr>
+          <w:b w:val="0"/>
+        </w:rPr>
+        <w:t>.</w:t>
+      </w:r>
+    </w:p>
+    <w:p>
+      <w:pPr>
+        <w:spacing w:line="336" w:lineRule="auto" w:after="180"/>
+      </w:pPr>
+      <w:r>
+        <w:rPr>
+          <w:b w:val="0"/>
+        </w:rPr>
+        <w:t xml:space="preserve">Qualification: A </w:t>
+      </w:r>
+      <w:r>
+        <w:rPr>
+          <w:b/>
+        </w:rPr>
+        <w:t>trace ID</w:t>
+      </w:r>
+      <w:r>
+        <w:rPr>
+          <w:b w:val="0"/>
+        </w:rPr>
+        <w:t xml:space="preserve"> can still be linkable; </w:t>
+      </w:r>
+      <w:r>
+        <w:rPr>
+          <w:b/>
+        </w:rPr>
+        <w:t>minimisation</w:t>
+      </w:r>
+      <w:r>
+        <w:rPr>
+          <w:b w:val="0"/>
+        </w:rPr>
+        <w:t xml:space="preserve"> and role-controlled access remain necessary.</w:t>
+      </w:r>
+    </w:p>
+    <w:p>
+      <w:pPr>
+        <w:spacing w:line="336" w:lineRule="auto" w:after="180"/>
+      </w:pPr>
+      <w:r>
+        <w:rPr>
+          <w:b w:val="0"/>
+        </w:rPr>
+        <w:t xml:space="preserve">Exit: accept a concrete variation with its predicted outcome and a stated condition that would challenge the </w:t>
+      </w:r>
+      <w:r>
+        <w:rPr>
+          <w:b/>
+        </w:rPr>
+        <w:t>mechanism</w:t>
+      </w:r>
+      <w:r>
+        <w:rPr>
+          <w:b w:val="0"/>
+        </w:rPr>
+        <w:t xml:space="preserve">; reject a claim resting on unmeasured </w:t>
+      </w:r>
+      <w:r>
+        <w:rPr>
+          <w:b/>
+        </w:rPr>
+        <w:t>evidence</w:t>
+      </w:r>
+      <w:r>
+        <w:rPr>
+          <w:b w:val="0"/>
+        </w:rPr>
+        <w:t>.</w:t>
+      </w:r>
+    </w:p>
+    <w:p>
+      <w:pPr>
+        <w:spacing w:line="336" w:lineRule="auto" w:after="180"/>
+      </w:pPr>
+      <w:r>
+        <w:rPr>
+          <w:b w:val="0"/>
+        </w:rPr>
+        <w:t>A failure record includes trace R7, status=denied and the complete student passcode.</w:t>
+      </w:r>
+    </w:p>
+    <w:p>
+      <w:pPr>
+        <w:spacing w:line="336" w:lineRule="auto" w:after="180"/>
+      </w:pPr>
+      <w:r>
+        <w:rPr>
+          <w:b w:val="0"/>
+        </w:rPr>
+        <w:t xml:space="preserve">Trace/status are useful; passcode violates the logging policy. Redact sensitive content and retain a non-sensitive </w:t>
+      </w:r>
+      <w:r>
+        <w:rPr>
+          <w:b/>
+        </w:rPr>
+        <w:t>error category</w:t>
+      </w:r>
+      <w:r>
+        <w:rPr>
+          <w:b w:val="0"/>
+        </w:rPr>
+        <w:t>.</w:t>
+      </w:r>
+    </w:p>
+    <w:p>
+      <w:pPr>
+        <w:spacing w:line="336" w:lineRule="auto" w:after="180"/>
+      </w:pPr>
+      <w:r>
+        <w:rPr>
+          <w:b w:val="0"/>
+        </w:rPr>
+        <w:t xml:space="preserve">Compare the intermediate </w:t>
+      </w:r>
+      <w:r>
+        <w:rPr>
+          <w:b/>
+        </w:rPr>
+        <w:t>evidence</w:t>
+      </w:r>
+      <w:r>
+        <w:rPr>
+          <w:b w:val="0"/>
+        </w:rPr>
+        <w:t xml:space="preserve"> with the final statement. Explain why each number or decision follows from the stated </w:t>
+      </w:r>
+      <w:r>
+        <w:rPr>
+          <w:b/>
+        </w:rPr>
+        <w:t>input</w:t>
+      </w:r>
+      <w:r>
+        <w:rPr>
+          <w:b w:val="0"/>
+        </w:rPr>
+        <w:t xml:space="preserve">s. The conclusion belongs to this scenario and procedure; changing the </w:t>
+      </w:r>
+      <w:r>
+        <w:rPr>
+          <w:b/>
+        </w:rPr>
+        <w:t>input</w:t>
+      </w:r>
+      <w:r>
+        <w:rPr>
+          <w:b w:val="0"/>
+        </w:rPr>
+        <w:t>s, evaluation population or authority can change what it establishes. Retain a policy-compliant diagnostic record without passcodes, student text or teacher answers, so a later revision can be compared honestly.</w:t>
+      </w:r>
+    </w:p>
+    <w:p>
+      <w:pPr>
+        <w:pStyle w:val="Heading2"/>
+      </w:pPr>
+      <w:r>
+        <w:t>Value validation, linkability and control-limit probes</w:t>
+      </w:r>
+    </w:p>
+    <w:tbl>
+      <w:tblPr>
+        <w:tblStyle w:val="LightShading-Accent1"/>
+        <w:tblW w:type="auto" w:w="0"/>
+        <w:tblLook w:firstColumn="1" w:firstRow="1" w:lastColumn="0" w:lastRow="0" w:noHBand="0" w:noVBand="1" w:val="04A0"/>
+      </w:tblPr>
+      <w:tblGrid>
+        <w:gridCol w:w="5112"/>
+        <w:gridCol w:w="5112"/>
+      </w:tblGrid>
+      <w:tr>
+        <w:trPr>
+          <w:tblHeader/>
+        </w:trPr>
+        <w:tc>
+          <w:tcPr>
+            <w:tcW w:type="dxa" w:w="5112"/>
+          </w:tcPr>
+          <w:p>
+            <w:r>
+              <w:t>Logging probe</w:t>
+            </w:r>
+          </w:p>
+        </w:tc>
+        <w:tc>
+          <w:tcPr>
+            <w:tcW w:type="dxa" w:w="5112"/>
+          </w:tcPr>
+          <w:p>
+            <w:r>
+              <w:t>Expected outcome or limit</w:t>
+            </w:r>
+          </w:p>
+        </w:tc>
+      </w:tr>
+      <w:tr>
+        <w:tc>
+          <w:tcPr>
+            <w:tcW w:type="dxa" w:w="5112"/>
+          </w:tcPr>
+          <w:p>
+            <w:r>
+              <w:t>Main R7 metadata only</w:t>
+            </w:r>
+          </w:p>
+        </w:tc>
+        <w:tc>
+          <w:tcPr>
+            <w:tcW w:type="dxa" w:w="5112"/>
+          </w:tcPr>
+          <w:p>
+            <w:r>
+              <w:t>Keep declared trace/stage/status/duration/error fields</w:t>
+            </w:r>
+          </w:p>
+        </w:tc>
+      </w:tr>
+      <w:tr>
+        <w:tc>
+          <w:tcPr>
+            <w:tcW w:type="dxa" w:w="5112"/>
+          </w:tcPr>
+          <w:p>
+            <w:r>
+              <w:t>Raw passcode, question or teacher text added</w:t>
+            </w:r>
+          </w:p>
+        </w:tc>
+        <w:tc>
+          <w:tcPr>
+            <w:tcW w:type="dxa" w:w="5112"/>
+          </w:tcPr>
+          <w:p>
+            <w:r>
+              <w:t>Violates policy; omit from emitted diagnostic record</w:t>
+            </w:r>
+          </w:p>
+        </w:tc>
+      </w:tr>
+      <w:tr>
+        <w:tc>
+          <w:tcPr>
+            <w:tcW w:type="dxa" w:w="5112"/>
+          </w:tcPr>
+          <w:p>
+            <w:r>
+              <w:t>Arbitrary private message in error_category</w:t>
+            </w:r>
+          </w:p>
+        </w:tc>
+        <w:tc>
+          <w:tcPr>
+            <w:tcW w:type="dxa" w:w="5112"/>
+          </w:tcPr>
+          <w:p>
+            <w:r>
+              <w:t>Reject; use declared non-sensitive categories</w:t>
+            </w:r>
+          </w:p>
+        </w:tc>
+      </w:tr>
+      <w:tr>
+        <w:tc>
+          <w:tcPr>
+            <w:tcW w:type="dxa" w:w="5112"/>
+          </w:tcPr>
+          <w:p>
+            <w:r>
+              <w:t>Boolean or negative duration</w:t>
+            </w:r>
+          </w:p>
+        </w:tc>
+        <w:tc>
+          <w:tcPr>
+            <w:tcW w:type="dxa" w:w="5112"/>
+          </w:tcPr>
+          <w:p>
+            <w:r>
+              <w:t>Reject under exact nonnegative-integer rule</w:t>
+            </w:r>
+          </w:p>
+        </w:tc>
+      </w:tr>
+      <w:tr>
+        <w:tc>
+          <w:tcPr>
+            <w:tcW w:type="dxa" w:w="5112"/>
+          </w:tcPr>
+          <w:p>
+            <w:r>
+              <w:t>C8 source ID attached to lookup event</w:t>
+            </w:r>
+          </w:p>
+        </w:tc>
+        <w:tc>
+          <w:tcPr>
+            <w:tcW w:type="dxa" w:w="5112"/>
+          </w:tcPr>
+          <w:p>
+            <w:r>
+              <w:t>Permitted only under the explicit pictured retrieval extension</w:t>
+            </w:r>
+          </w:p>
+        </w:tc>
+      </w:tr>
+      <w:tr>
+        <w:tc>
+          <w:tcPr>
+            <w:tcW w:type="dxa" w:w="5112"/>
+          </w:tcPr>
+          <w:p>
+            <w:r>
+              <w:t>Source ID attached to unrelated event</w:t>
+            </w:r>
+          </w:p>
+        </w:tc>
+        <w:tc>
+          <w:tcPr>
+            <w:tcW w:type="dxa" w:w="5112"/>
+          </w:tcPr>
+          <w:p>
+            <w:r>
+              <w:t>Reject in the local builder’s contract</w:t>
+            </w:r>
+          </w:p>
+        </w:tc>
+      </w:tr>
+      <w:tr>
+        <w:tc>
+          <w:tcPr>
+            <w:tcW w:type="dxa" w:w="5112"/>
+          </w:tcPr>
+          <w:p>
+            <w:r>
+              <w:t>A record has only allowed field names</w:t>
+            </w:r>
+          </w:p>
+        </w:tc>
+        <w:tc>
+          <w:tcPr>
+            <w:tcW w:type="dxa" w:w="5112"/>
+          </w:tcPr>
+          <w:p>
+            <w:r>
+              <w:t>Still validate values and purpose; identifiers can be linkable</w:t>
+            </w:r>
+          </w:p>
+        </w:tc>
+      </w:tr>
+      <w:tr>
+        <w:tc>
+          <w:tcPr>
+            <w:tcW w:type="dxa" w:w="5112"/>
+          </w:tcPr>
+          <w:p>
+            <w:r>
+              <w:t>Access/retention policy is printed</w:t>
+            </w:r>
+          </w:p>
+        </w:tc>
+        <w:tc>
+          <w:tcPr>
+            <w:tcW w:type="dxa" w:w="5112"/>
+          </w:tcPr>
+          <w:p>
+            <w:r>
+              <w:t>Declaration only; does not prove access enforcement or deletion occurred</w:t>
+            </w:r>
+          </w:p>
+        </w:tc>
+      </w:tr>
+      <w:tr>
+        <w:tc>
+          <w:tcPr>
+            <w:tcW w:type="dxa" w:w="5112"/>
+          </w:tcPr>
+          <w:p>
+            <w:r>
+              <w:t>One240 ms request fixture</w:t>
+            </w:r>
+          </w:p>
+        </w:tc>
+        <w:tc>
+          <w:tcPr>
+            <w:tcW w:type="dxa" w:w="5112"/>
+          </w:tcPr>
+          <w:p>
+            <w:r>
+              <w:t>Not the service mean, percentile or future latency guarantee</w:t>
+            </w:r>
+          </w:p>
+        </w:tc>
+      </w:tr>
+    </w:tbl>
+    <w:p>
+      <w:pPr>
+        <w:pStyle w:val="Heading2"/>
+      </w:pPr>
+      <w:r>
+        <w:t>Separate pictured trace/source/span scope</w:t>
+      </w:r>
+    </w:p>
+    <w:p>
+      <w:pPr>
+        <w:spacing w:line="336" w:lineRule="auto" w:after="180"/>
+      </w:pPr>
+      <w:r>
+        <w:rPr>
+          <w:b w:val="0"/>
+        </w:rPr>
+        <w:t xml:space="preserve">Trace without storing private text. A learner request is retrieved and checked under </w:t>
+      </w:r>
+      <w:r>
+        <w:rPr>
+          <w:b/>
+        </w:rPr>
+        <w:t>trace id</w:t>
+      </w:r>
+      <w:r>
+        <w:rPr>
+          <w:b w:val="0"/>
+        </w:rPr>
+        <w:t>entifier R17.</w:t>
+      </w:r>
+    </w:p>
+    <w:p>
+      <w:pPr>
+        <w:spacing w:line="336" w:lineRule="auto" w:after="180"/>
+      </w:pPr>
+      <w:r>
+        <w:rPr>
+          <w:b w:val="0"/>
+        </w:rPr>
+        <w:t xml:space="preserve">R17 is the request </w:t>
+      </w:r>
+      <w:r>
+        <w:rPr>
+          <w:b/>
+        </w:rPr>
+        <w:t>trace ID</w:t>
+      </w:r>
+      <w:r>
+        <w:rPr>
+          <w:b w:val="0"/>
+        </w:rPr>
+        <w:t>; C8 is the retrieved source ID. Allowed fields also include validation pass and duration 240 ms. Raw question text is excluded.</w:t>
+      </w:r>
+    </w:p>
+    <w:p>
+      <w:pPr>
+        <w:spacing w:line="336" w:lineRule="auto" w:after="180"/>
+      </w:pPr>
+      <w:r>
+        <w:rPr>
+          <w:b w:val="0"/>
+        </w:rPr>
+        <w:t>The main denied request uses trace R7. The picture is a separate request R17 with retrieved source C8 and supplied request duration 240 ms. R17 connects related events; C8 names the source under this pictured metadata policy; 240 ms describes one request span, not the service average. The local extension uses mock lookup 80 ms and validation 20 ms spans linked to R17.</w:t>
+      </w:r>
+    </w:p>
+    <w:p>
+      <w:pPr>
+        <w:spacing w:line="336" w:lineRule="auto" w:after="180"/>
+      </w:pPr>
+      <w:r>
+        <w:rPr>
+          <w:b w:val="0"/>
+        </w:rPr>
+        <w:t>They can be nested inside the request span, so do not add them to 240 as independent extra work. No timing is actually measured by the example.</w:t>
+      </w:r>
+    </w:p>
+    <w:p>
+      <w:pPr>
+        <w:pStyle w:val="Heading2"/>
+      </w:pPr>
+      <w:r>
+        <w:t>Picture trace and full-question violation key</w:t>
+      </w:r>
+    </w:p>
+    <w:p>
+      <w:r>
+        <w:drawing>
+          <wp:inline xmlns:a="http://schemas.openxmlformats.org/drawingml/2006/main" xmlns:pic="http://schemas.openxmlformats.org/drawingml/2006/picture">
+            <wp:extent cx="5486400" cy="3182112"/>
+            <wp:docPr id="1" name="Picture 1" descr="Connect events: R17 links the request, retrieval and validation events. → Inspect duration: 240 ms describes this request, not the service average. → Minimise fields: Keep allowed metadata; omit private question text and names."/>
+            <wp:cNvGraphicFramePr>
+              <a:graphicFrameLocks noChangeAspect="1"/>
+            </wp:cNvGraphicFramePr>
+            <a:graphic>
+              <a:graphicData uri="http://schemas.openxmlformats.org/drawingml/2006/picture">
+                <pic:pic>
+                  <pic:nvPicPr>
+                    <pic:cNvPr id="0" name="academy-story-ai-6-12-02.png"/>
+                    <pic:cNvPicPr/>
+                  </pic:nvPicPr>
+                  <pic:blipFill>
+                    <a:blip r:embed="rId9"/>
+                    <a:stretch>
+                      <a:fillRect/>
+                    </a:stretch>
+                  </pic:blipFill>
+                  <pic:spPr>
+                    <a:xfrm>
+                      <a:off x="0" y="0"/>
+                      <a:ext cx="5486400" cy="3182112"/>
+                    </a:xfrm>
+                    <a:prstGeom prst="rect"/>
+                  </pic:spPr>
+                </pic:pic>
+              </a:graphicData>
+            </a:graphic>
+          </wp:inline>
+        </w:drawing>
+      </w:r>
+    </w:p>
+    <w:p>
+      <w:pPr>
+        <w:pStyle w:val="Heading3"/>
+      </w:pPr>
+      <w:r>
+        <w:t>Read the picture one step at a time</w:t>
+      </w:r>
+    </w:p>
+    <w:tbl>
+      <w:tblPr>
+        <w:tblStyle w:val="LightShading-Accent1"/>
+        <w:tblW w:type="auto" w:w="0"/>
+        <w:tblLook w:firstColumn="1" w:firstRow="1" w:lastColumn="0" w:lastRow="0" w:noHBand="0" w:noVBand="1" w:val="04A0"/>
+      </w:tblPr>
+      <w:tblGrid>
+        <w:gridCol w:w="5112"/>
+        <w:gridCol w:w="5112"/>
+      </w:tblGrid>
+      <w:tr>
+        <w:trPr>
+          <w:tblHeader/>
+        </w:trPr>
+        <w:tc>
+          <w:tcPr>
+            <w:tcW w:type="dxa" w:w="5112"/>
+          </w:tcPr>
+          <w:p>
+            <w:r>
+              <w:t>Step</w:t>
+            </w:r>
+          </w:p>
+        </w:tc>
+        <w:tc>
+          <w:tcPr>
+            <w:tcW w:type="dxa" w:w="5112"/>
+          </w:tcPr>
+          <w:p>
+            <w:r>
+              <w:t>What happens and why</w:t>
+            </w:r>
+          </w:p>
+        </w:tc>
+      </w:tr>
+      <w:tr>
+        <w:tc>
+          <w:tcPr>
+            <w:tcW w:type="dxa" w:w="5112"/>
+          </w:tcPr>
+          <w:p>
+            <w:r>
+              <w:t>1. Connect events</w:t>
+            </w:r>
+          </w:p>
+        </w:tc>
+        <w:tc>
+          <w:tcPr>
+            <w:tcW w:type="dxa" w:w="5112"/>
+          </w:tcPr>
+          <w:p>
+            <w:r>
+              <w:t>R17 links the request, retrieval and validation events.</w:t>
+            </w:r>
+          </w:p>
+        </w:tc>
+      </w:tr>
+      <w:tr>
+        <w:tc>
+          <w:tcPr>
+            <w:tcW w:type="dxa" w:w="5112"/>
+          </w:tcPr>
+          <w:p>
+            <w:r>
+              <w:t>2. Inspect duration</w:t>
+            </w:r>
+          </w:p>
+        </w:tc>
+        <w:tc>
+          <w:tcPr>
+            <w:tcW w:type="dxa" w:w="5112"/>
+          </w:tcPr>
+          <w:p>
+            <w:r>
+              <w:t>240 ms describes this request, not the service average.</w:t>
+            </w:r>
+          </w:p>
+        </w:tc>
+      </w:tr>
+      <w:tr>
+        <w:tc>
+          <w:tcPr>
+            <w:tcW w:type="dxa" w:w="5112"/>
+          </w:tcPr>
+          <w:p>
+            <w:r>
+              <w:t>3. Minimise fields</w:t>
+            </w:r>
+          </w:p>
+        </w:tc>
+        <w:tc>
+          <w:tcPr>
+            <w:tcW w:type="dxa" w:w="5112"/>
+          </w:tcPr>
+          <w:p>
+            <w:r>
+              <w:t>Keep allowed metadata; omit private question text and names.</w:t>
+            </w:r>
+          </w:p>
+        </w:tc>
+      </w:tr>
+    </w:tbl>
+    <w:p>
+      <w:r>
+        <w:t>Match each pictured step to the supplied facts. This is a worked teaching case, not an independent assessment.</w:t>
+      </w:r>
+    </w:p>
+    <w:p>
+      <w:pPr>
+        <w:spacing w:line="336" w:lineRule="auto" w:after="180"/>
+      </w:pPr>
+      <w:r>
+        <w:rPr>
+          <w:b w:val="0"/>
+        </w:rPr>
+        <w:t>Logs record events; traces connect related events. Useful debugging fields should remain within the declared privacy policy.</w:t>
+      </w:r>
+    </w:p>
+    <w:p>
+      <w:pPr>
+        <w:spacing w:line="336" w:lineRule="auto" w:after="180"/>
+      </w:pPr>
+      <w:r>
+        <w:rPr>
+          <w:b/>
+        </w:rPr>
+        <w:t>Trace id</w:t>
+      </w:r>
+      <w:r>
+        <w:rPr>
+          <w:b w:val="0"/>
+        </w:rPr>
+        <w:t>entifiers can be linkable too; specify their access, retention and deletion rules.</w:t>
+      </w:r>
+    </w:p>
+    <w:p>
+      <w:pPr>
+        <w:spacing w:line="336" w:lineRule="auto" w:after="180"/>
+      </w:pPr>
+      <w:r>
+        <w:rPr>
+          <w:b w:val="0"/>
+        </w:rPr>
+        <w:t>Change: A developer logs the full learner question.</w:t>
+      </w:r>
+    </w:p>
+    <w:p>
+      <w:pPr>
+        <w:spacing w:line="336" w:lineRule="auto" w:after="180"/>
+      </w:pPr>
+      <w:r>
+        <w:rPr>
+          <w:b/>
+        </w:rPr>
+        <w:t>Prediction</w:t>
+      </w:r>
+      <w:r>
+        <w:rPr>
+          <w:b w:val="0"/>
+        </w:rPr>
+        <w:t>: That additional field violates this logging policy.</w:t>
+      </w:r>
+    </w:p>
+    <w:p>
+      <w:pPr>
+        <w:spacing w:line="336" w:lineRule="auto" w:after="180"/>
+      </w:pPr>
+      <w:r>
+        <w:rPr>
+          <w:b w:val="0"/>
+        </w:rPr>
+        <w:t>Reason: Debugging convenience does not authorise storing more personal information.</w:t>
+      </w:r>
+    </w:p>
+    <w:p>
+      <w:pPr>
+        <w:pStyle w:val="Heading3"/>
+      </w:pPr>
+      <w:r>
+        <w:t>One trace links events without carrying the learner question</w:t>
+      </w:r>
+    </w:p>
+    <w:tbl>
+      <w:tblPr>
+        <w:tblStyle w:val="LightShading-Accent1"/>
+        <w:tblW w:type="auto" w:w="0"/>
+        <w:tblLook w:firstColumn="1" w:firstRow="1" w:lastColumn="0" w:lastRow="0" w:noHBand="0" w:noVBand="1" w:val="04A0"/>
+      </w:tblPr>
+      <w:tblGrid>
+        <w:gridCol w:w="3408"/>
+        <w:gridCol w:w="3408"/>
+        <w:gridCol w:w="3408"/>
+      </w:tblGrid>
+      <w:tr>
+        <w:trPr>
+          <w:tblHeader/>
+        </w:trPr>
+        <w:tc>
+          <w:tcPr>
+            <w:tcW w:type="dxa" w:w="3408"/>
+          </w:tcPr>
+          <w:p>
+            <w:r>
+              <w:t>Event</w:t>
+            </w:r>
+          </w:p>
+        </w:tc>
+        <w:tc>
+          <w:tcPr>
+            <w:tcW w:type="dxa" w:w="3408"/>
+          </w:tcPr>
+          <w:p>
+            <w:r>
+              <w:t>Permitted metadata</w:t>
+            </w:r>
+          </w:p>
+        </w:tc>
+        <w:tc>
+          <w:tcPr>
+            <w:tcW w:type="dxa" w:w="3408"/>
+          </w:tcPr>
+          <w:p>
+            <w:r>
+              <w:t>What remains excluded</w:t>
+            </w:r>
+          </w:p>
+        </w:tc>
+      </w:tr>
+      <w:tr>
+        <w:tc>
+          <w:tcPr>
+            <w:tcW w:type="dxa" w:w="3408"/>
+          </w:tcPr>
+          <w:p>
+            <w:r>
+              <w:t>Request span</w:t>
+            </w:r>
+          </w:p>
+        </w:tc>
+        <w:tc>
+          <w:tcPr>
+            <w:tcW w:type="dxa" w:w="3408"/>
+          </w:tcPr>
+          <w:p>
+            <w:r>
+              <w:t>R17, request, ok, supplied240 ms</w:t>
+            </w:r>
+          </w:p>
+        </w:tc>
+        <w:tc>
+          <w:tcPr>
+            <w:tcW w:type="dxa" w:w="3408"/>
+          </w:tcPr>
+          <w:p>
+            <w:r>
+              <w:t>Raw question and learner name</w:t>
+            </w:r>
+          </w:p>
+        </w:tc>
+      </w:tr>
+      <w:tr>
+        <w:tc>
+          <w:tcPr>
+            <w:tcW w:type="dxa" w:w="3408"/>
+          </w:tcPr>
+          <w:p>
+            <w:r>
+              <w:t>Lookup span</w:t>
+            </w:r>
+          </w:p>
+        </w:tc>
+        <w:tc>
+          <w:tcPr>
+            <w:tcW w:type="dxa" w:w="3408"/>
+          </w:tcPr>
+          <w:p>
+            <w:r>
+              <w:t>R17, lookup, ok, supplied80 ms, source C8 under declared extension</w:t>
+            </w:r>
+          </w:p>
+        </w:tc>
+        <w:tc>
+          <w:tcPr>
+            <w:tcW w:type="dxa" w:w="3408"/>
+          </w:tcPr>
+          <w:p>
+            <w:r>
+              <w:t>Retrieved teacher-answer text</w:t>
+            </w:r>
+          </w:p>
+        </w:tc>
+      </w:tr>
+      <w:tr>
+        <w:tc>
+          <w:tcPr>
+            <w:tcW w:type="dxa" w:w="3408"/>
+          </w:tcPr>
+          <w:p>
+            <w:r>
+              <w:t>Validation span</w:t>
+            </w:r>
+          </w:p>
+        </w:tc>
+        <w:tc>
+          <w:tcPr>
+            <w:tcW w:type="dxa" w:w="3408"/>
+          </w:tcPr>
+          <w:p>
+            <w:r>
+              <w:t>R17, validate, ok, supplied20 ms</w:t>
+            </w:r>
+          </w:p>
+        </w:tc>
+        <w:tc>
+          <w:tcPr>
+            <w:tcW w:type="dxa" w:w="3408"/>
+          </w:tcPr>
+          <w:p>
+            <w:r>
+              <w:t>Raw answer or arbitrary private error content</w:t>
+            </w:r>
+          </w:p>
+        </w:tc>
+      </w:tr>
+    </w:tbl>
+    <w:p>
+      <w:r>
+        <w:t>Supplied classroom spans, not real timing observations. A shared identifier is useful and linkable; it is not a guarantee of anonymity.</w:t>
+      </w:r>
+    </w:p>
+    <w:p>
+      <w:pPr>
+        <w:pStyle w:val="Heading2"/>
+      </w:pPr>
+      <w:r>
+        <w:t>Earlier wording, alternatives and picture transcripts · reference / check after trying</w:t>
+      </w:r>
+    </w:p>
+    <w:p>
+      <w:pPr>
+        <w:spacing w:line="336" w:lineRule="auto" w:after="180"/>
+      </w:pPr>
+      <w:r>
+        <w:rPr>
+          <w:b w:val="0"/>
+        </w:rPr>
+        <w:t>Begin by writing the question the procedure is intended to answer. Identify the information already supplied, the information it will produce and the information still missing.</w:t>
+      </w:r>
+    </w:p>
+    <w:p>
+      <w:pPr>
+        <w:spacing w:line="336" w:lineRule="auto" w:after="180"/>
+      </w:pPr>
+      <w:r>
+        <w:rPr>
+          <w:b w:val="0"/>
+        </w:rPr>
+        <w:t>These are constructed classroom examples; they do not require live accounts, private records or an external service. Do not treat a plausible explanation as a measured outcome.</w:t>
       </w:r>
     </w:p>
     <w:p>
@@ -1009,99 +2514,30 @@
         <w:pStyle w:val="Heading3"/>
       </w:pPr>
       <w:r>
-        <w:t>Logs traces and privacy — evidence trace</w:t>
-      </w:r>
-    </w:p>
-    <w:tbl>
-      <w:tblPr>
-        <w:tblStyle w:val="LightShading-Accent1"/>
-        <w:tblW w:type="auto" w:w="0"/>
-        <w:tblLook w:firstColumn="1" w:firstRow="1" w:lastColumn="0" w:lastRow="0" w:noHBand="0" w:noVBand="1" w:val="04A0"/>
-      </w:tblPr>
-      <w:tblGrid>
-        <w:gridCol w:w="3408"/>
-        <w:gridCol w:w="3408"/>
-        <w:gridCol w:w="3408"/>
-      </w:tblGrid>
-      <w:tr>
-        <w:trPr>
-          <w:tblHeader/>
-        </w:trPr>
-        <w:tc>
-          <w:tcPr>
-            <w:tcW w:type="dxa" w:w="3408"/>
-          </w:tcPr>
-          <w:p>
-            <w:r>
-              <w:t>Input and scope</w:t>
-            </w:r>
-          </w:p>
-        </w:tc>
-        <w:tc>
-          <w:tcPr>
-            <w:tcW w:type="dxa" w:w="3408"/>
-          </w:tcPr>
-          <w:p>
-            <w:r>
-              <w:t>Check or calculation</w:t>
-            </w:r>
-          </w:p>
-        </w:tc>
-        <w:tc>
-          <w:tcPr>
-            <w:tcW w:type="dxa" w:w="3408"/>
-          </w:tcPr>
-          <w:p>
-            <w:r>
-              <w:t>Conclusion and limit</w:t>
-            </w:r>
-          </w:p>
-        </w:tc>
-      </w:tr>
-      <w:tr>
-        <w:tc>
-          <w:tcPr>
-            <w:tcW w:type="dxa" w:w="3408"/>
-          </w:tcPr>
-          <w:p>
-            <w:r>
-              <w:t>A failure record includes trace R7, status=denied and the complete student passcode.</w:t>
-            </w:r>
-          </w:p>
-        </w:tc>
-        <w:tc>
-          <w:tcPr>
-            <w:tcW w:type="dxa" w:w="3408"/>
-          </w:tcPr>
-          <w:p>
-            <w:r>
-              <w:t>For this policy log trace ID, stage, status, duration and error category; do not log passcodes, student text or teacher answers. Restrict access and declare retention.</w:t>
-            </w:r>
-          </w:p>
-        </w:tc>
-        <w:tc>
-          <w:tcPr>
-            <w:tcW w:type="dxa" w:w="3408"/>
-          </w:tcPr>
-          <w:p>
-            <w:r>
-              <w:t>Trace/status are useful; passcode violates the logging policy. Redact sensitive content and retain a non-sensitive error category.</w:t>
-            </w:r>
-          </w:p>
-        </w:tc>
-      </w:tr>
-    </w:tbl>
-    <w:p>
-      <w:r>
-        <w:t>The figure connects this chapter's worked input, declared procedure and result. Read the complete worked reasoning for qualifiers and intermediate steps; the abbreviated labels do not replace that reasoning.</w:t>
+        <w:t>Model the reasoning aloud</w:t>
       </w:r>
     </w:p>
     <w:p>
       <w:pPr>
-        <w:pStyle w:val="Heading3"/>
-      </w:pPr>
-      <w:r>
-        <w:t>Explain Logs traces and privacy · 3</w:t>
+        <w:spacing w:line="336" w:lineRule="auto" w:after="180"/>
+      </w:pPr>
+      <w:r>
+        <w:rPr>
+          <w:b w:val="0"/>
+        </w:rPr>
+        <w:t xml:space="preserve">Use the complete worked example below before asking learners to complete W2. Reveal a small part, invite a </w:t>
+      </w:r>
+      <w:r>
+        <w:rPr>
+          <w:b/>
+        </w:rPr>
+        <w:t>prediction</w:t>
+      </w:r>
+      <w:r>
+        <w:rPr>
+          <w:b w:val="0"/>
+        </w:rPr>
+        <w:t>, then explain the deciding step.</w:t>
       </w:r>
     </w:p>
     <w:p>
@@ -1112,231 +2548,7 @@
         <w:rPr>
           <w:b w:val="0"/>
         </w:rPr>
-        <w:t xml:space="preserve">Guided: Trace/status are useful; passcode violates the logging policy. Redact sensitive content and retain a non-sensitive </w:t>
-      </w:r>
-      <w:r>
-        <w:rPr>
-          <w:b/>
-        </w:rPr>
-        <w:t>error category</w:t>
-      </w:r>
-      <w:r>
-        <w:rPr>
-          <w:b w:val="0"/>
-        </w:rPr>
-        <w:t>.</w:t>
-      </w:r>
-    </w:p>
-    <w:p>
-      <w:pPr>
-        <w:spacing w:line="336" w:lineRule="auto" w:after="180"/>
-      </w:pPr>
-      <w:r>
-        <w:rPr>
-          <w:b w:val="0"/>
-        </w:rPr>
-        <w:t xml:space="preserve">Qualification: A </w:t>
-      </w:r>
-      <w:r>
-        <w:rPr>
-          <w:b/>
-        </w:rPr>
-        <w:t>trace ID</w:t>
-      </w:r>
-      <w:r>
-        <w:rPr>
-          <w:b w:val="0"/>
-        </w:rPr>
-        <w:t xml:space="preserve"> can still be linkable; </w:t>
-      </w:r>
-      <w:r>
-        <w:rPr>
-          <w:b/>
-        </w:rPr>
-        <w:t>minimisation</w:t>
-      </w:r>
-      <w:r>
-        <w:rPr>
-          <w:b w:val="0"/>
-        </w:rPr>
-        <w:t xml:space="preserve"> and role-controlled access remain necessary.</w:t>
-      </w:r>
-    </w:p>
-    <w:p>
-      <w:pPr>
-        <w:spacing w:line="336" w:lineRule="auto" w:after="180"/>
-      </w:pPr>
-      <w:r>
-        <w:rPr>
-          <w:b w:val="0"/>
-        </w:rPr>
-        <w:t xml:space="preserve">Exit: accept a concrete variation with its predicted outcome and a stated condition that would challenge the </w:t>
-      </w:r>
-      <w:r>
-        <w:rPr>
-          <w:b/>
-        </w:rPr>
-        <w:t>mechanism</w:t>
-      </w:r>
-      <w:r>
-        <w:rPr>
-          <w:b w:val="0"/>
-        </w:rPr>
-        <w:t xml:space="preserve">; reject a claim resting on unmeasured </w:t>
-      </w:r>
-      <w:r>
-        <w:rPr>
-          <w:b/>
-        </w:rPr>
-        <w:t>evidence</w:t>
-      </w:r>
-      <w:r>
-        <w:rPr>
-          <w:b w:val="0"/>
-        </w:rPr>
-        <w:t>.</w:t>
-      </w:r>
-    </w:p>
-    <w:p>
-      <w:pPr>
-        <w:pStyle w:val="Heading3"/>
-      </w:pPr>
-      <w:r>
-        <w:t>Model the reasoning aloud</w:t>
-      </w:r>
-    </w:p>
-    <w:p>
-      <w:pPr>
-        <w:spacing w:line="336" w:lineRule="auto" w:after="180"/>
-      </w:pPr>
-      <w:r>
-        <w:rPr>
-          <w:b w:val="0"/>
-        </w:rPr>
-        <w:t xml:space="preserve">Use the complete worked example below before asking learners to complete W2. Reveal a small part, invite a </w:t>
-      </w:r>
-      <w:r>
-        <w:rPr>
-          <w:b/>
-        </w:rPr>
-        <w:t>prediction</w:t>
-      </w:r>
-      <w:r>
-        <w:rPr>
-          <w:b w:val="0"/>
-        </w:rPr>
-        <w:t>, then explain the deciding step.</w:t>
-      </w:r>
-    </w:p>
-    <w:p>
-      <w:pPr>
-        <w:spacing w:line="336" w:lineRule="auto" w:after="180"/>
-      </w:pPr>
-      <w:r>
-        <w:rPr>
-          <w:b w:val="0"/>
-        </w:rPr>
         <w:t>These teacher notes contain solutions; do not reveal the independent case answer during modelling.</w:t>
-      </w:r>
-    </w:p>
-    <w:p>
-      <w:pPr>
-        <w:spacing w:line="336" w:lineRule="auto" w:after="180"/>
-      </w:pPr>
-      <w:r>
-        <w:rPr>
-          <w:b w:val="0"/>
-        </w:rPr>
-        <w:t>A failure record includes trace R7, status=denied and the complete student passcode.</w:t>
-      </w:r>
-    </w:p>
-    <w:p>
-      <w:pPr>
-        <w:spacing w:line="336" w:lineRule="auto" w:after="180"/>
-      </w:pPr>
-      <w:r>
-        <w:rPr>
-          <w:b w:val="0"/>
-        </w:rPr>
-        <w:t xml:space="preserve">Trace/status are useful; passcode violates the logging policy. Redact sensitive content and retain a non-sensitive </w:t>
-      </w:r>
-      <w:r>
-        <w:rPr>
-          <w:b/>
-        </w:rPr>
-        <w:t>error category</w:t>
-      </w:r>
-      <w:r>
-        <w:rPr>
-          <w:b w:val="0"/>
-        </w:rPr>
-        <w:t>.</w:t>
-      </w:r>
-    </w:p>
-    <w:p>
-      <w:pPr>
-        <w:pStyle w:val="Heading3"/>
-      </w:pPr>
-      <w:r>
-        <w:t>Model the reasoning aloud · 4</w:t>
-      </w:r>
-    </w:p>
-    <w:p>
-      <w:pPr>
-        <w:spacing w:line="336" w:lineRule="auto" w:after="180"/>
-      </w:pPr>
-      <w:r>
-        <w:rPr>
-          <w:b w:val="0"/>
-        </w:rPr>
-        <w:t xml:space="preserve">Compare the intermediate </w:t>
-      </w:r>
-      <w:r>
-        <w:rPr>
-          <w:b/>
-        </w:rPr>
-        <w:t>evidence</w:t>
-      </w:r>
-      <w:r>
-        <w:rPr>
-          <w:b w:val="0"/>
-        </w:rPr>
-        <w:t xml:space="preserve"> with the final statement. Explain why each number or decision follows from the stated </w:t>
-      </w:r>
-      <w:r>
-        <w:rPr>
-          <w:b/>
-        </w:rPr>
-        <w:t>input</w:t>
-      </w:r>
-      <w:r>
-        <w:rPr>
-          <w:b w:val="0"/>
-        </w:rPr>
-        <w:t>s.</w:t>
-      </w:r>
-    </w:p>
-    <w:p>
-      <w:pPr>
-        <w:spacing w:line="336" w:lineRule="auto" w:after="180"/>
-      </w:pPr>
-      <w:r>
-        <w:rPr>
-          <w:b w:val="0"/>
-        </w:rPr>
-        <w:t xml:space="preserve">The conclusion belongs to this scenario and procedure; changing the </w:t>
-      </w:r>
-      <w:r>
-        <w:rPr>
-          <w:b/>
-        </w:rPr>
-        <w:t>input</w:t>
-      </w:r>
-      <w:r>
-        <w:rPr>
-          <w:b w:val="0"/>
-        </w:rPr>
-        <w:t>s, evaluation population or authority can change what it establishes. Retain the raw record so a later revision can be compared honestly.</w:t>
       </w:r>
     </w:p>
     <w:tbl>
@@ -1462,65 +2674,10 @@
     </w:p>
     <w:p>
       <w:pPr>
-        <w:spacing w:line="336" w:lineRule="auto" w:after="180"/>
-      </w:pPr>
-      <w:r>
-        <w:rPr>
-          <w:b w:val="0"/>
-        </w:rPr>
-        <w:t xml:space="preserve">Trace without storing private text. A learner request is retrieved and checked under </w:t>
-      </w:r>
-      <w:r>
-        <w:rPr>
-          <w:b/>
-        </w:rPr>
-        <w:t>trace id</w:t>
-      </w:r>
-      <w:r>
-        <w:rPr>
-          <w:b w:val="0"/>
-        </w:rPr>
-        <w:t>entifier R17.</w:t>
-      </w:r>
-    </w:p>
-    <w:p>
-      <w:pPr>
         <w:pStyle w:val="Heading3"/>
       </w:pPr>
       <w:r>
         <w:t>The facts we will use</w:t>
-      </w:r>
-    </w:p>
-    <w:p>
-      <w:pPr>
-        <w:pStyle w:val="Heading3"/>
-      </w:pPr>
-      <w:r>
-        <w:t>Supplied facts</w:t>
-      </w:r>
-    </w:p>
-    <w:p>
-      <w:pPr>
-        <w:spacing w:line="336" w:lineRule="auto" w:after="180"/>
-        <w:shd w:fill="F1F6FC"/>
-      </w:pPr>
-      <w:r>
-        <w:rPr>
-          <w:b w:val="0"/>
-        </w:rPr>
-        <w:t xml:space="preserve">R17 is the request </w:t>
-      </w:r>
-      <w:r>
-        <w:rPr>
-          <w:b/>
-        </w:rPr>
-        <w:t>trace ID</w:t>
-      </w:r>
-      <w:r>
-        <w:rPr>
-          <w:b w:val="0"/>
-        </w:rPr>
-        <w:t>; C8 is the retrieved source ID. Allowed fields also include validation pass and duration 240 ms. Raw question text is excluded.</w:t>
       </w:r>
     </w:p>
     <w:p>
@@ -1528,7 +2685,7 @@
         <w:drawing>
           <wp:inline xmlns:a="http://schemas.openxmlformats.org/drawingml/2006/main" xmlns:pic="http://schemas.openxmlformats.org/drawingml/2006/picture">
             <wp:extent cx="5486400" cy="5185229"/>
-            <wp:docPr id="1" name="Picture 1" descr="Logs traces and privacy. Connect events: R17 links the request, retrieval and validation events.. Inspect duration: 240 ms describes this request, not the service average.. Minimise fields: Keep allowed metadata; omit private question text and names."/>
+            <wp:docPr id="2" name="Picture 2" descr="Logs traces and privacy. Connect events: R17 links the request, retrieval and validation events.. Inspect duration: 240 ms describes this request, not the service average.. Minimise fields: Keep allowed metadata; omit private question text and names."/>
             <wp:cNvGraphicFramePr>
               <a:graphicFrameLocks noChangeAspect="1"/>
             </wp:cNvGraphicFramePr>
@@ -1540,7 +2697,7 @@
                     <pic:cNvPicPr/>
                   </pic:nvPicPr>
                   <pic:blipFill>
-                    <a:blip r:embed="rId9"/>
+                    <a:blip r:embed="rId10"/>
                     <a:stretch>
                       <a:fillRect/>
                     </a:stretch>
@@ -1564,114 +2721,7 @@
         <w:pStyle w:val="Heading3"/>
       </w:pPr>
       <w:r>
-        <w:t>Read the picture one step at a time</w:t>
-      </w:r>
-    </w:p>
-    <w:tbl>
-      <w:tblPr>
-        <w:tblStyle w:val="LightShading-Accent1"/>
-        <w:tblW w:type="auto" w:w="0"/>
-        <w:tblLook w:firstColumn="1" w:firstRow="1" w:lastColumn="0" w:lastRow="0" w:noHBand="0" w:noVBand="1" w:val="04A0"/>
-      </w:tblPr>
-      <w:tblGrid>
-        <w:gridCol w:w="5112"/>
-        <w:gridCol w:w="5112"/>
-      </w:tblGrid>
-      <w:tr>
-        <w:trPr>
-          <w:tblHeader/>
-        </w:trPr>
-        <w:tc>
-          <w:tcPr>
-            <w:tcW w:type="dxa" w:w="5112"/>
-          </w:tcPr>
-          <w:p>
-            <w:r>
-              <w:t>Step</w:t>
-            </w:r>
-          </w:p>
-        </w:tc>
-        <w:tc>
-          <w:tcPr>
-            <w:tcW w:type="dxa" w:w="5112"/>
-          </w:tcPr>
-          <w:p>
-            <w:r>
-              <w:t>What happens and why</w:t>
-            </w:r>
-          </w:p>
-        </w:tc>
-      </w:tr>
-      <w:tr>
-        <w:tc>
-          <w:tcPr>
-            <w:tcW w:type="dxa" w:w="5112"/>
-          </w:tcPr>
-          <w:p>
-            <w:r>
-              <w:t>1. Connect events</w:t>
-            </w:r>
-          </w:p>
-        </w:tc>
-        <w:tc>
-          <w:tcPr>
-            <w:tcW w:type="dxa" w:w="5112"/>
-          </w:tcPr>
-          <w:p>
-            <w:r>
-              <w:t>R17 links the request, retrieval and validation events.</w:t>
-            </w:r>
-          </w:p>
-        </w:tc>
-      </w:tr>
-      <w:tr>
-        <w:tc>
-          <w:tcPr>
-            <w:tcW w:type="dxa" w:w="5112"/>
-          </w:tcPr>
-          <w:p>
-            <w:r>
-              <w:t>2. Inspect duration</w:t>
-            </w:r>
-          </w:p>
-        </w:tc>
-        <w:tc>
-          <w:tcPr>
-            <w:tcW w:type="dxa" w:w="5112"/>
-          </w:tcPr>
-          <w:p>
-            <w:r>
-              <w:t>240 ms describes this request, not the service average.</w:t>
-            </w:r>
-          </w:p>
-        </w:tc>
-      </w:tr>
-      <w:tr>
-        <w:tc>
-          <w:tcPr>
-            <w:tcW w:type="dxa" w:w="5112"/>
-          </w:tcPr>
-          <w:p>
-            <w:r>
-              <w:t>3. Minimise fields</w:t>
-            </w:r>
-          </w:p>
-        </w:tc>
-        <w:tc>
-          <w:tcPr>
-            <w:tcW w:type="dxa" w:w="5112"/>
-          </w:tcPr>
-          <w:p>
-            <w:r>
-              <w:t>Keep allowed metadata; omit private question text and names.</w:t>
-            </w:r>
-          </w:p>
-        </w:tc>
-      </w:tr>
-    </w:tbl>
-    <w:p>
-      <w:r>
-        <w:t>Match each pictured step to the supplied facts. This is a worked teaching case, not an independent assessment.</w:t>
+        <w:t>Why this result follows</w:t>
       </w:r>
     </w:p>
     <w:p>
@@ -1679,7 +2729,7 @@
         <w:pStyle w:val="Heading3"/>
       </w:pPr>
       <w:r>
-        <w:t>Why this result follows</w:t>
+        <w:t>What this example does not establish</w:t>
       </w:r>
     </w:p>
     <w:p>
@@ -1687,143 +2737,180 @@
         <w:pStyle w:val="Heading3"/>
       </w:pPr>
       <w:r>
-        <w:t>Why the result follows</w:t>
+        <w:t>Change one thing in the pictured case</w:t>
       </w:r>
     </w:p>
     <w:p>
       <w:pPr>
-        <w:spacing w:line="336" w:lineRule="auto" w:after="180"/>
-        <w:shd w:fill="F1F6FC"/>
-      </w:pPr>
-      <w:r>
-        <w:rPr>
-          <w:b w:val="0"/>
-        </w:rPr>
-        <w:t>Logs record events; traces connect related events. Useful debugging fields should remain within the declared privacy policy.</w:t>
+        <w:pStyle w:val="Heading3"/>
+      </w:pPr>
+      <w:r>
+        <w:t>Ask while showing the picture</w:t>
       </w:r>
     </w:p>
     <w:p>
       <w:pPr>
-        <w:pStyle w:val="Heading3"/>
-      </w:pPr>
-      <w:r>
-        <w:t>What this example does not establish</w:t>
+        <w:spacing w:line="336" w:lineRule="auto" w:after="180"/>
+      </w:pPr>
+      <w:r>
+        <w:rPr>
+          <w:b w:val="0"/>
+        </w:rPr>
+        <w:t xml:space="preserve">Cover the result. Ask learners to name the </w:t>
+      </w:r>
+      <w:r>
+        <w:rPr>
+          <w:b/>
+        </w:rPr>
+        <w:t>input</w:t>
+      </w:r>
+      <w:r>
+        <w:rPr>
+          <w:b w:val="0"/>
+        </w:rPr>
+        <w:t xml:space="preserve">s and predict the next step. Uncover one step, connect the icon to the actual procedure, and explain its </w:t>
+      </w:r>
+      <w:r>
+        <w:rPr>
+          <w:b/>
+        </w:rPr>
+        <w:t>evidence</w:t>
+      </w:r>
+      <w:r>
+        <w:rPr>
+          <w:b w:val="0"/>
+        </w:rPr>
+        <w:t>. Then change the supplied condition and compare.</w:t>
       </w:r>
     </w:p>
     <w:p>
       <w:pPr>
-        <w:pStyle w:val="Heading3"/>
-      </w:pPr>
-      <w:r>
-        <w:t>Keep the stated limit</w:t>
+        <w:spacing w:line="336" w:lineRule="auto" w:after="180"/>
+      </w:pPr>
+      <w:r>
+        <w:rPr>
+          <w:b w:val="0"/>
+        </w:rPr>
+        <w:t>The picture is a representation; it does not document execution of a real AI model.</w:t>
       </w:r>
     </w:p>
     <w:p>
       <w:pPr>
-        <w:spacing w:line="336" w:lineRule="auto" w:after="180"/>
-        <w:shd w:fill="FFF5E6"/>
-      </w:pPr>
-      <w:r>
-        <w:rPr>
-          <w:b/>
-        </w:rPr>
-        <w:t>Trace id</w:t>
-      </w:r>
-      <w:r>
-        <w:rPr>
-          <w:b w:val="0"/>
-        </w:rPr>
-        <w:t>entifiers can be linkable too; specify their access, retention and deletion rules.</w:t>
+        <w:pStyle w:val="Heading1"/>
+      </w:pPr>
+      <w:r>
+        <w:t>03. Model a step,then remove help</w:t>
       </w:r>
     </w:p>
     <w:p>
-      <w:pPr>
-        <w:pStyle w:val="Heading3"/>
-      </w:pPr>
-      <w:r>
-        <w:t>Change one thing in the pictured case</w:t>
+      <w:r>
+        <w:t>Collect each learner’s reasoning before showing a key.</w:t>
       </w:r>
     </w:p>
     <w:p>
       <w:pPr>
-        <w:pStyle w:val="Heading3"/>
-      </w:pPr>
-      <w:r>
-        <w:t>Change one thing</w:t>
+        <w:pStyle w:val="Heading2"/>
+      </w:pPr>
+      <w:r>
+        <w:t>Current completion task and checked reasoning</w:t>
       </w:r>
     </w:p>
     <w:p>
       <w:pPr>
         <w:spacing w:line="336" w:lineRule="auto" w:after="180"/>
-        <w:shd w:fill="F5F1FB"/>
       </w:pPr>
       <w:r>
         <w:rPr>
           <w:b w:val="0"/>
         </w:rPr>
-        <w:t>Change: A developer logs the full learner question.</w:t>
+        <w:t>Completion task: A failure record includes trace R7, status=denied and the complete student passcode. Show the intermediate steps and give the conclusion with its scope.</w:t>
       </w:r>
     </w:p>
     <w:p>
       <w:pPr>
-        <w:pStyle w:val="Heading3"/>
-      </w:pPr>
-      <w:r>
-        <w:t>Predicted result</w:t>
+        <w:spacing w:line="336" w:lineRule="auto" w:after="180"/>
+      </w:pPr>
+      <w:r>
+        <w:rPr>
+          <w:b w:val="0"/>
+        </w:rPr>
+        <w:t xml:space="preserve">Teacher check: Teacher explanation: Trace/status are useful; passcode violates the logging policy. Redact sensitive content and retain a non-sensitive </w:t>
+      </w:r>
+      <w:r>
+        <w:rPr>
+          <w:b/>
+        </w:rPr>
+        <w:t>error category</w:t>
+      </w:r>
+      <w:r>
+        <w:rPr>
+          <w:b w:val="0"/>
+        </w:rPr>
+        <w:t>.</w:t>
       </w:r>
     </w:p>
     <w:p>
       <w:pPr>
         <w:spacing w:line="336" w:lineRule="auto" w:after="180"/>
-        <w:shd w:fill="F1F6FC"/>
-      </w:pPr>
+      </w:pPr>
+      <w:r>
+        <w:rPr>
+          <w:b w:val="0"/>
+        </w:rPr>
+        <w:t xml:space="preserve">Start by identifying the given </w:t>
+      </w:r>
       <w:r>
         <w:rPr>
           <w:b/>
         </w:rPr>
-        <w:t>Prediction</w:t>
+        <w:t>input</w:t>
       </w:r>
       <w:r>
         <w:rPr>
           <w:b w:val="0"/>
         </w:rPr>
-        <w:t>: That additional field violates this logging policy.</w:t>
+        <w:t>s together. Leave the intermediate steps blank. If needed, model one step, then withdraw that help on the next step. Move to a full trace only when the partial trace is understood.</w:t>
       </w:r>
     </w:p>
     <w:p>
       <w:pPr>
-        <w:pStyle w:val="Heading3"/>
-      </w:pPr>
-      <w:r>
-        <w:t>Why the result follows</w:t>
+        <w:spacing w:line="336" w:lineRule="auto" w:after="180"/>
+      </w:pPr>
+      <w:r>
+        <w:rPr>
+          <w:b w:val="0"/>
+        </w:rPr>
+        <w:t>For partners, alternate explainer and checker; collect a response from every learner before discussion.</w:t>
       </w:r>
     </w:p>
     <w:p>
       <w:pPr>
-        <w:spacing w:line="336" w:lineRule="auto" w:after="180"/>
-        <w:shd w:fill="F1F6FC"/>
-      </w:pPr>
-      <w:r>
-        <w:rPr>
-          <w:b w:val="0"/>
-        </w:rPr>
-        <w:t>Reason: Debugging convenience does not authorise storing more personal information.</w:t>
+        <w:pStyle w:val="Heading2"/>
+      </w:pPr>
+      <w:r>
+        <w:t>Individual misconception check</w:t>
       </w:r>
     </w:p>
     <w:p>
       <w:pPr>
-        <w:pStyle w:val="Heading3"/>
-      </w:pPr>
-      <w:r>
-        <w:t>Ask while showing the picture</w:t>
+        <w:spacing w:line="336" w:lineRule="auto" w:after="180"/>
+      </w:pPr>
+      <w:r>
+        <w:rPr>
+          <w:b w:val="0"/>
+        </w:rPr>
+        <w:t>Use the worked case for Logs traces and privacy. Proposed explanation: “The worked result establishes every future case”. Decide whether this explanation is supported.</w:t>
       </w:r>
     </w:p>
     <w:p>
       <w:pPr>
-        <w:pStyle w:val="Heading3"/>
-      </w:pPr>
-      <w:r>
-        <w:t>Ask while showing the picture · 5</w:t>
+        <w:spacing w:line="336" w:lineRule="auto" w:after="180"/>
+      </w:pPr>
+      <w:r>
+        <w:rPr>
+          <w:b w:val="0"/>
+        </w:rPr>
+        <w:t>Point to the step or supplied fact that decides; explain your repair if needed.</w:t>
       </w:r>
     </w:p>
     <w:p>
@@ -1834,31 +2921,31 @@
         <w:rPr>
           <w:b w:val="0"/>
         </w:rPr>
-        <w:t xml:space="preserve">Cover the result. Ask learners to name the </w:t>
+        <w:t xml:space="preserve">Expected correction: A </w:t>
       </w:r>
       <w:r>
         <w:rPr>
           <w:b/>
         </w:rPr>
-        <w:t>input</w:t>
+        <w:t>trace ID</w:t>
       </w:r>
       <w:r>
         <w:rPr>
           <w:b w:val="0"/>
         </w:rPr>
-        <w:t xml:space="preserve">s and predict the next step. Uncover one step, connect the icon to the actual procedure, and explain its </w:t>
+        <w:t xml:space="preserve"> can still be linkable; </w:t>
       </w:r>
       <w:r>
         <w:rPr>
           <w:b/>
         </w:rPr>
-        <w:t>evidence</w:t>
+        <w:t>minimisation</w:t>
       </w:r>
       <w:r>
         <w:rPr>
           <w:b w:val="0"/>
         </w:rPr>
-        <w:t>. Then change the supplied condition and compare.</w:t>
+        <w:t xml:space="preserve"> and role-controlled access remain necessary.</w:t>
       </w:r>
     </w:p>
     <w:p>
@@ -1869,20 +2956,201 @@
         <w:rPr>
           <w:b w:val="0"/>
         </w:rPr>
-        <w:t>The picture is a representation; it does not document execution of a real AI model.</w:t>
+        <w:t>Collect explanations, not only yes/no votes. If a misunderstanding is common, re-model the relevant step for the class.</w:t>
       </w:r>
     </w:p>
     <w:p>
       <w:pPr>
-        <w:pStyle w:val="Heading1"/>
-      </w:pPr>
-      <w:r>
-        <w:t>03. Demonstrate and guide practice</w:t>
+        <w:spacing w:line="336" w:lineRule="auto" w:after="180"/>
+      </w:pPr>
+      <w:r>
+        <w:rPr>
+          <w:b w:val="0"/>
+        </w:rPr>
+        <w:t>If it affects a few learners, give a short targeted group explanation while others solve a more demanding variation.</w:t>
       </w:r>
     </w:p>
     <w:p>
-      <w:r>
-        <w:t>Demonstrate Logs traces and privacy, reduce support deliberately and check individual reasoning before discussing answers.</w:t>
+      <w:pPr>
+        <w:pStyle w:val="Heading2"/>
+      </w:pPr>
+      <w:r>
+        <w:t>Pictured reasoning and changed case</w:t>
+      </w:r>
+    </w:p>
+    <w:p>
+      <w:pPr>
+        <w:spacing w:line="336" w:lineRule="auto" w:after="180"/>
+      </w:pPr>
+      <w:r>
+        <w:rPr>
+          <w:b w:val="0"/>
+        </w:rPr>
+        <w:t>Identify the purpose of R17, C8 and 240 ms in the trace. Which field is deliberately omitted, and why would logging the whole question violate this design?</w:t>
+      </w:r>
+    </w:p>
+    <w:p>
+      <w:pPr>
+        <w:spacing w:line="336" w:lineRule="auto" w:after="180"/>
+      </w:pPr>
+      <w:r>
+        <w:rPr>
+          <w:b w:val="0"/>
+        </w:rPr>
+        <w:t>R17 links the request, retrieval and validation events. 240 ms describes this request, not the service average. Keep allowed metadata; omit private question text and names.</w:t>
+      </w:r>
+    </w:p>
+    <w:p>
+      <w:pPr>
+        <w:spacing w:line="336" w:lineRule="auto" w:after="180"/>
+      </w:pPr>
+      <w:r>
+        <w:rPr>
+          <w:b w:val="0"/>
+        </w:rPr>
+        <w:t>Changed case: That additional field violates this logging policy. Debugging convenience does not authorise storing more personal information.</w:t>
+      </w:r>
+    </w:p>
+    <w:p>
+      <w:pPr>
+        <w:spacing w:line="336" w:lineRule="auto" w:after="180"/>
+      </w:pPr>
+      <w:r>
+        <w:rPr>
+          <w:b w:val="0"/>
+        </w:rPr>
+        <w:t>R17 links events for one request, C8 identifies the retrieved source, and 240 ms is this request’s duration.</w:t>
+      </w:r>
+    </w:p>
+    <w:p>
+      <w:pPr>
+        <w:spacing w:line="336" w:lineRule="auto" w:after="180"/>
+      </w:pPr>
+      <w:r>
+        <w:rPr>
+          <w:b w:val="0"/>
+        </w:rPr>
+        <w:t>Changed-case reasoning: That additional field violates this logging policy. Debugging convenience does not authorise storing more personal information.</w:t>
+      </w:r>
+    </w:p>
+    <w:p>
+      <w:pPr>
+        <w:spacing w:line="336" w:lineRule="auto" w:after="180"/>
+      </w:pPr>
+      <w:r>
+        <w:rPr>
+          <w:b w:val="0"/>
+        </w:rPr>
+        <w:t xml:space="preserve">Collect each learner’s explanation before discussion. Use the first missing connection between </w:t>
+      </w:r>
+      <w:r>
+        <w:rPr>
+          <w:b/>
+        </w:rPr>
+        <w:t>input</w:t>
+      </w:r>
+      <w:r>
+        <w:rPr>
+          <w:b w:val="0"/>
+        </w:rPr>
+        <w:t xml:space="preserve">, deciding step and result to choose support. This question is worked-case practice, not fresh mastery </w:t>
+      </w:r>
+      <w:r>
+        <w:rPr>
+          <w:b/>
+        </w:rPr>
+        <w:t>evidence</w:t>
+      </w:r>
+      <w:r>
+        <w:rPr>
+          <w:b w:val="0"/>
+        </w:rPr>
+        <w:t>.</w:t>
+      </w:r>
+    </w:p>
+    <w:p>
+      <w:pPr>
+        <w:pStyle w:val="Heading2"/>
+      </w:pPr>
+      <w:r>
+        <w:t>Accessible support and extension</w:t>
+      </w:r>
+    </w:p>
+    <w:p>
+      <w:pPr>
+        <w:spacing w:line="336" w:lineRule="auto" w:after="180"/>
+      </w:pPr>
+      <w:r>
+        <w:rPr>
+          <w:b w:val="0"/>
+        </w:rPr>
+        <w:t xml:space="preserve">Use See how it works and Follow a worked example. Collect a </w:t>
+      </w:r>
+      <w:r>
+        <w:rPr>
+          <w:b/>
+        </w:rPr>
+        <w:t>prediction</w:t>
+      </w:r>
+      <w:r>
+        <w:rPr>
+          <w:b w:val="0"/>
+        </w:rPr>
+        <w:t xml:space="preserve"> before revealing its result; ask the learner to point to each intermediate fact.</w:t>
+      </w:r>
+    </w:p>
+    <w:p>
+      <w:pPr>
+        <w:spacing w:line="336" w:lineRule="auto" w:after="180"/>
+      </w:pPr>
+      <w:r>
+        <w:rPr>
+          <w:b w:val="0"/>
+        </w:rPr>
+        <w:t xml:space="preserve">Provide an </w:t>
+      </w:r>
+      <w:r>
+        <w:rPr>
+          <w:b/>
+        </w:rPr>
+        <w:t>input</w:t>
+      </w:r>
+      <w:r>
+        <w:rPr>
+          <w:b w:val="0"/>
+        </w:rPr>
+        <w:t>/procedure/result/limit frame and a calculator when needed. Ask students to identify the first step before completing the whole trace.</w:t>
+      </w:r>
+    </w:p>
+    <w:p>
+      <w:pPr>
+        <w:spacing w:line="336" w:lineRule="auto" w:after="180"/>
+      </w:pPr>
+      <w:r>
+        <w:rPr>
+          <w:b w:val="0"/>
+        </w:rPr>
+        <w:t xml:space="preserve">Extension: compare two concrete variants of this </w:t>
+      </w:r>
+      <w:r>
+        <w:rPr>
+          <w:b/>
+        </w:rPr>
+        <w:t>mechanism</w:t>
+      </w:r>
+      <w:r>
+        <w:rPr>
+          <w:b w:val="0"/>
+        </w:rPr>
+        <w:t xml:space="preserve"> while holding unrelated conditions fixed; report both successful and unsuccessful outcomes.</w:t>
+      </w:r>
+    </w:p>
+    <w:p>
+      <w:pPr>
+        <w:pStyle w:val="Heading2"/>
+      </w:pPr>
+      <w:r>
+        <w:t>Earlier wording, alternatives and picture transcripts · reference / check after trying</w:t>
       </w:r>
     </w:p>
     <w:tbl>
@@ -2099,71 +3367,26 @@
     </w:tbl>
     <w:p>
       <w:pPr>
-        <w:spacing w:line="336" w:lineRule="auto" w:after="180"/>
-      </w:pPr>
-      <w:r>
-        <w:rPr>
-          <w:b w:val="0"/>
-        </w:rPr>
-        <w:t xml:space="preserve">Use See how it works and Follow a worked example. Collect a </w:t>
-      </w:r>
-      <w:r>
-        <w:rPr>
-          <w:b/>
-        </w:rPr>
-        <w:t>prediction</w:t>
-      </w:r>
-      <w:r>
-        <w:rPr>
-          <w:b w:val="0"/>
-        </w:rPr>
-        <w:t xml:space="preserve"> before revealing its result; ask the learner to point to each intermediate fact.</w:t>
+        <w:pStyle w:val="Heading3"/>
+      </w:pPr>
+      <w:r>
+        <w:t>Reduce help deliberately</w:t>
       </w:r>
     </w:p>
     <w:p>
       <w:pPr>
-        <w:spacing w:line="336" w:lineRule="auto" w:after="180"/>
-      </w:pPr>
-      <w:r>
-        <w:rPr>
-          <w:b w:val="0"/>
-        </w:rPr>
-        <w:t xml:space="preserve">Provide an </w:t>
-      </w:r>
-      <w:r>
-        <w:rPr>
-          <w:b/>
-        </w:rPr>
-        <w:t>input</w:t>
-      </w:r>
-      <w:r>
-        <w:rPr>
-          <w:b w:val="0"/>
-        </w:rPr>
-        <w:t>/procedure/result/limit frame and a calculator when needed. Ask students to identify the first step before completing the whole trace.</w:t>
+        <w:pStyle w:val="Heading3"/>
+      </w:pPr>
+      <w:r>
+        <w:t>Individual reasoning check</w:t>
       </w:r>
     </w:p>
     <w:p>
       <w:pPr>
-        <w:spacing w:line="336" w:lineRule="auto" w:after="180"/>
-      </w:pPr>
-      <w:r>
-        <w:rPr>
-          <w:b w:val="0"/>
-        </w:rPr>
-        <w:t xml:space="preserve">Extension: compare two concrete variants of this </w:t>
-      </w:r>
-      <w:r>
-        <w:rPr>
-          <w:b/>
-        </w:rPr>
-        <w:t>mechanism</w:t>
-      </w:r>
-      <w:r>
-        <w:rPr>
-          <w:b w:val="0"/>
-        </w:rPr>
-        <w:t xml:space="preserve"> while holding unrelated conditions fixed; report both successful and unsuccessful outcomes.</w:t>
+        <w:pStyle w:val="Heading3"/>
+      </w:pPr>
+      <w:r>
+        <w:t>Pictorial practice question</w:t>
       </w:r>
     </w:p>
     <w:p>
@@ -2171,59 +3394,39 @@
         <w:pStyle w:val="Heading3"/>
       </w:pPr>
       <w:r>
-        <w:t>Reduce help deliberately</w:t>
+        <w:t>Reasoned teacher answer</w:t>
       </w:r>
     </w:p>
     <w:p>
       <w:pPr>
-        <w:pStyle w:val="Heading3"/>
-      </w:pPr>
-      <w:r>
-        <w:t>Completion practice</w:t>
+        <w:pStyle w:val="Heading1"/>
+      </w:pPr>
+      <w:r>
+        <w:t>04. Run the complete supplied investigation</w:t>
       </w:r>
     </w:p>
     <w:p>
-      <w:pPr>
-        <w:spacing w:line="336" w:lineRule="auto" w:after="180"/>
-        <w:shd w:fill="F5F1FB"/>
-      </w:pPr>
-      <w:r>
-        <w:rPr>
-          <w:b w:val="0"/>
-        </w:rPr>
-        <w:t>Completion task: A failure record includes trace R7, status=denied and the complete student passcode. Show the intermediate steps and give the conclusion with its scope.</w:t>
+      <w:r>
+        <w:t>Separate predictions,actual runs and paper traces.</w:t>
       </w:r>
     </w:p>
     <w:p>
       <w:pPr>
-        <w:pStyle w:val="Heading3"/>
-      </w:pPr>
-      <w:r>
-        <w:t>Reasoning to listen for</w:t>
+        <w:pStyle w:val="Heading2"/>
+      </w:pPr>
+      <w:r>
+        <w:t>Complete inputs,expected results and limits</w:t>
       </w:r>
     </w:p>
     <w:p>
       <w:pPr>
         <w:spacing w:line="336" w:lineRule="auto" w:after="180"/>
-        <w:shd w:fill="F1F6FC"/>
       </w:pPr>
       <w:r>
         <w:rPr>
           <w:b w:val="0"/>
         </w:rPr>
-        <w:t xml:space="preserve">Teacher check: Teacher explanation: Trace/status are useful; passcode violates the logging policy. Redact sensitive content and retain a non-sensitive </w:t>
-      </w:r>
-      <w:r>
-        <w:rPr>
-          <w:b/>
-        </w:rPr>
-        <w:t>error category</w:t>
-      </w:r>
-      <w:r>
-        <w:rPr>
-          <w:b w:val="0"/>
-        </w:rPr>
-        <w:t>.</w:t>
+        <w:t>Main R7: retain allowed metadata and non-sensitive error category; exclude passcode and raw content. Picture R17 links events, C8 source ID allowed only in that retrieval policy, 240 ms is one supplied request span. Independent mixed record: keep available stage lookup, duration 12 ms, traceT8; exclude user essay and teacher guide.</w:t>
       </w:r>
     </w:p>
     <w:p>
@@ -2234,38 +3437,50 @@
         <w:rPr>
           <w:b w:val="0"/>
         </w:rPr>
-        <w:t xml:space="preserve">Start by identifying the given </w:t>
-      </w:r>
-      <w:r>
-        <w:rPr>
-          <w:b/>
-        </w:rPr>
-        <w:t>input</w:t>
-      </w:r>
-      <w:r>
-        <w:rPr>
-          <w:b w:val="0"/>
-        </w:rPr>
-        <w:t>s together. Leave the intermediate steps blank. If needed, model one step, then withdraw that help on the next step. Move to a full trace only when the partial trace is understood.</w:t>
+        <w:t>Other required metadata is not supplied: do not invent it or claim a complete validated record. Require access/retention/linkability limits and sanitized evidence preservation.</w:t>
       </w:r>
     </w:p>
     <w:p>
       <w:pPr>
-        <w:spacing w:line="336" w:lineRule="auto" w:after="180"/>
-      </w:pPr>
-      <w:r>
-        <w:rPr>
-          <w:b w:val="0"/>
-        </w:rPr>
-        <w:t>For partners, alternate explainer and checker; collect a response from every learner before discussion.</w:t>
+        <w:pStyle w:val="Heading2"/>
+      </w:pPr>
+      <w:r>
+        <w:t>Diagnose the current misconceptions</w:t>
       </w:r>
     </w:p>
     <w:p>
       <w:pPr>
-        <w:pStyle w:val="Heading3"/>
-      </w:pPr>
-      <w:r>
-        <w:t>Individual reasoning check</w:t>
+        <w:spacing w:line="336" w:lineRule="auto" w:after="180"/>
+      </w:pPr>
+      <w:r>
+        <w:rPr>
+          <w:b w:val="0"/>
+        </w:rPr>
+        <w:t xml:space="preserve">The worked result establishes every future case: A </w:t>
+      </w:r>
+      <w:r>
+        <w:rPr>
+          <w:b/>
+        </w:rPr>
+        <w:t>trace ID</w:t>
+      </w:r>
+      <w:r>
+        <w:rPr>
+          <w:b w:val="0"/>
+        </w:rPr>
+        <w:t xml:space="preserve"> can still be linkable; </w:t>
+      </w:r>
+      <w:r>
+        <w:rPr>
+          <w:b/>
+        </w:rPr>
+        <w:t>minimisation</w:t>
+      </w:r>
+      <w:r>
+        <w:rPr>
+          <w:b w:val="0"/>
+        </w:rPr>
+        <w:t xml:space="preserve"> and role-controlled access remain necessary.</w:t>
       </w:r>
     </w:p>
     <w:p>
@@ -2276,7 +3491,31 @@
         <w:rPr>
           <w:b w:val="0"/>
         </w:rPr>
-        <w:t>Use the worked case for Logs traces and privacy. Proposed explanation: “The worked result establishes every future case”. Decide whether this explanation is supported.</w:t>
+        <w:t xml:space="preserve">A missing </w:t>
+      </w:r>
+      <w:r>
+        <w:rPr>
+          <w:b/>
+        </w:rPr>
+        <w:t>input</w:t>
+      </w:r>
+      <w:r>
+        <w:rPr>
+          <w:b w:val="0"/>
+        </w:rPr>
+        <w:t xml:space="preserve"> may be replaced without recording the change: A replacement changes the </w:t>
+      </w:r>
+      <w:r>
+        <w:rPr>
+          <w:b/>
+        </w:rPr>
+        <w:t>evidence</w:t>
+      </w:r>
+      <w:r>
+        <w:rPr>
+          <w:b w:val="0"/>
+        </w:rPr>
+        <w:t xml:space="preserve"> or contract. Record the change and its justification; do not silently turn unknown into a measured value.</w:t>
       </w:r>
     </w:p>
     <w:p>
@@ -2287,329 +3526,62 @@
         <w:rPr>
           <w:b w:val="0"/>
         </w:rPr>
-        <w:t>Point to the step or supplied fact that decides; explain your repair if needed.</w:t>
+        <w:t xml:space="preserve">Repeating an assessed case is new independent </w:t>
+      </w:r>
+      <w:r>
+        <w:rPr>
+          <w:b/>
+        </w:rPr>
+        <w:t>evidence</w:t>
+      </w:r>
+      <w:r>
+        <w:rPr>
+          <w:b w:val="0"/>
+        </w:rPr>
+        <w:t>: A replay checks consistency. An example used for feedback or revision cannot later be described as untouched final evaluation.</w:t>
       </w:r>
     </w:p>
     <w:p>
       <w:pPr>
-        <w:pStyle w:val="Heading3"/>
-      </w:pPr>
-      <w:r>
-        <w:t>Expected repair</w:t>
+        <w:spacing w:line="336" w:lineRule="auto" w:after="180"/>
+      </w:pPr>
+      <w:r>
+        <w:rPr>
+          <w:b w:val="0"/>
+        </w:rPr>
+        <w:t xml:space="preserve">Use Run the investigation for the </w:t>
+      </w:r>
+      <w:r>
+        <w:rPr>
+          <w:b/>
+        </w:rPr>
+        <w:t>evidence</w:t>
+      </w:r>
+      <w:r>
+        <w:rPr>
+          <w:b w:val="0"/>
+        </w:rPr>
+        <w:t xml:space="preserve"> ledger. Add a boundary or missing-</w:t>
+      </w:r>
+      <w:r>
+        <w:rPr>
+          <w:b/>
+        </w:rPr>
+        <w:t>input</w:t>
+      </w:r>
+      <w:r>
+        <w:rPr>
+          <w:b w:val="0"/>
+        </w:rPr>
+        <w:t xml:space="preserve"> case and record the expected response before checking. More successful repeats of one case do not establish wider coverage.</w:t>
       </w:r>
     </w:p>
     <w:p>
       <w:pPr>
-        <w:spacing w:line="336" w:lineRule="auto" w:after="180"/>
-        <w:shd w:fill="F1F6FC"/>
-      </w:pPr>
-      <w:r>
-        <w:rPr>
-          <w:b w:val="0"/>
-        </w:rPr>
-        <w:t xml:space="preserve">Expected correction: A </w:t>
-      </w:r>
-      <w:r>
-        <w:rPr>
-          <w:b/>
-        </w:rPr>
-        <w:t>trace ID</w:t>
-      </w:r>
-      <w:r>
-        <w:rPr>
-          <w:b w:val="0"/>
-        </w:rPr>
-        <w:t xml:space="preserve"> can still be linkable; </w:t>
-      </w:r>
-      <w:r>
-        <w:rPr>
-          <w:b/>
-        </w:rPr>
-        <w:t>minimisation</w:t>
-      </w:r>
-      <w:r>
-        <w:rPr>
-          <w:b w:val="0"/>
-        </w:rPr>
-        <w:t xml:space="preserve"> and role-controlled access remain necessary.</w:t>
-      </w:r>
-    </w:p>
-    <w:p>
-      <w:pPr>
-        <w:spacing w:line="336" w:lineRule="auto" w:after="180"/>
-      </w:pPr>
-      <w:r>
-        <w:rPr>
-          <w:b w:val="0"/>
-        </w:rPr>
-        <w:t>Collect explanations, not only yes/no votes. If a misunderstanding is common, re-model the relevant step for the class.</w:t>
-      </w:r>
-    </w:p>
-    <w:p>
-      <w:pPr>
-        <w:spacing w:line="336" w:lineRule="auto" w:after="180"/>
-      </w:pPr>
-      <w:r>
-        <w:rPr>
-          <w:b w:val="0"/>
-        </w:rPr>
-        <w:t>If it affects a few learners, give a short targeted group explanation while others solve a more demanding variation.</w:t>
-      </w:r>
-    </w:p>
-    <w:p>
-      <w:pPr>
-        <w:pStyle w:val="Heading3"/>
-      </w:pPr>
-      <w:r>
-        <w:t>Pictorial practice question</w:t>
-      </w:r>
-    </w:p>
-    <w:p>
-      <w:pPr>
-        <w:spacing w:line="336" w:lineRule="auto" w:after="180"/>
-        <w:shd w:fill="F5F1FB"/>
-      </w:pPr>
-      <w:r>
-        <w:rPr>
-          <w:b w:val="0"/>
-        </w:rPr>
-        <w:t>Identify the purpose of R17, C8 and 240 ms in the trace. Which field is deliberately omitted, and why would logging the whole question violate this design?</w:t>
-      </w:r>
-    </w:p>
-    <w:p>
-      <w:pPr>
-        <w:pStyle w:val="Heading3"/>
-      </w:pPr>
-      <w:r>
-        <w:t>Reasoned teacher answer</w:t>
-      </w:r>
-    </w:p>
-    <w:p>
-      <w:pPr>
-        <w:spacing w:line="336" w:lineRule="auto" w:after="180"/>
-      </w:pPr>
-      <w:r>
-        <w:rPr>
-          <w:b w:val="0"/>
-        </w:rPr>
-        <w:t>R17 links the request, retrieval and validation events. 240 ms describes this request, not the service average. Keep allowed metadata; omit private question text and names.</w:t>
-      </w:r>
-    </w:p>
-    <w:p>
-      <w:pPr>
-        <w:spacing w:line="336" w:lineRule="auto" w:after="180"/>
-      </w:pPr>
-      <w:r>
-        <w:rPr>
-          <w:b w:val="0"/>
-        </w:rPr>
-        <w:t>Changed case: That additional field violates this logging policy. Debugging convenience does not authorise storing more personal information.</w:t>
-      </w:r>
-    </w:p>
-    <w:p>
-      <w:pPr>
-        <w:spacing w:line="336" w:lineRule="auto" w:after="180"/>
-      </w:pPr>
-      <w:r>
-        <w:rPr>
-          <w:b w:val="0"/>
-        </w:rPr>
-        <w:t>R17 links events for one request, C8 identifies the retrieved source, and 240 ms is this request’s duration.</w:t>
-      </w:r>
-    </w:p>
-    <w:p>
-      <w:pPr>
-        <w:spacing w:line="336" w:lineRule="auto" w:after="180"/>
-      </w:pPr>
-      <w:r>
-        <w:rPr>
-          <w:b w:val="0"/>
-        </w:rPr>
-        <w:t>Changed-case reasoning: That additional field violates this logging policy. Debugging convenience does not authorise storing more personal information.</w:t>
-      </w:r>
-    </w:p>
-    <w:p>
-      <w:pPr>
-        <w:spacing w:line="336" w:lineRule="auto" w:after="180"/>
-      </w:pPr>
-      <w:r>
-        <w:rPr>
-          <w:b w:val="0"/>
-        </w:rPr>
-        <w:t xml:space="preserve">Collect each learner’s explanation before discussion. Use the first missing connection between </w:t>
-      </w:r>
-      <w:r>
-        <w:rPr>
-          <w:b/>
-        </w:rPr>
-        <w:t>input</w:t>
-      </w:r>
-      <w:r>
-        <w:rPr>
-          <w:b w:val="0"/>
-        </w:rPr>
-        <w:t xml:space="preserve">, deciding step and result to choose support. This question is worked-case practice, not fresh mastery </w:t>
-      </w:r>
-      <w:r>
-        <w:rPr>
-          <w:b/>
-        </w:rPr>
-        <w:t>evidence</w:t>
-      </w:r>
-      <w:r>
-        <w:rPr>
-          <w:b w:val="0"/>
-        </w:rPr>
-        <w:t>.</w:t>
-      </w:r>
-    </w:p>
-    <w:p>
-      <w:pPr>
-        <w:pStyle w:val="Heading1"/>
-      </w:pPr>
-      <w:r>
-        <w:t>04. Run the investigation and diagnose misconceptions</w:t>
-      </w:r>
-    </w:p>
-    <w:p>
-      <w:r>
-        <w:t>Run the Logs traces and privacy investigation and use the first unsupported step to choose a teaching response.</w:t>
-      </w:r>
-    </w:p>
-    <w:p>
-      <w:pPr>
-        <w:spacing w:line="336" w:lineRule="auto" w:after="180"/>
-      </w:pPr>
-      <w:r>
-        <w:rPr>
-          <w:b w:val="0"/>
-        </w:rPr>
-        <w:t xml:space="preserve">The worked result establishes every future case: A </w:t>
-      </w:r>
-      <w:r>
-        <w:rPr>
-          <w:b/>
-        </w:rPr>
-        <w:t>trace ID</w:t>
-      </w:r>
-      <w:r>
-        <w:rPr>
-          <w:b w:val="0"/>
-        </w:rPr>
-        <w:t xml:space="preserve"> can still be linkable; </w:t>
-      </w:r>
-      <w:r>
-        <w:rPr>
-          <w:b/>
-        </w:rPr>
-        <w:t>minimisation</w:t>
-      </w:r>
-      <w:r>
-        <w:rPr>
-          <w:b w:val="0"/>
-        </w:rPr>
-        <w:t xml:space="preserve"> and role-controlled access remain necessary.</w:t>
-      </w:r>
-    </w:p>
-    <w:p>
-      <w:pPr>
-        <w:spacing w:line="336" w:lineRule="auto" w:after="180"/>
-      </w:pPr>
-      <w:r>
-        <w:rPr>
-          <w:b w:val="0"/>
-        </w:rPr>
-        <w:t xml:space="preserve">A missing </w:t>
-      </w:r>
-      <w:r>
-        <w:rPr>
-          <w:b/>
-        </w:rPr>
-        <w:t>input</w:t>
-      </w:r>
-      <w:r>
-        <w:rPr>
-          <w:b w:val="0"/>
-        </w:rPr>
-        <w:t xml:space="preserve"> may be replaced without recording the change: A replacement changes the </w:t>
-      </w:r>
-      <w:r>
-        <w:rPr>
-          <w:b/>
-        </w:rPr>
-        <w:t>evidence</w:t>
-      </w:r>
-      <w:r>
-        <w:rPr>
-          <w:b w:val="0"/>
-        </w:rPr>
-        <w:t xml:space="preserve"> or contract. Record the change and its justification; do not silently turn unknown into a measured value.</w:t>
-      </w:r>
-    </w:p>
-    <w:p>
-      <w:pPr>
-        <w:spacing w:line="336" w:lineRule="auto" w:after="180"/>
-      </w:pPr>
-      <w:r>
-        <w:rPr>
-          <w:b w:val="0"/>
-        </w:rPr>
-        <w:t xml:space="preserve">Repeating an assessed case is new independent </w:t>
-      </w:r>
-      <w:r>
-        <w:rPr>
-          <w:b/>
-        </w:rPr>
-        <w:t>evidence</w:t>
-      </w:r>
-      <w:r>
-        <w:rPr>
-          <w:b w:val="0"/>
-        </w:rPr>
-        <w:t>: A replay checks consistency. An example used for feedback or revision cannot later be described as untouched final evaluation.</w:t>
-      </w:r>
-    </w:p>
-    <w:p>
-      <w:pPr>
-        <w:spacing w:line="336" w:lineRule="auto" w:after="180"/>
-      </w:pPr>
-      <w:r>
-        <w:rPr>
-          <w:b w:val="0"/>
-        </w:rPr>
-        <w:t xml:space="preserve">Use Run the investigation for the </w:t>
-      </w:r>
-      <w:r>
-        <w:rPr>
-          <w:b/>
-        </w:rPr>
-        <w:t>evidence</w:t>
-      </w:r>
-      <w:r>
-        <w:rPr>
-          <w:b w:val="0"/>
-        </w:rPr>
-        <w:t xml:space="preserve"> ledger. Add a boundary or missing-</w:t>
-      </w:r>
-      <w:r>
-        <w:rPr>
-          <w:b/>
-        </w:rPr>
-        <w:t>input</w:t>
-      </w:r>
-      <w:r>
-        <w:rPr>
-          <w:b w:val="0"/>
-        </w:rPr>
-        <w:t xml:space="preserve"> case and record the expected response before checking. More successful repeats of one case do not establish wider coverage.</w:t>
-      </w:r>
-    </w:p>
-    <w:p>
-      <w:pPr>
-        <w:pStyle w:val="Heading3"/>
-      </w:pPr>
-      <w:r>
-        <w:t>Match the support to the first error</w:t>
+        <w:pStyle w:val="Heading2"/>
+      </w:pPr>
+      <w:r>
+        <w:t>Choose accessible support</w:t>
       </w:r>
     </w:p>
     <w:tbl>
@@ -2782,81 +3754,39 @@
     </w:p>
     <w:p>
       <w:pPr>
-        <w:pStyle w:val="Heading1"/>
-      </w:pPr>
-      <w:r>
-        <w:t>05. Assess and explain the answers</w:t>
+        <w:pStyle w:val="Heading2"/>
+      </w:pPr>
+      <w:r>
+        <w:t>Earlier wording, alternatives and picture transcripts · reference / check after trying</w:t>
       </w:r>
     </w:p>
     <w:p>
-      <w:r>
-        <w:t>Use the Logs traces and privacy questions, teacher keys and criteria after the relevant attempts. Previously discussed cases are practice; protect the separately selected independent task.</w:t>
+      <w:pPr>
+        <w:pStyle w:val="Heading3"/>
+      </w:pPr>
+      <w:r>
+        <w:t>Match the support to the first error</w:t>
       </w:r>
     </w:p>
     <w:p>
       <w:pPr>
-        <w:pStyle w:val="Heading3"/>
-      </w:pPr>
-      <w:r>
-        <w:t>Guided and exit questions</w:t>
+        <w:pStyle w:val="Heading1"/>
+      </w:pPr>
+      <w:r>
+        <w:t>05. Assess the new service scenario</w:t>
       </w:r>
     </w:p>
     <w:p>
-      <w:pPr>
-        <w:spacing w:line="336" w:lineRule="auto" w:after="180"/>
-      </w:pPr>
-      <w:r>
-        <w:rPr>
-          <w:b w:val="0"/>
-        </w:rPr>
-        <w:t xml:space="preserve">Guided: Trace/status are useful; passcode violates the logging policy. Redact sensitive content and retain a non-sensitive </w:t>
-      </w:r>
-      <w:r>
-        <w:rPr>
-          <w:b/>
-        </w:rPr>
-        <w:t>error category</w:t>
-      </w:r>
-      <w:r>
-        <w:rPr>
-          <w:b w:val="0"/>
-        </w:rPr>
-        <w:t>.</w:t>
+      <w:r>
+        <w:t>Keep the selected answer private until after a first attempt.</w:t>
       </w:r>
     </w:p>
     <w:p>
       <w:pPr>
-        <w:spacing w:line="336" w:lineRule="auto" w:after="180"/>
-      </w:pPr>
-      <w:r>
-        <w:rPr>
-          <w:b w:val="0"/>
-        </w:rPr>
-        <w:t xml:space="preserve">Qualification: A </w:t>
-      </w:r>
-      <w:r>
-        <w:rPr>
-          <w:b/>
-        </w:rPr>
-        <w:t>trace ID</w:t>
-      </w:r>
-      <w:r>
-        <w:rPr>
-          <w:b w:val="0"/>
-        </w:rPr>
-        <w:t xml:space="preserve"> can still be linkable; </w:t>
-      </w:r>
-      <w:r>
-        <w:rPr>
-          <w:b/>
-        </w:rPr>
-        <w:t>minimisation</w:t>
-      </w:r>
-      <w:r>
-        <w:rPr>
-          <w:b w:val="0"/>
-        </w:rPr>
-        <w:t xml:space="preserve"> and role-controlled access remain necessary.</w:t>
+        <w:pStyle w:val="Heading2"/>
+      </w:pPr>
+      <w:r>
+        <w:t>Selected independent task and checked answer</w:t>
       </w:r>
     </w:p>
     <w:p>
@@ -2867,703 +3797,38 @@
         <w:rPr>
           <w:b w:val="0"/>
         </w:rPr>
-        <w:t xml:space="preserve">Exit: accept a concrete variation with its predicted outcome and a stated condition that would challenge the </w:t>
-      </w:r>
-      <w:r>
-        <w:rPr>
-          <w:b/>
-        </w:rPr>
-        <w:t>mechanism</w:t>
-      </w:r>
-      <w:r>
-        <w:rPr>
-          <w:b w:val="0"/>
-        </w:rPr>
-        <w:t xml:space="preserve">; reject a claim resting on unmeasured </w:t>
-      </w:r>
-      <w:r>
-        <w:rPr>
-          <w:b/>
-        </w:rPr>
-        <w:t>evidence</w:t>
-      </w:r>
-      <w:r>
-        <w:rPr>
-          <w:b w:val="0"/>
-        </w:rPr>
-        <w:t>.</w:t>
+        <w:t>Selected case: Logs contain user essay, teacher guide, stage=lookup, duration=12 ms and trace T8. Select allowed fields.</w:t>
       </w:r>
     </w:p>
     <w:p>
       <w:pPr>
-        <w:pStyle w:val="Heading3"/>
-      </w:pPr>
-      <w:r>
-        <w:t>W1 Explain the mechanism</w:t>
+        <w:spacing w:line="336" w:lineRule="auto" w:after="180"/>
+      </w:pPr>
+      <w:r>
+        <w:rPr>
+          <w:b w:val="0"/>
+        </w:rPr>
+        <w:t xml:space="preserve">Teacher explanation: Keep stage, duration and trace; exclude essay and teacher content. Authorisation to </w:t>
+      </w:r>
+      <w:r>
+        <w:rPr>
+          <w:b/>
+        </w:rPr>
+        <w:t>process</w:t>
+      </w:r>
+      <w:r>
+        <w:rPr>
+          <w:b w:val="0"/>
+        </w:rPr>
+        <w:t xml:space="preserve"> data does not imply permission to retain it in logs.</w:t>
       </w:r>
     </w:p>
     <w:p>
       <w:pPr>
-        <w:pStyle w:val="Heading3"/>
-      </w:pPr>
-      <w:r>
-        <w:t>Workbook question · W1</w:t>
-      </w:r>
-    </w:p>
-    <w:p>
-      <w:pPr>
-        <w:spacing w:line="336" w:lineRule="auto" w:after="180"/>
-        <w:shd w:fill="F5F1FB"/>
-      </w:pPr>
-      <w:r>
-        <w:rPr>
-          <w:b w:val="0"/>
-        </w:rPr>
-        <w:t xml:space="preserve">Explain the weekly </w:t>
-      </w:r>
-      <w:r>
-        <w:rPr>
-          <w:b/>
-        </w:rPr>
-        <w:t>mechanism</w:t>
-      </w:r>
-      <w:r>
-        <w:rPr>
-          <w:b w:val="0"/>
-        </w:rPr>
-        <w:t xml:space="preserve"> in your own words. Use the worked scenario to name its </w:t>
-      </w:r>
-      <w:r>
-        <w:rPr>
-          <w:b/>
-        </w:rPr>
-        <w:t>input</w:t>
-      </w:r>
-      <w:r>
-        <w:rPr>
-          <w:b w:val="0"/>
-        </w:rPr>
-        <w:t xml:space="preserve">, decision rule and </w:t>
-      </w:r>
-      <w:r>
-        <w:rPr>
-          <w:b/>
-        </w:rPr>
-        <w:t>output</w:t>
-      </w:r>
-      <w:r>
-        <w:rPr>
-          <w:b w:val="0"/>
-        </w:rPr>
-        <w:t>.</w:t>
-      </w:r>
-    </w:p>
-    <w:p>
-      <w:pPr>
-        <w:pStyle w:val="Heading3"/>
-      </w:pPr>
-      <w:r>
-        <w:t>Teacher reasoning · W1</w:t>
-      </w:r>
-    </w:p>
-    <w:p>
-      <w:pPr>
-        <w:spacing w:line="336" w:lineRule="auto" w:after="180"/>
-        <w:shd w:fill="F1F6FC"/>
-      </w:pPr>
-      <w:r>
-        <w:rPr>
-          <w:b w:val="0"/>
-        </w:rPr>
-        <w:t xml:space="preserve">Teacher explanation: Logs support diagnosis, but excessive recording can expose private content. </w:t>
-      </w:r>
-      <w:r>
-        <w:rPr>
-          <w:b/>
-        </w:rPr>
-        <w:t>Trace ID</w:t>
-      </w:r>
-      <w:r>
-        <w:rPr>
-          <w:b w:val="0"/>
-        </w:rPr>
-        <w:t xml:space="preserve">s link stages without storing complete sensitive </w:t>
-      </w:r>
-      <w:r>
-        <w:rPr>
-          <w:b/>
-        </w:rPr>
-        <w:t>input</w:t>
-      </w:r>
-      <w:r>
-        <w:rPr>
-          <w:b w:val="0"/>
-        </w:rPr>
-        <w:t>s.</w:t>
-      </w:r>
-    </w:p>
-    <w:p>
-      <w:pPr>
-        <w:spacing w:line="336" w:lineRule="auto" w:after="180"/>
-        <w:shd w:fill="F1F6FC"/>
-      </w:pPr>
-      <w:r>
-        <w:rPr>
-          <w:b w:val="0"/>
-        </w:rPr>
-        <w:t xml:space="preserve">For this policy log </w:t>
-      </w:r>
-      <w:r>
-        <w:rPr>
-          <w:b/>
-        </w:rPr>
-        <w:t>trace ID</w:t>
-      </w:r>
-      <w:r>
-        <w:rPr>
-          <w:b w:val="0"/>
-        </w:rPr>
-        <w:t xml:space="preserve">, stage, status, duration and </w:t>
-      </w:r>
-      <w:r>
-        <w:rPr>
-          <w:b/>
-        </w:rPr>
-        <w:t>error category</w:t>
-      </w:r>
-      <w:r>
-        <w:rPr>
-          <w:b w:val="0"/>
-        </w:rPr>
-        <w:t>; do not log passcodes, student text or teacher answers. Restrict access and declare retention.</w:t>
-      </w:r>
-    </w:p>
-    <w:p>
-      <w:pPr>
-        <w:pStyle w:val="Heading3"/>
-      </w:pPr>
-      <w:r>
-        <w:t>W2 Trace the worked case</w:t>
-      </w:r>
-    </w:p>
-    <w:p>
-      <w:pPr>
-        <w:pStyle w:val="Heading3"/>
-      </w:pPr>
-      <w:r>
-        <w:t>Workbook question · W2</w:t>
-      </w:r>
-    </w:p>
-    <w:p>
-      <w:pPr>
-        <w:spacing w:line="336" w:lineRule="auto" w:after="180"/>
-        <w:shd w:fill="F5F1FB"/>
-      </w:pPr>
-      <w:r>
-        <w:rPr>
-          <w:b w:val="0"/>
-        </w:rPr>
-        <w:t>A failure record includes trace R7, status=denied and the complete student passcode. Show the intermediate steps and give the conclusion with its scope.</w:t>
-      </w:r>
-    </w:p>
-    <w:p>
-      <w:pPr>
-        <w:pStyle w:val="Heading3"/>
-      </w:pPr>
-      <w:r>
-        <w:t>Teacher reasoning · W2</w:t>
-      </w:r>
-    </w:p>
-    <w:p>
-      <w:pPr>
-        <w:spacing w:line="336" w:lineRule="auto" w:after="180"/>
-        <w:shd w:fill="F1F6FC"/>
-      </w:pPr>
-      <w:r>
-        <w:rPr>
-          <w:b w:val="0"/>
-        </w:rPr>
-        <w:t xml:space="preserve">Teacher explanation: Trace/status are useful; passcode violates the logging policy. Redact sensitive content and retain a non-sensitive </w:t>
-      </w:r>
-      <w:r>
-        <w:rPr>
-          <w:b/>
-        </w:rPr>
-        <w:t>error category</w:t>
-      </w:r>
-      <w:r>
-        <w:rPr>
-          <w:b w:val="0"/>
-        </w:rPr>
-        <w:t>.</w:t>
-      </w:r>
-    </w:p>
-    <w:p>
-      <w:pPr>
-        <w:pStyle w:val="Heading3"/>
-      </w:pPr>
-      <w:r>
-        <w:t>W3 Audit the limit</w:t>
-      </w:r>
-    </w:p>
-    <w:p>
-      <w:pPr>
-        <w:pStyle w:val="Heading3"/>
-      </w:pPr>
-      <w:r>
-        <w:t>Workbook question · W3</w:t>
-      </w:r>
-    </w:p>
-    <w:p>
-      <w:pPr>
-        <w:spacing w:line="336" w:lineRule="auto" w:after="180"/>
-        <w:shd w:fill="F5F1FB"/>
-      </w:pPr>
-      <w:r>
-        <w:rPr>
-          <w:b w:val="0"/>
-        </w:rPr>
-        <w:t xml:space="preserve">A report omits this qualification: A </w:t>
-      </w:r>
-      <w:r>
-        <w:rPr>
-          <w:b/>
-        </w:rPr>
-        <w:t>trace ID</w:t>
-      </w:r>
-      <w:r>
-        <w:rPr>
-          <w:b w:val="0"/>
-        </w:rPr>
-        <w:t xml:space="preserve"> can still be linkable; </w:t>
-      </w:r>
-      <w:r>
-        <w:rPr>
-          <w:b/>
-        </w:rPr>
-        <w:t>minimisation</w:t>
-      </w:r>
-      <w:r>
-        <w:rPr>
-          <w:b w:val="0"/>
-        </w:rPr>
-        <w:t xml:space="preserve"> and role-controlled access remain necessary. Explain how omitting it could change a reader's interpretation, and write an accurate replacement.</w:t>
-      </w:r>
-    </w:p>
-    <w:p>
-      <w:pPr>
-        <w:pStyle w:val="Heading3"/>
-      </w:pPr>
-      <w:r>
-        <w:t>Teacher reasoning · W3</w:t>
-      </w:r>
-    </w:p>
-    <w:p>
-      <w:pPr>
-        <w:spacing w:line="336" w:lineRule="auto" w:after="180"/>
-        <w:shd w:fill="F1F6FC"/>
-      </w:pPr>
-      <w:r>
-        <w:rPr>
-          <w:b w:val="0"/>
-        </w:rPr>
-        <w:t xml:space="preserve">Teacher explanation: A </w:t>
-      </w:r>
-      <w:r>
-        <w:rPr>
-          <w:b/>
-        </w:rPr>
-        <w:t>trace ID</w:t>
-      </w:r>
-      <w:r>
-        <w:rPr>
-          <w:b w:val="0"/>
-        </w:rPr>
-        <w:t xml:space="preserve"> can still be linkable; </w:t>
-      </w:r>
-      <w:r>
-        <w:rPr>
-          <w:b/>
-        </w:rPr>
-        <w:t>minimisation</w:t>
-      </w:r>
-      <w:r>
-        <w:rPr>
-          <w:b w:val="0"/>
-        </w:rPr>
-        <w:t xml:space="preserve"> and role-controlled access remain necessary.</w:t>
-      </w:r>
-    </w:p>
-    <w:p>
-      <w:pPr>
-        <w:spacing w:line="336" w:lineRule="auto" w:after="180"/>
-        <w:shd w:fill="F1F6FC"/>
-      </w:pPr>
-      <w:r>
-        <w:rPr>
-          <w:b w:val="0"/>
-        </w:rPr>
-        <w:t xml:space="preserve">State the observed result separately from the unverified or out-of-scope claim; preserve the original </w:t>
-      </w:r>
-      <w:r>
-        <w:rPr>
-          <w:b/>
-        </w:rPr>
-        <w:t>evidence</w:t>
-      </w:r>
-      <w:r>
-        <w:rPr>
-          <w:b w:val="0"/>
-        </w:rPr>
-        <w:t xml:space="preserve"> rather than inventing a missing fact.</w:t>
-      </w:r>
-    </w:p>
-    <w:p>
-      <w:pPr>
-        <w:pStyle w:val="Heading3"/>
-      </w:pPr>
-      <w:r>
-        <w:t>W4 Apply a new case independently</w:t>
-      </w:r>
-    </w:p>
-    <w:p>
-      <w:pPr>
-        <w:pStyle w:val="Heading3"/>
-      </w:pPr>
-      <w:r>
-        <w:t>Workbook question · W4</w:t>
-      </w:r>
-    </w:p>
-    <w:p>
-      <w:pPr>
-        <w:spacing w:line="336" w:lineRule="auto" w:after="180"/>
-        <w:shd w:fill="F5F1FB"/>
-      </w:pPr>
-      <w:r>
-        <w:rPr>
-          <w:b w:val="0"/>
-        </w:rPr>
-        <w:t>Logs contain user essay, teacher guide, stage=lookup, duration=12 ms and trace T8. Select allowed fields.</w:t>
-      </w:r>
-    </w:p>
-    <w:p>
-      <w:pPr>
-        <w:pStyle w:val="Heading3"/>
-      </w:pPr>
-      <w:r>
-        <w:t>Teacher reasoning · W4</w:t>
-      </w:r>
-    </w:p>
-    <w:p>
-      <w:pPr>
-        <w:spacing w:line="336" w:lineRule="auto" w:after="180"/>
-        <w:shd w:fill="F1F6FC"/>
-      </w:pPr>
-      <w:r>
-        <w:rPr>
-          <w:b w:val="0"/>
-        </w:rPr>
-        <w:t xml:space="preserve">Teacher explanation: Keep stage, duration and trace; exclude essay and teacher content. Authorisation to </w:t>
-      </w:r>
-      <w:r>
-        <w:rPr>
-          <w:b/>
-        </w:rPr>
-        <w:t>process</w:t>
-      </w:r>
-      <w:r>
-        <w:rPr>
-          <w:b w:val="0"/>
-        </w:rPr>
-        <w:t xml:space="preserve"> data does not imply permission to retain it in logs.</w:t>
-      </w:r>
-    </w:p>
-    <w:p>
-      <w:pPr>
-        <w:pStyle w:val="Heading3"/>
-      </w:pPr>
-      <w:r>
-        <w:t>W5 Design a revealing follow-up</w:t>
-      </w:r>
-    </w:p>
-    <w:p>
-      <w:pPr>
-        <w:pStyle w:val="Heading3"/>
-      </w:pPr>
-      <w:r>
-        <w:t>Workbook question · W5</w:t>
-      </w:r>
-    </w:p>
-    <w:p>
-      <w:pPr>
-        <w:spacing w:line="336" w:lineRule="auto" w:after="180"/>
-        <w:shd w:fill="F5F1FB"/>
-      </w:pPr>
-      <w:r>
-        <w:rPr>
-          <w:b w:val="0"/>
-        </w:rPr>
-        <w:t>For the worked scenario, propose one additional case that could reveal a failure, describe its expected outcome before running it, and explain what would need to remain fixed for a fair comparison.</w:t>
-      </w:r>
-    </w:p>
-    <w:p>
-      <w:pPr>
-        <w:spacing w:line="336" w:lineRule="auto" w:after="180"/>
-        <w:shd w:fill="F5F1FB"/>
-      </w:pPr>
-      <w:r>
-        <w:rPr>
-          <w:b w:val="0"/>
-        </w:rPr>
-        <w:t>Do not reuse W4 as a new final test after receiving feedback.</w:t>
-      </w:r>
-    </w:p>
-    <w:p>
-      <w:pPr>
-        <w:pStyle w:val="Heading3"/>
-      </w:pPr>
-      <w:r>
-        <w:t>Teacher reasoning · W5</w:t>
-      </w:r>
-    </w:p>
-    <w:p>
-      <w:pPr>
-        <w:spacing w:line="336" w:lineRule="auto" w:after="180"/>
-        <w:shd w:fill="F1F6FC"/>
-      </w:pPr>
-      <w:r>
-        <w:rPr>
-          <w:b w:val="0"/>
-        </w:rPr>
-        <w:t xml:space="preserve">Teacher explanation: Accept a concrete variant of the worked </w:t>
-      </w:r>
-      <w:r>
-        <w:rPr>
-          <w:b/>
-        </w:rPr>
-        <w:t>input</w:t>
-      </w:r>
-      <w:r>
-        <w:rPr>
-          <w:b w:val="0"/>
-        </w:rPr>
-        <w:t xml:space="preserve"> or a missing/conflicting/boundary condition, with an expectation derived from the declared procedure.</w:t>
-      </w:r>
-    </w:p>
-    <w:p>
-      <w:pPr>
-        <w:spacing w:line="336" w:lineRule="auto" w:after="180"/>
-        <w:shd w:fill="F1F6FC"/>
-      </w:pPr>
-      <w:r>
-        <w:rPr>
-          <w:b w:val="0"/>
-        </w:rPr>
-        <w:t xml:space="preserve">Require preserved settings, original </w:t>
-      </w:r>
-      <w:r>
-        <w:rPr>
-          <w:b/>
-        </w:rPr>
-        <w:t>output</w:t>
-      </w:r>
-      <w:r>
-        <w:rPr>
-          <w:b w:val="0"/>
-        </w:rPr>
-        <w:t xml:space="preserve">s and data roles. A </w:t>
-      </w:r>
-      <w:r>
-        <w:rPr>
-          <w:b/>
-        </w:rPr>
-        <w:t>trace ID</w:t>
-      </w:r>
-      <w:r>
-        <w:rPr>
-          <w:b w:val="0"/>
-        </w:rPr>
-        <w:t xml:space="preserve"> can still be linkable; </w:t>
-      </w:r>
-      <w:r>
-        <w:rPr>
-          <w:b/>
-        </w:rPr>
-        <w:t>minimisation</w:t>
-      </w:r>
-      <w:r>
-        <w:rPr>
-          <w:b w:val="0"/>
-        </w:rPr>
-        <w:t xml:space="preserve"> and role-controlled access remain necessary.</w:t>
-      </w:r>
-    </w:p>
-    <w:p>
-      <w:pPr>
-        <w:spacing w:line="336" w:lineRule="auto" w:after="180"/>
-        <w:shd w:fill="F1F6FC"/>
-      </w:pPr>
-      <w:r>
-        <w:rPr>
-          <w:b w:val="0"/>
-        </w:rPr>
-        <w:t xml:space="preserve">The new case should test this particular </w:t>
-      </w:r>
-      <w:r>
-        <w:rPr>
-          <w:b/>
-        </w:rPr>
-        <w:t>mechanism</w:t>
-      </w:r>
-      <w:r>
-        <w:rPr>
-          <w:b w:val="0"/>
-        </w:rPr>
-        <w:t xml:space="preserve"> rather than merely restate the original result.</w:t>
-      </w:r>
-    </w:p>
-    <w:p>
-      <w:pPr>
-        <w:pStyle w:val="Heading3"/>
-      </w:pPr>
-      <w:r>
-        <w:t>Independent assessment and fresh retry</w:t>
-      </w:r>
-    </w:p>
-    <w:p>
-      <w:pPr>
-        <w:pStyle w:val="Heading3"/>
-      </w:pPr>
-      <w:r>
-        <w:t>Teacher key · Independent assessment and fresh retry</w:t>
-      </w:r>
-    </w:p>
-    <w:p>
-      <w:pPr>
-        <w:spacing w:line="336" w:lineRule="auto" w:after="180"/>
-        <w:shd w:fill="F1F6FC"/>
-      </w:pPr>
-      <w:r>
-        <w:rPr>
-          <w:b w:val="0"/>
-        </w:rPr>
-        <w:t xml:space="preserve">W4: Keep stage, duration and trace; exclude essay and teacher content. Authorisation to </w:t>
-      </w:r>
-      <w:r>
-        <w:rPr>
-          <w:b/>
-        </w:rPr>
-        <w:t>process</w:t>
-      </w:r>
-      <w:r>
-        <w:rPr>
-          <w:b w:val="0"/>
-        </w:rPr>
-        <w:t xml:space="preserve"> data does not imply permission to retain it in logs. Require intermediate reasoning and the stated scope.</w:t>
-      </w:r>
-    </w:p>
-    <w:p>
-      <w:pPr>
-        <w:spacing w:line="336" w:lineRule="auto" w:after="180"/>
-        <w:shd w:fill="F1F6FC"/>
-      </w:pPr>
-      <w:r>
-        <w:rPr>
-          <w:b w:val="0"/>
-        </w:rPr>
-        <w:t xml:space="preserve">Fresh retry: Log contains token, </w:t>
-      </w:r>
-      <w:r>
-        <w:rPr>
-          <w:b/>
-        </w:rPr>
-        <w:t>trace ID</w:t>
-      </w:r>
-      <w:r>
-        <w:rPr>
-          <w:b w:val="0"/>
-        </w:rPr>
-        <w:t xml:space="preserve"> and timeout category. Expected reasoning: Keep trace/category, redact token. Retention and access rules still apply.</w:t>
-      </w:r>
-    </w:p>
-    <w:p>
-      <w:pPr>
-        <w:spacing w:line="336" w:lineRule="auto" w:after="180"/>
-        <w:shd w:fill="F1F6FC"/>
-      </w:pPr>
-      <w:r>
-        <w:rPr>
-          <w:b w:val="0"/>
-        </w:rPr>
-        <w:t>If students need support, record it and reassess with another new case rather than awarding independence to a copied answer.</w:t>
-      </w:r>
-    </w:p>
-    <w:p>
-      <w:pPr>
-        <w:pStyle w:val="Heading3"/>
-      </w:pPr>
-      <w:r>
-        <w:t>Assess independent transfer</w:t>
-      </w:r>
-    </w:p>
-    <w:p>
-      <w:pPr>
-        <w:pStyle w:val="Heading3"/>
-      </w:pPr>
-      <w:r>
-        <w:t>Independent question · withhold the key</w:t>
-      </w:r>
-    </w:p>
-    <w:p>
-      <w:pPr>
-        <w:spacing w:line="336" w:lineRule="auto" w:after="180"/>
-        <w:shd w:fill="F5F1FB"/>
-      </w:pPr>
-      <w:r>
-        <w:rPr>
-          <w:b w:val="0"/>
-        </w:rPr>
-        <w:t>Selected case: Logs contain user essay, teacher guide, stage=lookup, duration=12 ms and trace T8. Select allowed fields.</w:t>
-      </w:r>
-    </w:p>
-    <w:p>
-      <w:pPr>
-        <w:pStyle w:val="Heading3"/>
-      </w:pPr>
-      <w:r>
-        <w:t>Selected case answer</w:t>
-      </w:r>
-    </w:p>
-    <w:p>
-      <w:pPr>
-        <w:pStyle w:val="Heading3"/>
-      </w:pPr>
-      <w:r>
-        <w:t>Teacher key · Selected case answer</w:t>
-      </w:r>
-    </w:p>
-    <w:p>
-      <w:pPr>
-        <w:spacing w:line="336" w:lineRule="auto" w:after="180"/>
-        <w:shd w:fill="F1F6FC"/>
-      </w:pPr>
-      <w:r>
-        <w:rPr>
-          <w:b w:val="0"/>
-        </w:rPr>
-        <w:t xml:space="preserve">Teacher explanation: Keep stage, duration and trace; exclude essay and teacher content. Authorisation to </w:t>
-      </w:r>
-      <w:r>
-        <w:rPr>
-          <w:b/>
-        </w:rPr>
-        <w:t>process</w:t>
-      </w:r>
-      <w:r>
-        <w:rPr>
-          <w:b w:val="0"/>
-        </w:rPr>
-        <w:t xml:space="preserve"> data does not imply permission to retain it in logs.</w:t>
+        <w:pStyle w:val="Heading2"/>
+      </w:pPr>
+      <w:r>
+        <w:t>Judge explanation,trace and limits</w:t>
       </w:r>
     </w:p>
     <w:tbl>
@@ -3670,54 +3935,55 @@
     </w:tbl>
     <w:p>
       <w:pPr>
-        <w:pStyle w:val="Heading3"/>
-      </w:pPr>
-      <w:r>
-        <w:t>Teacher key · Selected case answer</w:t>
+        <w:spacing w:line="336" w:lineRule="auto" w:after="180"/>
+      </w:pPr>
+      <w:r>
+        <w:rPr>
+          <w:b w:val="0"/>
+        </w:rPr>
+        <w:t>Record each dimension as not yet, with support, or independent. Accept a valid alternative procedure with a defensible trace.</w:t>
       </w:r>
     </w:p>
     <w:p>
       <w:pPr>
         <w:spacing w:line="336" w:lineRule="auto" w:after="180"/>
-        <w:shd w:fill="F1F6FC"/>
       </w:pPr>
       <w:r>
         <w:rPr>
           <w:b w:val="0"/>
         </w:rPr>
-        <w:t>Record each dimension as not yet, with support, or independent. Accept a valid alternative procedure with a defensible trace.</w:t>
+        <w:t xml:space="preserve">Do not penalise an honestly recorded model failure if the learner correctly explains its </w:t>
+      </w:r>
+      <w:r>
+        <w:rPr>
+          <w:b/>
+        </w:rPr>
+        <w:t>evidence</w:t>
+      </w:r>
+      <w:r>
+        <w:rPr>
+          <w:b w:val="0"/>
+        </w:rPr>
+        <w:t xml:space="preserve"> and limits.</w:t>
       </w:r>
     </w:p>
     <w:p>
       <w:pPr>
-        <w:spacing w:line="336" w:lineRule="auto" w:after="180"/>
-        <w:shd w:fill="F1F6FC"/>
-      </w:pPr>
-      <w:r>
-        <w:rPr>
-          <w:b w:val="0"/>
-        </w:rPr>
-        <w:t xml:space="preserve">Do not penalise an honestly recorded model failure if the learner correctly explains its </w:t>
-      </w:r>
-      <w:r>
-        <w:rPr>
-          <w:b/>
-        </w:rPr>
-        <w:t>evidence</w:t>
-      </w:r>
-      <w:r>
-        <w:rPr>
-          <w:b w:val="0"/>
-        </w:rPr>
-        <w:t xml:space="preserve"> and limits.</w:t>
+        <w:pStyle w:val="Heading2"/>
+      </w:pPr>
+      <w:r>
+        <w:t>Give one usable repair</w:t>
       </w:r>
     </w:p>
     <w:p>
       <w:pPr>
-        <w:pStyle w:val="Heading3"/>
-      </w:pPr>
-      <w:r>
-        <w:t>Feedback that the learner uses</w:t>
+        <w:spacing w:line="336" w:lineRule="auto" w:after="180"/>
+      </w:pPr>
+      <w:r>
+        <w:rPr>
+          <w:b w:val="0"/>
+        </w:rPr>
+        <w:t>Name the earliest unsupported step and give one action to repair it. Have the learner make that repair now and explain why. Then assess the relevant skill on a fresh, fully specified case.</w:t>
       </w:r>
     </w:p>
     <w:p>
@@ -3728,31 +3994,97 @@
         <w:rPr>
           <w:b w:val="0"/>
         </w:rPr>
-        <w:t>Name the earliest unsupported step and give one action to repair it. Have the learner make that repair now and explain why. Then assess the relevant skill on a fresh, fully specified case.</w:t>
+        <w:t>Confirm it was not previously practised with feedback; solve and check the new case before assigning it. A follow-up design prompt is a starting brief, not automatically an equivalent test.</w:t>
       </w:r>
     </w:p>
     <w:p>
       <w:pPr>
-        <w:spacing w:line="336" w:lineRule="auto" w:after="180"/>
-      </w:pPr>
-      <w:r>
-        <w:rPr>
-          <w:b w:val="0"/>
-        </w:rPr>
-        <w:t>Confirm it was not previously practised with feedback; solve and check the new case before assigning it. A follow-up design prompt is a starting brief, not automatically an equivalent test.</w:t>
+        <w:pStyle w:val="Heading2"/>
+      </w:pPr>
+      <w:r>
+        <w:t>W1 Explain the mechanism</w:t>
       </w:r>
     </w:p>
     <w:p>
       <w:pPr>
-        <w:pStyle w:val="Heading1"/>
-      </w:pPr>
-      <w:r>
-        <w:t>06. Connect the project, support and next lesson</w:t>
+        <w:spacing w:line="336" w:lineRule="auto" w:after="180"/>
+      </w:pPr>
+      <w:r>
+        <w:rPr>
+          <w:b w:val="0"/>
+        </w:rPr>
+        <w:t xml:space="preserve">Explain the weekly </w:t>
+      </w:r>
+      <w:r>
+        <w:rPr>
+          <w:b/>
+        </w:rPr>
+        <w:t>mechanism</w:t>
+      </w:r>
+      <w:r>
+        <w:rPr>
+          <w:b w:val="0"/>
+        </w:rPr>
+        <w:t xml:space="preserve"> in your own words. Use the worked scenario to name its </w:t>
+      </w:r>
+      <w:r>
+        <w:rPr>
+          <w:b/>
+        </w:rPr>
+        <w:t>input</w:t>
+      </w:r>
+      <w:r>
+        <w:rPr>
+          <w:b w:val="0"/>
+        </w:rPr>
+        <w:t xml:space="preserve">, decision rule and </w:t>
+      </w:r>
+      <w:r>
+        <w:rPr>
+          <w:b/>
+        </w:rPr>
+        <w:t>output</w:t>
+      </w:r>
+      <w:r>
+        <w:rPr>
+          <w:b w:val="0"/>
+        </w:rPr>
+        <w:t>.</w:t>
       </w:r>
     </w:p>
     <w:p>
-      <w:r>
-        <w:t>Connect Logs traces and privacy to Grounded Learning Service, adapt support and plan a later changed-case check.</w:t>
+      <w:pPr>
+        <w:spacing w:line="336" w:lineRule="auto" w:after="180"/>
+      </w:pPr>
+      <w:r>
+        <w:rPr>
+          <w:b w:val="0"/>
+        </w:rPr>
+        <w:t xml:space="preserve">Teacher explanation: Logs support diagnosis, but excessive recording can expose private content. </w:t>
+      </w:r>
+      <w:r>
+        <w:rPr>
+          <w:b/>
+        </w:rPr>
+        <w:t>Trace ID</w:t>
+      </w:r>
+      <w:r>
+        <w:rPr>
+          <w:b w:val="0"/>
+        </w:rPr>
+        <w:t xml:space="preserve">s link stages without storing complete sensitive </w:t>
+      </w:r>
+      <w:r>
+        <w:rPr>
+          <w:b/>
+        </w:rPr>
+        <w:t>input</w:t>
+      </w:r>
+      <w:r>
+        <w:rPr>
+          <w:b w:val="0"/>
+        </w:rPr>
+        <w:t>s.</w:t>
       </w:r>
     </w:p>
     <w:p>
@@ -3763,66 +4095,39 @@
         <w:rPr>
           <w:b w:val="0"/>
         </w:rPr>
-        <w:t xml:space="preserve">Add a labelled logs traces and privacy </w:t>
+        <w:t xml:space="preserve">For this policy log </w:t>
       </w:r>
       <w:r>
         <w:rPr>
           <w:b/>
         </w:rPr>
-        <w:t>evidence</w:t>
+        <w:t>trace ID</w:t>
       </w:r>
       <w:r>
         <w:rPr>
           <w:b w:val="0"/>
         </w:rPr>
-        <w:t xml:space="preserve"> sheet to Grounded Learning Service. Show how you can explain the </w:t>
+        <w:t xml:space="preserve">, stage, status, duration and </w:t>
       </w:r>
       <w:r>
         <w:rPr>
           <w:b/>
         </w:rPr>
-        <w:t>mechanism</w:t>
+        <w:t>error category</w:t>
       </w:r>
       <w:r>
         <w:rPr>
           <w:b w:val="0"/>
         </w:rPr>
-        <w:t xml:space="preserve"> and terminology of logs traces and privacy.</w:t>
+        <w:t>; do not log passcodes, student text or teacher answers. Restrict access and declare retention.</w:t>
       </w:r>
     </w:p>
     <w:p>
       <w:pPr>
-        <w:spacing w:line="336" w:lineRule="auto" w:after="180"/>
-      </w:pPr>
-      <w:r>
-        <w:rPr>
-          <w:b w:val="0"/>
-        </w:rPr>
-        <w:t xml:space="preserve">Use the supplied fictional case and keep its </w:t>
-      </w:r>
-      <w:r>
-        <w:rPr>
-          <w:b/>
-        </w:rPr>
-        <w:t>input</w:t>
-      </w:r>
-      <w:r>
-        <w:rPr>
-          <w:b w:val="0"/>
-        </w:rPr>
-        <w:t xml:space="preserve">s, intermediate steps, calculation or </w:t>
-      </w:r>
-      <w:r>
-        <w:rPr>
-          <w:b/>
-        </w:rPr>
-        <w:t>prediction</w:t>
-      </w:r>
-      <w:r>
-        <w:rPr>
-          <w:b w:val="0"/>
-        </w:rPr>
-        <w:t>, and limitation. Connect this record to last week’s record; a matching answer without a trace is insufficient.</w:t>
+        <w:pStyle w:val="Heading2"/>
+      </w:pPr>
+      <w:r>
+        <w:t>W2 Trace the worked case</w:t>
       </w:r>
     </w:p>
     <w:p>
@@ -3833,19 +4138,7 @@
         <w:rPr>
           <w:b w:val="0"/>
         </w:rPr>
-        <w:t xml:space="preserve">Provide an </w:t>
-      </w:r>
-      <w:r>
-        <w:rPr>
-          <w:b/>
-        </w:rPr>
-        <w:t>input</w:t>
-      </w:r>
-      <w:r>
-        <w:rPr>
-          <w:b w:val="0"/>
-        </w:rPr>
-        <w:t>/procedure/result/limit frame and a calculator when needed. Ask students to identify the first step before completing the whole trace.</w:t>
+        <w:t>A failure record includes trace R7, status=denied and the complete student passcode. Show the intermediate steps and give the conclusion with its scope.</w:t>
       </w:r>
     </w:p>
     <w:p>
@@ -3856,42 +4149,27 @@
         <w:rPr>
           <w:b w:val="0"/>
         </w:rPr>
-        <w:t xml:space="preserve">Extension: compare two concrete variants of this </w:t>
+        <w:t xml:space="preserve">Teacher explanation: Trace/status are useful; passcode violates the logging policy. Redact sensitive content and retain a non-sensitive </w:t>
       </w:r>
       <w:r>
         <w:rPr>
           <w:b/>
         </w:rPr>
-        <w:t>mechanism</w:t>
+        <w:t>error category</w:t>
       </w:r>
       <w:r>
         <w:rPr>
           <w:b w:val="0"/>
         </w:rPr>
-        <w:t xml:space="preserve"> while holding unrelated conditions fixed; report both successful and unsuccessful outcomes.</w:t>
+        <w:t>.</w:t>
       </w:r>
     </w:p>
     <w:p>
       <w:pPr>
-        <w:spacing w:line="336" w:lineRule="auto" w:after="180"/>
-      </w:pPr>
-      <w:r>
-        <w:rPr>
-          <w:b w:val="0"/>
-        </w:rPr>
-        <w:t xml:space="preserve">Next connection: State machines for bounded agents. Preserve the current case record and retrieve its </w:t>
-      </w:r>
-      <w:r>
-        <w:rPr>
-          <w:b/>
-        </w:rPr>
-        <w:t>evidence</w:t>
-      </w:r>
-      <w:r>
-        <w:rPr>
-          <w:b w:val="0"/>
-        </w:rPr>
-        <w:t xml:space="preserve"> boundary before moving on.</w:t>
+        <w:pStyle w:val="Heading2"/>
+      </w:pPr>
+      <w:r>
+        <w:t>W3 Audit the limit</w:t>
       </w:r>
     </w:p>
     <w:p>
@@ -3902,15 +4180,686 @@
         <w:rPr>
           <w:b w:val="0"/>
         </w:rPr>
-        <w:t>Retain the project ledger and assess a changed case after support. Check the relevant prerequisite before carrying this component forward.</w:t>
+        <w:t xml:space="preserve">A report omits this qualification: A </w:t>
+      </w:r>
+      <w:r>
+        <w:rPr>
+          <w:b/>
+        </w:rPr>
+        <w:t>trace ID</w:t>
+      </w:r>
+      <w:r>
+        <w:rPr>
+          <w:b w:val="0"/>
+        </w:rPr>
+        <w:t xml:space="preserve"> can still be linkable; </w:t>
+      </w:r>
+      <w:r>
+        <w:rPr>
+          <w:b/>
+        </w:rPr>
+        <w:t>minimisation</w:t>
+      </w:r>
+      <w:r>
+        <w:rPr>
+          <w:b w:val="0"/>
+        </w:rPr>
+        <w:t xml:space="preserve"> and role-controlled access remain necessary. Explain how omitting it could change a reader's interpretation, and write an accurate replacement.</w:t>
       </w:r>
     </w:p>
     <w:p>
       <w:pPr>
+        <w:spacing w:line="336" w:lineRule="auto" w:after="180"/>
+      </w:pPr>
+      <w:r>
+        <w:rPr>
+          <w:b w:val="0"/>
+        </w:rPr>
+        <w:t xml:space="preserve">Teacher explanation: A </w:t>
+      </w:r>
+      <w:r>
+        <w:rPr>
+          <w:b/>
+        </w:rPr>
+        <w:t>trace ID</w:t>
+      </w:r>
+      <w:r>
+        <w:rPr>
+          <w:b w:val="0"/>
+        </w:rPr>
+        <w:t xml:space="preserve"> can still be linkable; </w:t>
+      </w:r>
+      <w:r>
+        <w:rPr>
+          <w:b/>
+        </w:rPr>
+        <w:t>minimisation</w:t>
+      </w:r>
+      <w:r>
+        <w:rPr>
+          <w:b w:val="0"/>
+        </w:rPr>
+        <w:t xml:space="preserve"> and role-controlled access remain necessary.</w:t>
+      </w:r>
+    </w:p>
+    <w:p>
+      <w:pPr>
+        <w:spacing w:line="336" w:lineRule="auto" w:after="180"/>
+      </w:pPr>
+      <w:r>
+        <w:rPr>
+          <w:b w:val="0"/>
+        </w:rPr>
+        <w:t xml:space="preserve">State the observed result separately from the unverified or out-of-scope claim; preserve the original </w:t>
+      </w:r>
+      <w:r>
+        <w:rPr>
+          <w:b/>
+        </w:rPr>
+        <w:t>evidence</w:t>
+      </w:r>
+      <w:r>
+        <w:rPr>
+          <w:b w:val="0"/>
+        </w:rPr>
+        <w:t xml:space="preserve"> rather than inventing a missing fact.</w:t>
+      </w:r>
+    </w:p>
+    <w:p>
+      <w:pPr>
+        <w:pStyle w:val="Heading2"/>
+      </w:pPr>
+      <w:r>
+        <w:t>W5 Design a revealing follow-up</w:t>
+      </w:r>
+    </w:p>
+    <w:p>
+      <w:pPr>
+        <w:spacing w:line="336" w:lineRule="auto" w:after="180"/>
+      </w:pPr>
+      <w:r>
+        <w:rPr>
+          <w:b w:val="0"/>
+        </w:rPr>
+        <w:t>For the worked scenario, propose one additional case that could reveal a failure, describe its expected outcome before running it, and explain what would need to remain fixed for a fair comparison.</w:t>
+      </w:r>
+    </w:p>
+    <w:p>
+      <w:pPr>
+        <w:spacing w:line="336" w:lineRule="auto" w:after="180"/>
+      </w:pPr>
+      <w:r>
+        <w:rPr>
+          <w:b w:val="0"/>
+        </w:rPr>
+        <w:t>Do not reuse W4 as a new final test after receiving feedback.</w:t>
+      </w:r>
+    </w:p>
+    <w:p>
+      <w:pPr>
+        <w:spacing w:line="336" w:lineRule="auto" w:after="180"/>
+      </w:pPr>
+      <w:r>
+        <w:rPr>
+          <w:b w:val="0"/>
+        </w:rPr>
+        <w:t xml:space="preserve">Teacher explanation: Accept a concrete variant of the worked </w:t>
+      </w:r>
+      <w:r>
+        <w:rPr>
+          <w:b/>
+        </w:rPr>
+        <w:t>input</w:t>
+      </w:r>
+      <w:r>
+        <w:rPr>
+          <w:b w:val="0"/>
+        </w:rPr>
+        <w:t xml:space="preserve"> or a missing/conflicting/boundary condition, with an expectation derived from the declared procedure.</w:t>
+      </w:r>
+    </w:p>
+    <w:p>
+      <w:pPr>
+        <w:spacing w:line="336" w:lineRule="auto" w:after="180"/>
+      </w:pPr>
+      <w:r>
+        <w:rPr>
+          <w:b w:val="0"/>
+        </w:rPr>
+        <w:t xml:space="preserve">Require preserved settings, original </w:t>
+      </w:r>
+      <w:r>
+        <w:rPr>
+          <w:b/>
+        </w:rPr>
+        <w:t>output</w:t>
+      </w:r>
+      <w:r>
+        <w:rPr>
+          <w:b w:val="0"/>
+        </w:rPr>
+        <w:t xml:space="preserve">s and data roles. A </w:t>
+      </w:r>
+      <w:r>
+        <w:rPr>
+          <w:b/>
+        </w:rPr>
+        <w:t>trace ID</w:t>
+      </w:r>
+      <w:r>
+        <w:rPr>
+          <w:b w:val="0"/>
+        </w:rPr>
+        <w:t xml:space="preserve"> can still be linkable; </w:t>
+      </w:r>
+      <w:r>
+        <w:rPr>
+          <w:b/>
+        </w:rPr>
+        <w:t>minimisation</w:t>
+      </w:r>
+      <w:r>
+        <w:rPr>
+          <w:b w:val="0"/>
+        </w:rPr>
+        <w:t xml:space="preserve"> and role-controlled access remain necessary.</w:t>
+      </w:r>
+    </w:p>
+    <w:p>
+      <w:pPr>
+        <w:spacing w:line="336" w:lineRule="auto" w:after="180"/>
+      </w:pPr>
+      <w:r>
+        <w:rPr>
+          <w:b w:val="0"/>
+        </w:rPr>
+        <w:t xml:space="preserve">The new case should test this particular </w:t>
+      </w:r>
+      <w:r>
+        <w:rPr>
+          <w:b/>
+        </w:rPr>
+        <w:t>mechanism</w:t>
+      </w:r>
+      <w:r>
+        <w:rPr>
+          <w:b w:val="0"/>
+        </w:rPr>
+        <w:t xml:space="preserve"> rather than merely restate the original result.</w:t>
+      </w:r>
+    </w:p>
+    <w:p>
+      <w:pPr>
+        <w:pStyle w:val="Heading2"/>
+      </w:pPr>
+      <w:r>
+        <w:t>Earlier wording, alternatives and picture transcripts · reference / check after trying</w:t>
+      </w:r>
+    </w:p>
+    <w:p>
+      <w:pPr>
         <w:pStyle w:val="Heading3"/>
       </w:pPr>
       <w:r>
-        <w:t>Plan the delayed return</w:t>
+        <w:t>Guided and exit questions</w:t>
+      </w:r>
+    </w:p>
+    <w:p>
+      <w:pPr>
+        <w:spacing w:line="336" w:lineRule="auto" w:after="180"/>
+      </w:pPr>
+      <w:r>
+        <w:rPr>
+          <w:b w:val="0"/>
+        </w:rPr>
+        <w:t xml:space="preserve">Guided: Trace/status are useful; passcode violates the logging policy. Redact sensitive content and retain a non-sensitive </w:t>
+      </w:r>
+      <w:r>
+        <w:rPr>
+          <w:b/>
+        </w:rPr>
+        <w:t>error category</w:t>
+      </w:r>
+      <w:r>
+        <w:rPr>
+          <w:b w:val="0"/>
+        </w:rPr>
+        <w:t>.</w:t>
+      </w:r>
+    </w:p>
+    <w:p>
+      <w:pPr>
+        <w:spacing w:line="336" w:lineRule="auto" w:after="180"/>
+      </w:pPr>
+      <w:r>
+        <w:rPr>
+          <w:b w:val="0"/>
+        </w:rPr>
+        <w:t xml:space="preserve">Qualification: A </w:t>
+      </w:r>
+      <w:r>
+        <w:rPr>
+          <w:b/>
+        </w:rPr>
+        <w:t>trace ID</w:t>
+      </w:r>
+      <w:r>
+        <w:rPr>
+          <w:b w:val="0"/>
+        </w:rPr>
+        <w:t xml:space="preserve"> can still be linkable; </w:t>
+      </w:r>
+      <w:r>
+        <w:rPr>
+          <w:b/>
+        </w:rPr>
+        <w:t>minimisation</w:t>
+      </w:r>
+      <w:r>
+        <w:rPr>
+          <w:b w:val="0"/>
+        </w:rPr>
+        <w:t xml:space="preserve"> and role-controlled access remain necessary.</w:t>
+      </w:r>
+    </w:p>
+    <w:p>
+      <w:pPr>
+        <w:spacing w:line="336" w:lineRule="auto" w:after="180"/>
+      </w:pPr>
+      <w:r>
+        <w:rPr>
+          <w:b w:val="0"/>
+        </w:rPr>
+        <w:t xml:space="preserve">Exit: accept a concrete variation with its predicted outcome and a stated condition that would challenge the </w:t>
+      </w:r>
+      <w:r>
+        <w:rPr>
+          <w:b/>
+        </w:rPr>
+        <w:t>mechanism</w:t>
+      </w:r>
+      <w:r>
+        <w:rPr>
+          <w:b w:val="0"/>
+        </w:rPr>
+        <w:t xml:space="preserve">; reject a claim resting on unmeasured </w:t>
+      </w:r>
+      <w:r>
+        <w:rPr>
+          <w:b/>
+        </w:rPr>
+        <w:t>evidence</w:t>
+      </w:r>
+      <w:r>
+        <w:rPr>
+          <w:b w:val="0"/>
+        </w:rPr>
+        <w:t>.</w:t>
+      </w:r>
+    </w:p>
+    <w:p>
+      <w:pPr>
+        <w:pStyle w:val="Heading3"/>
+      </w:pPr>
+      <w:r>
+        <w:t>W1 Explain the mechanism</w:t>
+      </w:r>
+    </w:p>
+    <w:p>
+      <w:pPr>
+        <w:pStyle w:val="Heading3"/>
+      </w:pPr>
+      <w:r>
+        <w:t>W2 Trace the worked case</w:t>
+      </w:r>
+    </w:p>
+    <w:p>
+      <w:pPr>
+        <w:pStyle w:val="Heading3"/>
+      </w:pPr>
+      <w:r>
+        <w:t>W3 Audit the limit</w:t>
+      </w:r>
+    </w:p>
+    <w:p>
+      <w:pPr>
+        <w:pStyle w:val="Heading3"/>
+      </w:pPr>
+      <w:r>
+        <w:t>W4 Apply a new case independently</w:t>
+      </w:r>
+    </w:p>
+    <w:p>
+      <w:pPr>
+        <w:spacing w:line="336" w:lineRule="auto" w:after="180"/>
+      </w:pPr>
+      <w:r>
+        <w:rPr>
+          <w:b w:val="0"/>
+        </w:rPr>
+        <w:t>Logs contain user essay, teacher guide, stage=lookup, duration=12 ms and trace T8. Select allowed fields.</w:t>
+      </w:r>
+    </w:p>
+    <w:p>
+      <w:pPr>
+        <w:spacing w:line="336" w:lineRule="auto" w:after="180"/>
+      </w:pPr>
+      <w:r>
+        <w:rPr>
+          <w:b w:val="0"/>
+        </w:rPr>
+        <w:t xml:space="preserve">Teacher explanation: Keep stage, duration and trace; exclude essay and teacher content. Authorisation to </w:t>
+      </w:r>
+      <w:r>
+        <w:rPr>
+          <w:b/>
+        </w:rPr>
+        <w:t>process</w:t>
+      </w:r>
+      <w:r>
+        <w:rPr>
+          <w:b w:val="0"/>
+        </w:rPr>
+        <w:t xml:space="preserve"> data does not imply permission to retain it in logs.</w:t>
+      </w:r>
+    </w:p>
+    <w:p>
+      <w:pPr>
+        <w:pStyle w:val="Heading3"/>
+      </w:pPr>
+      <w:r>
+        <w:t>W5 Design a revealing follow-up</w:t>
+      </w:r>
+    </w:p>
+    <w:p>
+      <w:pPr>
+        <w:pStyle w:val="Heading3"/>
+      </w:pPr>
+      <w:r>
+        <w:t>Independent assessment and fresh retry</w:t>
+      </w:r>
+    </w:p>
+    <w:p>
+      <w:pPr>
+        <w:spacing w:line="336" w:lineRule="auto" w:after="180"/>
+      </w:pPr>
+      <w:r>
+        <w:rPr>
+          <w:b w:val="0"/>
+        </w:rPr>
+        <w:t xml:space="preserve">W4: Keep stage, duration and trace; exclude essay and teacher content. Authorisation to </w:t>
+      </w:r>
+      <w:r>
+        <w:rPr>
+          <w:b/>
+        </w:rPr>
+        <w:t>process</w:t>
+      </w:r>
+      <w:r>
+        <w:rPr>
+          <w:b w:val="0"/>
+        </w:rPr>
+        <w:t xml:space="preserve"> data does not imply permission to retain it in logs. Require intermediate reasoning and the stated scope.</w:t>
+      </w:r>
+    </w:p>
+    <w:p>
+      <w:pPr>
+        <w:spacing w:line="336" w:lineRule="auto" w:after="180"/>
+      </w:pPr>
+      <w:r>
+        <w:rPr>
+          <w:b w:val="0"/>
+        </w:rPr>
+        <w:t xml:space="preserve">Fresh retry: Log contains token, </w:t>
+      </w:r>
+      <w:r>
+        <w:rPr>
+          <w:b/>
+        </w:rPr>
+        <w:t>trace ID</w:t>
+      </w:r>
+      <w:r>
+        <w:rPr>
+          <w:b w:val="0"/>
+        </w:rPr>
+        <w:t xml:space="preserve"> and timeout category. Expected reasoning: Keep trace/category, redact token. Retention and access rules still apply.</w:t>
+      </w:r>
+    </w:p>
+    <w:p>
+      <w:pPr>
+        <w:spacing w:line="336" w:lineRule="auto" w:after="180"/>
+      </w:pPr>
+      <w:r>
+        <w:rPr>
+          <w:b w:val="0"/>
+        </w:rPr>
+        <w:t>If students need support, record it and reassess with another new case rather than awarding independence to a copied answer.</w:t>
+      </w:r>
+    </w:p>
+    <w:p>
+      <w:pPr>
+        <w:pStyle w:val="Heading3"/>
+      </w:pPr>
+      <w:r>
+        <w:t>Assess independent transfer</w:t>
+      </w:r>
+    </w:p>
+    <w:p>
+      <w:pPr>
+        <w:pStyle w:val="Heading3"/>
+      </w:pPr>
+      <w:r>
+        <w:t>Selected case answer</w:t>
+      </w:r>
+    </w:p>
+    <w:p>
+      <w:pPr>
+        <w:pStyle w:val="Heading3"/>
+      </w:pPr>
+      <w:r>
+        <w:t>Feedback that the learner uses</w:t>
+      </w:r>
+    </w:p>
+    <w:p>
+      <w:pPr>
+        <w:pStyle w:val="Heading1"/>
+      </w:pPr>
+      <w:r>
+        <w:t>06. Connect, support and revisit service design</w:t>
+      </w:r>
+    </w:p>
+    <w:p>
+      <w:r>
+        <w:t>Use saved evidence and boundary decisions to choose the next step.</w:t>
+      </w:r>
+    </w:p>
+    <w:p>
+      <w:pPr>
+        <w:pStyle w:val="Heading2"/>
+      </w:pPr>
+      <w:r>
+        <w:t>Project and next-week bridge</w:t>
+      </w:r>
+    </w:p>
+    <w:p>
+      <w:pPr>
+        <w:spacing w:line="336" w:lineRule="auto" w:after="180"/>
+      </w:pPr>
+      <w:r>
+        <w:rPr>
+          <w:b w:val="0"/>
+        </w:rPr>
+        <w:t xml:space="preserve">Add a labelled logs traces and privacy </w:t>
+      </w:r>
+      <w:r>
+        <w:rPr>
+          <w:b/>
+        </w:rPr>
+        <w:t>evidence</w:t>
+      </w:r>
+      <w:r>
+        <w:rPr>
+          <w:b w:val="0"/>
+        </w:rPr>
+        <w:t xml:space="preserve"> sheet to Grounded Learning Service. Show how you can explain the </w:t>
+      </w:r>
+      <w:r>
+        <w:rPr>
+          <w:b/>
+        </w:rPr>
+        <w:t>mechanism</w:t>
+      </w:r>
+      <w:r>
+        <w:rPr>
+          <w:b w:val="0"/>
+        </w:rPr>
+        <w:t xml:space="preserve"> and terminology of logs traces and privacy.</w:t>
+      </w:r>
+    </w:p>
+    <w:p>
+      <w:pPr>
+        <w:spacing w:line="336" w:lineRule="auto" w:after="180"/>
+      </w:pPr>
+      <w:r>
+        <w:rPr>
+          <w:b w:val="0"/>
+        </w:rPr>
+        <w:t xml:space="preserve">Use the supplied fictional case and keep its </w:t>
+      </w:r>
+      <w:r>
+        <w:rPr>
+          <w:b/>
+        </w:rPr>
+        <w:t>input</w:t>
+      </w:r>
+      <w:r>
+        <w:rPr>
+          <w:b w:val="0"/>
+        </w:rPr>
+        <w:t xml:space="preserve">s, intermediate steps, calculation or </w:t>
+      </w:r>
+      <w:r>
+        <w:rPr>
+          <w:b/>
+        </w:rPr>
+        <w:t>prediction</w:t>
+      </w:r>
+      <w:r>
+        <w:rPr>
+          <w:b w:val="0"/>
+        </w:rPr>
+        <w:t>, and limitation. Connect this record to last week’s record; a matching answer without a trace is insufficient.</w:t>
+      </w:r>
+    </w:p>
+    <w:p>
+      <w:pPr>
+        <w:spacing w:line="336" w:lineRule="auto" w:after="180"/>
+      </w:pPr>
+      <w:r>
+        <w:rPr>
+          <w:b w:val="0"/>
+        </w:rPr>
+        <w:t xml:space="preserve">Provide an </w:t>
+      </w:r>
+      <w:r>
+        <w:rPr>
+          <w:b/>
+        </w:rPr>
+        <w:t>input</w:t>
+      </w:r>
+      <w:r>
+        <w:rPr>
+          <w:b w:val="0"/>
+        </w:rPr>
+        <w:t>/procedure/result/limit frame and a calculator when needed. Ask students to identify the first step before completing the whole trace.</w:t>
+      </w:r>
+    </w:p>
+    <w:p>
+      <w:pPr>
+        <w:spacing w:line="336" w:lineRule="auto" w:after="180"/>
+      </w:pPr>
+      <w:r>
+        <w:rPr>
+          <w:b w:val="0"/>
+        </w:rPr>
+        <w:t xml:space="preserve">Extension: compare two concrete variants of this </w:t>
+      </w:r>
+      <w:r>
+        <w:rPr>
+          <w:b/>
+        </w:rPr>
+        <w:t>mechanism</w:t>
+      </w:r>
+      <w:r>
+        <w:rPr>
+          <w:b w:val="0"/>
+        </w:rPr>
+        <w:t xml:space="preserve"> while holding unrelated conditions fixed; report both successful and unsuccessful outcomes.</w:t>
+      </w:r>
+    </w:p>
+    <w:p>
+      <w:pPr>
+        <w:spacing w:line="336" w:lineRule="auto" w:after="180"/>
+      </w:pPr>
+      <w:r>
+        <w:rPr>
+          <w:b w:val="0"/>
+        </w:rPr>
+        <w:t xml:space="preserve">Next connection: State machines for bounded agents. Preserve the current case record and retrieve its </w:t>
+      </w:r>
+      <w:r>
+        <w:rPr>
+          <w:b/>
+        </w:rPr>
+        <w:t>evidence</w:t>
+      </w:r>
+      <w:r>
+        <w:rPr>
+          <w:b w:val="0"/>
+        </w:rPr>
+        <w:t xml:space="preserve"> boundary before moving on.</w:t>
+      </w:r>
+    </w:p>
+    <w:p>
+      <w:pPr>
+        <w:spacing w:line="336" w:lineRule="auto" w:after="180"/>
+      </w:pPr>
+      <w:r>
+        <w:rPr>
+          <w:b w:val="0"/>
+        </w:rPr>
+        <w:t>Retain the project ledger and assess a changed case after support. Check the relevant prerequisite before carrying this component forward.</w:t>
+      </w:r>
+    </w:p>
+    <w:p>
+      <w:pPr>
+        <w:spacing w:line="336" w:lineRule="auto" w:after="180"/>
+      </w:pPr>
+      <w:r>
+        <w:rPr>
+          <w:b w:val="0"/>
+        </w:rPr>
+        <w:t xml:space="preserve">For the Grounded Learning Service, retain an annotated trace and the changed-case result. Name the contract or </w:t>
+      </w:r>
+      <w:r>
+        <w:rPr>
+          <w:b/>
+        </w:rPr>
+        <w:t>evidence</w:t>
+      </w:r>
+      <w:r>
+        <w:rPr>
+          <w:b w:val="0"/>
+        </w:rPr>
+        <w:t xml:space="preserve"> that makes the deciding step valid, so another team can review it.</w:t>
+      </w:r>
+    </w:p>
+    <w:p>
+      <w:pPr>
+        <w:pStyle w:val="Heading2"/>
+      </w:pPr>
+      <w:r>
+        <w:t>Delayed return and support record</w:t>
       </w:r>
     </w:p>
     <w:p>
@@ -4127,60 +5076,60 @@
     </w:p>
     <w:p>
       <w:pPr>
-        <w:pStyle w:val="Heading3"/>
-      </w:pPr>
-      <w:r>
-        <w:t>Project evidence from this case</w:t>
+        <w:pStyle w:val="Heading2"/>
+      </w:pPr>
+      <w:r>
+        <w:t>Earlier wording, alternatives and picture transcripts · reference / check after trying</w:t>
       </w:r>
     </w:p>
     <w:p>
       <w:pPr>
-        <w:spacing w:line="336" w:lineRule="auto" w:after="180"/>
-      </w:pPr>
-      <w:r>
-        <w:rPr>
-          <w:b w:val="0"/>
-        </w:rPr>
-        <w:t xml:space="preserve">For the Grounded Learning Service, retain an annotated trace and the changed-case result. Name the contract or </w:t>
-      </w:r>
-      <w:r>
-        <w:rPr>
-          <w:b/>
-        </w:rPr>
-        <w:t>evidence</w:t>
-      </w:r>
-      <w:r>
-        <w:rPr>
-          <w:b w:val="0"/>
-        </w:rPr>
-        <w:t xml:space="preserve"> that makes the deciding step valid, so another team can review it.</w:t>
+        <w:pStyle w:val="Heading3"/>
+      </w:pPr>
+      <w:r>
+        <w:t>Plan the delayed return</w:t>
       </w:r>
     </w:p>
     <w:p>
       <w:pPr>
-        <w:pStyle w:val="Heading1"/>
-      </w:pPr>
-      <w:r>
-        <w:t>07. Prepare, teach and assess</w:t>
+        <w:pStyle w:val="Heading3"/>
+      </w:pPr>
+      <w:r>
+        <w:t>Project evidence from this case</w:t>
       </w:r>
     </w:p>
     <w:p>
-      <w:r>
-        <w:t>Use this preparation summary alongside the detailed Logs traces and privacy lesson; it is a checklist rather than a replacement for the full sequence.</w:t>
+      <w:pPr>
+        <w:pStyle w:val="Heading1"/>
+      </w:pPr>
+      <w:r>
+        <w:t>Reference bank and extra practice</w:t>
       </w:r>
     </w:p>
     <w:p>
       <w:pPr>
-        <w:pStyle w:val="Heading3"/>
-      </w:pPr>
-      <w:r>
-        <w:t>Teaching target</w:t>
+        <w:pStyle w:val="Heading1"/>
+      </w:pPr>
+      <w:r>
+        <w:t>07. Reference · Alternative planning checklist</w:t>
       </w:r>
     </w:p>
     <w:p>
+      <w:r>
+        <w:t>Use alongside the main route when helpful.</w:t>
+      </w:r>
+    </w:p>
+    <w:p>
+      <w:pPr>
+        <w:pStyle w:val="Heading2"/>
+      </w:pPr>
+      <w:r>
+        <w:t>Planning,assessment and project reminders</w:t>
+      </w:r>
+    </w:p>
+    <w:p>
       <w:pPr>
         <w:spacing w:line="336" w:lineRule="auto" w:after="180"/>
-        <w:shd w:fill="EDF7F3"/>
       </w:pPr>
       <w:r>
         <w:rPr>
@@ -4380,34 +5329,36 @@
     </w:p>
     <w:p>
       <w:pPr>
-        <w:pStyle w:val="Heading3"/>
-      </w:pPr>
-      <w:r>
-        <w:t>Supported practice answer</w:t>
+        <w:spacing w:line="336" w:lineRule="auto" w:after="180"/>
+      </w:pPr>
+      <w:r>
+        <w:rPr>
+          <w:b w:val="0"/>
+        </w:rPr>
+        <w:t xml:space="preserve">Reasoned practice answer: Teacher explanation: Trace/status are useful; passcode violates the logging policy. Redact sensitive content and retain a non-sensitive </w:t>
+      </w:r>
+      <w:r>
+        <w:rPr>
+          <w:b/>
+        </w:rPr>
+        <w:t>error category</w:t>
+      </w:r>
+      <w:r>
+        <w:rPr>
+          <w:b w:val="0"/>
+        </w:rPr>
+        <w:t>.</w:t>
       </w:r>
     </w:p>
     <w:p>
       <w:pPr>
         <w:spacing w:line="336" w:lineRule="auto" w:after="180"/>
-        <w:shd w:fill="F1F6FC"/>
       </w:pPr>
       <w:r>
         <w:rPr>
           <w:b w:val="0"/>
         </w:rPr>
-        <w:t xml:space="preserve">Reasoned practice answer: Teacher explanation: Trace/status are useful; passcode violates the logging policy. Redact sensitive content and retain a non-sensitive </w:t>
-      </w:r>
-      <w:r>
-        <w:rPr>
-          <w:b/>
-        </w:rPr>
-        <w:t>error category</w:t>
-      </w:r>
-      <w:r>
-        <w:rPr>
-          <w:b w:val="0"/>
-        </w:rPr>
-        <w:t>.</w:t>
+        <w:t>Check every learner before discussion: Use the worked case for Logs traces and privacy. Proposed explanation: “The worked result establishes every future case”. Decide whether this explanation is supported.</w:t>
       </w:r>
     </w:p>
     <w:p>
@@ -4418,7 +5369,7 @@
         <w:rPr>
           <w:b w:val="0"/>
         </w:rPr>
-        <w:t>Check every learner before discussion: Use the worked case for Logs traces and privacy. Proposed explanation: “The worked result establishes every future case”. Decide whether this explanation is supported.</w:t>
+        <w:t>Point to the step or supplied fact that decides; explain your repair if needed.</w:t>
       </w:r>
     </w:p>
     <w:p>
@@ -4429,141 +5380,93 @@
         <w:rPr>
           <w:b w:val="0"/>
         </w:rPr>
-        <w:t>Point to the step or supplied fact that decides; explain your repair if needed.</w:t>
+        <w:t xml:space="preserve">Misconception repair: A </w:t>
+      </w:r>
+      <w:r>
+        <w:rPr>
+          <w:b/>
+        </w:rPr>
+        <w:t>trace ID</w:t>
+      </w:r>
+      <w:r>
+        <w:rPr>
+          <w:b w:val="0"/>
+        </w:rPr>
+        <w:t xml:space="preserve"> can still be linkable; </w:t>
+      </w:r>
+      <w:r>
+        <w:rPr>
+          <w:b/>
+        </w:rPr>
+        <w:t>minimisation</w:t>
+      </w:r>
+      <w:r>
+        <w:rPr>
+          <w:b w:val="0"/>
+        </w:rPr>
+        <w:t xml:space="preserve"> and role-controlled access remain necessary.</w:t>
       </w:r>
     </w:p>
     <w:p>
       <w:pPr>
-        <w:pStyle w:val="Heading3"/>
-      </w:pPr>
-      <w:r>
-        <w:t>Repair the misconception</w:t>
+        <w:spacing w:line="336" w:lineRule="auto" w:after="180"/>
+      </w:pPr>
+      <w:r>
+        <w:rPr>
+          <w:b w:val="0"/>
+        </w:rPr>
+        <w:t xml:space="preserve">Support: read the exact case aloud, enlarge the labelled picture, supply </w:t>
+      </w:r>
+      <w:r>
+        <w:rPr>
+          <w:b/>
+        </w:rPr>
+        <w:t>input</w:t>
+      </w:r>
+      <w:r>
+        <w:rPr>
+          <w:b w:val="0"/>
+        </w:rPr>
+        <w:t xml:space="preserve"> cards and model only the first deciding step. Accept a spoken explanation or drawing; retain the reasoning goal.</w:t>
       </w:r>
     </w:p>
     <w:p>
       <w:pPr>
         <w:spacing w:line="336" w:lineRule="auto" w:after="180"/>
-        <w:shd w:fill="FFF5E6"/>
       </w:pPr>
       <w:r>
         <w:rPr>
           <w:b w:val="0"/>
         </w:rPr>
-        <w:t xml:space="preserve">Misconception repair: A </w:t>
+        <w:t xml:space="preserve">Extension: A developer logs the full learner question. Require a </w:t>
       </w:r>
       <w:r>
         <w:rPr>
           <w:b/>
         </w:rPr>
-        <w:t>trace ID</w:t>
+        <w:t>prediction</w:t>
       </w:r>
       <w:r>
         <w:rPr>
           <w:b w:val="0"/>
         </w:rPr>
-        <w:t xml:space="preserve"> can still be linkable; </w:t>
-      </w:r>
-      <w:r>
-        <w:rPr>
-          <w:b/>
-        </w:rPr>
-        <w:t>minimisation</w:t>
-      </w:r>
-      <w:r>
-        <w:rPr>
-          <w:b w:val="0"/>
-        </w:rPr>
-        <w:t xml:space="preserve"> and role-controlled access remain necessary.</w:t>
+        <w:t xml:space="preserve"> and a reason before comparing. Expected result: That additional field violates this logging policy.</w:t>
       </w:r>
     </w:p>
     <w:p>
       <w:pPr>
-        <w:pStyle w:val="Heading3"/>
-      </w:pPr>
-      <w:r>
-        <w:t>Support without giving away the answer</w:t>
+        <w:spacing w:line="336" w:lineRule="auto" w:after="180"/>
+      </w:pPr>
+      <w:r>
+        <w:rPr>
+          <w:b w:val="0"/>
+        </w:rPr>
+        <w:t>Reason: Debugging convenience does not authorise storing more personal information.</w:t>
       </w:r>
     </w:p>
     <w:p>
       <w:pPr>
         <w:spacing w:line="336" w:lineRule="auto" w:after="180"/>
-        <w:shd w:fill="F1F6F8"/>
-      </w:pPr>
-      <w:r>
-        <w:rPr>
-          <w:b w:val="0"/>
-        </w:rPr>
-        <w:t xml:space="preserve">Support: read the exact case aloud, enlarge the labelled picture, supply </w:t>
-      </w:r>
-      <w:r>
-        <w:rPr>
-          <w:b/>
-        </w:rPr>
-        <w:t>input</w:t>
-      </w:r>
-      <w:r>
-        <w:rPr>
-          <w:b w:val="0"/>
-        </w:rPr>
-        <w:t xml:space="preserve"> cards and model only the first deciding step. Accept a spoken explanation or drawing; retain the reasoning goal.</w:t>
-      </w:r>
-    </w:p>
-    <w:p>
-      <w:pPr>
-        <w:pStyle w:val="Heading3"/>
-      </w:pPr>
-      <w:r>
-        <w:t>Extend the reasoning</w:t>
-      </w:r>
-    </w:p>
-    <w:p>
-      <w:pPr>
-        <w:spacing w:line="336" w:lineRule="auto" w:after="180"/>
-        <w:shd w:fill="F5F1FB"/>
-      </w:pPr>
-      <w:r>
-        <w:rPr>
-          <w:b w:val="0"/>
-        </w:rPr>
-        <w:t xml:space="preserve">Extension: A developer logs the full learner question. Require a </w:t>
-      </w:r>
-      <w:r>
-        <w:rPr>
-          <w:b/>
-        </w:rPr>
-        <w:t>prediction</w:t>
-      </w:r>
-      <w:r>
-        <w:rPr>
-          <w:b w:val="0"/>
-        </w:rPr>
-        <w:t xml:space="preserve"> and a reason before comparing. Expected result: That additional field violates this logging policy.</w:t>
-      </w:r>
-    </w:p>
-    <w:p>
-      <w:pPr>
-        <w:spacing w:line="336" w:lineRule="auto" w:after="180"/>
-        <w:shd w:fill="F5F1FB"/>
-      </w:pPr>
-      <w:r>
-        <w:rPr>
-          <w:b w:val="0"/>
-        </w:rPr>
-        <w:t>Reason: Debugging convenience does not authorise storing more personal information.</w:t>
-      </w:r>
-    </w:p>
-    <w:p>
-      <w:pPr>
-        <w:pStyle w:val="Heading3"/>
-      </w:pPr>
-      <w:r>
-        <w:t>Protect the independent attempt</w:t>
-      </w:r>
-    </w:p>
-    <w:p>
-      <w:pPr>
-        <w:spacing w:line="336" w:lineRule="auto" w:after="180"/>
-        <w:shd w:fill="FFF5E6"/>
       </w:pPr>
       <w:r>
         <w:rPr>
@@ -4758,82 +5661,81 @@
     </w:tbl>
     <w:p>
       <w:pPr>
-        <w:pStyle w:val="Heading3"/>
-      </w:pPr>
-      <w:r>
-        <w:t>Project checkpoint</w:t>
+        <w:spacing w:line="336" w:lineRule="auto" w:after="180"/>
+      </w:pPr>
+      <w:r>
+        <w:rPr>
+          <w:b w:val="0"/>
+        </w:rPr>
+        <w:t xml:space="preserve">Project checkpoint: Make a transparent first version. Keep a trace of how one </w:t>
+      </w:r>
+      <w:r>
+        <w:rPr>
+          <w:b/>
+        </w:rPr>
+        <w:t>input</w:t>
+      </w:r>
+      <w:r>
+        <w:rPr>
+          <w:b w:val="0"/>
+        </w:rPr>
+        <w:t xml:space="preserve"> becomes an </w:t>
+      </w:r>
+      <w:r>
+        <w:rPr>
+          <w:b/>
+        </w:rPr>
+        <w:t>output</w:t>
+      </w:r>
+      <w:r>
+        <w:rPr>
+          <w:b w:val="0"/>
+        </w:rPr>
+        <w:t>; explain the rule or learned component.</w:t>
       </w:r>
     </w:p>
     <w:p>
       <w:pPr>
         <w:spacing w:line="336" w:lineRule="auto" w:after="180"/>
-        <w:shd w:fill="EDF7F3"/>
       </w:pPr>
       <w:r>
         <w:rPr>
           <w:b w:val="0"/>
         </w:rPr>
-        <w:t xml:space="preserve">Project checkpoint: Make a transparent first version. Keep a trace of how one </w:t>
+        <w:t xml:space="preserve">Use the weekly teacher answer for topic-specific reasoning. A saved progress tick is an activity record; judge mastery from the learner’s explanation and </w:t>
       </w:r>
       <w:r>
         <w:rPr>
           <w:b/>
         </w:rPr>
-        <w:t>input</w:t>
+        <w:t>evidence</w:t>
       </w:r>
       <w:r>
         <w:rPr>
           <w:b w:val="0"/>
         </w:rPr>
-        <w:t xml:space="preserve"> becomes an </w:t>
-      </w:r>
-      <w:r>
-        <w:rPr>
-          <w:b/>
-        </w:rPr>
-        <w:t>output</w:t>
-      </w:r>
-      <w:r>
-        <w:rPr>
-          <w:b w:val="0"/>
-        </w:rPr>
-        <w:t>; explain the rule or learned component.</w:t>
+        <w:t>.</w:t>
       </w:r>
     </w:p>
     <w:p>
       <w:pPr>
-        <w:spacing w:line="336" w:lineRule="auto" w:after="180"/>
-      </w:pPr>
-      <w:r>
-        <w:rPr>
-          <w:b w:val="0"/>
-        </w:rPr>
-        <w:t xml:space="preserve">Use the weekly teacher answer for topic-specific reasoning. A saved progress tick is an activity record; judge mastery from the learner’s explanation and </w:t>
-      </w:r>
-      <w:r>
-        <w:rPr>
-          <w:b/>
-        </w:rPr>
-        <w:t>evidence</w:t>
-      </w:r>
-      <w:r>
-        <w:rPr>
-          <w:b w:val="0"/>
-        </w:rPr>
-        <w:t>.</w:t>
+        <w:pStyle w:val="Heading1"/>
+      </w:pPr>
+      <w:r>
+        <w:t>08. Reference · Feedback,labs and repair paths</w:t>
       </w:r>
     </w:p>
     <w:p>
-      <w:pPr>
-        <w:pStyle w:val="Heading1"/>
-      </w:pPr>
-      <w:r>
-        <w:t>08. Use feedback, labs and repair paths</w:t>
+      <w:r>
+        <w:t>Retain the first attempt and the evidence used for a repair.</w:t>
       </w:r>
     </w:p>
     <w:p>
-      <w:r>
-        <w:t>Use feedback, earlier review and portfolios purposefully. Apply the coding routine only when this lesson has an executable lab.</w:t>
+      <w:pPr>
+        <w:pStyle w:val="Heading2"/>
+      </w:pPr>
+      <w:r>
+        <w:t>Feedback and record guidance</w:t>
       </w:r>
     </w:p>
     <w:p>
@@ -4871,40 +5773,42 @@
       </w:r>
     </w:p>
     <w:p>
-      <w:pPr>
-        <w:pStyle w:val="Heading3"/>
-      </w:pPr>
-      <w:r>
-        <w:t>For later coding lessons</w:t>
+      <w:r>
+        <w:t>This week has no code block. Use this routine when a later lesson includes an executable lab.</w:t>
       </w:r>
     </w:p>
     <w:p>
-      <w:r>
-        <w:t>This week has no code block. Use this routine when a later lesson includes an executable lab.</w:t>
+      <w:pPr>
+        <w:spacing w:line="336" w:lineRule="auto" w:after="180"/>
+      </w:pPr>
+      <w:r>
+        <w:rPr>
+          <w:b w:val="0"/>
+        </w:rPr>
+        <w:t xml:space="preserve">Ask students to predict before running code. Preserve errors and actual </w:t>
+      </w:r>
+      <w:r>
+        <w:rPr>
+          <w:b/>
+        </w:rPr>
+        <w:t>output</w:t>
+      </w:r>
+      <w:r>
+        <w:rPr>
+          <w:b w:val="0"/>
+        </w:rPr>
+        <w:t>s; collect a changed test and an explanation. The branch-boundary and indexing lessons deliberately include failure cases.</w:t>
       </w:r>
     </w:p>
     <w:p>
       <w:pPr>
         <w:spacing w:line="336" w:lineRule="auto" w:after="180"/>
-        <w:shd w:fill="F1F6F8"/>
       </w:pPr>
       <w:r>
         <w:rPr>
           <w:b w:val="0"/>
         </w:rPr>
-        <w:t xml:space="preserve">Ask students to predict before running code. Preserve errors and actual </w:t>
-      </w:r>
-      <w:r>
-        <w:rPr>
-          <w:b/>
-        </w:rPr>
-        <w:t>output</w:t>
-      </w:r>
-      <w:r>
-        <w:rPr>
-          <w:b w:val="0"/>
-        </w:rPr>
-        <w:t>s; collect a changed test and an explanation. The branch-boundary and indexing lessons deliberately include failure cases.</w:t>
+        <w:t>Use the earlier worked-explanation links to address a specific missing building block, then return to the current question. Adapt this suggestion after observing the learner; it is not an automatic diagnosis.</w:t>
       </w:r>
     </w:p>
     <w:p>
@@ -4915,71 +5819,37 @@
         <w:rPr>
           <w:b w:val="0"/>
         </w:rPr>
-        <w:t>Use the earlier worked-explanation links to address a specific missing building block, then return to the current question. Adapt this suggestion after observing the learner; it is not an automatic diagnosis.</w:t>
+        <w:t xml:space="preserve">Collect the completed-work portfolio as </w:t>
+      </w:r>
+      <w:r>
+        <w:rPr>
+          <w:b/>
+        </w:rPr>
+        <w:t>evidence</w:t>
+      </w:r>
+      <w:r>
+        <w:rPr>
+          <w:b w:val="0"/>
+        </w:rPr>
+        <w:t>. Record support separately from correctness, and assess explanation, trace/test and limitations. Progress ticks and quiz selections alone do not establish mastery.</w:t>
       </w:r>
     </w:p>
     <w:p>
       <w:pPr>
-        <w:spacing w:line="336" w:lineRule="auto" w:after="180"/>
-      </w:pPr>
-      <w:r>
-        <w:rPr>
-          <w:b w:val="0"/>
-        </w:rPr>
-        <w:t xml:space="preserve">Collect the completed-work portfolio as </w:t>
-      </w:r>
-      <w:r>
-        <w:rPr>
-          <w:b/>
-        </w:rPr>
-        <w:t>evidence</w:t>
-      </w:r>
-      <w:r>
-        <w:rPr>
-          <w:b w:val="0"/>
-        </w:rPr>
-        <w:t>. Record support separately from correctness, and assess explanation, trace/test and limitations. Progress ticks and quiz selections alone do not establish mastery.</w:t>
+        <w:pStyle w:val="Heading1"/>
+      </w:pPr>
+      <w:r>
+        <w:t>09. Reference · Teach with the six pictures</w:t>
       </w:r>
     </w:p>
     <w:p>
-      <w:pPr>
-        <w:pStyle w:val="Heading1"/>
-      </w:pPr>
-      <w:r>
-        <w:t>09. Visual concept journey</w:t>
+      <w:r>
+        <w:t>Choose one picture for a particular reasoning move.</w:t>
       </w:r>
     </w:p>
     <w:p>
-      <w:r>
-        <w:t>Show one Logs traces and privacy graphic at a time, request a prediction and discuss its trace before the independent assessment.</w:t>
-      </w:r>
-    </w:p>
-    <w:p>
-      <w:pPr>
-        <w:spacing w:line="336" w:lineRule="auto" w:after="180"/>
-      </w:pPr>
-      <w:r>
-        <w:rPr>
-          <w:b w:val="0"/>
-        </w:rPr>
-        <w:t xml:space="preserve">Use one picture at a time. Hide a worked result before asking for a </w:t>
-      </w:r>
-      <w:r>
-        <w:rPr>
-          <w:b/>
-        </w:rPr>
-        <w:t>prediction</w:t>
-      </w:r>
-      <w:r>
-        <w:rPr>
-          <w:b w:val="0"/>
-        </w:rPr>
-        <w:t>, then reveal it for feedback. These are supported teaching cases; retain the separate independent assessment for a fresh first attempt.</w:t>
-      </w:r>
-    </w:p>
-    <w:p>
-      <w:pPr>
-        <w:pStyle w:val="Heading3"/>
+      <w:pPr>
+        <w:pStyle w:val="Heading2"/>
       </w:pPr>
       <w:r>
         <w:t>01. Logs traces and privacy: the case</w:t>
@@ -4990,7 +5860,7 @@
         <w:drawing>
           <wp:inline xmlns:a="http://schemas.openxmlformats.org/drawingml/2006/main" xmlns:pic="http://schemas.openxmlformats.org/drawingml/2006/picture">
             <wp:extent cx="5486400" cy="2834640"/>
-            <wp:docPr id="2" name="Picture 2" descr="Trace without storing private text. A learner request is retrieved and checked under trace identifier R17. Supplied facts: R17 is the request trace ID; C8 is the retrieved source ID. Allowed fields also include validation pass and duration 240 ms. Raw question text is excluded."/>
+            <wp:docPr id="3" name="Picture 3" descr="Trace without storing private text. A learner request is retrieved and checked under trace identifier R17. Supplied facts: R17 is the request trace ID; C8 is the retrieved source ID. Allowed fields also include validation pass and duration 240 ms. Raw question text is excluded."/>
             <wp:cNvGraphicFramePr>
               <a:graphicFrameLocks noChangeAspect="1"/>
             </wp:cNvGraphicFramePr>
@@ -5002,7 +5872,7 @@
                     <pic:cNvPicPr/>
                   </pic:nvPicPr>
                   <pic:blipFill>
-                    <a:blip r:embed="rId10"/>
+                    <a:blip r:embed="rId11"/>
                     <a:stretch>
                       <a:fillRect/>
                     </a:stretch>
@@ -5070,7 +5940,6 @@
     <w:p>
       <w:pPr>
         <w:spacing w:line="336" w:lineRule="auto" w:after="180"/>
-        <w:shd w:fill="F5F1FB"/>
       </w:pPr>
       <w:r>
         <w:rPr>
@@ -5081,27 +5950,18 @@
     </w:p>
     <w:p>
       <w:pPr>
-        <w:pStyle w:val="Heading3"/>
-      </w:pPr>
-      <w:r>
-        <w:t>Discuss while showing the picture</w:t>
+        <w:spacing w:line="336" w:lineRule="auto" w:after="180"/>
+      </w:pPr>
+      <w:r>
+        <w:rPr>
+          <w:b w:val="0"/>
+        </w:rPr>
+        <w:t>Teacher prompt: Point to the given fact that matters most. Explain why it matters. Ask learners to describe one label or arrow in ordinary words. Use the adjacent transcript if the image is difficult to see.</w:t>
       </w:r>
     </w:p>
     <w:p>
       <w:pPr>
-        <w:spacing w:line="336" w:lineRule="auto" w:after="180"/>
-        <w:shd w:fill="F1F6F8"/>
-      </w:pPr>
-      <w:r>
-        <w:rPr>
-          <w:b w:val="0"/>
-        </w:rPr>
-        <w:t>Teacher prompt: Point to the given fact that matters most. Explain why it matters. Ask learners to describe one label or arrow in ordinary words. Use the adjacent transcript if the image is difficult to see.</w:t>
-      </w:r>
-    </w:p>
-    <w:p>
-      <w:pPr>
-        <w:pStyle w:val="Heading3"/>
+        <w:pStyle w:val="Heading2"/>
       </w:pPr>
       <w:r>
         <w:t>02. Follow the deciding steps</w:t>
@@ -5112,7 +5972,7 @@
         <w:drawing>
           <wp:inline xmlns:a="http://schemas.openxmlformats.org/drawingml/2006/main" xmlns:pic="http://schemas.openxmlformats.org/drawingml/2006/picture">
             <wp:extent cx="5486400" cy="3182112"/>
-            <wp:docPr id="3" name="Picture 3" descr="Connect events: R17 links the request, retrieval and validation events. → Inspect duration: 240 ms describes this request, not the service average. → Minimise fields: Keep allowed metadata; omit private question text and names."/>
+            <wp:docPr id="4" name="Picture 4" descr="Connect events: R17 links the request, retrieval and validation events. → Inspect duration: 240 ms describes this request, not the service average. → Minimise fields: Keep allowed metadata; omit private question text and names."/>
             <wp:cNvGraphicFramePr>
               <a:graphicFrameLocks noChangeAspect="1"/>
             </wp:cNvGraphicFramePr>
@@ -5124,7 +5984,7 @@
                     <pic:cNvPicPr/>
                   </pic:nvPicPr>
                   <pic:blipFill>
-                    <a:blip r:embed="rId11"/>
+                    <a:blip r:embed="rId9"/>
                     <a:stretch>
                       <a:fillRect/>
                     </a:stretch>
@@ -5157,7 +6017,6 @@
     <w:p>
       <w:pPr>
         <w:spacing w:line="336" w:lineRule="auto" w:after="180"/>
-        <w:shd w:fill="F5F1FB"/>
       </w:pPr>
       <w:r>
         <w:rPr>
@@ -5180,39 +6039,30 @@
     </w:p>
     <w:p>
       <w:pPr>
-        <w:pStyle w:val="Heading3"/>
-      </w:pPr>
-      <w:r>
-        <w:t>Discuss while showing the picture</w:t>
+        <w:spacing w:line="336" w:lineRule="auto" w:after="180"/>
+      </w:pPr>
+      <w:r>
+        <w:rPr>
+          <w:b w:val="0"/>
+        </w:rPr>
+        <w:t xml:space="preserve">Teacher prompt: Point to each numbered stage and explain which recorded </w:t>
+      </w:r>
+      <w:r>
+        <w:rPr>
+          <w:b/>
+        </w:rPr>
+        <w:t>input</w:t>
+      </w:r>
+      <w:r>
+        <w:rPr>
+          <w:b w:val="0"/>
+        </w:rPr>
+        <w:t xml:space="preserve"> it uses. Ask learners to describe one label or arrow in ordinary words. Use the adjacent transcript if the image is difficult to see.</w:t>
       </w:r>
     </w:p>
     <w:p>
       <w:pPr>
-        <w:spacing w:line="336" w:lineRule="auto" w:after="180"/>
-        <w:shd w:fill="F1F6F8"/>
-      </w:pPr>
-      <w:r>
-        <w:rPr>
-          <w:b w:val="0"/>
-        </w:rPr>
-        <w:t xml:space="preserve">Teacher prompt: Point to each numbered stage and explain which recorded </w:t>
-      </w:r>
-      <w:r>
-        <w:rPr>
-          <w:b/>
-        </w:rPr>
-        <w:t>input</w:t>
-      </w:r>
-      <w:r>
-        <w:rPr>
-          <w:b w:val="0"/>
-        </w:rPr>
-        <w:t xml:space="preserve"> it uses. Ask learners to describe one label or arrow in ordinary words. Use the adjacent transcript if the image is difficult to see.</w:t>
-      </w:r>
-    </w:p>
-    <w:p>
-      <w:pPr>
-        <w:pStyle w:val="Heading3"/>
+        <w:pStyle w:val="Heading2"/>
       </w:pPr>
       <w:r>
         <w:t>03. Logs traces and privacy — evidence trace</w:t>
@@ -5223,7 +6073,7 @@
         <w:drawing>
           <wp:inline xmlns:a="http://schemas.openxmlformats.org/drawingml/2006/main" xmlns:pic="http://schemas.openxmlformats.org/drawingml/2006/picture">
             <wp:extent cx="5486400" cy="2843784"/>
-            <wp:docPr id="4" name="Picture 4" descr="Logs traces and privacy — evidence trace. A failure record includes trace R7, status=denied and the complete student passcode. | For this policy log trace ID, stage, status, duration and error category; do not log passcodes, student text or teacher answers. Restrict access and declare retention. | Trace/status are useful; passcode violates the logging policy. Redact sensitive content and retain a non-sensitive error category."/>
+            <wp:docPr id="5" name="Picture 5" descr="Logs traces and privacy — evidence trace. A failure record includes trace R7, status=denied and the complete student passcode. | For this policy log trace ID, stage, status, duration and error category; do not log passcodes, student text or teacher answers. Restrict access and declare retention. | Trace/status are useful; passcode violates the logging policy. Redact sensitive content and retain a non-sensitive error category."/>
             <wp:cNvGraphicFramePr>
               <a:graphicFrameLocks noChangeAspect="1"/>
             </wp:cNvGraphicFramePr>
@@ -5338,7 +6188,6 @@
     <w:p>
       <w:pPr>
         <w:spacing w:line="336" w:lineRule="auto" w:after="180"/>
-        <w:shd w:fill="F5F1FB"/>
       </w:pPr>
       <w:r>
         <w:rPr>
@@ -5349,27 +6198,18 @@
     </w:p>
     <w:p>
       <w:pPr>
-        <w:pStyle w:val="Heading3"/>
-      </w:pPr>
-      <w:r>
-        <w:t>Discuss while showing the picture</w:t>
+        <w:spacing w:line="336" w:lineRule="auto" w:after="180"/>
+      </w:pPr>
+      <w:r>
+        <w:rPr>
+          <w:b w:val="0"/>
+        </w:rPr>
+        <w:t>Teacher prompt: Read the labels and values. Explain the relationship the model shows. Ask learners to describe one label or arrow in ordinary words. Use the adjacent transcript if the image is difficult to see.</w:t>
       </w:r>
     </w:p>
     <w:p>
       <w:pPr>
-        <w:spacing w:line="336" w:lineRule="auto" w:after="180"/>
-        <w:shd w:fill="F1F6F8"/>
-      </w:pPr>
-      <w:r>
-        <w:rPr>
-          <w:b w:val="0"/>
-        </w:rPr>
-        <w:t>Teacher prompt: Read the labels and values. Explain the relationship the model shows. Ask learners to describe one label or arrow in ordinary words. Use the adjacent transcript if the image is difficult to see.</w:t>
-      </w:r>
-    </w:p>
-    <w:p>
-      <w:pPr>
-        <w:pStyle w:val="Heading3"/>
+        <w:pStyle w:val="Heading2"/>
       </w:pPr>
       <w:r>
         <w:t>04. Change one thing. Trace what follows.</w:t>
@@ -5380,7 +6220,7 @@
         <w:drawing>
           <wp:inline xmlns:a="http://schemas.openxmlformats.org/drawingml/2006/main" xmlns:pic="http://schemas.openxmlformats.org/drawingml/2006/picture">
             <wp:extent cx="5486400" cy="3026664"/>
-            <wp:docPr id="5" name="Picture 5" descr="Original case: Keep allowed metadata; omit private question text and names. Changed condition: A developer logs the full learner question. Expected result: That additional field violates this logging policy. Reason: Debugging convenience does not authorise storing more personal information."/>
+            <wp:docPr id="6" name="Picture 6" descr="Original case: Keep allowed metadata; omit private question text and names. Changed condition: A developer logs the full learner question. Expected result: That additional field violates this logging policy. Reason: Debugging convenience does not authorise storing more personal information."/>
             <wp:cNvGraphicFramePr>
               <a:graphicFrameLocks noChangeAspect="1"/>
             </wp:cNvGraphicFramePr>
@@ -5436,7 +6276,6 @@
     <w:p>
       <w:pPr>
         <w:spacing w:line="336" w:lineRule="auto" w:after="180"/>
-        <w:shd w:fill="F5F1FB"/>
       </w:pPr>
       <w:r>
         <w:rPr>
@@ -5447,39 +6286,29 @@
     </w:p>
     <w:p>
       <w:pPr>
-        <w:pStyle w:val="Heading3"/>
-      </w:pPr>
-      <w:r>
-        <w:t>Discuss while showing the picture</w:t>
+        <w:spacing w:line="336" w:lineRule="auto" w:after="180"/>
+      </w:pPr>
+      <w:r>
+        <w:rPr>
+          <w:b w:val="0"/>
+        </w:rPr>
+        <w:t>Teacher prompt: Predict before checking the worked changed-case result. Name what changed and what the supplied facts allow you to conclude. Ask learners to describe one label or arrow in ordinary words.</w:t>
       </w:r>
     </w:p>
     <w:p>
       <w:pPr>
         <w:spacing w:line="336" w:lineRule="auto" w:after="180"/>
-        <w:shd w:fill="F1F6F8"/>
       </w:pPr>
       <w:r>
         <w:rPr>
           <w:b w:val="0"/>
         </w:rPr>
-        <w:t>Teacher prompt: Predict before checking the worked changed-case result. Name what changed and what the supplied facts allow you to conclude. Ask learners to describe one label or arrow in ordinary words.</w:t>
+        <w:t>Use the adjacent transcript if the image is difficult to see. Changed-case reasoning: Debugging convenience does not authorise storing more personal information.</w:t>
       </w:r>
     </w:p>
     <w:p>
       <w:pPr>
-        <w:spacing w:line="336" w:lineRule="auto" w:after="180"/>
-        <w:shd w:fill="F1F6F8"/>
-      </w:pPr>
-      <w:r>
-        <w:rPr>
-          <w:b w:val="0"/>
-        </w:rPr>
-        <w:t>Use the adjacent transcript if the image is difficult to see. Changed-case reasoning: Debugging convenience does not authorise storing more personal information.</w:t>
-      </w:r>
-    </w:p>
-    <w:p>
-      <w:pPr>
-        <w:pStyle w:val="Heading3"/>
+        <w:pStyle w:val="Heading2"/>
       </w:pPr>
       <w:r>
         <w:t>05. Connect the explanation to its limit</w:t>
@@ -5490,7 +6319,7 @@
         <w:drawing>
           <wp:inline xmlns:a="http://schemas.openxmlformats.org/drawingml/2006/main" xmlns:pic="http://schemas.openxmlformats.org/drawingml/2006/picture">
             <wp:extent cx="5486400" cy="2834640"/>
-            <wp:docPr id="6" name="Picture 6" descr="Logs record events; traces connect related events. Useful debugging fields should remain within the declared privacy policy. Limit: Trace identifiers can be linkable too; specify their access, retention and deletion rules."/>
+            <wp:docPr id="7" name="Picture 7" descr="Logs record events; traces connect related events. Useful debugging fields should remain within the declared privacy policy. Limit: Trace identifiers can be linkable too; specify their access, retention and deletion rules."/>
             <wp:cNvGraphicFramePr>
               <a:graphicFrameLocks noChangeAspect="1"/>
             </wp:cNvGraphicFramePr>
@@ -5547,7 +6376,6 @@
     <w:p>
       <w:pPr>
         <w:spacing w:line="336" w:lineRule="auto" w:after="180"/>
-        <w:shd w:fill="F5F1FB"/>
       </w:pPr>
       <w:r>
         <w:rPr>
@@ -5558,51 +6386,41 @@
     </w:p>
     <w:p>
       <w:pPr>
-        <w:pStyle w:val="Heading3"/>
-      </w:pPr>
-      <w:r>
-        <w:t>Discuss while showing the picture</w:t>
+        <w:spacing w:line="336" w:lineRule="auto" w:after="180"/>
+      </w:pPr>
+      <w:r>
+        <w:rPr>
+          <w:b w:val="0"/>
+        </w:rPr>
+        <w:t>Teacher prompt: Explain the case, then point to a limit on the claim. Ask learners to describe one label or arrow in ordinary words. Use the adjacent transcript if the image is difficult to see.</w:t>
       </w:r>
     </w:p>
     <w:p>
       <w:pPr>
         <w:spacing w:line="336" w:lineRule="auto" w:after="180"/>
-        <w:shd w:fill="F1F6F8"/>
       </w:pPr>
       <w:r>
         <w:rPr>
           <w:b w:val="0"/>
         </w:rPr>
-        <w:t>Teacher prompt: Explain the case, then point to a limit on the claim. Ask learners to describe one label or arrow in ordinary words. Use the adjacent transcript if the image is difficult to see.</w:t>
+        <w:t xml:space="preserve">Keep the stated scope: </w:t>
+      </w:r>
+      <w:r>
+        <w:rPr>
+          <w:b/>
+        </w:rPr>
+        <w:t>Trace id</w:t>
+      </w:r>
+      <w:r>
+        <w:rPr>
+          <w:b w:val="0"/>
+        </w:rPr>
+        <w:t>entifiers can be linkable too; specify their access, retention and deletion rules.</w:t>
       </w:r>
     </w:p>
     <w:p>
       <w:pPr>
-        <w:spacing w:line="336" w:lineRule="auto" w:after="180"/>
-        <w:shd w:fill="F1F6F8"/>
-      </w:pPr>
-      <w:r>
-        <w:rPr>
-          <w:b w:val="0"/>
-        </w:rPr>
-        <w:t xml:space="preserve">Keep the stated scope: </w:t>
-      </w:r>
-      <w:r>
-        <w:rPr>
-          <w:b/>
-        </w:rPr>
-        <w:t>Trace id</w:t>
-      </w:r>
-      <w:r>
-        <w:rPr>
-          <w:b w:val="0"/>
-        </w:rPr>
-        <w:t>entifiers can be linkable too; specify their access, retention and deletion rules.</w:t>
-      </w:r>
-    </w:p>
-    <w:p>
-      <w:pPr>
-        <w:pStyle w:val="Heading3"/>
+        <w:pStyle w:val="Heading2"/>
       </w:pPr>
       <w:r>
         <w:t>06. Make the idea visible in your project</w:t>
@@ -5613,7 +6431,7 @@
         <w:drawing>
           <wp:inline xmlns:a="http://schemas.openxmlformats.org/drawingml/2006/main" xmlns:pic="http://schemas.openxmlformats.org/drawingml/2006/picture">
             <wp:extent cx="5486400" cy="3529584"/>
-            <wp:docPr id="7" name="Picture 7" descr="For the Grounded Learning Service, retain an annotated trace and the changed-case result. Name the contract or evidence that makes the deciding step valid, so another team can review it. Draw your input, deciding step, result and limit. Supported question: Identify the purpose of R17, C8 and 240 ms in the trace. Which field is deliberately omitted, and why would logging the whole question violate this design?"/>
+            <wp:docPr id="8" name="Picture 8" descr="For the Grounded Learning Service, retain an annotated trace and the changed-case result. Name the contract or evidence that makes the deciding step valid, so another team can review it. Draw your input, deciding step, result and limit. Supported question: Identify the purpose of R17, C8 and 240 ms in the trace. Which field is deliberately omitted, and why would logging the whole question violate this design?"/>
             <wp:cNvGraphicFramePr>
               <a:graphicFrameLocks noChangeAspect="1"/>
             </wp:cNvGraphicFramePr>
@@ -5693,7 +6511,6 @@
     <w:p>
       <w:pPr>
         <w:spacing w:line="336" w:lineRule="auto" w:after="180"/>
-        <w:shd w:fill="F5F1FB"/>
       </w:pPr>
       <w:r>
         <w:rPr>
@@ -5716,70 +6533,137 @@
     </w:p>
     <w:p>
       <w:pPr>
-        <w:pStyle w:val="Heading3"/>
-      </w:pPr>
-      <w:r>
-        <w:t>Discuss while showing the picture</w:t>
+        <w:spacing w:line="336" w:lineRule="auto" w:after="180"/>
+      </w:pPr>
+      <w:r>
+        <w:rPr>
+          <w:b w:val="0"/>
+        </w:rPr>
+        <w:t xml:space="preserve">Teacher prompt: Draw your project trace and justify the deciding step using </w:t>
+      </w:r>
+      <w:r>
+        <w:rPr>
+          <w:b/>
+        </w:rPr>
+        <w:t>evidence</w:t>
+      </w:r>
+      <w:r>
+        <w:rPr>
+          <w:b w:val="0"/>
+        </w:rPr>
+        <w:t>. Ask learners to describe one label or arrow in ordinary words. Use the adjacent transcript if the image is difficult to see.</w:t>
       </w:r>
     </w:p>
     <w:p>
       <w:pPr>
         <w:spacing w:line="336" w:lineRule="auto" w:after="180"/>
-        <w:shd w:fill="F1F6F8"/>
       </w:pPr>
       <w:r>
         <w:rPr>
           <w:b w:val="0"/>
         </w:rPr>
-        <w:t xml:space="preserve">Teacher prompt: Draw your project trace and justify the deciding step using </w:t>
-      </w:r>
-      <w:r>
-        <w:rPr>
-          <w:b/>
-        </w:rPr>
-        <w:t>evidence</w:t>
-      </w:r>
-      <w:r>
-        <w:rPr>
-          <w:b w:val="0"/>
-        </w:rPr>
-        <w:t>. Ask learners to describe one label or arrow in ordinary words. Use the adjacent transcript if the image is difficult to see.</w:t>
+        <w:t>Supported practice key: R17 links the request, retrieval and validation events. 240 ms describes this request, not the service average. Keep allowed metadata; omit private question text and names.</w:t>
       </w:r>
     </w:p>
     <w:p>
       <w:pPr>
         <w:spacing w:line="336" w:lineRule="auto" w:after="180"/>
-        <w:shd w:fill="F1F6F8"/>
       </w:pPr>
       <w:r>
         <w:rPr>
           <w:b w:val="0"/>
         </w:rPr>
-        <w:t>Supported practice key: R17 links the request, retrieval and validation events. 240 ms describes this request, not the service average. Keep allowed metadata; omit private question text and names.</w:t>
+        <w:t>Changed case: That additional field violates this logging policy. Debugging convenience does not authorise storing more personal information.</w:t>
       </w:r>
     </w:p>
     <w:p>
       <w:pPr>
         <w:spacing w:line="336" w:lineRule="auto" w:after="180"/>
-        <w:shd w:fill="F1F6F8"/>
       </w:pPr>
       <w:r>
         <w:rPr>
           <w:b w:val="0"/>
         </w:rPr>
-        <w:t>Changed case: That additional field violates this logging policy. Debugging convenience does not authorise storing more personal information.</w:t>
+        <w:t>R17 links events for one request, C8 identifies the retrieved source, and 240 ms is this request’s duration.</w:t>
       </w:r>
     </w:p>
     <w:p>
       <w:pPr>
+        <w:pStyle w:val="Heading2"/>
+      </w:pPr>
+      <w:r>
+        <w:t>Earlier wording, alternatives and picture transcripts · reference / check after trying</w:t>
+      </w:r>
+    </w:p>
+    <w:p>
+      <w:pPr>
         <w:spacing w:line="336" w:lineRule="auto" w:after="180"/>
-        <w:shd w:fill="F1F6F8"/>
       </w:pPr>
       <w:r>
         <w:rPr>
           <w:b w:val="0"/>
         </w:rPr>
-        <w:t>R17 links events for one request, C8 identifies the retrieved source, and 240 ms is this request’s duration.</w:t>
+        <w:t xml:space="preserve">Use one picture at a time. Hide a worked result before asking for a </w:t>
+      </w:r>
+      <w:r>
+        <w:rPr>
+          <w:b/>
+        </w:rPr>
+        <w:t>prediction</w:t>
+      </w:r>
+      <w:r>
+        <w:rPr>
+          <w:b w:val="0"/>
+        </w:rPr>
+        <w:t>, then reveal it for feedback. These are supported teaching cases; retain the separate independent assessment for a fresh first attempt.</w:t>
+      </w:r>
+    </w:p>
+    <w:p>
+      <w:pPr>
+        <w:pStyle w:val="Heading3"/>
+      </w:pPr>
+      <w:r>
+        <w:t>01. Logs traces and privacy: the case</w:t>
+      </w:r>
+    </w:p>
+    <w:p>
+      <w:pPr>
+        <w:pStyle w:val="Heading3"/>
+      </w:pPr>
+      <w:r>
+        <w:t>02. Follow the deciding steps</w:t>
+      </w:r>
+    </w:p>
+    <w:p>
+      <w:pPr>
+        <w:pStyle w:val="Heading3"/>
+      </w:pPr>
+      <w:r>
+        <w:t>03. Logs traces and privacy — evidence trace</w:t>
+      </w:r>
+    </w:p>
+    <w:p>
+      <w:pPr>
+        <w:pStyle w:val="Heading3"/>
+      </w:pPr>
+      <w:r>
+        <w:t>04. Change one thing. Trace what follows.</w:t>
+      </w:r>
+    </w:p>
+    <w:p>
+      <w:pPr>
+        <w:pStyle w:val="Heading3"/>
+      </w:pPr>
+      <w:r>
+        <w:t>05. Connect the explanation to its limit</w:t>
+      </w:r>
+    </w:p>
+    <w:p>
+      <w:pPr>
+        <w:pStyle w:val="Heading3"/>
+      </w:pPr>
+      <w:r>
+        <w:t>06. Make the idea visible in your project</w:t>
       </w:r>
     </w:p>
     <w:sectPr>
